--- a/industry/pm-reference/hcp-meeting-script-liang-20260826-yue.docx
+++ b/industry/pm-reference/hcp-meeting-script-liang-20260826-yue.docx
@@ -9,20 +9,20 @@
       </w:pPr>
       <w:r>
         <w:rPr>
-          <w:rFonts w:ascii="Calibri" w:hAnsi="Calibri" w:eastAsia="Microsoft JhengHei" w:cs="Microsoft JhengHei"/>
+          <w:rFonts w:ascii="Calibri" w:hAnsi="Calibri" w:eastAsia="Microsoft JhengHei"/>
           <w:sz w:val="36"/>
         </w:rPr>
         <w:t>一對一會面講稿（粵語）— 梁教授（2026年8月26日）</w:t>
       </w:r>
       <w:r>
         <w:rPr>
-          <w:rFonts w:ascii="Calibri" w:hAnsi="Calibri" w:eastAsia="Microsoft JhengHei" w:cs="Microsoft JhengHei"/>
+          <w:rFonts w:ascii="Calibri" w:hAnsi="Calibri" w:eastAsia="Microsoft JhengHei"/>
           <w:sz w:val="36"/>
         </w:rPr>
       </w:r>
       <w:r>
         <w:rPr>
-          <w:rFonts w:ascii="Calibri" w:hAnsi="Calibri" w:eastAsia="Microsoft JhengHei" w:cs="Microsoft JhengHei"/>
+          <w:rFonts w:ascii="Calibri" w:hAnsi="Calibri" w:eastAsia="Microsoft JhengHei"/>
           <w:sz w:val="36"/>
         </w:rPr>
       </w:r>
@@ -33,13 +33,13 @@
       </w:pPr>
       <w:r>
         <w:rPr>
-          <w:rFonts w:ascii="Calibri" w:hAnsi="Calibri" w:eastAsia="Microsoft JhengHei" w:cs="Microsoft JhengHei"/>
-          <w:sz w:val="22"/>
-        </w:rPr>
-      </w:r>
-      <w:r>
-        <w:rPr>
-          <w:rFonts w:ascii="Calibri" w:hAnsi="Calibri" w:eastAsia="Microsoft JhengHei" w:cs="Microsoft JhengHei"/>
+          <w:rFonts w:ascii="Calibri" w:hAnsi="Calibri" w:eastAsia="Microsoft JhengHei"/>
+          <w:sz w:val="22"/>
+        </w:rPr>
+      </w:r>
+      <w:r>
+        <w:rPr>
+          <w:rFonts w:ascii="Calibri" w:hAnsi="Calibri" w:eastAsia="Microsoft JhengHei"/>
           <w:b/>
           <w:sz w:val="22"/>
         </w:rPr>
@@ -47,21 +47,21 @@
       </w:r>
       <w:r>
         <w:rPr>
-          <w:rFonts w:ascii="Calibri" w:hAnsi="Calibri" w:eastAsia="Microsoft JhengHei" w:cs="Microsoft JhengHei"/>
+          <w:rFonts w:ascii="Calibri" w:hAnsi="Calibri" w:eastAsia="Microsoft JhengHei"/>
           <w:sz w:val="22"/>
         </w:rPr>
         <w:t xml:space="preserve"> 英文原文仍在 </w:t>
       </w:r>
       <w:r>
         <w:rPr>
-          <w:rFonts w:ascii="Calibri" w:hAnsi="Calibri" w:eastAsia="Microsoft JhengHei" w:cs="Microsoft JhengHei"/>
+          <w:rFonts w:ascii="Calibri" w:hAnsi="Calibri" w:eastAsia="Microsoft JhengHei"/>
           <w:sz w:val="22"/>
         </w:rPr>
         <w:t>hcp-meeting-script-liang-20260826.md</w:t>
       </w:r>
       <w:r>
         <w:rPr>
-          <w:rFonts w:ascii="Calibri" w:hAnsi="Calibri" w:eastAsia="Microsoft JhengHei" w:cs="Microsoft JhengHei"/>
+          <w:rFonts w:ascii="Calibri" w:hAnsi="Calibri" w:eastAsia="Microsoft JhengHei"/>
           <w:sz w:val="22"/>
         </w:rPr>
         <w:t>。</w:t>
@@ -69,13 +69,13 @@
       </w:r>
       <w:r>
         <w:rPr>
-          <w:rFonts w:ascii="Calibri" w:hAnsi="Calibri" w:eastAsia="Microsoft JhengHei" w:cs="Microsoft JhengHei"/>
-          <w:sz w:val="22"/>
-        </w:rPr>
-      </w:r>
-      <w:r>
-        <w:rPr>
-          <w:rFonts w:ascii="Calibri" w:hAnsi="Calibri" w:eastAsia="Microsoft JhengHei" w:cs="Microsoft JhengHei"/>
+          <w:rFonts w:ascii="Calibri" w:hAnsi="Calibri" w:eastAsia="Microsoft JhengHei"/>
+          <w:sz w:val="22"/>
+        </w:rPr>
+      </w:r>
+      <w:r>
+        <w:rPr>
+          <w:rFonts w:ascii="Calibri" w:hAnsi="Calibri" w:eastAsia="Microsoft JhengHei"/>
           <w:b/>
           <w:sz w:val="22"/>
         </w:rPr>
@@ -83,14 +83,14 @@
       </w:r>
       <w:r>
         <w:rPr>
-          <w:rFonts w:ascii="Calibri" w:hAnsi="Calibri" w:eastAsia="Microsoft JhengHei" w:cs="Microsoft JhengHei"/>
+          <w:rFonts w:ascii="Calibri" w:hAnsi="Calibri" w:eastAsia="Microsoft JhengHei"/>
           <w:sz w:val="22"/>
         </w:rPr>
         <w:t xml:space="preserve"> </w:t>
       </w:r>
       <w:r>
         <w:rPr>
-          <w:rFonts w:ascii="Calibri" w:hAnsi="Calibri" w:eastAsia="Microsoft JhengHei" w:cs="Microsoft JhengHei"/>
+          <w:rFonts w:ascii="Calibri" w:hAnsi="Calibri" w:eastAsia="Microsoft JhengHei"/>
           <w:b/>
           <w:sz w:val="22"/>
         </w:rPr>
@@ -98,7 +98,7 @@
       </w:r>
       <w:r>
         <w:rPr>
-          <w:rFonts w:ascii="Calibri" w:hAnsi="Calibri" w:eastAsia="Microsoft JhengHei" w:cs="Microsoft JhengHei"/>
+          <w:rFonts w:ascii="Calibri" w:hAnsi="Calibri" w:eastAsia="Microsoft JhengHei"/>
           <w:sz w:val="22"/>
         </w:rPr>
         <w:t>（Dr Raymond Liang Hin-Suen），養和醫院內科部門主管／血液及細胞治療中心總監；港大／中大榮譽臨床教授。只係公開資料。如果唔係呢位梁教授，即刻停、改對象。</w:t>
@@ -106,13 +106,13 @@
       </w:r>
       <w:r>
         <w:rPr>
-          <w:rFonts w:ascii="Calibri" w:hAnsi="Calibri" w:eastAsia="Microsoft JhengHei" w:cs="Microsoft JhengHei"/>
-          <w:sz w:val="22"/>
-        </w:rPr>
-      </w:r>
-      <w:r>
-        <w:rPr>
-          <w:rFonts w:ascii="Calibri" w:hAnsi="Calibri" w:eastAsia="Microsoft JhengHei" w:cs="Microsoft JhengHei"/>
+          <w:rFonts w:ascii="Calibri" w:hAnsi="Calibri" w:eastAsia="Microsoft JhengHei"/>
+          <w:sz w:val="22"/>
+        </w:rPr>
+      </w:r>
+      <w:r>
+        <w:rPr>
+          <w:rFonts w:ascii="Calibri" w:hAnsi="Calibri" w:eastAsia="Microsoft JhengHei"/>
           <w:b/>
           <w:sz w:val="22"/>
         </w:rPr>
@@ -120,14 +120,14 @@
       </w:r>
       <w:r>
         <w:rPr>
-          <w:rFonts w:ascii="Calibri" w:hAnsi="Calibri" w:eastAsia="Microsoft JhengHei" w:cs="Microsoft JhengHei"/>
+          <w:rFonts w:ascii="Calibri" w:hAnsi="Calibri" w:eastAsia="Microsoft JhengHei"/>
           <w:sz w:val="22"/>
         </w:rPr>
         <w:t xml:space="preserve"> 一對一科學交流 + 已批核 leave-behind。</w:t>
       </w:r>
       <w:r>
         <w:rPr>
-          <w:rFonts w:ascii="Calibri" w:hAnsi="Calibri" w:eastAsia="Microsoft JhengHei" w:cs="Microsoft JhengHei"/>
+          <w:rFonts w:ascii="Calibri" w:hAnsi="Calibri" w:eastAsia="Microsoft JhengHei"/>
           <w:b/>
           <w:sz w:val="22"/>
         </w:rPr>
@@ -135,7 +135,7 @@
       </w:r>
       <w:r>
         <w:rPr>
-          <w:rFonts w:ascii="Calibri" w:hAnsi="Calibri" w:eastAsia="Microsoft JhengHei" w:cs="Microsoft JhengHei"/>
+          <w:rFonts w:ascii="Calibri" w:hAnsi="Calibri" w:eastAsia="Microsoft JhengHei"/>
           <w:sz w:val="22"/>
         </w:rPr>
         <w:t xml:space="preserve"> 唔使講 WHO 2016。</w:t>
@@ -143,13 +143,13 @@
       </w:r>
       <w:r>
         <w:rPr>
-          <w:rFonts w:ascii="Calibri" w:hAnsi="Calibri" w:eastAsia="Microsoft JhengHei" w:cs="Microsoft JhengHei"/>
-          <w:sz w:val="22"/>
-        </w:rPr>
-      </w:r>
-      <w:r>
-        <w:rPr>
-          <w:rFonts w:ascii="Calibri" w:hAnsi="Calibri" w:eastAsia="Microsoft JhengHei" w:cs="Microsoft JhengHei"/>
+          <w:rFonts w:ascii="Calibri" w:hAnsi="Calibri" w:eastAsia="Microsoft JhengHei"/>
+          <w:sz w:val="22"/>
+        </w:rPr>
+      </w:r>
+      <w:r>
+        <w:rPr>
+          <w:rFonts w:ascii="Calibri" w:hAnsi="Calibri" w:eastAsia="Microsoft JhengHei"/>
           <w:b/>
           <w:sz w:val="22"/>
         </w:rPr>
@@ -157,7 +157,7 @@
       </w:r>
       <w:r>
         <w:rPr>
-          <w:rFonts w:ascii="Calibri" w:hAnsi="Calibri" w:eastAsia="Microsoft JhengHei" w:cs="Microsoft JhengHei"/>
+          <w:rFonts w:ascii="Calibri" w:hAnsi="Calibri" w:eastAsia="Microsoft JhengHei"/>
           <w:sz w:val="22"/>
         </w:rPr>
         <w:t xml:space="preserve"> Mid — 香港 PI + 已批核 brochure + 已發表 RCT。唔好講病人姓名。唔好引 unpublished ad-board。</w:t>
@@ -165,13 +165,13 @@
       </w:r>
       <w:r>
         <w:rPr>
-          <w:rFonts w:ascii="Calibri" w:hAnsi="Calibri" w:eastAsia="Microsoft JhengHei" w:cs="Microsoft JhengHei"/>
-          <w:sz w:val="22"/>
-        </w:rPr>
-      </w:r>
-      <w:r>
-        <w:rPr>
-          <w:rFonts w:ascii="Calibri" w:hAnsi="Calibri" w:eastAsia="Microsoft JhengHei" w:cs="Microsoft JhengHei"/>
+          <w:rFonts w:ascii="Calibri" w:hAnsi="Calibri" w:eastAsia="Microsoft JhengHei"/>
+          <w:sz w:val="22"/>
+        </w:rPr>
+      </w:r>
+      <w:r>
+        <w:rPr>
+          <w:rFonts w:ascii="Calibri" w:hAnsi="Calibri" w:eastAsia="Microsoft JhengHei"/>
           <w:b/>
           <w:sz w:val="22"/>
         </w:rPr>
@@ -179,7 +179,7 @@
       </w:r>
       <w:r>
         <w:rPr>
-          <w:rFonts w:ascii="Calibri" w:hAnsi="Calibri" w:eastAsia="Microsoft JhengHei" w:cs="Microsoft JhengHei"/>
+          <w:rFonts w:ascii="Calibri" w:hAnsi="Calibri" w:eastAsia="Microsoft JhengHei"/>
           <w:sz w:val="22"/>
         </w:rPr>
         <w:t xml:space="preserve"> DRAFT — 等 Medical 確認呢份 brochure 係而家用嘅 HCP leave-behind。</w:t>
@@ -187,13 +187,13 @@
       </w:r>
       <w:r>
         <w:rPr>
-          <w:rFonts w:ascii="Calibri" w:hAnsi="Calibri" w:eastAsia="Microsoft JhengHei" w:cs="Microsoft JhengHei"/>
-          <w:sz w:val="22"/>
-        </w:rPr>
-      </w:r>
-      <w:r>
-        <w:rPr>
-          <w:rFonts w:ascii="Calibri" w:hAnsi="Calibri" w:eastAsia="Microsoft JhengHei" w:cs="Microsoft JhengHei"/>
+          <w:rFonts w:ascii="Calibri" w:hAnsi="Calibri" w:eastAsia="Microsoft JhengHei"/>
+          <w:sz w:val="22"/>
+        </w:rPr>
+      </w:r>
+      <w:r>
+        <w:rPr>
+          <w:rFonts w:ascii="Calibri" w:hAnsi="Calibri" w:eastAsia="Microsoft JhengHei"/>
           <w:b/>
           <w:sz w:val="22"/>
         </w:rPr>
@@ -201,14 +201,14 @@
       </w:r>
       <w:r>
         <w:rPr>
-          <w:rFonts w:ascii="Calibri" w:hAnsi="Calibri" w:eastAsia="Microsoft JhengHei" w:cs="Microsoft JhengHei"/>
+          <w:rFonts w:ascii="Calibri" w:hAnsi="Calibri" w:eastAsia="Microsoft JhengHei"/>
           <w:sz w:val="22"/>
         </w:rPr>
         <w:t xml:space="preserve"> Private Sector — 買 2 送 1、只限私家、第一年、</w:t>
       </w:r>
       <w:r>
         <w:rPr>
-          <w:rFonts w:ascii="Calibri" w:hAnsi="Calibri" w:eastAsia="Microsoft JhengHei" w:cs="Microsoft JhengHei"/>
+          <w:rFonts w:ascii="Calibri" w:hAnsi="Calibri" w:eastAsia="Microsoft JhengHei"/>
           <w:b/>
           <w:sz w:val="22"/>
         </w:rPr>
@@ -216,20 +216,20 @@
       </w:r>
       <w:r>
         <w:rPr>
-          <w:rFonts w:ascii="Calibri" w:hAnsi="Calibri" w:eastAsia="Microsoft JhengHei" w:cs="Microsoft JhengHei"/>
+          <w:rFonts w:ascii="Calibri" w:hAnsi="Calibri" w:eastAsia="Microsoft JhengHei"/>
           <w:sz w:val="22"/>
         </w:rPr>
         <w:t>。講條款之前，今日先同 market access 核對。唔好主動報 list price（內部規劃價每針 HK$36,000，除非佢問）。</w:t>
       </w:r>
       <w:r>
         <w:rPr>
-          <w:rFonts w:ascii="Calibri" w:hAnsi="Calibri" w:eastAsia="Microsoft JhengHei" w:cs="Microsoft JhengHei"/>
-          <w:sz w:val="22"/>
-        </w:rPr>
-      </w:r>
-      <w:r>
-        <w:rPr>
-          <w:rFonts w:ascii="Calibri" w:hAnsi="Calibri" w:eastAsia="Microsoft JhengHei" w:cs="Microsoft JhengHei"/>
+          <w:rFonts w:ascii="Calibri" w:hAnsi="Calibri" w:eastAsia="Microsoft JhengHei"/>
+          <w:sz w:val="22"/>
+        </w:rPr>
+      </w:r>
+      <w:r>
+        <w:rPr>
+          <w:rFonts w:ascii="Calibri" w:hAnsi="Calibri" w:eastAsia="Microsoft JhengHei"/>
           <w:sz w:val="22"/>
         </w:rPr>
       </w:r>
@@ -241,14 +241,14 @@
       </w:pPr>
       <w:r>
         <w:rPr>
-          <w:rFonts w:ascii="Calibri" w:hAnsi="Calibri" w:eastAsia="Microsoft JhengHei" w:cs="Microsoft JhengHei"/>
+          <w:rFonts w:ascii="Calibri" w:hAnsi="Calibri" w:eastAsia="Microsoft JhengHei"/>
           <w:sz w:val="28"/>
         </w:rPr>
         <w:t>建議（呢次會面要做咩）</w:t>
       </w:r>
       <w:r>
         <w:rPr>
-          <w:rFonts w:ascii="Calibri" w:hAnsi="Calibri" w:eastAsia="Microsoft JhengHei" w:cs="Microsoft JhengHei"/>
+          <w:rFonts w:ascii="Calibri" w:hAnsi="Calibri" w:eastAsia="Microsoft JhengHei"/>
           <w:sz w:val="28"/>
         </w:rPr>
       </w:r>
@@ -259,13 +259,13 @@
       </w:pPr>
       <w:r>
         <w:rPr>
-          <w:rFonts w:ascii="Calibri" w:hAnsi="Calibri" w:eastAsia="Microsoft JhengHei" w:cs="Microsoft JhengHei"/>
-          <w:sz w:val="22"/>
-        </w:rPr>
-      </w:r>
-      <w:r>
-        <w:rPr>
-          <w:rFonts w:ascii="Calibri" w:hAnsi="Calibri" w:eastAsia="Microsoft JhengHei" w:cs="Microsoft JhengHei"/>
+          <w:rFonts w:ascii="Calibri" w:hAnsi="Calibri" w:eastAsia="Microsoft JhengHei"/>
+          <w:sz w:val="22"/>
+        </w:rPr>
+      </w:r>
+      <w:r>
+        <w:rPr>
+          <w:rFonts w:ascii="Calibri" w:hAnsi="Calibri" w:eastAsia="Microsoft JhengHei"/>
           <w:b/>
           <w:sz w:val="22"/>
         </w:rPr>
@@ -273,14 +273,14 @@
       </w:r>
       <w:r>
         <w:rPr>
-          <w:rFonts w:ascii="Calibri" w:hAnsi="Calibri" w:eastAsia="Microsoft JhengHei" w:cs="Microsoft JhengHei"/>
+          <w:rFonts w:ascii="Calibri" w:hAnsi="Calibri" w:eastAsia="Microsoft JhengHei"/>
           <w:sz w:val="22"/>
         </w:rPr>
         <w:t xml:space="preserve"> 跟 brochure 頁序行，每個 analysis 都大聲講清楚，臨走淨係帶走 </w:t>
       </w:r>
       <w:r>
         <w:rPr>
-          <w:rFonts w:ascii="Calibri" w:hAnsi="Calibri" w:eastAsia="Microsoft JhengHei" w:cs="Microsoft JhengHei"/>
+          <w:rFonts w:ascii="Calibri" w:hAnsi="Calibri" w:eastAsia="Microsoft JhengHei"/>
           <w:b/>
           <w:sz w:val="22"/>
         </w:rPr>
@@ -288,14 +288,14 @@
       </w:r>
       <w:r>
         <w:rPr>
-          <w:rFonts w:ascii="Calibri" w:hAnsi="Calibri" w:eastAsia="Microsoft JhengHei" w:cs="Microsoft JhengHei"/>
+          <w:rFonts w:ascii="Calibri" w:hAnsi="Calibri" w:eastAsia="Microsoft JhengHei"/>
           <w:sz w:val="22"/>
         </w:rPr>
         <w:t xml:space="preserve"> 下一步：有冇一位合適嘅成年 PV 病人（</w:t>
       </w:r>
       <w:r>
         <w:rPr>
-          <w:rFonts w:ascii="Calibri" w:hAnsi="Calibri" w:eastAsia="Microsoft JhengHei" w:cs="Microsoft JhengHei"/>
+          <w:rFonts w:ascii="Calibri" w:hAnsi="Calibri" w:eastAsia="Microsoft JhengHei"/>
           <w:b/>
           <w:sz w:val="22"/>
         </w:rPr>
@@ -303,7 +303,7 @@
       </w:r>
       <w:r>
         <w:rPr>
-          <w:rFonts w:ascii="Calibri" w:hAnsi="Calibri" w:eastAsia="Microsoft JhengHei" w:cs="Microsoft JhengHei"/>
+          <w:rFonts w:ascii="Calibri" w:hAnsi="Calibri" w:eastAsia="Microsoft JhengHei"/>
           <w:sz w:val="22"/>
         </w:rPr>
         <w:t>），或者佢唔用嘅原因。</w:t>
@@ -311,13 +311,13 @@
       </w:r>
       <w:r>
         <w:rPr>
-          <w:rFonts w:ascii="Calibri" w:hAnsi="Calibri" w:eastAsia="Microsoft JhengHei" w:cs="Microsoft JhengHei"/>
-          <w:sz w:val="22"/>
-        </w:rPr>
-      </w:r>
-      <w:r>
-        <w:rPr>
-          <w:rFonts w:ascii="Calibri" w:hAnsi="Calibri" w:eastAsia="Microsoft JhengHei" w:cs="Microsoft JhengHei"/>
+          <w:rFonts w:ascii="Calibri" w:hAnsi="Calibri" w:eastAsia="Microsoft JhengHei"/>
+          <w:sz w:val="22"/>
+        </w:rPr>
+      </w:r>
+      <w:r>
+        <w:rPr>
+          <w:rFonts w:ascii="Calibri" w:hAnsi="Calibri" w:eastAsia="Microsoft JhengHei"/>
           <w:b/>
           <w:sz w:val="22"/>
         </w:rPr>
@@ -325,14 +325,14 @@
       </w:r>
       <w:r>
         <w:rPr>
-          <w:rFonts w:ascii="Calibri" w:hAnsi="Calibri" w:eastAsia="Microsoft JhengHei" w:cs="Microsoft JhengHei"/>
+          <w:rFonts w:ascii="Calibri" w:hAnsi="Calibri" w:eastAsia="Microsoft JhengHei"/>
           <w:sz w:val="22"/>
         </w:rPr>
         <w:t xml:space="preserve"> 教 NCCN、AMWG、HIDAT；唔好比 IFN 對 IFN；唔好承諾醫管局納入；ET／MF 除非佢先問。</w:t>
       </w:r>
       <w:r>
         <w:rPr>
-          <w:rFonts w:ascii="Calibri" w:hAnsi="Calibri" w:eastAsia="Microsoft JhengHei" w:cs="Microsoft JhengHei"/>
+          <w:rFonts w:ascii="Calibri" w:hAnsi="Calibri" w:eastAsia="Microsoft JhengHei"/>
           <w:sz w:val="22"/>
         </w:rPr>
       </w:r>
@@ -343,13 +343,13 @@
       </w:pPr>
       <w:r>
         <w:rPr>
-          <w:rFonts w:ascii="Calibri" w:hAnsi="Calibri" w:eastAsia="Microsoft JhengHei" w:cs="Microsoft JhengHei"/>
-          <w:sz w:val="22"/>
-        </w:rPr>
-      </w:r>
-      <w:r>
-        <w:rPr>
-          <w:rFonts w:ascii="Calibri" w:hAnsi="Calibri" w:eastAsia="Microsoft JhengHei" w:cs="Microsoft JhengHei"/>
+          <w:rFonts w:ascii="Calibri" w:hAnsi="Calibri" w:eastAsia="Microsoft JhengHei"/>
+          <w:sz w:val="22"/>
+        </w:rPr>
+      </w:r>
+      <w:r>
+        <w:rPr>
+          <w:rFonts w:ascii="Calibri" w:hAnsi="Calibri" w:eastAsia="Microsoft JhengHei"/>
           <w:b/>
           <w:sz w:val="22"/>
         </w:rPr>
@@ -358,14 +358,14 @@
       </w:r>
       <w:r>
         <w:rPr>
-          <w:rFonts w:ascii="Calibri" w:hAnsi="Calibri" w:eastAsia="Microsoft JhengHei" w:cs="Microsoft JhengHei"/>
+          <w:rFonts w:ascii="Calibri" w:hAnsi="Calibri" w:eastAsia="Microsoft JhengHei"/>
           <w:sz w:val="22"/>
         </w:rPr>
         <w:t xml:space="preserve">- </w:t>
       </w:r>
       <w:r>
         <w:rPr>
-          <w:rFonts w:ascii="Calibri" w:hAnsi="Calibri" w:eastAsia="Microsoft JhengHei" w:cs="Microsoft JhengHei"/>
+          <w:rFonts w:ascii="Calibri" w:hAnsi="Calibri" w:eastAsia="Microsoft JhengHei"/>
           <w:b/>
           <w:sz w:val="22"/>
         </w:rPr>
@@ -373,14 +373,14 @@
       </w:r>
       <w:r>
         <w:rPr>
-          <w:rFonts w:ascii="Calibri" w:hAnsi="Calibri" w:eastAsia="Microsoft JhengHei" w:cs="Microsoft JhengHei"/>
+          <w:rFonts w:ascii="Calibri" w:hAnsi="Calibri" w:eastAsia="Microsoft JhengHei"/>
           <w:sz w:val="22"/>
         </w:rPr>
         <w:t xml:space="preserve"> Ropeg 第一年慢啲；5 年 CHR 曲線同 HU 上面 JAK2 rebound，先至係長期故事；香港起始劑量 </w:t>
       </w:r>
       <w:r>
         <w:rPr>
-          <w:rFonts w:ascii="Calibri" w:hAnsi="Calibri" w:eastAsia="Microsoft JhengHei" w:cs="Microsoft JhengHei"/>
+          <w:rFonts w:ascii="Calibri" w:hAnsi="Calibri" w:eastAsia="Microsoft JhengHei"/>
           <w:b/>
           <w:sz w:val="22"/>
         </w:rPr>
@@ -388,7 +388,7 @@
       </w:r>
       <w:r>
         <w:rPr>
-          <w:rFonts w:ascii="Calibri" w:hAnsi="Calibri" w:eastAsia="Microsoft JhengHei" w:cs="Microsoft JhengHei"/>
+          <w:rFonts w:ascii="Calibri" w:hAnsi="Calibri" w:eastAsia="Microsoft JhengHei"/>
           <w:sz w:val="22"/>
         </w:rPr>
         <w:t>。</w:t>
@@ -396,14 +396,14 @@
       </w:r>
       <w:r>
         <w:rPr>
-          <w:rFonts w:ascii="Calibri" w:hAnsi="Calibri" w:eastAsia="Microsoft JhengHei" w:cs="Microsoft JhengHei"/>
+          <w:rFonts w:ascii="Calibri" w:hAnsi="Calibri" w:eastAsia="Microsoft JhengHei"/>
           <w:sz w:val="22"/>
         </w:rPr>
         <w:t xml:space="preserve">- </w:t>
       </w:r>
       <w:r>
         <w:rPr>
-          <w:rFonts w:ascii="Calibri" w:hAnsi="Calibri" w:eastAsia="Microsoft JhengHei" w:cs="Microsoft JhengHei"/>
+          <w:rFonts w:ascii="Calibri" w:hAnsi="Calibri" w:eastAsia="Microsoft JhengHei"/>
           <w:b/>
           <w:sz w:val="22"/>
         </w:rPr>
@@ -411,7 +411,7 @@
       </w:r>
       <w:r>
         <w:rPr>
-          <w:rFonts w:ascii="Calibri" w:hAnsi="Calibri" w:eastAsia="Microsoft JhengHei" w:cs="Microsoft JhengHei"/>
+          <w:rFonts w:ascii="Calibri" w:hAnsi="Calibri" w:eastAsia="Microsoft JhengHei"/>
           <w:sz w:val="22"/>
         </w:rPr>
         <w:t xml:space="preserve"> 科學上老實，唔會將 84.3% 講成而家仲響應緊。</w:t>
@@ -419,14 +419,14 @@
       </w:r>
       <w:r>
         <w:rPr>
-          <w:rFonts w:ascii="Calibri" w:hAnsi="Calibri" w:eastAsia="Microsoft JhengHei" w:cs="Microsoft JhengHei"/>
+          <w:rFonts w:ascii="Calibri" w:hAnsi="Calibri" w:eastAsia="Microsoft JhengHei"/>
           <w:sz w:val="22"/>
         </w:rPr>
         <w:t xml:space="preserve">- </w:t>
       </w:r>
       <w:r>
         <w:rPr>
-          <w:rFonts w:ascii="Calibri" w:hAnsi="Calibri" w:eastAsia="Microsoft JhengHei" w:cs="Microsoft JhengHei"/>
+          <w:rFonts w:ascii="Calibri" w:hAnsi="Calibri" w:eastAsia="Microsoft JhengHei"/>
           <w:b/>
           <w:sz w:val="22"/>
         </w:rPr>
@@ -434,14 +434,14 @@
       </w:r>
       <w:r>
         <w:rPr>
-          <w:rFonts w:ascii="Calibri" w:hAnsi="Calibri" w:eastAsia="Microsoft JhengHei" w:cs="Microsoft JhengHei"/>
+          <w:rFonts w:ascii="Calibri" w:hAnsi="Calibri" w:eastAsia="Microsoft JhengHei"/>
           <w:sz w:val="22"/>
         </w:rPr>
         <w:t xml:space="preserve"> 睇下佢有冇第一位合適應證嘅私家病人，同埋 PSP 文件幫唔幫到手。</w:t>
       </w:r>
       <w:r>
         <w:rPr>
-          <w:rFonts w:ascii="Calibri" w:hAnsi="Calibri" w:eastAsia="Microsoft JhengHei" w:cs="Microsoft JhengHei"/>
+          <w:rFonts w:ascii="Calibri" w:hAnsi="Calibri" w:eastAsia="Microsoft JhengHei"/>
           <w:sz w:val="22"/>
         </w:rPr>
       </w:r>
@@ -455,7 +455,7 @@
       </w:pPr>
       <w:r>
         <w:rPr>
-          <w:rFonts w:ascii="Calibri" w:hAnsi="Calibri" w:eastAsia="Microsoft JhengHei" w:cs="Microsoft JhengHei"/>
+          <w:rFonts w:ascii="Calibri" w:hAnsi="Calibri" w:eastAsia="Microsoft JhengHei"/>
           <w:sz w:val="22"/>
         </w:rPr>
       </w:r>
@@ -467,14 +467,14 @@
       </w:pPr>
       <w:r>
         <w:rPr>
-          <w:rFonts w:ascii="Calibri" w:hAnsi="Calibri" w:eastAsia="Microsoft JhengHei" w:cs="Microsoft JhengHei"/>
+          <w:rFonts w:ascii="Calibri" w:hAnsi="Calibri" w:eastAsia="Microsoft JhengHei"/>
           <w:sz w:val="28"/>
         </w:rPr>
         <w:t>一頁 cue card（望一眼）</w:t>
       </w:r>
       <w:r>
         <w:rPr>
-          <w:rFonts w:ascii="Calibri" w:hAnsi="Calibri" w:eastAsia="Microsoft JhengHei" w:cs="Microsoft JhengHei"/>
+          <w:rFonts w:ascii="Calibri" w:hAnsi="Calibri" w:eastAsia="Microsoft JhengHei"/>
           <w:sz w:val="28"/>
         </w:rPr>
       </w:r>
@@ -498,7 +498,7 @@
           <w:p>
             <w:r>
               <w:rPr>
-                <w:rFonts w:ascii="Calibri" w:hAnsi="Calibri" w:eastAsia="Microsoft JhengHei" w:cs="Microsoft JhengHei"/>
+                <w:rFonts w:ascii="Calibri" w:hAnsi="Calibri" w:eastAsia="Microsoft JhengHei"/>
                 <w:b/>
                 <w:sz w:val="20"/>
               </w:rPr>
@@ -513,7 +513,7 @@
           <w:p>
             <w:r>
               <w:rPr>
-                <w:rFonts w:ascii="Calibri" w:hAnsi="Calibri" w:eastAsia="Microsoft JhengHei" w:cs="Microsoft JhengHei"/>
+                <w:rFonts w:ascii="Calibri" w:hAnsi="Calibri" w:eastAsia="Microsoft JhengHei"/>
                 <w:b/>
                 <w:sz w:val="20"/>
               </w:rPr>
@@ -528,7 +528,7 @@
           <w:p>
             <w:r>
               <w:rPr>
-                <w:rFonts w:ascii="Calibri" w:hAnsi="Calibri" w:eastAsia="Microsoft JhengHei" w:cs="Microsoft JhengHei"/>
+                <w:rFonts w:ascii="Calibri" w:hAnsi="Calibri" w:eastAsia="Microsoft JhengHei"/>
                 <w:b/>
                 <w:sz w:val="20"/>
               </w:rPr>
@@ -545,7 +545,7 @@
           <w:p>
             <w:r>
               <w:rPr>
-                <w:rFonts w:ascii="Calibri" w:hAnsi="Calibri" w:eastAsia="Microsoft JhengHei" w:cs="Microsoft JhengHei"/>
+                <w:rFonts w:ascii="Calibri" w:hAnsi="Calibri" w:eastAsia="Microsoft JhengHei"/>
                 <w:sz w:val="20"/>
               </w:rPr>
               <w:t>0–2</w:t>
@@ -559,7 +559,7 @@
           <w:p>
             <w:r>
               <w:rPr>
-                <w:rFonts w:ascii="Calibri" w:hAnsi="Calibri" w:eastAsia="Microsoft JhengHei" w:cs="Microsoft JhengHei"/>
+                <w:rFonts w:ascii="Calibri" w:hAnsi="Calibri" w:eastAsia="Microsoft JhengHei"/>
                 <w:sz w:val="20"/>
               </w:rPr>
               <w:t>核對中心；問而家點醫 PV</w:t>
@@ -573,7 +573,7 @@
           <w:p>
             <w:r>
               <w:rPr>
-                <w:rFonts w:ascii="Calibri" w:hAnsi="Calibri" w:eastAsia="Microsoft JhengHei" w:cs="Microsoft JhengHei"/>
+                <w:rFonts w:ascii="Calibri" w:hAnsi="Calibri" w:eastAsia="Microsoft JhengHei"/>
                 <w:sz w:val="20"/>
               </w:rPr>
               <w:t>聽。未好開 brochure。</w:t>
@@ -589,7 +589,7 @@
           <w:p>
             <w:r>
               <w:rPr>
-                <w:rFonts w:ascii="Calibri" w:hAnsi="Calibri" w:eastAsia="Microsoft JhengHei" w:cs="Microsoft JhengHei"/>
+                <w:rFonts w:ascii="Calibri" w:hAnsi="Calibri" w:eastAsia="Microsoft JhengHei"/>
                 <w:sz w:val="20"/>
               </w:rPr>
               <w:t>2–3</w:t>
@@ -603,7 +603,7 @@
           <w:p>
             <w:r>
               <w:rPr>
-                <w:rFonts w:ascii="Calibri" w:hAnsi="Calibri" w:eastAsia="Microsoft JhengHei" w:cs="Microsoft JhengHei"/>
+                <w:rFonts w:ascii="Calibri" w:hAnsi="Calibri" w:eastAsia="Microsoft JhengHei"/>
                 <w:sz w:val="20"/>
               </w:rPr>
               <w:t>適應證</w:t>
@@ -617,14 +617,14 @@
           <w:p>
             <w:r>
               <w:rPr>
-                <w:rFonts w:ascii="Calibri" w:hAnsi="Calibri" w:eastAsia="Microsoft JhengHei" w:cs="Microsoft JhengHei"/>
+                <w:rFonts w:ascii="Calibri" w:hAnsi="Calibri" w:eastAsia="Microsoft JhengHei"/>
                 <w:sz w:val="20"/>
               </w:rPr>
               <w:t xml:space="preserve">成年單藥，PV </w:t>
             </w:r>
             <w:r>
               <w:rPr>
-                <w:rFonts w:ascii="Calibri" w:hAnsi="Calibri" w:eastAsia="Microsoft JhengHei" w:cs="Microsoft JhengHei"/>
+                <w:rFonts w:ascii="Calibri" w:hAnsi="Calibri" w:eastAsia="Microsoft JhengHei"/>
                 <w:b/>
                 <w:sz w:val="20"/>
               </w:rPr>
@@ -632,7 +632,7 @@
             </w:r>
             <w:r>
               <w:rPr>
-                <w:rFonts w:ascii="Calibri" w:hAnsi="Calibri" w:eastAsia="Microsoft JhengHei" w:cs="Microsoft JhengHei"/>
+                <w:rFonts w:ascii="Calibri" w:hAnsi="Calibri" w:eastAsia="Microsoft JhengHei"/>
                 <w:sz w:val="20"/>
               </w:rPr>
               <w:t xml:space="preserve"> 。</w:t>
@@ -648,7 +648,7 @@
           <w:p>
             <w:r>
               <w:rPr>
-                <w:rFonts w:ascii="Calibri" w:hAnsi="Calibri" w:eastAsia="Microsoft JhengHei" w:cs="Microsoft JhengHei"/>
+                <w:rFonts w:ascii="Calibri" w:hAnsi="Calibri" w:eastAsia="Microsoft JhengHei"/>
                 <w:sz w:val="20"/>
               </w:rPr>
               <w:t>3–8</w:t>
@@ -662,7 +662,7 @@
           <w:p>
             <w:r>
               <w:rPr>
-                <w:rFonts w:ascii="Calibri" w:hAnsi="Calibri" w:eastAsia="Microsoft JhengHei" w:cs="Microsoft JhengHei"/>
+                <w:rFonts w:ascii="Calibri" w:hAnsi="Calibri" w:eastAsia="Microsoft JhengHei"/>
                 <w:sz w:val="20"/>
               </w:rPr>
               <w:t>CHR 頁</w:t>
@@ -676,14 +676,14 @@
           <w:p>
             <w:r>
               <w:rPr>
-                <w:rFonts w:ascii="Calibri" w:hAnsi="Calibri" w:eastAsia="Microsoft JhengHei" w:cs="Microsoft JhengHei"/>
+                <w:rFonts w:ascii="Calibri" w:hAnsi="Calibri" w:eastAsia="Microsoft JhengHei"/>
                 <w:sz w:val="20"/>
               </w:rPr>
               <w:t xml:space="preserve">圖：12 個月 HU 領先（約 75 vs 62），24 個月交叉，60 個月約 73%。 </w:t>
             </w:r>
             <w:r>
               <w:rPr>
-                <w:rFonts w:ascii="Calibri" w:hAnsi="Calibri" w:eastAsia="Microsoft JhengHei" w:cs="Microsoft JhengHei"/>
+                <w:rFonts w:ascii="Calibri" w:hAnsi="Calibri" w:eastAsia="Microsoft JhengHei"/>
                 <w:b/>
                 <w:sz w:val="20"/>
               </w:rPr>
@@ -691,14 +691,14 @@
             </w:r>
             <w:r>
               <w:rPr>
-                <w:rFonts w:ascii="Calibri" w:hAnsi="Calibri" w:eastAsia="Microsoft JhengHei" w:cs="Microsoft JhengHei"/>
+                <w:rFonts w:ascii="Calibri" w:hAnsi="Calibri" w:eastAsia="Microsoft JhengHei"/>
                 <w:sz w:val="20"/>
               </w:rPr>
               <w:t xml:space="preserve"> ，唔係 snapshot。PI 12 個月 </w:t>
             </w:r>
             <w:r>
               <w:rPr>
-                <w:rFonts w:ascii="Calibri" w:hAnsi="Calibri" w:eastAsia="Microsoft JhengHei" w:cs="Microsoft JhengHei"/>
+                <w:rFonts w:ascii="Calibri" w:hAnsi="Calibri" w:eastAsia="Microsoft JhengHei"/>
                 <w:b/>
                 <w:sz w:val="20"/>
               </w:rPr>
@@ -706,14 +706,14 @@
             </w:r>
             <w:r>
               <w:rPr>
-                <w:rFonts w:ascii="Calibri" w:hAnsi="Calibri" w:eastAsia="Microsoft JhengHei" w:cs="Microsoft JhengHei"/>
+                <w:rFonts w:ascii="Calibri" w:hAnsi="Calibri" w:eastAsia="Microsoft JhengHei"/>
                 <w:sz w:val="20"/>
               </w:rPr>
               <w:t xml:space="preserve"> 。後期 primary </w:t>
             </w:r>
             <w:r>
               <w:rPr>
-                <w:rFonts w:ascii="Calibri" w:hAnsi="Calibri" w:eastAsia="Microsoft JhengHei" w:cs="Microsoft JhengHei"/>
+                <w:rFonts w:ascii="Calibri" w:hAnsi="Calibri" w:eastAsia="Microsoft JhengHei"/>
                 <w:b/>
                 <w:sz w:val="20"/>
               </w:rPr>
@@ -721,14 +721,14 @@
             </w:r>
             <w:r>
               <w:rPr>
-                <w:rFonts w:ascii="Calibri" w:hAnsi="Calibri" w:eastAsia="Microsoft JhengHei" w:cs="Microsoft JhengHei"/>
+                <w:rFonts w:ascii="Calibri" w:hAnsi="Calibri" w:eastAsia="Microsoft JhengHei"/>
                 <w:sz w:val="20"/>
               </w:rPr>
               <w:t xml:space="preserve"> 。TE </w:t>
             </w:r>
             <w:r>
               <w:rPr>
-                <w:rFonts w:ascii="Calibri" w:hAnsi="Calibri" w:eastAsia="Microsoft JhengHei" w:cs="Microsoft JhengHei"/>
+                <w:rFonts w:ascii="Calibri" w:hAnsi="Calibri" w:eastAsia="Microsoft JhengHei"/>
                 <w:b/>
                 <w:sz w:val="20"/>
               </w:rPr>
@@ -736,14 +736,14 @@
             </w:r>
             <w:r>
               <w:rPr>
-                <w:rFonts w:ascii="Calibri" w:hAnsi="Calibri" w:eastAsia="Microsoft JhengHei" w:cs="Microsoft JhengHei"/>
+                <w:rFonts w:ascii="Calibri" w:hAnsi="Calibri" w:eastAsia="Microsoft JhengHei"/>
                 <w:sz w:val="20"/>
               </w:rPr>
               <w:t xml:space="preserve"> ≠ EFS </w:t>
             </w:r>
             <w:r>
               <w:rPr>
-                <w:rFonts w:ascii="Calibri" w:hAnsi="Calibri" w:eastAsia="Microsoft JhengHei" w:cs="Microsoft JhengHei"/>
+                <w:rFonts w:ascii="Calibri" w:hAnsi="Calibri" w:eastAsia="Microsoft JhengHei"/>
                 <w:b/>
                 <w:sz w:val="20"/>
               </w:rPr>
@@ -751,7 +751,7 @@
             </w:r>
             <w:r>
               <w:rPr>
-                <w:rFonts w:ascii="Calibri" w:hAnsi="Calibri" w:eastAsia="Microsoft JhengHei" w:cs="Microsoft JhengHei"/>
+                <w:rFonts w:ascii="Calibri" w:hAnsi="Calibri" w:eastAsia="Microsoft JhengHei"/>
                 <w:sz w:val="20"/>
               </w:rPr>
               <w:t xml:space="preserve"> 。</w:t>
@@ -767,7 +767,7 @@
           <w:p>
             <w:r>
               <w:rPr>
-                <w:rFonts w:ascii="Calibri" w:hAnsi="Calibri" w:eastAsia="Microsoft JhengHei" w:cs="Microsoft JhengHei"/>
+                <w:rFonts w:ascii="Calibri" w:hAnsi="Calibri" w:eastAsia="Microsoft JhengHei"/>
                 <w:sz w:val="20"/>
               </w:rPr>
               <w:t>8–11</w:t>
@@ -781,7 +781,7 @@
           <w:p>
             <w:r>
               <w:rPr>
-                <w:rFonts w:ascii="Calibri" w:hAnsi="Calibri" w:eastAsia="Microsoft JhengHei" w:cs="Microsoft JhengHei"/>
+                <w:rFonts w:ascii="Calibri" w:hAnsi="Calibri" w:eastAsia="Microsoft JhengHei"/>
                 <w:sz w:val="20"/>
               </w:rPr>
               <w:t>JAK2 頁</w:t>
@@ -795,7 +795,7 @@
           <w:p>
             <w:r>
               <w:rPr>
-                <w:rFonts w:ascii="Calibri" w:hAnsi="Calibri" w:eastAsia="Microsoft JhengHei" w:cs="Microsoft JhengHei"/>
+                <w:rFonts w:ascii="Calibri" w:hAnsi="Calibri" w:eastAsia="Microsoft JhengHei"/>
                 <w:b/>
                 <w:sz w:val="20"/>
               </w:rPr>
@@ -803,14 +803,14 @@
             </w:r>
             <w:r>
               <w:rPr>
-                <w:rFonts w:ascii="Calibri" w:hAnsi="Calibri" w:eastAsia="Microsoft JhengHei" w:cs="Microsoft JhengHei"/>
+                <w:rFonts w:ascii="Calibri" w:hAnsi="Calibri" w:eastAsia="Microsoft JhengHei"/>
                 <w:sz w:val="20"/>
               </w:rPr>
               <w:t xml:space="preserve"> vs </w:t>
             </w:r>
             <w:r>
               <w:rPr>
-                <w:rFonts w:ascii="Calibri" w:hAnsi="Calibri" w:eastAsia="Microsoft JhengHei" w:cs="Microsoft JhengHei"/>
+                <w:rFonts w:ascii="Calibri" w:hAnsi="Calibri" w:eastAsia="Microsoft JhengHei"/>
                 <w:b/>
                 <w:sz w:val="20"/>
               </w:rPr>
@@ -818,7 +818,7 @@
             </w:r>
             <w:r>
               <w:rPr>
-                <w:rFonts w:ascii="Calibri" w:hAnsi="Calibri" w:eastAsia="Microsoft JhengHei" w:cs="Microsoft JhengHei"/>
+                <w:rFonts w:ascii="Calibri" w:hAnsi="Calibri" w:eastAsia="Microsoft JhengHei"/>
                 <w:sz w:val="20"/>
               </w:rPr>
               <w:t xml:space="preserve"> 。唔好講 TFR。</w:t>
@@ -834,7 +834,7 @@
           <w:p>
             <w:r>
               <w:rPr>
-                <w:rFonts w:ascii="Calibri" w:hAnsi="Calibri" w:eastAsia="Microsoft JhengHei" w:cs="Microsoft JhengHei"/>
+                <w:rFonts w:ascii="Calibri" w:hAnsi="Calibri" w:eastAsia="Microsoft JhengHei"/>
                 <w:sz w:val="20"/>
               </w:rPr>
               <w:t>11–14</w:t>
@@ -848,7 +848,7 @@
           <w:p>
             <w:r>
               <w:rPr>
-                <w:rFonts w:ascii="Calibri" w:hAnsi="Calibri" w:eastAsia="Microsoft JhengHei" w:cs="Microsoft JhengHei"/>
+                <w:rFonts w:ascii="Calibri" w:hAnsi="Calibri" w:eastAsia="Microsoft JhengHei"/>
                 <w:sz w:val="20"/>
               </w:rPr>
               <w:t>EFS KM</w:t>
@@ -862,7 +862,7 @@
           <w:p>
             <w:r>
               <w:rPr>
-                <w:rFonts w:ascii="Calibri" w:hAnsi="Calibri" w:eastAsia="Microsoft JhengHei" w:cs="Microsoft JhengHei"/>
+                <w:rFonts w:ascii="Calibri" w:hAnsi="Calibri" w:eastAsia="Microsoft JhengHei"/>
                 <w:b/>
                 <w:sz w:val="20"/>
               </w:rPr>
@@ -870,7 +870,7 @@
             </w:r>
             <w:r>
               <w:rPr>
-                <w:rFonts w:ascii="Calibri" w:hAnsi="Calibri" w:eastAsia="Microsoft JhengHei" w:cs="Microsoft JhengHei"/>
+                <w:rFonts w:ascii="Calibri" w:hAnsi="Calibri" w:eastAsia="Microsoft JhengHei"/>
                 <w:sz w:val="20"/>
               </w:rPr>
               <w:t xml:space="preserve"> 。EFS ≠ OS。唔好比「預防白血病」。</w:t>
@@ -886,7 +886,7 @@
           <w:p>
             <w:r>
               <w:rPr>
-                <w:rFonts w:ascii="Calibri" w:hAnsi="Calibri" w:eastAsia="Microsoft JhengHei" w:cs="Microsoft JhengHei"/>
+                <w:rFonts w:ascii="Calibri" w:hAnsi="Calibri" w:eastAsia="Microsoft JhengHei"/>
                 <w:sz w:val="20"/>
               </w:rPr>
               <w:t>14–17</w:t>
@@ -900,7 +900,7 @@
           <w:p>
             <w:r>
               <w:rPr>
-                <w:rFonts w:ascii="Calibri" w:hAnsi="Calibri" w:eastAsia="Microsoft JhengHei" w:cs="Microsoft JhengHei"/>
+                <w:rFonts w:ascii="Calibri" w:hAnsi="Calibri" w:eastAsia="Microsoft JhengHei"/>
                 <w:sz w:val="20"/>
               </w:rPr>
               <w:t>Safety 第 9 頁</w:t>
@@ -914,14 +914,14 @@
           <w:p>
             <w:r>
               <w:rPr>
-                <w:rFonts w:ascii="Calibri" w:hAnsi="Calibri" w:eastAsia="Microsoft JhengHei" w:cs="Microsoft JhengHei"/>
+                <w:rFonts w:ascii="Calibri" w:hAnsi="Calibri" w:eastAsia="Microsoft JhengHei"/>
                 <w:sz w:val="20"/>
               </w:rPr>
               <w:t xml:space="preserve">血球唔差過 HU。 </w:t>
             </w:r>
             <w:r>
               <w:rPr>
-                <w:rFonts w:ascii="Calibri" w:hAnsi="Calibri" w:eastAsia="Microsoft JhengHei" w:cs="Microsoft JhengHei"/>
+                <w:rFonts w:ascii="Calibri" w:hAnsi="Calibri" w:eastAsia="Microsoft JhengHei"/>
                 <w:b/>
                 <w:sz w:val="20"/>
               </w:rPr>
@@ -929,7 +929,7 @@
             </w:r>
             <w:r>
               <w:rPr>
-                <w:rFonts w:ascii="Calibri" w:hAnsi="Calibri" w:eastAsia="Microsoft JhengHei" w:cs="Microsoft JhengHei"/>
+                <w:rFonts w:ascii="Calibri" w:hAnsi="Calibri" w:eastAsia="Microsoft JhengHei"/>
                 <w:sz w:val="20"/>
               </w:rPr>
               <w:t xml:space="preserve"> （G≥3 8% vs 2%）。停藥約 11% vs 2–3%。</w:t>
@@ -945,7 +945,7 @@
           <w:p>
             <w:r>
               <w:rPr>
-                <w:rFonts w:ascii="Calibri" w:hAnsi="Calibri" w:eastAsia="Microsoft JhengHei" w:cs="Microsoft JhengHei"/>
+                <w:rFonts w:ascii="Calibri" w:hAnsi="Calibri" w:eastAsia="Microsoft JhengHei"/>
                 <w:sz w:val="20"/>
               </w:rPr>
               <w:t>17–20</w:t>
@@ -959,7 +959,7 @@
           <w:p>
             <w:r>
               <w:rPr>
-                <w:rFonts w:ascii="Calibri" w:hAnsi="Calibri" w:eastAsia="Microsoft JhengHei" w:cs="Microsoft JhengHei"/>
+                <w:rFonts w:ascii="Calibri" w:hAnsi="Calibri" w:eastAsia="Microsoft JhengHei"/>
                 <w:sz w:val="20"/>
               </w:rPr>
               <w:t>PI + 起始</w:t>
@@ -973,7 +973,7 @@
           <w:p>
             <w:r>
               <w:rPr>
-                <w:rFonts w:ascii="Calibri" w:hAnsi="Calibri" w:eastAsia="Microsoft JhengHei" w:cs="Microsoft JhengHei"/>
+                <w:rFonts w:ascii="Calibri" w:hAnsi="Calibri" w:eastAsia="Microsoft JhengHei"/>
                 <w:b/>
                 <w:sz w:val="20"/>
               </w:rPr>
@@ -981,7 +981,7 @@
             </w:r>
             <w:r>
               <w:rPr>
-                <w:rFonts w:ascii="Calibri" w:hAnsi="Calibri" w:eastAsia="Microsoft JhengHei" w:cs="Microsoft JhengHei"/>
+                <w:rFonts w:ascii="Calibri" w:hAnsi="Calibri" w:eastAsia="Microsoft JhengHei"/>
                 <w:sz w:val="20"/>
               </w:rPr>
               <w:t xml:space="preserve"> （已經用緊細胞減少藥就 50）。唔係 250–350–500。甲狀腺禁忌；跟 LFT。</w:t>
@@ -997,7 +997,7 @@
           <w:p>
             <w:r>
               <w:rPr>
-                <w:rFonts w:ascii="Calibri" w:hAnsi="Calibri" w:eastAsia="Microsoft JhengHei" w:cs="Microsoft JhengHei"/>
+                <w:rFonts w:ascii="Calibri" w:hAnsi="Calibri" w:eastAsia="Microsoft JhengHei"/>
                 <w:sz w:val="20"/>
               </w:rPr>
               <w:t>20–25</w:t>
@@ -1011,7 +1011,7 @@
           <w:p>
             <w:r>
               <w:rPr>
-                <w:rFonts w:ascii="Calibri" w:hAnsi="Calibri" w:eastAsia="Microsoft JhengHei" w:cs="Microsoft JhengHei"/>
+                <w:rFonts w:ascii="Calibri" w:hAnsi="Calibri" w:eastAsia="Microsoft JhengHei"/>
                 <w:sz w:val="20"/>
               </w:rPr>
               <w:t>可及性 + 收結</w:t>
@@ -1025,14 +1025,14 @@
           <w:p>
             <w:r>
               <w:rPr>
-                <w:rFonts w:ascii="Calibri" w:hAnsi="Calibri" w:eastAsia="Microsoft JhengHei" w:cs="Microsoft JhengHei"/>
+                <w:rFonts w:ascii="Calibri" w:hAnsi="Calibri" w:eastAsia="Microsoft JhengHei"/>
                 <w:sz w:val="20"/>
               </w:rPr>
               <w:t xml:space="preserve">合資格先講 Private Sector PSP。冇醫管局日期。 </w:t>
             </w:r>
             <w:r>
               <w:rPr>
-                <w:rFonts w:ascii="Calibri" w:hAnsi="Calibri" w:eastAsia="Microsoft JhengHei" w:cs="Microsoft JhengHei"/>
+                <w:rFonts w:ascii="Calibri" w:hAnsi="Calibri" w:eastAsia="Microsoft JhengHei"/>
                 <w:b/>
                 <w:sz w:val="20"/>
               </w:rPr>
@@ -1040,7 +1040,7 @@
             </w:r>
             <w:r>
               <w:rPr>
-                <w:rFonts w:ascii="Calibri" w:hAnsi="Calibri" w:eastAsia="Microsoft JhengHei" w:cs="Microsoft JhengHei"/>
+                <w:rFonts w:ascii="Calibri" w:hAnsi="Calibri" w:eastAsia="Microsoft JhengHei"/>
                 <w:sz w:val="20"/>
               </w:rPr>
               <w:t xml:space="preserve"> 下一步。</w:t>
@@ -1055,7 +1055,7 @@
       </w:pPr>
       <w:r>
         <w:rPr>
-          <w:rFonts w:ascii="Calibri" w:hAnsi="Calibri" w:eastAsia="Microsoft JhengHei" w:cs="Microsoft JhengHei"/>
+          <w:rFonts w:ascii="Calibri" w:hAnsi="Calibri" w:eastAsia="Microsoft JhengHei"/>
           <w:sz w:val="22"/>
         </w:rPr>
       </w:r>
@@ -1066,13 +1066,13 @@
       </w:pPr>
       <w:r>
         <w:rPr>
-          <w:rFonts w:ascii="Calibri" w:hAnsi="Calibri" w:eastAsia="Microsoft JhengHei" w:cs="Microsoft JhengHei"/>
-          <w:sz w:val="22"/>
-        </w:rPr>
-      </w:r>
-      <w:r>
-        <w:rPr>
-          <w:rFonts w:ascii="Calibri" w:hAnsi="Calibri" w:eastAsia="Microsoft JhengHei" w:cs="Microsoft JhengHei"/>
+          <w:rFonts w:ascii="Calibri" w:hAnsi="Calibri" w:eastAsia="Microsoft JhengHei"/>
+          <w:sz w:val="22"/>
+        </w:rPr>
+      </w:r>
+      <w:r>
+        <w:rPr>
+          <w:rFonts w:ascii="Calibri" w:hAnsi="Calibri" w:eastAsia="Microsoft JhengHei"/>
           <w:b/>
           <w:sz w:val="22"/>
         </w:rPr>
@@ -1080,14 +1080,14 @@
       </w:r>
       <w:r>
         <w:rPr>
-          <w:rFonts w:ascii="Calibri" w:hAnsi="Calibri" w:eastAsia="Microsoft JhengHei" w:cs="Microsoft JhengHei"/>
+          <w:rFonts w:ascii="Calibri" w:hAnsi="Calibri" w:eastAsia="Microsoft JhengHei"/>
           <w:sz w:val="22"/>
         </w:rPr>
         <w:t xml:space="preserve"> brochure + 簡略處方資料（適應證、劑量、禁忌、不良反應、</w:t>
       </w:r>
       <w:r>
         <w:rPr>
-          <w:rFonts w:ascii="Calibri" w:hAnsi="Calibri" w:eastAsia="Microsoft JhengHei" w:cs="Microsoft JhengHei"/>
+          <w:rFonts w:ascii="Calibri" w:hAnsi="Calibri" w:eastAsia="Microsoft JhengHei"/>
           <w:b/>
           <w:sz w:val="22"/>
         </w:rPr>
@@ -1095,14 +1095,14 @@
       </w:r>
       <w:r>
         <w:rPr>
-          <w:rFonts w:ascii="Calibri" w:hAnsi="Calibri" w:eastAsia="Microsoft JhengHei" w:cs="Microsoft JhengHei"/>
+          <w:rFonts w:ascii="Calibri" w:hAnsi="Calibri" w:eastAsia="Microsoft JhengHei"/>
           <w:sz w:val="22"/>
         </w:rPr>
         <w:t>）。唔好留 branded 贈品。</w:t>
       </w:r>
       <w:r>
         <w:rPr>
-          <w:rFonts w:ascii="Calibri" w:hAnsi="Calibri" w:eastAsia="Microsoft JhengHei" w:cs="Microsoft JhengHei"/>
+          <w:rFonts w:ascii="Calibri" w:hAnsi="Calibri" w:eastAsia="Microsoft JhengHei"/>
           <w:sz w:val="22"/>
         </w:rPr>
       </w:r>
@@ -1116,7 +1116,7 @@
       </w:pPr>
       <w:r>
         <w:rPr>
-          <w:rFonts w:ascii="Calibri" w:hAnsi="Calibri" w:eastAsia="Microsoft JhengHei" w:cs="Microsoft JhengHei"/>
+          <w:rFonts w:ascii="Calibri" w:hAnsi="Calibri" w:eastAsia="Microsoft JhengHei"/>
           <w:sz w:val="22"/>
         </w:rPr>
       </w:r>
@@ -1128,20 +1128,20 @@
       </w:pPr>
       <w:r>
         <w:rPr>
-          <w:rFonts w:ascii="Calibri" w:hAnsi="Calibri" w:eastAsia="Microsoft JhengHei" w:cs="Microsoft JhengHei"/>
+          <w:rFonts w:ascii="Calibri" w:hAnsi="Calibri" w:eastAsia="Microsoft JhengHei"/>
           <w:sz w:val="28"/>
         </w:rPr>
         <w:t>坐下之前</w:t>
       </w:r>
       <w:r>
         <w:rPr>
-          <w:rFonts w:ascii="Calibri" w:hAnsi="Calibri" w:eastAsia="Microsoft JhengHei" w:cs="Microsoft JhengHei"/>
+          <w:rFonts w:ascii="Calibri" w:hAnsi="Calibri" w:eastAsia="Microsoft JhengHei"/>
           <w:sz w:val="28"/>
         </w:rPr>
       </w:r>
       <w:r>
         <w:rPr>
-          <w:rFonts w:ascii="Calibri" w:hAnsi="Calibri" w:eastAsia="Microsoft JhengHei" w:cs="Microsoft JhengHei"/>
+          <w:rFonts w:ascii="Calibri" w:hAnsi="Calibri" w:eastAsia="Microsoft JhengHei"/>
           <w:sz w:val="28"/>
         </w:rPr>
       </w:r>
@@ -1154,20 +1154,20 @@
       </w:pPr>
       <w:r>
         <w:rPr>
-          <w:rFonts w:ascii="Calibri" w:hAnsi="Calibri" w:eastAsia="Microsoft JhengHei" w:cs="Microsoft JhengHei"/>
-          <w:sz w:val="22"/>
-        </w:rPr>
-      </w:r>
-      <w:r>
-        <w:rPr>
-          <w:rFonts w:ascii="Calibri" w:hAnsi="Calibri" w:eastAsia="Microsoft JhengHei" w:cs="Microsoft JhengHei"/>
+          <w:rFonts w:ascii="Calibri" w:hAnsi="Calibri" w:eastAsia="Microsoft JhengHei"/>
+          <w:sz w:val="22"/>
+        </w:rPr>
+      </w:r>
+      <w:r>
+        <w:rPr>
+          <w:rFonts w:ascii="Calibri" w:hAnsi="Calibri" w:eastAsia="Microsoft JhengHei"/>
           <w:sz w:val="22"/>
         </w:rPr>
         <w:t xml:space="preserve">[ ] Brochure 係 </w:t>
       </w:r>
       <w:r>
         <w:rPr>
-          <w:rFonts w:ascii="Calibri" w:hAnsi="Calibri" w:eastAsia="Microsoft JhengHei" w:cs="Microsoft JhengHei"/>
+          <w:rFonts w:ascii="Calibri" w:hAnsi="Calibri" w:eastAsia="Microsoft JhengHei"/>
           <w:b/>
           <w:sz w:val="22"/>
         </w:rPr>
@@ -1175,14 +1175,14 @@
       </w:r>
       <w:r>
         <w:rPr>
-          <w:rFonts w:ascii="Calibri" w:hAnsi="Calibri" w:eastAsia="Microsoft JhengHei" w:cs="Microsoft JhengHei"/>
+          <w:rFonts w:ascii="Calibri" w:hAnsi="Calibri" w:eastAsia="Microsoft JhengHei"/>
           <w:sz w:val="22"/>
         </w:rPr>
         <w:t xml:space="preserve"> leave-behind（唔係 draft 截圖）</w:t>
       </w:r>
       <w:r>
         <w:rPr>
-          <w:rFonts w:ascii="Calibri" w:hAnsi="Calibri" w:eastAsia="Microsoft JhengHei" w:cs="Microsoft JhengHei"/>
+          <w:rFonts w:ascii="Calibri" w:hAnsi="Calibri" w:eastAsia="Microsoft JhengHei"/>
           <w:sz w:val="22"/>
         </w:rPr>
       </w:r>
@@ -1195,20 +1195,20 @@
       </w:pPr>
       <w:r>
         <w:rPr>
-          <w:rFonts w:ascii="Calibri" w:hAnsi="Calibri" w:eastAsia="Microsoft JhengHei" w:cs="Microsoft JhengHei"/>
-          <w:sz w:val="22"/>
-        </w:rPr>
-      </w:r>
-      <w:r>
-        <w:rPr>
-          <w:rFonts w:ascii="Calibri" w:hAnsi="Calibri" w:eastAsia="Microsoft JhengHei" w:cs="Microsoft JhengHei"/>
+          <w:rFonts w:ascii="Calibri" w:hAnsi="Calibri" w:eastAsia="Microsoft JhengHei"/>
+          <w:sz w:val="22"/>
+        </w:rPr>
+      </w:r>
+      <w:r>
+        <w:rPr>
+          <w:rFonts w:ascii="Calibri" w:hAnsi="Calibri" w:eastAsia="Microsoft JhengHei"/>
           <w:sz w:val="22"/>
         </w:rPr>
         <w:t>[ ] 簡略 PI + 而家嘅 PI 日期（印喺物料或者另紙）</w:t>
       </w:r>
       <w:r>
         <w:rPr>
-          <w:rFonts w:ascii="Calibri" w:hAnsi="Calibri" w:eastAsia="Microsoft JhengHei" w:cs="Microsoft JhengHei"/>
+          <w:rFonts w:ascii="Calibri" w:hAnsi="Calibri" w:eastAsia="Microsoft JhengHei"/>
           <w:sz w:val="22"/>
         </w:rPr>
       </w:r>
@@ -1221,20 +1221,20 @@
       </w:pPr>
       <w:r>
         <w:rPr>
-          <w:rFonts w:ascii="Calibri" w:hAnsi="Calibri" w:eastAsia="Microsoft JhengHei" w:cs="Microsoft JhengHei"/>
-          <w:sz w:val="22"/>
-        </w:rPr>
-      </w:r>
-      <w:r>
-        <w:rPr>
-          <w:rFonts w:ascii="Calibri" w:hAnsi="Calibri" w:eastAsia="Microsoft JhengHei" w:cs="Microsoft JhengHei"/>
+          <w:rFonts w:ascii="Calibri" w:hAnsi="Calibri" w:eastAsia="Microsoft JhengHei"/>
+          <w:sz w:val="22"/>
+        </w:rPr>
+      </w:r>
+      <w:r>
+        <w:rPr>
+          <w:rFonts w:ascii="Calibri" w:hAnsi="Calibri" w:eastAsia="Microsoft JhengHei"/>
           <w:sz w:val="22"/>
         </w:rPr>
         <w:t>[ ] 今日已同 market access 核對 PSP 條款</w:t>
       </w:r>
       <w:r>
         <w:rPr>
-          <w:rFonts w:ascii="Calibri" w:hAnsi="Calibri" w:eastAsia="Microsoft JhengHei" w:cs="Microsoft JhengHei"/>
+          <w:rFonts w:ascii="Calibri" w:hAnsi="Calibri" w:eastAsia="Microsoft JhengHei"/>
           <w:sz w:val="22"/>
         </w:rPr>
       </w:r>
@@ -1247,20 +1247,20 @@
       </w:pPr>
       <w:r>
         <w:rPr>
-          <w:rFonts w:ascii="Calibri" w:hAnsi="Calibri" w:eastAsia="Microsoft JhengHei" w:cs="Microsoft JhengHei"/>
-          <w:sz w:val="22"/>
-        </w:rPr>
-      </w:r>
-      <w:r>
-        <w:rPr>
-          <w:rFonts w:ascii="Calibri" w:hAnsi="Calibri" w:eastAsia="Microsoft JhengHei" w:cs="Microsoft JhengHei"/>
+          <w:rFonts w:ascii="Calibri" w:hAnsi="Calibri" w:eastAsia="Microsoft JhengHei"/>
+          <w:sz w:val="22"/>
+        </w:rPr>
+      </w:r>
+      <w:r>
+        <w:rPr>
+          <w:rFonts w:ascii="Calibri" w:hAnsi="Calibri" w:eastAsia="Microsoft JhengHei"/>
           <w:sz w:val="22"/>
         </w:rPr>
         <w:t>[ ] 如果有餐：午餐 ≤ HK$400／晚餐 ≤ HK$800；科學係主題，唔係食</w:t>
       </w:r>
       <w:r>
         <w:rPr>
-          <w:rFonts w:ascii="Calibri" w:hAnsi="Calibri" w:eastAsia="Microsoft JhengHei" w:cs="Microsoft JhengHei"/>
+          <w:rFonts w:ascii="Calibri" w:hAnsi="Calibri" w:eastAsia="Microsoft JhengHei"/>
           <w:sz w:val="22"/>
         </w:rPr>
       </w:r>
@@ -1273,20 +1273,20 @@
       </w:pPr>
       <w:r>
         <w:rPr>
-          <w:rFonts w:ascii="Calibri" w:hAnsi="Calibri" w:eastAsia="Microsoft JhengHei" w:cs="Microsoft JhengHei"/>
-          <w:sz w:val="22"/>
-        </w:rPr>
-      </w:r>
-      <w:r>
-        <w:rPr>
-          <w:rFonts w:ascii="Calibri" w:hAnsi="Calibri" w:eastAsia="Microsoft JhengHei" w:cs="Microsoft JhengHei"/>
+          <w:rFonts w:ascii="Calibri" w:hAnsi="Calibri" w:eastAsia="Microsoft JhengHei"/>
+          <w:sz w:val="22"/>
+        </w:rPr>
+      </w:r>
+      <w:r>
+        <w:rPr>
+          <w:rFonts w:ascii="Calibri" w:hAnsi="Calibri" w:eastAsia="Microsoft JhengHei"/>
           <w:sz w:val="22"/>
         </w:rPr>
         <w:t>[ ] 冇產品品牌贈品</w:t>
       </w:r>
       <w:r>
         <w:rPr>
-          <w:rFonts w:ascii="Calibri" w:hAnsi="Calibri" w:eastAsia="Microsoft JhengHei" w:cs="Microsoft JhengHei"/>
+          <w:rFonts w:ascii="Calibri" w:hAnsi="Calibri" w:eastAsia="Microsoft JhengHei"/>
           <w:sz w:val="22"/>
         </w:rPr>
       </w:r>
@@ -1299,26 +1299,26 @@
       </w:pPr>
       <w:r>
         <w:rPr>
-          <w:rFonts w:ascii="Calibri" w:hAnsi="Calibri" w:eastAsia="Microsoft JhengHei" w:cs="Microsoft JhengHei"/>
-          <w:sz w:val="22"/>
-        </w:rPr>
-      </w:r>
-      <w:r>
-        <w:rPr>
-          <w:rFonts w:ascii="Calibri" w:hAnsi="Calibri" w:eastAsia="Microsoft JhengHei" w:cs="Microsoft JhengHei"/>
+          <w:rFonts w:ascii="Calibri" w:hAnsi="Calibri" w:eastAsia="Microsoft JhengHei"/>
+          <w:sz w:val="22"/>
+        </w:rPr>
+      </w:r>
+      <w:r>
+        <w:rPr>
+          <w:rFonts w:ascii="Calibri" w:hAnsi="Calibri" w:eastAsia="Microsoft JhengHei"/>
           <w:sz w:val="22"/>
         </w:rPr>
         <w:t>[ ] 電話靜音；頁序預先排好：CHR → JAK2 → EFS → Safety → PI</w:t>
       </w:r>
       <w:r>
         <w:rPr>
-          <w:rFonts w:ascii="Calibri" w:hAnsi="Calibri" w:eastAsia="Microsoft JhengHei" w:cs="Microsoft JhengHei"/>
-          <w:sz w:val="22"/>
-        </w:rPr>
-      </w:r>
-      <w:r>
-        <w:rPr>
-          <w:rFonts w:ascii="Calibri" w:hAnsi="Calibri" w:eastAsia="Microsoft JhengHei" w:cs="Microsoft JhengHei"/>
+          <w:rFonts w:ascii="Calibri" w:hAnsi="Calibri" w:eastAsia="Microsoft JhengHei"/>
+          <w:sz w:val="22"/>
+        </w:rPr>
+      </w:r>
+      <w:r>
+        <w:rPr>
+          <w:rFonts w:ascii="Calibri" w:hAnsi="Calibri" w:eastAsia="Microsoft JhengHei"/>
           <w:sz w:val="22"/>
         </w:rPr>
       </w:r>
@@ -1332,7 +1332,7 @@
       </w:pPr>
       <w:r>
         <w:rPr>
-          <w:rFonts w:ascii="Calibri" w:hAnsi="Calibri" w:eastAsia="Microsoft JhengHei" w:cs="Microsoft JhengHei"/>
+          <w:rFonts w:ascii="Calibri" w:hAnsi="Calibri" w:eastAsia="Microsoft JhengHei"/>
           <w:sz w:val="22"/>
         </w:rPr>
       </w:r>
@@ -1344,14 +1344,14 @@
       </w:pPr>
       <w:r>
         <w:rPr>
-          <w:rFonts w:ascii="Calibri" w:hAnsi="Calibri" w:eastAsia="Microsoft JhengHei" w:cs="Microsoft JhengHei"/>
+          <w:rFonts w:ascii="Calibri" w:hAnsi="Calibri" w:eastAsia="Microsoft JhengHei"/>
           <w:sz w:val="28"/>
         </w:rPr>
-        <w:t>開場（90 秒）— 請教</w:t>
-      </w:r>
-      <w:r>
-        <w:rPr>
-          <w:rFonts w:ascii="Calibri" w:hAnsi="Calibri" w:eastAsia="Microsoft JhengHei" w:cs="Microsoft JhengHei"/>
+        <w:t>如果一開波就話「好貴」（梁教授最可能嘅開場）</w:t>
+      </w:r>
+      <w:r>
+        <w:rPr>
+          <w:rFonts w:ascii="Calibri" w:hAnsi="Calibri" w:eastAsia="Microsoft JhengHei"/>
           <w:sz w:val="28"/>
         </w:rPr>
       </w:r>
@@ -1362,20 +1362,339 @@
       </w:pPr>
       <w:r>
         <w:rPr>
-          <w:rFonts w:ascii="Calibri" w:hAnsi="Calibri" w:eastAsia="Microsoft JhengHei" w:cs="Microsoft JhengHei"/>
-          <w:sz w:val="22"/>
-        </w:rPr>
-      </w:r>
-      <w:r>
-        <w:rPr>
-          <w:rFonts w:ascii="Calibri" w:hAnsi="Calibri" w:eastAsia="Microsoft JhengHei" w:cs="Microsoft JhengHei"/>
-          <w:sz w:val="22"/>
-        </w:rPr>
-        <w:t>「梁教授，多謝您抽時間。我理解您喺養和血液中心——今日係跑馬地定港島東？</w:t>
-      </w:r>
-      <w:r>
-        <w:rPr>
-          <w:rFonts w:ascii="Calibri" w:hAnsi="Calibri" w:eastAsia="Microsoft JhengHei" w:cs="Microsoft JhengHei"/>
+          <w:rFonts w:ascii="Calibri" w:hAnsi="Calibri" w:eastAsia="Microsoft JhengHei"/>
+          <w:sz w:val="22"/>
+        </w:rPr>
+      </w:r>
+      <w:r>
+        <w:rPr>
+          <w:rFonts w:ascii="Calibri" w:hAnsi="Calibri" w:eastAsia="Microsoft JhengHei"/>
+          <w:b/>
+          <w:sz w:val="22"/>
+        </w:rPr>
+        <w:t>同事三句，邊句用得、邊句唔用得：</w:t>
+      </w:r>
+      <w:r>
+        <w:rPr>
+          <w:rFonts w:ascii="Calibri" w:hAnsi="Calibri" w:eastAsia="Microsoft JhengHei"/>
+          <w:sz w:val="22"/>
+        </w:rPr>
+      </w:r>
+    </w:p>
+    <w:tbl>
+      <w:tblPr>
+        <w:tblStyle w:val="TableGrid"/>
+        <w:tblW w:type="auto" w:w="0"/>
+        <w:tblLook w:firstColumn="1" w:firstRow="1" w:lastColumn="0" w:lastRow="0" w:noHBand="0" w:noVBand="1" w:val="04A0"/>
+      </w:tblPr>
+      <w:tblGrid>
+        <w:gridCol w:w="3216"/>
+        <w:gridCol w:w="3216"/>
+        <w:gridCol w:w="3216"/>
+      </w:tblGrid>
+      <w:tr>
+        <w:tc>
+          <w:tcPr>
+            <w:tcW w:type="dxa" w:w="3216"/>
+          </w:tcPr>
+          <w:p>
+            <w:r>
+              <w:rPr>
+                <w:rFonts w:ascii="Calibri" w:hAnsi="Calibri" w:eastAsia="Microsoft JhengHei"/>
+                <w:b/>
+                <w:sz w:val="20"/>
+              </w:rPr>
+              <w:t>同事想講</w:t>
+            </w:r>
+          </w:p>
+        </w:tc>
+        <w:tc>
+          <w:tcPr>
+            <w:tcW w:type="dxa" w:w="3216"/>
+          </w:tcPr>
+          <w:p>
+            <w:r>
+              <w:rPr>
+                <w:rFonts w:ascii="Calibri" w:hAnsi="Calibri" w:eastAsia="Microsoft JhengHei"/>
+                <w:b/>
+                <w:sz w:val="20"/>
+              </w:rPr>
+              <w:t>可唔可以</w:t>
+            </w:r>
+          </w:p>
+        </w:tc>
+        <w:tc>
+          <w:tcPr>
+            <w:tcW w:type="dxa" w:w="3216"/>
+          </w:tcPr>
+          <w:p>
+            <w:r>
+              <w:rPr>
+                <w:rFonts w:ascii="Calibri" w:hAnsi="Calibri" w:eastAsia="Microsoft JhengHei"/>
+                <w:b/>
+                <w:sz w:val="20"/>
+              </w:rPr>
+              <w:t>點解</w:t>
+            </w:r>
+          </w:p>
+        </w:tc>
+      </w:tr>
+      <w:tr>
+        <w:tc>
+          <w:tcPr>
+            <w:tcW w:type="dxa" w:w="3216"/>
+          </w:tcPr>
+          <w:p>
+            <w:r>
+              <w:rPr>
+                <w:rFonts w:ascii="Calibri" w:hAnsi="Calibri" w:eastAsia="Microsoft JhengHei"/>
+                <w:sz w:val="20"/>
+              </w:rPr>
+              <w:t>「我哋 dosage 比起 Pegasys 多／好」</w:t>
+            </w:r>
+          </w:p>
+        </w:tc>
+        <w:tc>
+          <w:tcPr>
+            <w:tcW w:type="dxa" w:w="3216"/>
+          </w:tcPr>
+          <w:p>
+            <w:r>
+              <w:rPr>
+                <w:rFonts w:ascii="Calibri" w:hAnsi="Calibri" w:eastAsia="Microsoft JhengHei"/>
+                <w:b/>
+                <w:sz w:val="20"/>
+              </w:rPr>
+              <w:t>唔得</w:t>
+            </w:r>
+          </w:p>
+        </w:tc>
+        <w:tc>
+          <w:tcPr>
+            <w:tcW w:type="dxa" w:w="3216"/>
+          </w:tcPr>
+          <w:p>
+            <w:r>
+              <w:rPr>
+                <w:rFonts w:ascii="Calibri" w:hAnsi="Calibri" w:eastAsia="Microsoft JhengHei"/>
+                <w:sz w:val="20"/>
+              </w:rPr>
+              <w:t xml:space="preserve">香港 PI： </w:t>
+            </w:r>
+            <w:r>
+              <w:rPr>
+                <w:rFonts w:ascii="Calibri" w:hAnsi="Calibri" w:eastAsia="Microsoft JhengHei"/>
+                <w:b/>
+                <w:sz w:val="20"/>
+              </w:rPr>
+              <w:t>唔好比同一類 pegylated／非 pegylated protein 嘅 potency</w:t>
+            </w:r>
+            <w:r>
+              <w:rPr>
+                <w:rFonts w:ascii="Calibri" w:hAnsi="Calibri" w:eastAsia="Microsoft JhengHei"/>
+                <w:sz w:val="20"/>
+              </w:rPr>
+              <w:t xml:space="preserve"> 。Dose 多、針少、藥力強，全部都係 IFN-to-IFN。</w:t>
+            </w:r>
+          </w:p>
+        </w:tc>
+      </w:tr>
+      <w:tr>
+        <w:tc>
+          <w:tcPr>
+            <w:tcW w:type="dxa" w:w="3216"/>
+          </w:tcPr>
+          <w:p>
+            <w:r>
+              <w:rPr>
+                <w:rFonts w:ascii="Calibri" w:hAnsi="Calibri" w:eastAsia="Microsoft JhengHei"/>
+                <w:sz w:val="20"/>
+              </w:rPr>
+              <w:t>「第一隻拎到 FDA approval for PV」</w:t>
+            </w:r>
+          </w:p>
+        </w:tc>
+        <w:tc>
+          <w:tcPr>
+            <w:tcW w:type="dxa" w:w="3216"/>
+          </w:tcPr>
+          <w:p>
+            <w:r>
+              <w:rPr>
+                <w:rFonts w:ascii="Calibri" w:hAnsi="Calibri" w:eastAsia="Microsoft JhengHei"/>
+                <w:b/>
+                <w:sz w:val="20"/>
+              </w:rPr>
+              <w:t>唔好咁講</w:t>
+            </w:r>
+          </w:p>
+        </w:tc>
+        <w:tc>
+          <w:tcPr>
+            <w:tcW w:type="dxa" w:w="3216"/>
+          </w:tcPr>
+          <w:p>
+            <w:r>
+              <w:rPr>
+                <w:rFonts w:ascii="Calibri" w:hAnsi="Calibri" w:eastAsia="Microsoft JhengHei"/>
+                <w:b/>
+                <w:sz w:val="20"/>
+              </w:rPr>
+              <w:t>唔係</w:t>
+            </w:r>
+            <w:r>
+              <w:rPr>
+                <w:rFonts w:ascii="Calibri" w:hAnsi="Calibri" w:eastAsia="Microsoft JhengHei"/>
+                <w:sz w:val="20"/>
+              </w:rPr>
+              <w:t xml:space="preserve"> 第一隻 FDA 批 PV 嘅藥——ruxolitinib（Jakafi）2014 已經批（HU 失敗／不耐受）。準確句（只可以當監管事實、 </w:t>
+            </w:r>
+            <w:r>
+              <w:rPr>
+                <w:rFonts w:ascii="Calibri" w:hAnsi="Calibri" w:eastAsia="Microsoft JhengHei"/>
+                <w:b/>
+                <w:sz w:val="20"/>
+              </w:rPr>
+              <w:t>唔好用來打 Pegasys</w:t>
+            </w:r>
+            <w:r>
+              <w:rPr>
+                <w:rFonts w:ascii="Calibri" w:hAnsi="Calibri" w:eastAsia="Microsoft JhengHei"/>
+                <w:sz w:val="20"/>
+              </w:rPr>
+              <w:t xml:space="preserve"> ）：BESREMi 係 </w:t>
+            </w:r>
+            <w:r>
+              <w:rPr>
+                <w:rFonts w:ascii="Calibri" w:hAnsi="Calibri" w:eastAsia="Microsoft JhengHei"/>
+                <w:b/>
+                <w:sz w:val="20"/>
+              </w:rPr>
+              <w:t>第一隻 FDA 專門批 PV 嘅干擾素</w:t>
+            </w:r>
+            <w:r>
+              <w:rPr>
+                <w:rFonts w:ascii="Calibri" w:hAnsi="Calibri" w:eastAsia="Microsoft JhengHei"/>
+                <w:sz w:val="20"/>
+              </w:rPr>
+              <w:t xml:space="preserve"> （2021），亦係 FDA 講「 </w:t>
+            </w:r>
+            <w:r>
+              <w:rPr>
+                <w:rFonts w:ascii="Calibri" w:hAnsi="Calibri" w:eastAsia="Microsoft JhengHei"/>
+                <w:b/>
+                <w:sz w:val="20"/>
+              </w:rPr>
+              <w:t>唔受先前治療史限制</w:t>
+            </w:r>
+            <w:r>
+              <w:rPr>
+                <w:rFonts w:ascii="Calibri" w:hAnsi="Calibri" w:eastAsia="Microsoft JhengHei"/>
+                <w:sz w:val="20"/>
+              </w:rPr>
+              <w:t xml:space="preserve"> 」嘅第一隻 PV 藥。香港跟 </w:t>
+            </w:r>
+            <w:r>
+              <w:rPr>
+                <w:rFonts w:ascii="Calibri" w:hAnsi="Calibri" w:eastAsia="Microsoft JhengHei"/>
+                <w:b/>
+                <w:sz w:val="20"/>
+              </w:rPr>
+              <w:t>香港 PI</w:t>
+            </w:r>
+            <w:r>
+              <w:rPr>
+                <w:rFonts w:ascii="Calibri" w:hAnsi="Calibri" w:eastAsia="Microsoft JhengHei"/>
+                <w:sz w:val="20"/>
+              </w:rPr>
+              <w:t xml:space="preserve"> ，唔係 FDA。</w:t>
+            </w:r>
+          </w:p>
+        </w:tc>
+      </w:tr>
+      <w:tr>
+        <w:tc>
+          <w:tcPr>
+            <w:tcW w:type="dxa" w:w="3216"/>
+          </w:tcPr>
+          <w:p>
+            <w:r>
+              <w:rPr>
+                <w:rFonts w:ascii="Calibri" w:hAnsi="Calibri" w:eastAsia="Microsoft JhengHei"/>
+                <w:sz w:val="20"/>
+              </w:rPr>
+              <w:t>「Safety 好過 Pegasys，因為以前 Hep B 有 H2H」</w:t>
+            </w:r>
+          </w:p>
+        </w:tc>
+        <w:tc>
+          <w:tcPr>
+            <w:tcW w:type="dxa" w:w="3216"/>
+          </w:tcPr>
+          <w:p>
+            <w:r>
+              <w:rPr>
+                <w:rFonts w:ascii="Calibri" w:hAnsi="Calibri" w:eastAsia="Microsoft JhengHei"/>
+                <w:b/>
+                <w:sz w:val="20"/>
+              </w:rPr>
+              <w:t>唔得</w:t>
+            </w:r>
+          </w:p>
+        </w:tc>
+        <w:tc>
+          <w:tcPr>
+            <w:tcW w:type="dxa" w:w="3216"/>
+          </w:tcPr>
+          <w:p>
+            <w:r>
+              <w:rPr>
+                <w:rFonts w:ascii="Calibri" w:hAnsi="Calibri" w:eastAsia="Microsoft JhengHei"/>
+                <w:sz w:val="20"/>
+              </w:rPr>
+              <w:t xml:space="preserve">同事自己都講 </w:t>
+            </w:r>
+            <w:r>
+              <w:rPr>
+                <w:rFonts w:ascii="Calibri" w:hAnsi="Calibri" w:eastAsia="Microsoft JhengHei"/>
+                <w:b/>
+                <w:sz w:val="20"/>
+              </w:rPr>
+              <w:t>MPN 冇頭對頭</w:t>
+            </w:r>
+            <w:r>
+              <w:rPr>
+                <w:rFonts w:ascii="Calibri" w:hAnsi="Calibri" w:eastAsia="Microsoft JhengHei"/>
+                <w:sz w:val="20"/>
+              </w:rPr>
+              <w:t xml:space="preserve"> 。Hep B ≠ PV；藥都唔同（Pegasys 係 peg-IFN-α-2a，BESREMi 係 ropeg-IFN-α-2b）。HKAPI 比較要有 </w:t>
+            </w:r>
+            <w:r>
+              <w:rPr>
+                <w:rFonts w:ascii="Calibri" w:hAnsi="Calibri" w:eastAsia="Microsoft JhengHei"/>
+                <w:b/>
+                <w:sz w:val="20"/>
+              </w:rPr>
+              <w:t>相關適應證、有名有姓、統計顯著</w:t>
+            </w:r>
+            <w:r>
+              <w:rPr>
+                <w:rFonts w:ascii="Calibri" w:hAnsi="Calibri" w:eastAsia="Microsoft JhengHei"/>
+                <w:sz w:val="20"/>
+              </w:rPr>
+              <w:t xml:space="preserve"> 嘅研究。</w:t>
+            </w:r>
+          </w:p>
+        </w:tc>
+      </w:tr>
+    </w:tbl>
+    <w:p>
+      <w:pPr>
+        <w:spacing w:after="120" w:line="276" w:lineRule="auto"/>
+      </w:pPr>
+      <w:r>
+        <w:rPr>
+          <w:rFonts w:ascii="Calibri" w:hAnsi="Calibri" w:eastAsia="Microsoft JhengHei"/>
           <w:sz w:val="22"/>
         </w:rPr>
       </w:r>
@@ -1386,81 +1705,185 @@
       </w:pPr>
       <w:r>
         <w:rPr>
-          <w:rFonts w:ascii="Calibri" w:hAnsi="Calibri" w:eastAsia="Microsoft JhengHei" w:cs="Microsoft JhengHei"/>
-          <w:sz w:val="22"/>
-        </w:rPr>
-      </w:r>
-      <w:r>
-        <w:rPr>
-          <w:rFonts w:ascii="Calibri" w:hAnsi="Calibri" w:eastAsia="Microsoft JhengHei" w:cs="Microsoft JhengHei"/>
-          <w:sz w:val="22"/>
-        </w:rPr>
-        <w:t xml:space="preserve">我唔係嚟重溫 PV 診斷。我想先聽 </w:t>
-      </w:r>
-      <w:r>
-        <w:rPr>
-          <w:rFonts w:ascii="Calibri" w:hAnsi="Calibri" w:eastAsia="Microsoft JhengHei" w:cs="Microsoft JhengHei"/>
+          <w:rFonts w:ascii="Calibri" w:hAnsi="Calibri" w:eastAsia="Microsoft JhengHei"/>
+          <w:sz w:val="22"/>
+        </w:rPr>
+      </w:r>
+      <w:r>
+        <w:rPr>
+          <w:rFonts w:ascii="Calibri" w:hAnsi="Calibri" w:eastAsia="Microsoft JhengHei"/>
           <w:b/>
           <w:sz w:val="22"/>
         </w:rPr>
-        <w:t>您而家喺私家點樣幫成年 PV 做細胞減少治療</w:t>
-      </w:r>
-      <w:r>
-        <w:rPr>
-          <w:rFonts w:ascii="Calibri" w:hAnsi="Calibri" w:eastAsia="Microsoft JhengHei" w:cs="Microsoft JhengHei"/>
-          <w:sz w:val="22"/>
-        </w:rPr>
-        <w:t xml:space="preserve">，然後一齊行 </w:t>
-      </w:r>
-      <w:r>
-        <w:rPr>
-          <w:rFonts w:ascii="Calibri" w:hAnsi="Calibri" w:eastAsia="Microsoft JhengHei" w:cs="Microsoft JhengHei"/>
+        <w:t>價錢要答嘅三層（照呢個次序，唔好先扯 Pegasys）：</w:t>
+      </w:r>
+      <w:r>
+        <w:rPr>
+          <w:rFonts w:ascii="Calibri" w:hAnsi="Calibri" w:eastAsia="Microsoft JhengHei"/>
+          <w:sz w:val="22"/>
+        </w:rPr>
+      </w:r>
+      <w:r>
+        <w:rPr>
+          <w:rFonts w:ascii="Calibri" w:hAnsi="Calibri" w:eastAsia="Microsoft JhengHei"/>
+          <w:sz w:val="22"/>
+        </w:rPr>
+      </w:r>
+    </w:p>
+    <w:p>
+      <w:pPr>
+        <w:pStyle w:val="ListNumber"/>
+        <w:spacing w:line="276" w:lineRule="auto" w:after="120"/>
+        <w:ind w:left="720"/>
+      </w:pPr>
+      <w:r>
+        <w:rPr>
+          <w:rFonts w:ascii="Calibri" w:hAnsi="Calibri" w:eastAsia="Microsoft JhengHei"/>
+          <w:sz w:val="22"/>
+        </w:rPr>
+      </w:r>
+      <w:r>
+        <w:rPr>
+          <w:rFonts w:ascii="Calibri" w:hAnsi="Calibri" w:eastAsia="Microsoft JhengHei"/>
           <w:b/>
           <w:sz w:val="22"/>
         </w:rPr>
-        <w:t>香港 BESREMi leave-behind</w:t>
-      </w:r>
-      <w:r>
-        <w:rPr>
-          <w:rFonts w:ascii="Calibri" w:hAnsi="Calibri" w:eastAsia="Microsoft JhengHei" w:cs="Microsoft JhengHei"/>
-          <w:sz w:val="22"/>
-        </w:rPr>
-        <w:t xml:space="preserve">——包括第一年 </w:t>
-      </w:r>
-      <w:r>
-        <w:rPr>
-          <w:rFonts w:ascii="Calibri" w:hAnsi="Calibri" w:eastAsia="Microsoft JhengHei" w:cs="Microsoft JhengHei"/>
+        <w:t>認同貴</w:t>
+      </w:r>
+      <w:r>
+        <w:rPr>
+          <w:rFonts w:ascii="Calibri" w:hAnsi="Calibri" w:eastAsia="Microsoft JhengHei"/>
+          <w:sz w:val="22"/>
+        </w:rPr>
+        <w:t xml:space="preserve"> — 私家自費，premium 係事實，唔好爭「其實唔貴」。 </w:t>
+      </w:r>
+      <w:r>
+        <w:rPr>
+          <w:rFonts w:ascii="Calibri" w:hAnsi="Calibri" w:eastAsia="Microsoft JhengHei"/>
+          <w:sz w:val="22"/>
+        </w:rPr>
+      </w:r>
+    </w:p>
+    <w:p>
+      <w:pPr>
+        <w:pStyle w:val="ListNumber"/>
+        <w:spacing w:line="276" w:lineRule="auto" w:after="120"/>
+        <w:ind w:left="720"/>
+      </w:pPr>
+      <w:r>
+        <w:rPr>
+          <w:rFonts w:ascii="Calibri" w:hAnsi="Calibri" w:eastAsia="Microsoft JhengHei"/>
+          <w:sz w:val="22"/>
+        </w:rPr>
+      </w:r>
+      <w:r>
+        <w:rPr>
+          <w:rFonts w:ascii="Calibri" w:hAnsi="Calibri" w:eastAsia="Microsoft JhengHei"/>
           <w:b/>
           <w:sz w:val="22"/>
         </w:rPr>
-        <w:t>non-inferiority 未達標</w:t>
-      </w:r>
-      <w:r>
-        <w:rPr>
-          <w:rFonts w:ascii="Calibri" w:hAnsi="Calibri" w:eastAsia="Microsoft JhengHei" w:cs="Microsoft JhengHei"/>
-          <w:sz w:val="22"/>
-        </w:rPr>
-        <w:t xml:space="preserve"> 嗰個結果——睇下有冇 </w:t>
-      </w:r>
-      <w:r>
-        <w:rPr>
-          <w:rFonts w:ascii="Calibri" w:hAnsi="Calibri" w:eastAsia="Microsoft JhengHei" w:cs="Microsoft JhengHei"/>
+        <w:t>價值留喺標籤內</w:t>
+      </w:r>
+      <w:r>
+        <w:rPr>
+          <w:rFonts w:ascii="Calibri" w:hAnsi="Calibri" w:eastAsia="Microsoft JhengHei"/>
+          <w:sz w:val="22"/>
+        </w:rPr>
+        <w:t xml:space="preserve"> — 同 HU 嘅長期 RCT（CHR／EFS／JAK2 rebound），同埋 </w:t>
+      </w:r>
+      <w:r>
+        <w:rPr>
+          <w:rFonts w:ascii="Calibri" w:hAnsi="Calibri" w:eastAsia="Microsoft JhengHei"/>
           <w:b/>
           <w:sz w:val="22"/>
         </w:rPr>
-        <w:t>第一位</w:t>
-      </w:r>
-      <w:r>
-        <w:rPr>
-          <w:rFonts w:ascii="Calibri" w:hAnsi="Calibri" w:eastAsia="Microsoft JhengHei" w:cs="Microsoft JhengHei"/>
-          <w:sz w:val="22"/>
-        </w:rPr>
-        <w:t xml:space="preserve"> 合本地適應證嘅病人。</w:t>
-      </w:r>
-      <w:r>
-        <w:rPr>
-          <w:rFonts w:ascii="Calibri" w:hAnsi="Calibri" w:eastAsia="Microsoft JhengHei" w:cs="Microsoft JhengHei"/>
-          <w:sz w:val="22"/>
+        <w:t>呢個產品自己</w:t>
+      </w:r>
+      <w:r>
+        <w:rPr>
+          <w:rFonts w:ascii="Calibri" w:hAnsi="Calibri" w:eastAsia="Microsoft JhengHei"/>
+          <w:sz w:val="22"/>
+        </w:rPr>
+        <w:t xml:space="preserve"> 每 2 星期、穩定期可去每 4 星期。 </w:t>
+      </w:r>
+      <w:r>
+        <w:rPr>
+          <w:rFonts w:ascii="Calibri" w:hAnsi="Calibri" w:eastAsia="Microsoft JhengHei"/>
+          <w:sz w:val="22"/>
+        </w:rPr>
+      </w:r>
+    </w:p>
+    <w:p>
+      <w:pPr>
+        <w:pStyle w:val="ListNumber"/>
+        <w:spacing w:line="276" w:lineRule="auto" w:after="120"/>
+        <w:ind w:left="720"/>
+      </w:pPr>
+      <w:r>
+        <w:rPr>
+          <w:rFonts w:ascii="Calibri" w:hAnsi="Calibri" w:eastAsia="Microsoft JhengHei"/>
+          <w:sz w:val="22"/>
+        </w:rPr>
+      </w:r>
+      <w:r>
+        <w:rPr>
+          <w:rFonts w:ascii="Calibri" w:hAnsi="Calibri" w:eastAsia="Microsoft JhengHei"/>
+          <w:b/>
+          <w:sz w:val="22"/>
+        </w:rPr>
+        <w:t>橋</w:t>
+      </w:r>
+      <w:r>
+        <w:rPr>
+          <w:rFonts w:ascii="Calibri" w:hAnsi="Calibri" w:eastAsia="Microsoft JhengHei"/>
+          <w:sz w:val="22"/>
+        </w:rPr>
+        <w:t xml:space="preserve"> — 合資格就 Private Sector PSP（買 2 送 1、第一年、</w:t>
+      </w:r>
+      <w:r>
+        <w:rPr>
+          <w:rFonts w:ascii="Calibri" w:hAnsi="Calibri" w:eastAsia="Microsoft JhengHei"/>
+          <w:b/>
+          <w:sz w:val="22"/>
+        </w:rPr>
+        <w:t>2026 年底完</w:t>
+      </w:r>
+      <w:r>
+        <w:rPr>
+          <w:rFonts w:ascii="Calibri" w:hAnsi="Calibri" w:eastAsia="Microsoft JhengHei"/>
+          <w:sz w:val="22"/>
+        </w:rPr>
+        <w:t>）。未核對條款就唔好講。</w:t>
+      </w:r>
+      <w:r>
+        <w:rPr>
+          <w:rFonts w:ascii="Calibri" w:hAnsi="Calibri" w:eastAsia="Microsoft JhengHei"/>
+          <w:sz w:val="22"/>
+        </w:rPr>
+      </w:r>
+      <w:r>
+        <w:rPr>
+          <w:rFonts w:ascii="Calibri" w:hAnsi="Calibri" w:eastAsia="Microsoft JhengHei"/>
+          <w:sz w:val="22"/>
+        </w:rPr>
+      </w:r>
+    </w:p>
+    <w:p>
+      <w:pPr>
+        <w:pStyle w:val="Heading3"/>
+        <w:spacing w:after="120" w:line="276" w:lineRule="auto"/>
+      </w:pPr>
+      <w:r>
+        <w:rPr>
+          <w:rFonts w:ascii="Calibri" w:hAnsi="Calibri" w:eastAsia="Microsoft JhengHei"/>
+          <w:sz w:val="24"/>
+        </w:rPr>
+        <w:t>照讀（如果佢第一句就話貴）</w:t>
+      </w:r>
+      <w:r>
+        <w:rPr>
+          <w:rFonts w:ascii="Calibri" w:hAnsi="Calibri" w:eastAsia="Microsoft JhengHei"/>
+          <w:sz w:val="24"/>
         </w:rPr>
       </w:r>
     </w:p>
@@ -1470,35 +1893,65 @@
       </w:pPr>
       <w:r>
         <w:rPr>
-          <w:rFonts w:ascii="Calibri" w:hAnsi="Calibri" w:eastAsia="Microsoft JhengHei" w:cs="Microsoft JhengHei"/>
-          <w:sz w:val="22"/>
-        </w:rPr>
-      </w:r>
-      <w:r>
-        <w:rPr>
-          <w:rFonts w:ascii="Calibri" w:hAnsi="Calibri" w:eastAsia="Microsoft JhengHei" w:cs="Microsoft JhengHei"/>
-          <w:sz w:val="22"/>
-        </w:rPr>
-        <w:t xml:space="preserve">香港適應證係：單藥用於 </w:t>
-      </w:r>
-      <w:r>
-        <w:rPr>
-          <w:rFonts w:ascii="Calibri" w:hAnsi="Calibri" w:eastAsia="Microsoft JhengHei" w:cs="Microsoft JhengHei"/>
+          <w:rFonts w:ascii="Calibri" w:hAnsi="Calibri" w:eastAsia="Microsoft JhengHei"/>
+          <w:sz w:val="22"/>
+        </w:rPr>
+      </w:r>
+      <w:r>
+        <w:rPr>
+          <w:rFonts w:ascii="Calibri" w:hAnsi="Calibri" w:eastAsia="Microsoft JhengHei"/>
+          <w:sz w:val="22"/>
+        </w:rPr>
+        <w:t xml:space="preserve">「梁教授，私家自費，呢隻藥 </w:t>
+      </w:r>
+      <w:r>
+        <w:rPr>
+          <w:rFonts w:ascii="Calibri" w:hAnsi="Calibri" w:eastAsia="Microsoft JhengHei"/>
           <w:b/>
           <w:sz w:val="22"/>
         </w:rPr>
-        <w:t>無症狀性脾腫大嘅成年真性紅細胞增多症（PV）</w:t>
-      </w:r>
-      <w:r>
-        <w:rPr>
-          <w:rFonts w:ascii="Calibri" w:hAnsi="Calibri" w:eastAsia="Microsoft JhengHei" w:cs="Microsoft JhengHei"/>
-          <w:sz w:val="22"/>
-        </w:rPr>
-        <w:t>。」</w:t>
-      </w:r>
-      <w:r>
-        <w:rPr>
-          <w:rFonts w:ascii="Calibri" w:hAnsi="Calibri" w:eastAsia="Microsoft JhengHei" w:cs="Microsoft JhengHei"/>
+        <w:t>係貴</w:t>
+      </w:r>
+      <w:r>
+        <w:rPr>
+          <w:rFonts w:ascii="Calibri" w:hAnsi="Calibri" w:eastAsia="Microsoft JhengHei"/>
+          <w:sz w:val="22"/>
+        </w:rPr>
+        <w:t xml:space="preserve">。我唔會用 Pegasys 或者內地 interferon 同您比邊隻抵——香港 PI </w:t>
+      </w:r>
+      <w:r>
+        <w:rPr>
+          <w:rFonts w:ascii="Calibri" w:hAnsi="Calibri" w:eastAsia="Microsoft JhengHei"/>
+          <w:b/>
+          <w:sz w:val="22"/>
+        </w:rPr>
+        <w:t>禁止</w:t>
+      </w:r>
+      <w:r>
+        <w:rPr>
+          <w:rFonts w:ascii="Calibri" w:hAnsi="Calibri" w:eastAsia="Microsoft JhengHei"/>
+          <w:sz w:val="22"/>
+        </w:rPr>
+        <w:t xml:space="preserve"> 同一類 interferon 比效力，PV 亦都 </w:t>
+      </w:r>
+      <w:r>
+        <w:rPr>
+          <w:rFonts w:ascii="Calibri" w:hAnsi="Calibri" w:eastAsia="Microsoft JhengHei"/>
+          <w:b/>
+          <w:sz w:val="22"/>
+        </w:rPr>
+        <w:t>冇</w:t>
+      </w:r>
+      <w:r>
+        <w:rPr>
+          <w:rFonts w:ascii="Calibri" w:hAnsi="Calibri" w:eastAsia="Microsoft JhengHei"/>
+          <w:sz w:val="22"/>
+        </w:rPr>
+        <w:t xml:space="preserve"> head-to-head。</w:t>
+      </w:r>
+      <w:r>
+        <w:rPr>
+          <w:rFonts w:ascii="Calibri" w:hAnsi="Calibri" w:eastAsia="Microsoft JhengHei"/>
           <w:sz w:val="22"/>
         </w:rPr>
       </w:r>
@@ -1509,159 +1962,393 @@
       </w:pPr>
       <w:r>
         <w:rPr>
-          <w:rFonts w:ascii="Calibri" w:hAnsi="Calibri" w:eastAsia="Microsoft JhengHei" w:cs="Microsoft JhengHei"/>
-          <w:sz w:val="22"/>
-        </w:rPr>
-      </w:r>
-      <w:r>
-        <w:rPr>
-          <w:rFonts w:ascii="Calibri" w:hAnsi="Calibri" w:eastAsia="Microsoft JhengHei" w:cs="Microsoft JhengHei"/>
+          <w:rFonts w:ascii="Calibri" w:hAnsi="Calibri" w:eastAsia="Microsoft JhengHei"/>
+          <w:sz w:val="22"/>
+        </w:rPr>
+      </w:r>
+      <w:r>
+        <w:rPr>
+          <w:rFonts w:ascii="Calibri" w:hAnsi="Calibri" w:eastAsia="Microsoft JhengHei"/>
+          <w:sz w:val="22"/>
+        </w:rPr>
+        <w:t xml:space="preserve">如果病人時間視野係 </w:t>
+      </w:r>
+      <w:r>
+        <w:rPr>
+          <w:rFonts w:ascii="Calibri" w:hAnsi="Calibri" w:eastAsia="Microsoft JhengHei"/>
           <w:b/>
           <w:sz w:val="22"/>
         </w:rPr>
-        <w:t>然後停口。</w:t>
-      </w:r>
-      <w:r>
-        <w:rPr>
-          <w:rFonts w:ascii="Calibri" w:hAnsi="Calibri" w:eastAsia="Microsoft JhengHei" w:cs="Microsoft JhengHei"/>
-          <w:sz w:val="22"/>
-        </w:rPr>
-        <w:t xml:space="preserve"> 要記低：</w:t>
-      </w:r>
-      <w:r>
-        <w:rPr>
-          <w:rFonts w:ascii="Calibri" w:hAnsi="Calibri" w:eastAsia="Microsoft JhengHei" w:cs="Microsoft JhengHei"/>
-          <w:sz w:val="22"/>
-        </w:rPr>
-      </w:r>
-      <w:r>
-        <w:rPr>
-          <w:rFonts w:ascii="Calibri" w:hAnsi="Calibri" w:eastAsia="Microsoft JhengHei" w:cs="Microsoft JhengHei"/>
+        <w:t>幾年</w:t>
+      </w:r>
+      <w:r>
+        <w:rPr>
+          <w:rFonts w:ascii="Calibri" w:hAnsi="Calibri" w:eastAsia="Microsoft JhengHei"/>
+          <w:sz w:val="22"/>
+        </w:rPr>
+        <w:t xml:space="preserve"> 而唔係呢兩、三個月壓 count，我可以講有名有姓嘅數據：對住 HU，72 個月 CHR </w:t>
+      </w:r>
+      <w:r>
+        <w:rPr>
+          <w:rFonts w:ascii="Calibri" w:hAnsi="Calibri" w:eastAsia="Microsoft JhengHei"/>
+          <w:b/>
+          <w:sz w:val="22"/>
+        </w:rPr>
+        <w:t>54.5% vs 34.9%，p=0.02</w:t>
+      </w:r>
+      <w:r>
+        <w:rPr>
+          <w:rFonts w:ascii="Calibri" w:hAnsi="Calibri" w:eastAsia="Microsoft JhengHei"/>
+          <w:sz w:val="22"/>
+        </w:rPr>
+        <w:t xml:space="preserve">；EFS </w:t>
+      </w:r>
+      <w:r>
+        <w:rPr>
+          <w:rFonts w:ascii="Calibri" w:hAnsi="Calibri" w:eastAsia="Microsoft JhengHei"/>
+          <w:b/>
+          <w:sz w:val="22"/>
+        </w:rPr>
+        <w:t>5/95 vs 12/74，p=0.04</w:t>
+      </w:r>
+      <w:r>
+        <w:rPr>
+          <w:rFonts w:ascii="Calibri" w:hAnsi="Calibri" w:eastAsia="Microsoft JhengHei"/>
+          <w:sz w:val="22"/>
+        </w:rPr>
+        <w:t xml:space="preserve">；JAK2 60 個月 </w:t>
+      </w:r>
+      <w:r>
+        <w:rPr>
+          <w:rFonts w:ascii="Calibri" w:hAnsi="Calibri" w:eastAsia="Microsoft JhengHei"/>
+          <w:b/>
+          <w:sz w:val="22"/>
+        </w:rPr>
+        <w:t>8% vs 44% rebound</w:t>
+      </w:r>
+      <w:r>
+        <w:rPr>
+          <w:rFonts w:ascii="Calibri" w:hAnsi="Calibri" w:eastAsia="Microsoft JhengHei"/>
+          <w:sz w:val="22"/>
+        </w:rPr>
+        <w:t>。第一年 HU 快啲，PI 都寫咗。</w:t>
+      </w:r>
+      <w:r>
+        <w:rPr>
+          <w:rFonts w:ascii="Calibri" w:hAnsi="Calibri" w:eastAsia="Microsoft JhengHei"/>
           <w:sz w:val="22"/>
         </w:rPr>
       </w:r>
     </w:p>
     <w:p>
       <w:pPr>
-        <w:pStyle w:val="ListBullet"/>
-        <w:spacing w:line="276" w:lineRule="auto" w:after="120"/>
-        <w:ind w:left="720"/>
+        <w:spacing w:after="120" w:line="276" w:lineRule="auto"/>
       </w:pPr>
       <w:r>
         <w:rPr>
-          <w:rFonts w:ascii="Calibri" w:hAnsi="Calibri" w:eastAsia="Microsoft JhengHei" w:cs="Microsoft JhengHei"/>
-          <w:sz w:val="22"/>
-        </w:rPr>
-      </w:r>
-      <w:r>
-        <w:rPr>
-          <w:rFonts w:ascii="Calibri" w:hAnsi="Calibri" w:eastAsia="Microsoft JhengHei" w:cs="Microsoft JhengHei"/>
-          <w:sz w:val="22"/>
-        </w:rPr>
-        <w:t>HU vs interferon vs ruxolitinib vs 淨係放血——邊類病人用邊樣</w:t>
-      </w:r>
-      <w:r>
-        <w:rPr>
-          <w:rFonts w:ascii="Calibri" w:hAnsi="Calibri" w:eastAsia="Microsoft JhengHei" w:cs="Microsoft JhengHei"/>
+          <w:rFonts w:ascii="Calibri" w:hAnsi="Calibri" w:eastAsia="Microsoft JhengHei"/>
+          <w:sz w:val="22"/>
+        </w:rPr>
+      </w:r>
+      <w:r>
+        <w:rPr>
+          <w:rFonts w:ascii="Calibri" w:hAnsi="Calibri" w:eastAsia="Microsoft JhengHei"/>
+          <w:sz w:val="22"/>
+        </w:rPr>
+        <w:t xml:space="preserve">劑量方面我只講 </w:t>
+      </w:r>
+      <w:r>
+        <w:rPr>
+          <w:rFonts w:ascii="Calibri" w:hAnsi="Calibri" w:eastAsia="Microsoft JhengHei"/>
+          <w:b/>
+          <w:sz w:val="22"/>
+        </w:rPr>
+        <w:t>BESREMi 自己嘅 PI</w:t>
+      </w:r>
+      <w:r>
+        <w:rPr>
+          <w:rFonts w:ascii="Calibri" w:hAnsi="Calibri" w:eastAsia="Microsoft JhengHei"/>
+          <w:sz w:val="22"/>
+        </w:rPr>
+        <w:t xml:space="preserve">：每兩星期一次，穩定至少一年半之後 </w:t>
+      </w:r>
+      <w:r>
+        <w:rPr>
+          <w:rFonts w:ascii="Calibri" w:hAnsi="Calibri" w:eastAsia="Microsoft JhengHei"/>
+          <w:b/>
+          <w:sz w:val="22"/>
+        </w:rPr>
+        <w:t>可以</w:t>
+      </w:r>
+      <w:r>
+        <w:rPr>
+          <w:rFonts w:ascii="Calibri" w:hAnsi="Calibri" w:eastAsia="Microsoft JhengHei"/>
+          <w:sz w:val="22"/>
+        </w:rPr>
+        <w:t xml:space="preserve"> 去每四星期。我唔會講『針少過 Pegasys』或者『dose 多過 Pegasys』。</w:t>
+      </w:r>
+      <w:r>
+        <w:rPr>
+          <w:rFonts w:ascii="Calibri" w:hAnsi="Calibri" w:eastAsia="Microsoft JhengHei"/>
           <w:sz w:val="22"/>
         </w:rPr>
       </w:r>
     </w:p>
     <w:p>
       <w:pPr>
-        <w:pStyle w:val="ListBullet"/>
-        <w:spacing w:line="276" w:lineRule="auto" w:after="120"/>
-        <w:ind w:left="720"/>
+        <w:spacing w:after="120" w:line="276" w:lineRule="auto"/>
       </w:pPr>
       <w:r>
         <w:rPr>
-          <w:rFonts w:ascii="Calibri" w:hAnsi="Calibri" w:eastAsia="Microsoft JhengHei" w:cs="Microsoft JhengHei"/>
-          <w:sz w:val="22"/>
-        </w:rPr>
-      </w:r>
-      <w:r>
-        <w:rPr>
-          <w:rFonts w:ascii="Calibri" w:hAnsi="Calibri" w:eastAsia="Microsoft JhengHei" w:cs="Microsoft JhengHei"/>
-          <w:sz w:val="22"/>
-        </w:rPr>
-        <w:t>而家有冇用 IFN（</w:t>
-      </w:r>
-      <w:r>
-        <w:rPr>
-          <w:rFonts w:ascii="Calibri" w:hAnsi="Calibri" w:eastAsia="Microsoft JhengHei" w:cs="Microsoft JhengHei"/>
+          <w:rFonts w:ascii="Calibri" w:hAnsi="Calibri" w:eastAsia="Microsoft JhengHei"/>
+          <w:sz w:val="22"/>
+        </w:rPr>
+      </w:r>
+      <w:r>
+        <w:rPr>
+          <w:rFonts w:ascii="Calibri" w:hAnsi="Calibri" w:eastAsia="Microsoft JhengHei"/>
+          <w:sz w:val="22"/>
+        </w:rPr>
+        <w:t xml:space="preserve">如果係私家、又合資格，而家有 Private Sector PSP </w:t>
+      </w:r>
+      <w:r>
+        <w:rPr>
+          <w:rFonts w:ascii="Calibri" w:hAnsi="Calibri" w:eastAsia="Microsoft JhengHei"/>
           <w:b/>
           <w:sz w:val="22"/>
         </w:rPr>
-        <w:t>唔好比</w:t>
-      </w:r>
-      <w:r>
-        <w:rPr>
-          <w:rFonts w:ascii="Calibri" w:hAnsi="Calibri" w:eastAsia="Microsoft JhengHei" w:cs="Microsoft JhengHei"/>
-          <w:sz w:val="22"/>
-        </w:rPr>
-        <w:t xml:space="preserve"> Pegasys）</w:t>
-      </w:r>
-      <w:r>
-        <w:rPr>
-          <w:rFonts w:ascii="Calibri" w:hAnsi="Calibri" w:eastAsia="Microsoft JhengHei" w:cs="Microsoft JhengHei"/>
+        <w:t>買 2 送 1</w:t>
+      </w:r>
+      <w:r>
+        <w:rPr>
+          <w:rFonts w:ascii="Calibri" w:hAnsi="Calibri" w:eastAsia="Microsoft JhengHei"/>
+          <w:sz w:val="22"/>
+        </w:rPr>
+        <w:t>，限第一年，</w:t>
+      </w:r>
+      <w:r>
+        <w:rPr>
+          <w:rFonts w:ascii="Calibri" w:hAnsi="Calibri" w:eastAsia="Microsoft JhengHei"/>
+          <w:b/>
+          <w:sz w:val="22"/>
+        </w:rPr>
+        <w:t>2026 年完</w:t>
+      </w:r>
+      <w:r>
+        <w:rPr>
+          <w:rFonts w:ascii="Calibri" w:hAnsi="Calibri" w:eastAsia="Microsoft JhengHei"/>
+          <w:sz w:val="22"/>
+        </w:rPr>
+        <w:t>——條款我今日已同 market access 核過先講。醫管局未納入，我唔會報日期。」</w:t>
+      </w:r>
+      <w:r>
+        <w:rPr>
+          <w:rFonts w:ascii="Calibri" w:hAnsi="Calibri" w:eastAsia="Microsoft JhengHei"/>
           <w:sz w:val="22"/>
         </w:rPr>
       </w:r>
     </w:p>
     <w:p>
       <w:pPr>
-        <w:pStyle w:val="ListBullet"/>
-        <w:spacing w:line="276" w:lineRule="auto" w:after="120"/>
-        <w:ind w:left="720"/>
+        <w:spacing w:after="120" w:line="276" w:lineRule="auto"/>
       </w:pPr>
       <w:r>
         <w:rPr>
-          <w:rFonts w:ascii="Calibri" w:hAnsi="Calibri" w:eastAsia="Microsoft JhengHei" w:cs="Microsoft JhengHei"/>
-          <w:sz w:val="22"/>
-        </w:rPr>
-      </w:r>
-      <w:r>
-        <w:rPr>
-          <w:rFonts w:ascii="Calibri" w:hAnsi="Calibri" w:eastAsia="Microsoft JhengHei" w:cs="Microsoft JhengHei"/>
-          <w:sz w:val="22"/>
-        </w:rPr>
-        <w:t>症狀性脾腫大係咪 filter</w:t>
-      </w:r>
-      <w:r>
-        <w:rPr>
-          <w:rFonts w:ascii="Calibri" w:hAnsi="Calibri" w:eastAsia="Microsoft JhengHei" w:cs="Microsoft JhengHei"/>
+          <w:rFonts w:ascii="Calibri" w:hAnsi="Calibri" w:eastAsia="Microsoft JhengHei"/>
+          <w:sz w:val="22"/>
+        </w:rPr>
+      </w:r>
+      <w:r>
+        <w:rPr>
+          <w:rFonts w:ascii="Calibri" w:hAnsi="Calibri" w:eastAsia="Microsoft JhengHei"/>
+          <w:b/>
+          <w:sz w:val="22"/>
+        </w:rPr>
+        <w:t>如果佢跟住問「咁同 Pegasys 比呢？」</w:t>
+      </w:r>
+      <w:r>
+        <w:rPr>
+          <w:rFonts w:ascii="Calibri" w:hAnsi="Calibri" w:eastAsia="Microsoft JhengHei"/>
           <w:sz w:val="22"/>
         </w:rPr>
       </w:r>
     </w:p>
     <w:p>
       <w:pPr>
-        <w:pStyle w:val="ListBullet"/>
-        <w:spacing w:line="276" w:lineRule="auto" w:after="120"/>
-        <w:ind w:left="720"/>
+        <w:spacing w:after="120" w:line="276" w:lineRule="auto"/>
       </w:pPr>
       <w:r>
         <w:rPr>
-          <w:rFonts w:ascii="Calibri" w:hAnsi="Calibri" w:eastAsia="Microsoft JhengHei" w:cs="Microsoft JhengHei"/>
-          <w:sz w:val="22"/>
-        </w:rPr>
-      </w:r>
-      <w:r>
-        <w:rPr>
-          <w:rFonts w:ascii="Calibri" w:hAnsi="Calibri" w:eastAsia="Microsoft JhengHei" w:cs="Microsoft JhengHei"/>
-          <w:sz w:val="22"/>
-        </w:rPr>
-        <w:t>咩情況會試 ropeg（年輕、HU 毒性、放血負擔、JAK2 VAF、每 2／4 星期）</w:t>
-      </w:r>
-      <w:r>
-        <w:rPr>
-          <w:rFonts w:ascii="Calibri" w:hAnsi="Calibri" w:eastAsia="Microsoft JhengHei" w:cs="Microsoft JhengHei"/>
-          <w:sz w:val="22"/>
-        </w:rPr>
-      </w:r>
-      <w:r>
-        <w:rPr>
-          <w:rFonts w:ascii="Calibri" w:hAnsi="Calibri" w:eastAsia="Microsoft JhengHei" w:cs="Microsoft JhengHei"/>
+          <w:rFonts w:ascii="Calibri" w:hAnsi="Calibri" w:eastAsia="Microsoft JhengHei"/>
+          <w:sz w:val="22"/>
+        </w:rPr>
+      </w:r>
+      <w:r>
+        <w:rPr>
+          <w:rFonts w:ascii="Calibri" w:hAnsi="Calibri" w:eastAsia="Microsoft JhengHei"/>
+          <w:sz w:val="22"/>
+        </w:rPr>
+        <w:t xml:space="preserve">「PV </w:t>
+      </w:r>
+      <w:r>
+        <w:rPr>
+          <w:rFonts w:ascii="Calibri" w:hAnsi="Calibri" w:eastAsia="Microsoft JhengHei"/>
+          <w:b/>
+          <w:sz w:val="22"/>
+        </w:rPr>
+        <w:t>冇</w:t>
+      </w:r>
+      <w:r>
+        <w:rPr>
+          <w:rFonts w:ascii="Calibri" w:hAnsi="Calibri" w:eastAsia="Microsoft JhengHei"/>
+          <w:sz w:val="22"/>
+        </w:rPr>
+        <w:t xml:space="preserve"> 同 Pegasys 嘅頭對頭。PI 寫明唔好比 potency。Hep B 嘅 interferon 研究 </w:t>
+      </w:r>
+      <w:r>
+        <w:rPr>
+          <w:rFonts w:ascii="Calibri" w:hAnsi="Calibri" w:eastAsia="Microsoft JhengHei"/>
+          <w:b/>
+          <w:sz w:val="22"/>
+        </w:rPr>
+        <w:t>唔可以</w:t>
+      </w:r>
+      <w:r>
+        <w:rPr>
+          <w:rFonts w:ascii="Calibri" w:hAnsi="Calibri" w:eastAsia="Microsoft JhengHei"/>
+          <w:sz w:val="22"/>
+        </w:rPr>
+        <w:t xml:space="preserve"> 搬過嚟當 PV 安全優於 Pegasys——病唔同、藥唔同、劑量都唔同。我可以留喺呢份香港 leave-behind 對 HU 嘅數據，同埋起始 </w:t>
+      </w:r>
+      <w:r>
+        <w:rPr>
+          <w:rFonts w:ascii="Calibri" w:hAnsi="Calibri" w:eastAsia="Microsoft JhengHei"/>
+          <w:b/>
+          <w:sz w:val="22"/>
+        </w:rPr>
+        <w:t>100／50 µg</w:t>
+      </w:r>
+      <w:r>
+        <w:rPr>
+          <w:rFonts w:ascii="Calibri" w:hAnsi="Calibri" w:eastAsia="Microsoft JhengHei"/>
+          <w:sz w:val="22"/>
+        </w:rPr>
+        <w:t>。」</w:t>
+      </w:r>
+      <w:r>
+        <w:rPr>
+          <w:rFonts w:ascii="Calibri" w:hAnsi="Calibri" w:eastAsia="Microsoft JhengHei"/>
+          <w:sz w:val="22"/>
+        </w:rPr>
+      </w:r>
+    </w:p>
+    <w:p>
+      <w:pPr>
+        <w:spacing w:after="120" w:line="276" w:lineRule="auto"/>
+      </w:pPr>
+      <w:r>
+        <w:rPr>
+          <w:rFonts w:ascii="Calibri" w:hAnsi="Calibri" w:eastAsia="Microsoft JhengHei"/>
+          <w:sz w:val="22"/>
+        </w:rPr>
+      </w:r>
+      <w:r>
+        <w:rPr>
+          <w:rFonts w:ascii="Calibri" w:hAnsi="Calibri" w:eastAsia="Microsoft JhengHei"/>
+          <w:b/>
+          <w:sz w:val="22"/>
+        </w:rPr>
+        <w:t>如果佢問「係咪第一隻 FDA 批嘅 PV 藥？」</w:t>
+      </w:r>
+      <w:r>
+        <w:rPr>
+          <w:rFonts w:ascii="Calibri" w:hAnsi="Calibri" w:eastAsia="Microsoft JhengHei"/>
+          <w:sz w:val="22"/>
+        </w:rPr>
+      </w:r>
+    </w:p>
+    <w:p>
+      <w:pPr>
+        <w:spacing w:after="120" w:line="276" w:lineRule="auto"/>
+      </w:pPr>
+      <w:r>
+        <w:rPr>
+          <w:rFonts w:ascii="Calibri" w:hAnsi="Calibri" w:eastAsia="Microsoft JhengHei"/>
+          <w:sz w:val="22"/>
+        </w:rPr>
+      </w:r>
+      <w:r>
+        <w:rPr>
+          <w:rFonts w:ascii="Calibri" w:hAnsi="Calibri" w:eastAsia="Microsoft JhengHei"/>
+          <w:sz w:val="22"/>
+        </w:rPr>
+        <w:t xml:space="preserve">「準確嚟講：係 </w:t>
+      </w:r>
+      <w:r>
+        <w:rPr>
+          <w:rFonts w:ascii="Calibri" w:hAnsi="Calibri" w:eastAsia="Microsoft JhengHei"/>
+          <w:b/>
+          <w:sz w:val="22"/>
+        </w:rPr>
+        <w:t>第一隻 FDA 專門批 PV 嘅干擾素</w:t>
+      </w:r>
+      <w:r>
+        <w:rPr>
+          <w:rFonts w:ascii="Calibri" w:hAnsi="Calibri" w:eastAsia="Microsoft JhengHei"/>
+          <w:sz w:val="22"/>
+        </w:rPr>
+        <w:t xml:space="preserve">，亦係可以 </w:t>
+      </w:r>
+      <w:r>
+        <w:rPr>
+          <w:rFonts w:ascii="Calibri" w:hAnsi="Calibri" w:eastAsia="Microsoft JhengHei"/>
+          <w:b/>
+          <w:sz w:val="22"/>
+        </w:rPr>
+        <w:t>唔計先前治療史</w:t>
+      </w:r>
+      <w:r>
+        <w:rPr>
+          <w:rFonts w:ascii="Calibri" w:hAnsi="Calibri" w:eastAsia="Microsoft JhengHei"/>
+          <w:sz w:val="22"/>
+        </w:rPr>
+        <w:t xml:space="preserve"> 用嘅 FDA PV 藥。Ruxolitinib 2014 已經批 PV，不過係 HU 之後。香港處方跟香港 PI，FDA 唔等於醫管局。」</w:t>
+      </w:r>
+      <w:r>
+        <w:rPr>
+          <w:rFonts w:ascii="Calibri" w:hAnsi="Calibri" w:eastAsia="Microsoft JhengHei"/>
+          <w:sz w:val="22"/>
+        </w:rPr>
+      </w:r>
+    </w:p>
+    <w:p>
+      <w:pPr>
+        <w:spacing w:after="120" w:line="276" w:lineRule="auto"/>
+      </w:pPr>
+      <w:r>
+        <w:rPr>
+          <w:rFonts w:ascii="Calibri" w:hAnsi="Calibri" w:eastAsia="Microsoft JhengHei"/>
+          <w:sz w:val="22"/>
+        </w:rPr>
+      </w:r>
+      <w:r>
+        <w:rPr>
+          <w:rFonts w:ascii="Calibri" w:hAnsi="Calibri" w:eastAsia="Microsoft JhengHei"/>
+          <w:b/>
+          <w:sz w:val="22"/>
+        </w:rPr>
+        <w:t>唔好主動報</w:t>
+      </w:r>
+      <w:r>
+        <w:rPr>
+          <w:rFonts w:ascii="Calibri" w:hAnsi="Calibri" w:eastAsia="Microsoft JhengHei"/>
+          <w:sz w:val="22"/>
+        </w:rPr>
+        <w:t xml:space="preserve"> 每針 HK$36,000。佢問 list price 先答，然後即刻接 PSP，唔好停喺個價度。</w:t>
+      </w:r>
+      <w:r>
+        <w:rPr>
+          <w:rFonts w:ascii="Calibri" w:hAnsi="Calibri" w:eastAsia="Microsoft JhengHei"/>
           <w:sz w:val="22"/>
         </w:rPr>
       </w:r>
@@ -1675,7 +2362,7 @@
       </w:pPr>
       <w:r>
         <w:rPr>
-          <w:rFonts w:ascii="Calibri" w:hAnsi="Calibri" w:eastAsia="Microsoft JhengHei" w:cs="Microsoft JhengHei"/>
+          <w:rFonts w:ascii="Calibri" w:hAnsi="Calibri" w:eastAsia="Microsoft JhengHei"/>
           <w:sz w:val="22"/>
         </w:rPr>
       </w:r>
@@ -1687,34 +2374,15 @@
       </w:pPr>
       <w:r>
         <w:rPr>
-          <w:rFonts w:ascii="Calibri" w:hAnsi="Calibri" w:eastAsia="Microsoft JhengHei" w:cs="Microsoft JhengHei"/>
+          <w:rFonts w:ascii="Calibri" w:hAnsi="Calibri" w:eastAsia="Microsoft JhengHei"/>
           <w:sz w:val="28"/>
         </w:rPr>
-        <w:t>逐頁講稿（照讀）</w:t>
-      </w:r>
-      <w:r>
-        <w:rPr>
-          <w:rFonts w:ascii="Calibri" w:hAnsi="Calibri" w:eastAsia="Microsoft JhengHei" w:cs="Microsoft JhengHei"/>
+        <w:t>開場（90 秒）— 請教</w:t>
+      </w:r>
+      <w:r>
+        <w:rPr>
+          <w:rFonts w:ascii="Calibri" w:hAnsi="Calibri" w:eastAsia="Microsoft JhengHei"/>
           <w:sz w:val="28"/>
-        </w:rPr>
-      </w:r>
-    </w:p>
-    <w:p>
-      <w:pPr>
-        <w:pStyle w:val="Heading3"/>
-        <w:spacing w:after="120" w:line="276" w:lineRule="auto"/>
-      </w:pPr>
-      <w:r>
-        <w:rPr>
-          <w:rFonts w:ascii="Calibri" w:hAnsi="Calibri" w:eastAsia="Microsoft JhengHei" w:cs="Microsoft JhengHei"/>
-          <w:sz w:val="24"/>
-        </w:rPr>
-        <w:t>CHR — 「顯著而持續嘅血液學控制」</w:t>
-      </w:r>
-      <w:r>
-        <w:rPr>
-          <w:rFonts w:ascii="Calibri" w:hAnsi="Calibri" w:eastAsia="Microsoft JhengHei" w:cs="Microsoft JhengHei"/>
-          <w:sz w:val="24"/>
         </w:rPr>
       </w:r>
     </w:p>
@@ -1724,28 +2392,20 @@
       </w:pPr>
       <w:r>
         <w:rPr>
-          <w:rFonts w:ascii="Calibri" w:hAnsi="Calibri" w:eastAsia="Microsoft JhengHei" w:cs="Microsoft JhengHei"/>
-          <w:sz w:val="22"/>
-        </w:rPr>
-      </w:r>
-      <w:r>
-        <w:rPr>
-          <w:rFonts w:ascii="Calibri" w:hAnsi="Calibri" w:eastAsia="Microsoft JhengHei" w:cs="Microsoft JhengHei"/>
-          <w:b/>
-          <w:sz w:val="22"/>
-        </w:rPr>
-        <w:t>呢頁 CHR：</w:t>
-      </w:r>
-      <w:r>
-        <w:rPr>
-          <w:rFonts w:ascii="Calibri" w:hAnsi="Calibri" w:eastAsia="Microsoft JhengHei" w:cs="Microsoft JhengHei"/>
-          <w:sz w:val="22"/>
-        </w:rPr>
-        <w:t xml:space="preserve"> 過去 3 個月冇放血；Hct &lt;45%；WBC &lt;10；Plt &lt;400。</w:t>
-      </w:r>
-      <w:r>
-        <w:rPr>
-          <w:rFonts w:ascii="Calibri" w:hAnsi="Calibri" w:eastAsia="Microsoft JhengHei" w:cs="Microsoft JhengHei"/>
+          <w:rFonts w:ascii="Calibri" w:hAnsi="Calibri" w:eastAsia="Microsoft JhengHei"/>
+          <w:sz w:val="22"/>
+        </w:rPr>
+      </w:r>
+      <w:r>
+        <w:rPr>
+          <w:rFonts w:ascii="Calibri" w:hAnsi="Calibri" w:eastAsia="Microsoft JhengHei"/>
+          <w:sz w:val="22"/>
+        </w:rPr>
+        <w:t>「梁教授，多謝您抽時間。我理解您喺養和血液中心——今日係跑馬地定港島東？</w:t>
+      </w:r>
+      <w:r>
+        <w:rPr>
+          <w:rFonts w:ascii="Calibri" w:hAnsi="Calibri" w:eastAsia="Microsoft JhengHei"/>
           <w:sz w:val="22"/>
         </w:rPr>
       </w:r>
@@ -1756,21 +2416,80 @@
       </w:pPr>
       <w:r>
         <w:rPr>
-          <w:rFonts w:ascii="Calibri" w:hAnsi="Calibri" w:eastAsia="Microsoft JhengHei" w:cs="Microsoft JhengHei"/>
-          <w:sz w:val="22"/>
-        </w:rPr>
-      </w:r>
-      <w:r>
-        <w:rPr>
-          <w:rFonts w:ascii="Calibri" w:hAnsi="Calibri" w:eastAsia="Microsoft JhengHei" w:cs="Microsoft JhengHei"/>
+          <w:rFonts w:ascii="Calibri" w:hAnsi="Calibri" w:eastAsia="Microsoft JhengHei"/>
+          <w:sz w:val="22"/>
+        </w:rPr>
+      </w:r>
+      <w:r>
+        <w:rPr>
+          <w:rFonts w:ascii="Calibri" w:hAnsi="Calibri" w:eastAsia="Microsoft JhengHei"/>
+          <w:sz w:val="22"/>
+        </w:rPr>
+        <w:t xml:space="preserve">我唔係嚟重溫 PV 診斷。我想先聽 </w:t>
+      </w:r>
+      <w:r>
+        <w:rPr>
+          <w:rFonts w:ascii="Calibri" w:hAnsi="Calibri" w:eastAsia="Microsoft JhengHei"/>
           <w:b/>
           <w:sz w:val="22"/>
         </w:rPr>
-        <w:t>指住圖，12 個月唔好跳過：</w:t>
-      </w:r>
-      <w:r>
-        <w:rPr>
-          <w:rFonts w:ascii="Calibri" w:hAnsi="Calibri" w:eastAsia="Microsoft JhengHei" w:cs="Microsoft JhengHei"/>
+        <w:t>您而家喺私家點樣幫成年 PV 做細胞減少治療</w:t>
+      </w:r>
+      <w:r>
+        <w:rPr>
+          <w:rFonts w:ascii="Calibri" w:hAnsi="Calibri" w:eastAsia="Microsoft JhengHei"/>
+          <w:sz w:val="22"/>
+        </w:rPr>
+        <w:t xml:space="preserve">，然後一齊行 </w:t>
+      </w:r>
+      <w:r>
+        <w:rPr>
+          <w:rFonts w:ascii="Calibri" w:hAnsi="Calibri" w:eastAsia="Microsoft JhengHei"/>
+          <w:b/>
+          <w:sz w:val="22"/>
+        </w:rPr>
+        <w:t>香港 BESREMi leave-behind</w:t>
+      </w:r>
+      <w:r>
+        <w:rPr>
+          <w:rFonts w:ascii="Calibri" w:hAnsi="Calibri" w:eastAsia="Microsoft JhengHei"/>
+          <w:sz w:val="22"/>
+        </w:rPr>
+        <w:t xml:space="preserve">——包括第一年 </w:t>
+      </w:r>
+      <w:r>
+        <w:rPr>
+          <w:rFonts w:ascii="Calibri" w:hAnsi="Calibri" w:eastAsia="Microsoft JhengHei"/>
+          <w:b/>
+          <w:sz w:val="22"/>
+        </w:rPr>
+        <w:t>non-inferiority 未達標</w:t>
+      </w:r>
+      <w:r>
+        <w:rPr>
+          <w:rFonts w:ascii="Calibri" w:hAnsi="Calibri" w:eastAsia="Microsoft JhengHei"/>
+          <w:sz w:val="22"/>
+        </w:rPr>
+        <w:t xml:space="preserve"> 嗰個結果——睇下有冇 </w:t>
+      </w:r>
+      <w:r>
+        <w:rPr>
+          <w:rFonts w:ascii="Calibri" w:hAnsi="Calibri" w:eastAsia="Microsoft JhengHei"/>
+          <w:b/>
+          <w:sz w:val="22"/>
+        </w:rPr>
+        <w:t>第一位</w:t>
+      </w:r>
+      <w:r>
+        <w:rPr>
+          <w:rFonts w:ascii="Calibri" w:hAnsi="Calibri" w:eastAsia="Microsoft JhengHei"/>
+          <w:sz w:val="22"/>
+        </w:rPr>
+        <w:t xml:space="preserve"> 合本地適應證嘅病人。</w:t>
+      </w:r>
+      <w:r>
+        <w:rPr>
+          <w:rFonts w:ascii="Calibri" w:hAnsi="Calibri" w:eastAsia="Microsoft JhengHei"/>
           <w:sz w:val="22"/>
         </w:rPr>
       </w:r>
@@ -1781,65 +2500,35 @@
       </w:pPr>
       <w:r>
         <w:rPr>
-          <w:rFonts w:ascii="Calibri" w:hAnsi="Calibri" w:eastAsia="Microsoft JhengHei" w:cs="Microsoft JhengHei"/>
-          <w:sz w:val="22"/>
-        </w:rPr>
-      </w:r>
-      <w:r>
-        <w:rPr>
-          <w:rFonts w:ascii="Calibri" w:hAnsi="Calibri" w:eastAsia="Microsoft JhengHei" w:cs="Microsoft JhengHei"/>
-          <w:sz w:val="22"/>
-        </w:rPr>
-        <w:t xml:space="preserve">「睇 </w:t>
-      </w:r>
-      <w:r>
-        <w:rPr>
-          <w:rFonts w:ascii="Calibri" w:hAnsi="Calibri" w:eastAsia="Microsoft JhengHei" w:cs="Microsoft JhengHei"/>
+          <w:rFonts w:ascii="Calibri" w:hAnsi="Calibri" w:eastAsia="Microsoft JhengHei"/>
+          <w:sz w:val="22"/>
+        </w:rPr>
+      </w:r>
+      <w:r>
+        <w:rPr>
+          <w:rFonts w:ascii="Calibri" w:hAnsi="Calibri" w:eastAsia="Microsoft JhengHei"/>
+          <w:sz w:val="22"/>
+        </w:rPr>
+        <w:t xml:space="preserve">香港適應證係：單藥用於 </w:t>
+      </w:r>
+      <w:r>
+        <w:rPr>
+          <w:rFonts w:ascii="Calibri" w:hAnsi="Calibri" w:eastAsia="Microsoft JhengHei"/>
           <w:b/>
           <w:sz w:val="22"/>
         </w:rPr>
-        <w:t>呢條曲線</w:t>
-      </w:r>
-      <w:r>
-        <w:rPr>
-          <w:rFonts w:ascii="Calibri" w:hAnsi="Calibri" w:eastAsia="Microsoft JhengHei" w:cs="Microsoft JhengHei"/>
-          <w:sz w:val="22"/>
-        </w:rPr>
-        <w:t xml:space="preserve">，12 個月 hydroxyurea 領前——大約 </w:t>
-      </w:r>
-      <w:r>
-        <w:rPr>
-          <w:rFonts w:ascii="Calibri" w:hAnsi="Calibri" w:eastAsia="Microsoft JhengHei" w:cs="Microsoft JhengHei"/>
-          <w:b/>
-          <w:sz w:val="22"/>
-        </w:rPr>
-        <w:t>75% vs 62%</w:t>
-      </w:r>
-      <w:r>
-        <w:rPr>
-          <w:rFonts w:ascii="Calibri" w:hAnsi="Calibri" w:eastAsia="Microsoft JhengHei" w:cs="Microsoft JhengHei"/>
-          <w:sz w:val="22"/>
-        </w:rPr>
-        <w:t xml:space="preserve">。呢個係藥理：HU 快啲。PI 裏面平均滴定大約 </w:t>
-      </w:r>
-      <w:r>
-        <w:rPr>
-          <w:rFonts w:ascii="Calibri" w:hAnsi="Calibri" w:eastAsia="Microsoft JhengHei" w:cs="Microsoft JhengHei"/>
-          <w:b/>
-          <w:sz w:val="22"/>
-        </w:rPr>
-        <w:t>2.6 vs 3.7 個月</w:t>
-      </w:r>
-      <w:r>
-        <w:rPr>
-          <w:rFonts w:ascii="Calibri" w:hAnsi="Calibri" w:eastAsia="Microsoft JhengHei" w:cs="Microsoft JhengHei"/>
-          <w:sz w:val="22"/>
-        </w:rPr>
-        <w:t>。如果呢個月就要將 count 壓低，防止血栓或者出血，HU 可能仲係第一件工具。</w:t>
-      </w:r>
-      <w:r>
-        <w:rPr>
-          <w:rFonts w:ascii="Calibri" w:hAnsi="Calibri" w:eastAsia="Microsoft JhengHei" w:cs="Microsoft JhengHei"/>
+        <w:t>無症狀性脾腫大嘅成年真性紅細胞增多症（PV）</w:t>
+      </w:r>
+      <w:r>
+        <w:rPr>
+          <w:rFonts w:ascii="Calibri" w:hAnsi="Calibri" w:eastAsia="Microsoft JhengHei"/>
+          <w:sz w:val="22"/>
+        </w:rPr>
+        <w:t>。」</w:t>
+      </w:r>
+      <w:r>
+        <w:rPr>
+          <w:rFonts w:ascii="Calibri" w:hAnsi="Calibri" w:eastAsia="Microsoft JhengHei"/>
           <w:sz w:val="22"/>
         </w:rPr>
       </w:r>
@@ -1850,1058 +2539,159 @@
       </w:pPr>
       <w:r>
         <w:rPr>
-          <w:rFonts w:ascii="Calibri" w:hAnsi="Calibri" w:eastAsia="Microsoft JhengHei" w:cs="Microsoft JhengHei"/>
-          <w:sz w:val="22"/>
-        </w:rPr>
-      </w:r>
-      <w:r>
-        <w:rPr>
-          <w:rFonts w:ascii="Calibri" w:hAnsi="Calibri" w:eastAsia="Microsoft JhengHei" w:cs="Microsoft JhengHei"/>
-          <w:sz w:val="22"/>
-        </w:rPr>
-        <w:t xml:space="preserve">兩條線 </w:t>
-      </w:r>
-      <w:r>
-        <w:rPr>
-          <w:rFonts w:ascii="Calibri" w:hAnsi="Calibri" w:eastAsia="Microsoft JhengHei" w:cs="Microsoft JhengHei"/>
+          <w:rFonts w:ascii="Calibri" w:hAnsi="Calibri" w:eastAsia="Microsoft JhengHei"/>
+          <w:sz w:val="22"/>
+        </w:rPr>
+      </w:r>
+      <w:r>
+        <w:rPr>
+          <w:rFonts w:ascii="Calibri" w:hAnsi="Calibri" w:eastAsia="Microsoft JhengHei"/>
           <w:b/>
           <w:sz w:val="22"/>
         </w:rPr>
-        <w:t>喺 24 個月交叉</w:t>
-      </w:r>
-      <w:r>
-        <w:rPr>
-          <w:rFonts w:ascii="Calibri" w:hAnsi="Calibri" w:eastAsia="Microsoft JhengHei" w:cs="Microsoft JhengHei"/>
-          <w:sz w:val="22"/>
-        </w:rPr>
-        <w:t xml:space="preserve">。到 60 個月，ropeg 大約 </w:t>
-      </w:r>
-      <w:r>
-        <w:rPr>
-          <w:rFonts w:ascii="Calibri" w:hAnsi="Calibri" w:eastAsia="Microsoft JhengHei" w:cs="Microsoft JhengHei"/>
-          <w:b/>
-          <w:sz w:val="22"/>
-        </w:rPr>
-        <w:t>73%</w:t>
-      </w:r>
-      <w:r>
-        <w:rPr>
-          <w:rFonts w:ascii="Calibri" w:hAnsi="Calibri" w:eastAsia="Microsoft JhengHei" w:cs="Microsoft JhengHei"/>
-          <w:sz w:val="22"/>
-        </w:rPr>
-        <w:t xml:space="preserve">，HU／BAT 大約 </w:t>
-      </w:r>
-      <w:r>
-        <w:rPr>
-          <w:rFonts w:ascii="Calibri" w:hAnsi="Calibri" w:eastAsia="Microsoft JhengHei" w:cs="Microsoft JhengHei"/>
-          <w:b/>
-          <w:sz w:val="22"/>
-        </w:rPr>
-        <w:t>53%</w:t>
-      </w:r>
-      <w:r>
-        <w:rPr>
-          <w:rFonts w:ascii="Calibri" w:hAnsi="Calibri" w:eastAsia="Microsoft JhengHei" w:cs="Microsoft JhengHei"/>
-          <w:sz w:val="22"/>
-        </w:rPr>
-        <w:t>。呢頁上嘅長期 CHR 故事就係呢條。」</w:t>
-      </w:r>
-      <w:r>
-        <w:rPr>
-          <w:rFonts w:ascii="Calibri" w:hAnsi="Calibri" w:eastAsia="Microsoft JhengHei" w:cs="Microsoft JhengHei"/>
+        <w:t>然後停口。</w:t>
+      </w:r>
+      <w:r>
+        <w:rPr>
+          <w:rFonts w:ascii="Calibri" w:hAnsi="Calibri" w:eastAsia="Microsoft JhengHei"/>
+          <w:sz w:val="22"/>
+        </w:rPr>
+        <w:t xml:space="preserve"> 要記低：</w:t>
+      </w:r>
+      <w:r>
+        <w:rPr>
+          <w:rFonts w:ascii="Calibri" w:hAnsi="Calibri" w:eastAsia="Microsoft JhengHei"/>
+          <w:sz w:val="22"/>
+        </w:rPr>
+      </w:r>
+      <w:r>
+        <w:rPr>
+          <w:rFonts w:ascii="Calibri" w:hAnsi="Calibri" w:eastAsia="Microsoft JhengHei"/>
           <w:sz w:val="22"/>
         </w:rPr>
       </w:r>
     </w:p>
     <w:p>
       <w:pPr>
-        <w:spacing w:after="120" w:line="276" w:lineRule="auto"/>
+        <w:pStyle w:val="ListBullet"/>
+        <w:spacing w:line="276" w:lineRule="auto" w:after="120"/>
+        <w:ind w:left="720"/>
       </w:pPr>
       <w:r>
         <w:rPr>
-          <w:rFonts w:ascii="Calibri" w:hAnsi="Calibri" w:eastAsia="Microsoft JhengHei" w:cs="Microsoft JhengHei"/>
-          <w:sz w:val="22"/>
-        </w:rPr>
-      </w:r>
-      <w:r>
-        <w:rPr>
-          <w:rFonts w:ascii="Calibri" w:hAnsi="Calibri" w:eastAsia="Microsoft JhengHei" w:cs="Microsoft JhengHei"/>
-          <w:b/>
-          <w:sz w:val="22"/>
-        </w:rPr>
-        <w:t>指住 84.3%（107/127）：</w:t>
-      </w:r>
-      <w:r>
-        <w:rPr>
-          <w:rFonts w:ascii="Calibri" w:hAnsi="Calibri" w:eastAsia="Microsoft JhengHei" w:cs="Microsoft JhengHei"/>
+          <w:rFonts w:ascii="Calibri" w:hAnsi="Calibri" w:eastAsia="Microsoft JhengHei"/>
+          <w:sz w:val="22"/>
+        </w:rPr>
+      </w:r>
+      <w:r>
+        <w:rPr>
+          <w:rFonts w:ascii="Calibri" w:hAnsi="Calibri" w:eastAsia="Microsoft JhengHei"/>
+          <w:sz w:val="22"/>
+        </w:rPr>
+        <w:t>HU vs interferon vs ruxolitinib vs 淨係放血——邊類病人用邊樣</w:t>
+      </w:r>
+      <w:r>
+        <w:rPr>
+          <w:rFonts w:ascii="Calibri" w:hAnsi="Calibri" w:eastAsia="Microsoft JhengHei"/>
           <w:sz w:val="22"/>
         </w:rPr>
       </w:r>
     </w:p>
     <w:p>
       <w:pPr>
-        <w:spacing w:after="120" w:line="276" w:lineRule="auto"/>
+        <w:pStyle w:val="ListBullet"/>
+        <w:spacing w:line="276" w:lineRule="auto" w:after="120"/>
+        <w:ind w:left="720"/>
       </w:pPr>
       <w:r>
         <w:rPr>
-          <w:rFonts w:ascii="Calibri" w:hAnsi="Calibri" w:eastAsia="Microsoft JhengHei" w:cs="Microsoft JhengHei"/>
-          <w:sz w:val="22"/>
-        </w:rPr>
-      </w:r>
-      <w:r>
-        <w:rPr>
-          <w:rFonts w:ascii="Calibri" w:hAnsi="Calibri" w:eastAsia="Microsoft JhengHei" w:cs="Microsoft JhengHei"/>
-          <w:sz w:val="22"/>
-        </w:rPr>
-        <w:t xml:space="preserve">「呢個 </w:t>
-      </w:r>
-      <w:r>
-        <w:rPr>
-          <w:rFonts w:ascii="Calibri" w:hAnsi="Calibri" w:eastAsia="Microsoft JhengHei" w:cs="Microsoft JhengHei"/>
+          <w:rFonts w:ascii="Calibri" w:hAnsi="Calibri" w:eastAsia="Microsoft JhengHei"/>
+          <w:sz w:val="22"/>
+        </w:rPr>
+      </w:r>
+      <w:r>
+        <w:rPr>
+          <w:rFonts w:ascii="Calibri" w:hAnsi="Calibri" w:eastAsia="Microsoft JhengHei"/>
+          <w:sz w:val="22"/>
+        </w:rPr>
+        <w:t>而家有冇用 IFN（</w:t>
+      </w:r>
+      <w:r>
+        <w:rPr>
+          <w:rFonts w:ascii="Calibri" w:hAnsi="Calibri" w:eastAsia="Microsoft JhengHei"/>
           <w:b/>
           <w:sz w:val="22"/>
         </w:rPr>
-        <w:t>84.3% 唔係</w:t>
-      </w:r>
-      <w:r>
-        <w:rPr>
-          <w:rFonts w:ascii="Calibri" w:hAnsi="Calibri" w:eastAsia="Microsoft JhengHei" w:cs="Microsoft JhengHei"/>
-          <w:sz w:val="22"/>
-        </w:rPr>
-        <w:t xml:space="preserve"> 呢幅圖。註腳寫『36 個月內 </w:t>
-      </w:r>
-      <w:r>
-        <w:rPr>
-          <w:rFonts w:ascii="Calibri" w:hAnsi="Calibri" w:eastAsia="Microsoft JhengHei" w:cs="Microsoft JhengHei"/>
-          <w:b/>
-          <w:sz w:val="22"/>
-        </w:rPr>
-        <w:t>任何時間</w:t>
-      </w:r>
-      <w:r>
-        <w:rPr>
-          <w:rFonts w:ascii="Calibri" w:hAnsi="Calibri" w:eastAsia="Microsoft JhengHei" w:cs="Microsoft JhengHei"/>
-          <w:sz w:val="22"/>
-        </w:rPr>
-        <w:t xml:space="preserve"> 達標』——即係 </w:t>
-      </w:r>
-      <w:r>
-        <w:rPr>
-          <w:rFonts w:ascii="Calibri" w:hAnsi="Calibri" w:eastAsia="Microsoft JhengHei" w:cs="Microsoft JhengHei"/>
-          <w:b/>
-          <w:sz w:val="22"/>
-        </w:rPr>
-        <w:t>ever-response</w:t>
-      </w:r>
-      <w:r>
-        <w:rPr>
-          <w:rFonts w:ascii="Calibri" w:hAnsi="Calibri" w:eastAsia="Microsoft JhengHei" w:cs="Microsoft JhengHei"/>
-          <w:sz w:val="22"/>
-        </w:rPr>
-        <w:t>，127 個入面 107 個。我唔會同您講，三年之後仲有 84% 維持 CHR。」</w:t>
-      </w:r>
-      <w:r>
-        <w:rPr>
-          <w:rFonts w:ascii="Calibri" w:hAnsi="Calibri" w:eastAsia="Microsoft JhengHei" w:cs="Microsoft JhengHei"/>
+        <w:t>唔好比</w:t>
+      </w:r>
+      <w:r>
+        <w:rPr>
+          <w:rFonts w:ascii="Calibri" w:hAnsi="Calibri" w:eastAsia="Microsoft JhengHei"/>
+          <w:sz w:val="22"/>
+        </w:rPr>
+        <w:t xml:space="preserve"> Pegasys）</w:t>
+      </w:r>
+      <w:r>
+        <w:rPr>
+          <w:rFonts w:ascii="Calibri" w:hAnsi="Calibri" w:eastAsia="Microsoft JhengHei"/>
           <w:sz w:val="22"/>
         </w:rPr>
       </w:r>
     </w:p>
     <w:p>
       <w:pPr>
-        <w:spacing w:after="120" w:line="276" w:lineRule="auto"/>
+        <w:pStyle w:val="ListBullet"/>
+        <w:spacing w:line="276" w:lineRule="auto" w:after="120"/>
+        <w:ind w:left="720"/>
       </w:pPr>
       <w:r>
         <w:rPr>
-          <w:rFonts w:ascii="Calibri" w:hAnsi="Calibri" w:eastAsia="Microsoft JhengHei" w:cs="Microsoft JhengHei"/>
-          <w:sz w:val="22"/>
-        </w:rPr>
-      </w:r>
-      <w:r>
-        <w:rPr>
-          <w:rFonts w:ascii="Calibri" w:hAnsi="Calibri" w:eastAsia="Microsoft JhengHei" w:cs="Microsoft JhengHei"/>
-          <w:b/>
-          <w:sz w:val="22"/>
-        </w:rPr>
-        <w:t>跟住 PI，因為佢識 PROUD-PV：</w:t>
-      </w:r>
-      <w:r>
-        <w:rPr>
-          <w:rFonts w:ascii="Calibri" w:hAnsi="Calibri" w:eastAsia="Microsoft JhengHei" w:cs="Microsoft JhengHei"/>
+          <w:rFonts w:ascii="Calibri" w:hAnsi="Calibri" w:eastAsia="Microsoft JhengHei"/>
+          <w:sz w:val="22"/>
+        </w:rPr>
+      </w:r>
+      <w:r>
+        <w:rPr>
+          <w:rFonts w:ascii="Calibri" w:hAnsi="Calibri" w:eastAsia="Microsoft JhengHei"/>
+          <w:sz w:val="22"/>
+        </w:rPr>
+        <w:t>症狀性脾腫大係咪 filter</w:t>
+      </w:r>
+      <w:r>
+        <w:rPr>
+          <w:rFonts w:ascii="Calibri" w:hAnsi="Calibri" w:eastAsia="Microsoft JhengHei"/>
           <w:sz w:val="22"/>
         </w:rPr>
       </w:r>
     </w:p>
     <w:p>
       <w:pPr>
-        <w:spacing w:after="120" w:line="276" w:lineRule="auto"/>
+        <w:pStyle w:val="ListBullet"/>
+        <w:spacing w:line="276" w:lineRule="auto" w:after="120"/>
+        <w:ind w:left="720"/>
       </w:pPr>
       <w:r>
         <w:rPr>
-          <w:rFonts w:ascii="Calibri" w:hAnsi="Calibri" w:eastAsia="Microsoft JhengHei" w:cs="Microsoft JhengHei"/>
-          <w:sz w:val="22"/>
-        </w:rPr>
-      </w:r>
-      <w:r>
-        <w:rPr>
-          <w:rFonts w:ascii="Calibri" w:hAnsi="Calibri" w:eastAsia="Microsoft JhengHei" w:cs="Microsoft JhengHei"/>
-          <w:sz w:val="22"/>
-        </w:rPr>
-        <w:t xml:space="preserve">「香港 PI </w:t>
-      </w:r>
-      <w:r>
-        <w:rPr>
-          <w:rFonts w:ascii="Calibri" w:hAnsi="Calibri" w:eastAsia="Microsoft JhengHei" w:cs="Microsoft JhengHei"/>
-          <w:b/>
-          <w:sz w:val="22"/>
-        </w:rPr>
-        <w:t>註冊嘅 12 個月 primary</w:t>
-      </w:r>
-      <w:r>
-        <w:rPr>
-          <w:rFonts w:ascii="Calibri" w:hAnsi="Calibri" w:eastAsia="Microsoft JhengHei" w:cs="Microsoft JhengHei"/>
-          <w:sz w:val="22"/>
-        </w:rPr>
-        <w:t xml:space="preserve"> 係 </w:t>
-      </w:r>
-      <w:r>
-        <w:rPr>
-          <w:rFonts w:ascii="Calibri" w:hAnsi="Calibri" w:eastAsia="Microsoft JhengHei" w:cs="Microsoft JhengHei"/>
-          <w:b/>
-          <w:sz w:val="22"/>
-        </w:rPr>
-        <w:t>43.1% vs 46.0%，p=0.63</w:t>
-      </w:r>
-      <w:r>
-        <w:rPr>
-          <w:rFonts w:ascii="Calibri" w:hAnsi="Calibri" w:eastAsia="Microsoft JhengHei" w:cs="Microsoft JhengHei"/>
-          <w:sz w:val="22"/>
-        </w:rPr>
-        <w:t xml:space="preserve">。Non-inferiority </w:t>
-      </w:r>
-      <w:r>
-        <w:rPr>
-          <w:rFonts w:ascii="Calibri" w:hAnsi="Calibri" w:eastAsia="Microsoft JhengHei" w:cs="Microsoft JhengHei"/>
-          <w:b/>
-          <w:sz w:val="22"/>
-        </w:rPr>
-        <w:t>未達標</w:t>
-      </w:r>
-      <w:r>
-        <w:rPr>
-          <w:rFonts w:ascii="Calibri" w:hAnsi="Calibri" w:eastAsia="Microsoft JhengHei" w:cs="Microsoft JhengHei"/>
-          <w:sz w:val="22"/>
-        </w:rPr>
-        <w:t>。呢個分析將停藥當失敗。兩個數可以同時成立：圖係 leave-behind 曲線；43% 係 ITT primary。</w:t>
-      </w:r>
-      <w:r>
-        <w:rPr>
-          <w:rFonts w:ascii="Calibri" w:hAnsi="Calibri" w:eastAsia="Microsoft JhengHei" w:cs="Microsoft JhengHei"/>
-          <w:sz w:val="22"/>
-        </w:rPr>
-      </w:r>
-    </w:p>
-    <w:p>
-      <w:pPr>
-        <w:spacing w:after="120" w:line="276" w:lineRule="auto"/>
-      </w:pPr>
-      <w:r>
-        <w:rPr>
-          <w:rFonts w:ascii="Calibri" w:hAnsi="Calibri" w:eastAsia="Microsoft JhengHei" w:cs="Microsoft JhengHei"/>
-          <w:sz w:val="22"/>
-        </w:rPr>
-      </w:r>
-      <w:r>
-        <w:rPr>
-          <w:rFonts w:ascii="Calibri" w:hAnsi="Calibri" w:eastAsia="Microsoft JhengHei" w:cs="Microsoft JhengHei"/>
-          <w:sz w:val="22"/>
-        </w:rPr>
-        <w:t>對齊 PI 嘅後期 primary，Gisslinger 2023，</w:t>
-      </w:r>
-      <w:r>
-        <w:rPr>
-          <w:rFonts w:ascii="Calibri" w:hAnsi="Calibri" w:eastAsia="Microsoft JhengHei" w:cs="Microsoft JhengHei"/>
-          <w:b/>
-          <w:sz w:val="22"/>
-        </w:rPr>
-        <w:t>72 個月 54.5% vs 34.9%，p=0.02</w:t>
-      </w:r>
-      <w:r>
-        <w:rPr>
-          <w:rFonts w:ascii="Calibri" w:hAnsi="Calibri" w:eastAsia="Microsoft JhengHei" w:cs="Microsoft JhengHei"/>
-          <w:sz w:val="22"/>
-        </w:rPr>
-        <w:t>。LOCF 72.6% vs 47.3% 就係呢幅約 70% 視覺嘅已發表對應。」</w:t>
-      </w:r>
-      <w:r>
-        <w:rPr>
-          <w:rFonts w:ascii="Calibri" w:hAnsi="Calibri" w:eastAsia="Microsoft JhengHei" w:cs="Microsoft JhengHei"/>
-          <w:sz w:val="22"/>
-        </w:rPr>
-      </w:r>
-    </w:p>
-    <w:p>
-      <w:pPr>
-        <w:spacing w:after="120" w:line="276" w:lineRule="auto"/>
-      </w:pPr>
-      <w:r>
-        <w:rPr>
-          <w:rFonts w:ascii="Calibri" w:hAnsi="Calibri" w:eastAsia="Microsoft JhengHei" w:cs="Microsoft JhengHei"/>
-          <w:sz w:val="22"/>
-        </w:rPr>
-      </w:r>
-      <w:r>
-        <w:rPr>
-          <w:rFonts w:ascii="Calibri" w:hAnsi="Calibri" w:eastAsia="Microsoft JhengHei" w:cs="Microsoft JhengHei"/>
-          <w:b/>
-          <w:sz w:val="22"/>
-        </w:rPr>
-        <w:t>4/127 框：</w:t>
-      </w:r>
-      <w:r>
-        <w:rPr>
-          <w:rFonts w:ascii="Calibri" w:hAnsi="Calibri" w:eastAsia="Microsoft JhengHei" w:cs="Microsoft JhengHei"/>
-          <w:sz w:val="22"/>
-        </w:rPr>
-      </w:r>
-    </w:p>
-    <w:p>
-      <w:pPr>
-        <w:spacing w:after="120" w:line="276" w:lineRule="auto"/>
-      </w:pPr>
-      <w:r>
-        <w:rPr>
-          <w:rFonts w:ascii="Calibri" w:hAnsi="Calibri" w:eastAsia="Microsoft JhengHei" w:cs="Microsoft JhengHei"/>
-          <w:sz w:val="22"/>
-        </w:rPr>
-      </w:r>
-      <w:r>
-        <w:rPr>
-          <w:rFonts w:ascii="Calibri" w:hAnsi="Calibri" w:eastAsia="Microsoft JhengHei" w:cs="Microsoft JhengHei"/>
-          <w:sz w:val="22"/>
-        </w:rPr>
-        <w:t xml:space="preserve">「呢頁 36 個月主要血栓事件 </w:t>
-      </w:r>
-      <w:r>
-        <w:rPr>
-          <w:rFonts w:ascii="Calibri" w:hAnsi="Calibri" w:eastAsia="Microsoft JhengHei" w:cs="Microsoft JhengHei"/>
-          <w:b/>
-          <w:sz w:val="22"/>
-        </w:rPr>
-        <w:t>3%（4/127）</w:t>
-      </w:r>
-      <w:r>
-        <w:rPr>
-          <w:rFonts w:ascii="Calibri" w:hAnsi="Calibri" w:eastAsia="Microsoft JhengHei" w:cs="Microsoft JhengHei"/>
-          <w:sz w:val="22"/>
-        </w:rPr>
-        <w:t xml:space="preserve">。呢個 </w:t>
-      </w:r>
-      <w:r>
-        <w:rPr>
-          <w:rFonts w:ascii="Calibri" w:hAnsi="Calibri" w:eastAsia="Microsoft JhengHei" w:cs="Microsoft JhengHei"/>
-          <w:b/>
-          <w:sz w:val="22"/>
-        </w:rPr>
-        <w:t>唔係</w:t>
-      </w:r>
-      <w:r>
-        <w:rPr>
-          <w:rFonts w:ascii="Calibri" w:hAnsi="Calibri" w:eastAsia="Microsoft JhengHei" w:cs="Microsoft JhengHei"/>
-          <w:sz w:val="22"/>
-        </w:rPr>
-        <w:t xml:space="preserve"> 六年 EFS 嘅 5/95——唔同組、唔同時、唔同複合終點。」</w:t>
-      </w:r>
-      <w:r>
-        <w:rPr>
-          <w:rFonts w:ascii="Calibri" w:hAnsi="Calibri" w:eastAsia="Microsoft JhengHei" w:cs="Microsoft JhengHei"/>
-          <w:sz w:val="22"/>
-        </w:rPr>
-      </w:r>
-    </w:p>
-    <w:p>
-      <w:pPr>
-        <w:pStyle w:val="Heading3"/>
-        <w:spacing w:after="120" w:line="276" w:lineRule="auto"/>
-      </w:pPr>
-      <w:r>
-        <w:rPr>
-          <w:rFonts w:ascii="Calibri" w:hAnsi="Calibri" w:eastAsia="Microsoft JhengHei" w:cs="Microsoft JhengHei"/>
-          <w:sz w:val="24"/>
-        </w:rPr>
-        <w:t>JAK2 — allele burden</w:t>
-      </w:r>
-      <w:r>
-        <w:rPr>
-          <w:rFonts w:ascii="Calibri" w:hAnsi="Calibri" w:eastAsia="Microsoft JhengHei" w:cs="Microsoft JhengHei"/>
-          <w:sz w:val="24"/>
-        </w:rPr>
-      </w:r>
-    </w:p>
-    <w:p>
-      <w:pPr>
-        <w:spacing w:after="120" w:line="276" w:lineRule="auto"/>
-      </w:pPr>
-      <w:r>
-        <w:rPr>
-          <w:rFonts w:ascii="Calibri" w:hAnsi="Calibri" w:eastAsia="Microsoft JhengHei" w:cs="Microsoft JhengHei"/>
-          <w:sz w:val="22"/>
-        </w:rPr>
-      </w:r>
-      <w:r>
-        <w:rPr>
-          <w:rFonts w:ascii="Calibri" w:hAnsi="Calibri" w:eastAsia="Microsoft JhengHei" w:cs="Microsoft JhengHei"/>
-          <w:sz w:val="22"/>
-        </w:rPr>
-        <w:t xml:space="preserve">「60 個月，ropeg 中位 VAF 由 </w:t>
-      </w:r>
-      <w:r>
-        <w:rPr>
-          <w:rFonts w:ascii="Calibri" w:hAnsi="Calibri" w:eastAsia="Microsoft JhengHei" w:cs="Microsoft JhengHei"/>
-          <w:b/>
-          <w:sz w:val="22"/>
-        </w:rPr>
-        <w:t>37% 降至 8%</w:t>
-      </w:r>
-      <w:r>
-        <w:rPr>
-          <w:rFonts w:ascii="Calibri" w:hAnsi="Calibri" w:eastAsia="Microsoft JhengHei" w:cs="Microsoft JhengHei"/>
-          <w:sz w:val="22"/>
-        </w:rPr>
-        <w:t xml:space="preserve">。HU／BAT 由 </w:t>
-      </w:r>
-      <w:r>
-        <w:rPr>
-          <w:rFonts w:ascii="Calibri" w:hAnsi="Calibri" w:eastAsia="Microsoft JhengHei" w:cs="Microsoft JhengHei"/>
-          <w:b/>
-          <w:sz w:val="22"/>
-        </w:rPr>
-        <w:t>38% 升到 44%</w:t>
-      </w:r>
-      <w:r>
-        <w:rPr>
-          <w:rFonts w:ascii="Calibri" w:hAnsi="Calibri" w:eastAsia="Microsoft JhengHei" w:cs="Microsoft JhengHei"/>
-          <w:sz w:val="22"/>
-        </w:rPr>
-        <w:t xml:space="preserve">——有 rebound。較高突變負荷同血栓、出血、纖維化進展有關。我 </w:t>
-      </w:r>
-      <w:r>
-        <w:rPr>
-          <w:rFonts w:ascii="Calibri" w:hAnsi="Calibri" w:eastAsia="Microsoft JhengHei" w:cs="Microsoft JhengHei"/>
-          <w:b/>
-          <w:sz w:val="22"/>
-        </w:rPr>
-        <w:t>唔係</w:t>
-      </w:r>
-      <w:r>
-        <w:rPr>
-          <w:rFonts w:ascii="Calibri" w:hAnsi="Calibri" w:eastAsia="Microsoft JhengHei" w:cs="Microsoft JhengHei"/>
-          <w:sz w:val="22"/>
-        </w:rPr>
-        <w:t xml:space="preserve"> 講 VAF 8% 就可以停藥，亦都 </w:t>
-      </w:r>
-      <w:r>
-        <w:rPr>
-          <w:rFonts w:ascii="Calibri" w:hAnsi="Calibri" w:eastAsia="Microsoft JhengHei" w:cs="Microsoft JhengHei"/>
-          <w:b/>
-          <w:sz w:val="22"/>
-        </w:rPr>
-        <w:t>唔係</w:t>
-      </w:r>
-      <w:r>
-        <w:rPr>
-          <w:rFonts w:ascii="Calibri" w:hAnsi="Calibri" w:eastAsia="Microsoft JhengHei" w:cs="Microsoft JhengHei"/>
-          <w:sz w:val="22"/>
-        </w:rPr>
-        <w:t xml:space="preserve"> 講 treatment-free remission。」</w:t>
-      </w:r>
-      <w:r>
-        <w:rPr>
-          <w:rFonts w:ascii="Calibri" w:hAnsi="Calibri" w:eastAsia="Microsoft JhengHei" w:cs="Microsoft JhengHei"/>
-          <w:sz w:val="22"/>
-        </w:rPr>
-      </w:r>
-    </w:p>
-    <w:p>
-      <w:pPr>
-        <w:spacing w:after="120" w:line="276" w:lineRule="auto"/>
-      </w:pPr>
-      <w:r>
-        <w:rPr>
-          <w:rFonts w:ascii="Calibri" w:hAnsi="Calibri" w:eastAsia="Microsoft JhengHei" w:cs="Microsoft JhengHei"/>
-          <w:sz w:val="22"/>
-        </w:rPr>
-      </w:r>
-      <w:r>
-        <w:rPr>
-          <w:rFonts w:ascii="Calibri" w:hAnsi="Calibri" w:eastAsia="Microsoft JhengHei" w:cs="Microsoft JhengHei"/>
-          <w:sz w:val="22"/>
-        </w:rPr>
-        <w:t>如果佢講 “selectively depletes HSCs”：留喺呢頁；唔好擴成「消滅 clone」。</w:t>
-      </w:r>
-      <w:r>
-        <w:rPr>
-          <w:rFonts w:ascii="Calibri" w:hAnsi="Calibri" w:eastAsia="Microsoft JhengHei" w:cs="Microsoft JhengHei"/>
-          <w:sz w:val="22"/>
-        </w:rPr>
-      </w:r>
-    </w:p>
-    <w:p>
-      <w:pPr>
-        <w:pStyle w:val="Heading3"/>
-        <w:spacing w:after="120" w:line="276" w:lineRule="auto"/>
-      </w:pPr>
-      <w:r>
-        <w:rPr>
-          <w:rFonts w:ascii="Calibri" w:hAnsi="Calibri" w:eastAsia="Microsoft JhengHei" w:cs="Microsoft JhengHei"/>
-          <w:sz w:val="24"/>
-        </w:rPr>
-        <w:t>EFS KM</w:t>
-      </w:r>
-      <w:r>
-        <w:rPr>
-          <w:rFonts w:ascii="Calibri" w:hAnsi="Calibri" w:eastAsia="Microsoft JhengHei" w:cs="Microsoft JhengHei"/>
-          <w:sz w:val="24"/>
-        </w:rPr>
-      </w:r>
-    </w:p>
-    <w:p>
-      <w:pPr>
-        <w:spacing w:after="120" w:line="276" w:lineRule="auto"/>
-      </w:pPr>
-      <w:r>
-        <w:rPr>
-          <w:rFonts w:ascii="Calibri" w:hAnsi="Calibri" w:eastAsia="Microsoft JhengHei" w:cs="Microsoft JhengHei"/>
-          <w:sz w:val="22"/>
-        </w:rPr>
-      </w:r>
-      <w:r>
-        <w:rPr>
-          <w:rFonts w:ascii="Calibri" w:hAnsi="Calibri" w:eastAsia="Microsoft JhengHei" w:cs="Microsoft JhengHei"/>
-          <w:sz w:val="22"/>
-        </w:rPr>
-        <w:t xml:space="preserve">「至少六年嘅 event-free survival：第一次風險事件 </w:t>
-      </w:r>
-      <w:r>
-        <w:rPr>
-          <w:rFonts w:ascii="Calibri" w:hAnsi="Calibri" w:eastAsia="Microsoft JhengHei" w:cs="Microsoft JhengHei"/>
-          <w:b/>
-          <w:sz w:val="22"/>
-        </w:rPr>
-        <w:t>95 個入面 5 個 vs 74 個入面 12 個，p=0.04</w:t>
-      </w:r>
-      <w:r>
-        <w:rPr>
-          <w:rFonts w:ascii="Calibri" w:hAnsi="Calibri" w:eastAsia="Microsoft JhengHei" w:cs="Microsoft JhengHei"/>
-          <w:sz w:val="22"/>
-        </w:rPr>
-        <w:t xml:space="preserve">。呢頁事件係 </w:t>
-      </w:r>
-      <w:r>
-        <w:rPr>
-          <w:rFonts w:ascii="Calibri" w:hAnsi="Calibri" w:eastAsia="Microsoft JhengHei" w:cs="Microsoft JhengHei"/>
-          <w:b/>
-          <w:sz w:val="22"/>
-        </w:rPr>
-        <w:t>進展、死亡、同血栓事件</w:t>
-      </w:r>
-      <w:r>
-        <w:rPr>
-          <w:rFonts w:ascii="Calibri" w:hAnsi="Calibri" w:eastAsia="Microsoft JhengHei" w:cs="Microsoft JhengHei"/>
-          <w:sz w:val="22"/>
-        </w:rPr>
-        <w:t xml:space="preserve">。呢個 </w:t>
-      </w:r>
-      <w:r>
-        <w:rPr>
-          <w:rFonts w:ascii="Calibri" w:hAnsi="Calibri" w:eastAsia="Microsoft JhengHei" w:cs="Microsoft JhengHei"/>
-          <w:b/>
-          <w:sz w:val="22"/>
-        </w:rPr>
-        <w:t>唔係</w:t>
-      </w:r>
-      <w:r>
-        <w:rPr>
-          <w:rFonts w:ascii="Calibri" w:hAnsi="Calibri" w:eastAsia="Microsoft JhengHei" w:cs="Microsoft JhengHei"/>
-          <w:sz w:val="22"/>
-        </w:rPr>
-        <w:t xml:space="preserve"> overall survival。我唔會講預防白血病——呢個分析入面 AML 喺對照組，而且數目好細。」</w:t>
-      </w:r>
-      <w:r>
-        <w:rPr>
-          <w:rFonts w:ascii="Calibri" w:hAnsi="Calibri" w:eastAsia="Microsoft JhengHei" w:cs="Microsoft JhengHei"/>
-          <w:sz w:val="22"/>
-        </w:rPr>
-      </w:r>
-    </w:p>
-    <w:p>
-      <w:pPr>
-        <w:spacing w:after="120" w:line="276" w:lineRule="auto"/>
-      </w:pPr>
-      <w:r>
-        <w:rPr>
-          <w:rFonts w:ascii="Calibri" w:hAnsi="Calibri" w:eastAsia="Microsoft JhengHei" w:cs="Microsoft JhengHei"/>
-          <w:sz w:val="22"/>
-        </w:rPr>
-      </w:r>
-      <w:r>
-        <w:rPr>
-          <w:rFonts w:ascii="Calibri" w:hAnsi="Calibri" w:eastAsia="Microsoft JhengHei" w:cs="Microsoft JhengHei"/>
-          <w:sz w:val="22"/>
-        </w:rPr>
-        <w:t xml:space="preserve">如果佢要 KM 數字：概率 </w:t>
-      </w:r>
-      <w:r>
-        <w:rPr>
-          <w:rFonts w:ascii="Calibri" w:hAnsi="Calibri" w:eastAsia="Microsoft JhengHei" w:cs="Microsoft JhengHei"/>
-          <w:b/>
-          <w:sz w:val="22"/>
-        </w:rPr>
-        <w:t>0.94 vs 0.82</w:t>
-      </w:r>
-      <w:r>
-        <w:rPr>
-          <w:rFonts w:ascii="Calibri" w:hAnsi="Calibri" w:eastAsia="Microsoft JhengHei" w:cs="Microsoft JhengHei"/>
-          <w:sz w:val="22"/>
-        </w:rPr>
-        <w:t xml:space="preserve">，HR </w:t>
-      </w:r>
-      <w:r>
-        <w:rPr>
-          <w:rFonts w:ascii="Calibri" w:hAnsi="Calibri" w:eastAsia="Microsoft JhengHei" w:cs="Microsoft JhengHei"/>
-          <w:b/>
-          <w:sz w:val="22"/>
-        </w:rPr>
-        <w:t>0.34</w:t>
-      </w:r>
-      <w:r>
-        <w:rPr>
-          <w:rFonts w:ascii="Calibri" w:hAnsi="Calibri" w:eastAsia="Microsoft JhengHei" w:cs="Microsoft JhengHei"/>
-          <w:sz w:val="22"/>
-        </w:rPr>
-        <w:t>。</w:t>
-      </w:r>
-      <w:r>
-        <w:rPr>
-          <w:rFonts w:ascii="Calibri" w:hAnsi="Calibri" w:eastAsia="Microsoft JhengHei" w:cs="Microsoft JhengHei"/>
-          <w:sz w:val="22"/>
-        </w:rPr>
-      </w:r>
-    </w:p>
-    <w:p>
-      <w:pPr>
-        <w:pStyle w:val="Heading3"/>
-        <w:spacing w:after="120" w:line="276" w:lineRule="auto"/>
-      </w:pPr>
-      <w:r>
-        <w:rPr>
-          <w:rFonts w:ascii="Calibri" w:hAnsi="Calibri" w:eastAsia="Microsoft JhengHei" w:cs="Microsoft JhengHei"/>
-          <w:sz w:val="24"/>
-        </w:rPr>
-        <w:t>Safety 第 9 頁</w:t>
-      </w:r>
-      <w:r>
-        <w:rPr>
-          <w:rFonts w:ascii="Calibri" w:hAnsi="Calibri" w:eastAsia="Microsoft JhengHei" w:cs="Microsoft JhengHei"/>
-          <w:sz w:val="24"/>
-        </w:rPr>
-      </w:r>
-    </w:p>
-    <w:p>
-      <w:pPr>
-        <w:spacing w:after="120" w:line="276" w:lineRule="auto"/>
-      </w:pPr>
-      <w:r>
-        <w:rPr>
-          <w:rFonts w:ascii="Calibri" w:hAnsi="Calibri" w:eastAsia="Microsoft JhengHei" w:cs="Microsoft JhengHei"/>
-          <w:sz w:val="22"/>
-        </w:rPr>
-      </w:r>
-      <w:r>
-        <w:rPr>
-          <w:rFonts w:ascii="Calibri" w:hAnsi="Calibri" w:eastAsia="Microsoft JhengHei" w:cs="Microsoft JhengHei"/>
-          <w:sz w:val="22"/>
-        </w:rPr>
-        <w:t xml:space="preserve">「呢張表係 </w:t>
-      </w:r>
-      <w:r>
-        <w:rPr>
-          <w:rFonts w:ascii="Calibri" w:hAnsi="Calibri" w:eastAsia="Microsoft JhengHei" w:cs="Microsoft JhengHei"/>
-          <w:b/>
-          <w:sz w:val="22"/>
-        </w:rPr>
-        <w:t>不論因果</w:t>
-      </w:r>
-      <w:r>
-        <w:rPr>
-          <w:rFonts w:ascii="Calibri" w:hAnsi="Calibri" w:eastAsia="Microsoft JhengHei" w:cs="Microsoft JhengHei"/>
-          <w:sz w:val="22"/>
-        </w:rPr>
-        <w:t>，36 個月，127 vs 127。</w:t>
-      </w:r>
-      <w:r>
-        <w:rPr>
-          <w:rFonts w:ascii="Calibri" w:hAnsi="Calibri" w:eastAsia="Microsoft JhengHei" w:cs="Microsoft JhengHei"/>
-          <w:sz w:val="22"/>
-        </w:rPr>
-      </w:r>
-    </w:p>
-    <w:p>
-      <w:pPr>
-        <w:spacing w:after="120" w:line="276" w:lineRule="auto"/>
-      </w:pPr>
-      <w:r>
-        <w:rPr>
-          <w:rFonts w:ascii="Calibri" w:hAnsi="Calibri" w:eastAsia="Microsoft JhengHei" w:cs="Microsoft JhengHei"/>
-          <w:sz w:val="22"/>
-        </w:rPr>
-      </w:r>
-      <w:r>
-        <w:rPr>
-          <w:rFonts w:ascii="Calibri" w:hAnsi="Calibri" w:eastAsia="Microsoft JhengHei" w:cs="Microsoft JhengHei"/>
-          <w:sz w:val="22"/>
-        </w:rPr>
-        <w:t xml:space="preserve">血球減少 </w:t>
-      </w:r>
-      <w:r>
-        <w:rPr>
-          <w:rFonts w:ascii="Calibri" w:hAnsi="Calibri" w:eastAsia="Microsoft JhengHei" w:cs="Microsoft JhengHei"/>
-          <w:b/>
-          <w:sz w:val="22"/>
-        </w:rPr>
-        <w:t>唔差過</w:t>
-      </w:r>
-      <w:r>
-        <w:rPr>
-          <w:rFonts w:ascii="Calibri" w:hAnsi="Calibri" w:eastAsia="Microsoft JhengHei" w:cs="Microsoft JhengHei"/>
-          <w:sz w:val="22"/>
-        </w:rPr>
-        <w:t xml:space="preserve"> 對照——血小板減少 21% vs 28%，白血球減少 18% vs 22%，貧血 13% vs 24%。疲勞兩邊都 13%。</w:t>
-      </w:r>
-      <w:r>
-        <w:rPr>
-          <w:rFonts w:ascii="Calibri" w:hAnsi="Calibri" w:eastAsia="Microsoft JhengHei" w:cs="Microsoft JhengHei"/>
-          <w:sz w:val="22"/>
-        </w:rPr>
-      </w:r>
-    </w:p>
-    <w:p>
-      <w:pPr>
-        <w:spacing w:after="120" w:line="276" w:lineRule="auto"/>
-      </w:pPr>
-      <w:r>
-        <w:rPr>
-          <w:rFonts w:ascii="Calibri" w:hAnsi="Calibri" w:eastAsia="Microsoft JhengHei" w:cs="Microsoft JhengHei"/>
-          <w:sz w:val="22"/>
-        </w:rPr>
-      </w:r>
-      <w:r>
-        <w:rPr>
-          <w:rFonts w:ascii="Calibri" w:hAnsi="Calibri" w:eastAsia="Microsoft JhengHei" w:cs="Microsoft JhengHei"/>
-          <w:sz w:val="22"/>
-        </w:rPr>
-        <w:t xml:space="preserve">IFN 特徵係 </w:t>
-      </w:r>
-      <w:r>
-        <w:rPr>
-          <w:rFonts w:ascii="Calibri" w:hAnsi="Calibri" w:eastAsia="Microsoft JhengHei" w:cs="Microsoft JhengHei"/>
-          <w:b/>
-          <w:sz w:val="22"/>
-        </w:rPr>
-        <w:t>肝酶</w:t>
-      </w:r>
-      <w:r>
-        <w:rPr>
-          <w:rFonts w:ascii="Calibri" w:hAnsi="Calibri" w:eastAsia="Microsoft JhengHei" w:cs="Microsoft JhengHei"/>
-          <w:sz w:val="22"/>
-        </w:rPr>
-        <w:t xml:space="preserve">：GGT </w:t>
-      </w:r>
-      <w:r>
-        <w:rPr>
-          <w:rFonts w:ascii="Calibri" w:hAnsi="Calibri" w:eastAsia="Microsoft JhengHei" w:cs="Microsoft JhengHei"/>
-          <w:b/>
-          <w:sz w:val="22"/>
-        </w:rPr>
-        <w:t>16% vs 2%</w:t>
-      </w:r>
-      <w:r>
-        <w:rPr>
-          <w:rFonts w:ascii="Calibri" w:hAnsi="Calibri" w:eastAsia="Microsoft JhengHei" w:cs="Microsoft JhengHei"/>
-          <w:sz w:val="22"/>
-        </w:rPr>
-        <w:t xml:space="preserve">，grade ≥3 </w:t>
-      </w:r>
-      <w:r>
-        <w:rPr>
-          <w:rFonts w:ascii="Calibri" w:hAnsi="Calibri" w:eastAsia="Microsoft JhengHei" w:cs="Microsoft JhengHei"/>
-          <w:b/>
-          <w:sz w:val="22"/>
-        </w:rPr>
-        <w:t>8% vs 2%</w:t>
-      </w:r>
-      <w:r>
-        <w:rPr>
-          <w:rFonts w:ascii="Calibri" w:hAnsi="Calibri" w:eastAsia="Microsoft JhengHei" w:cs="Microsoft JhengHei"/>
-          <w:sz w:val="22"/>
-        </w:rPr>
-        <w:t>；ALT 13% vs 2%；AST 10% vs 2%；關節痛 12% vs 4%。</w:t>
-      </w:r>
-      <w:r>
-        <w:rPr>
-          <w:rFonts w:ascii="Calibri" w:hAnsi="Calibri" w:eastAsia="Microsoft JhengHei" w:cs="Microsoft JhengHei"/>
-          <w:sz w:val="22"/>
-        </w:rPr>
-      </w:r>
-    </w:p>
-    <w:p>
-      <w:pPr>
-        <w:spacing w:after="120" w:line="276" w:lineRule="auto"/>
-      </w:pPr>
-      <w:r>
-        <w:rPr>
-          <w:rFonts w:ascii="Calibri" w:hAnsi="Calibri" w:eastAsia="Microsoft JhengHei" w:cs="Microsoft JhengHei"/>
-          <w:sz w:val="22"/>
-        </w:rPr>
-      </w:r>
-      <w:r>
-        <w:rPr>
-          <w:rFonts w:ascii="Calibri" w:hAnsi="Calibri" w:eastAsia="Microsoft JhengHei" w:cs="Microsoft JhengHei"/>
-          <w:sz w:val="22"/>
-        </w:rPr>
-        <w:t>另外，</w:t>
-      </w:r>
-      <w:r>
-        <w:rPr>
-          <w:rFonts w:ascii="Calibri" w:hAnsi="Calibri" w:eastAsia="Microsoft JhengHei" w:cs="Microsoft JhengHei"/>
-          <w:b/>
-          <w:sz w:val="22"/>
-        </w:rPr>
-        <w:t>同藥物有關嘅停藥</w:t>
-      </w:r>
-      <w:r>
-        <w:rPr>
-          <w:rFonts w:ascii="Calibri" w:hAnsi="Calibri" w:eastAsia="Microsoft JhengHei" w:cs="Microsoft JhengHei"/>
-          <w:sz w:val="22"/>
-        </w:rPr>
-        <w:t xml:space="preserve"> 大約 </w:t>
-      </w:r>
-      <w:r>
-        <w:rPr>
-          <w:rFonts w:ascii="Calibri" w:hAnsi="Calibri" w:eastAsia="Microsoft JhengHei" w:cs="Microsoft JhengHei"/>
-          <w:b/>
-          <w:sz w:val="22"/>
-        </w:rPr>
-        <w:t>11% vs 2–3%</w:t>
-      </w:r>
-      <w:r>
-        <w:rPr>
-          <w:rFonts w:ascii="Calibri" w:hAnsi="Calibri" w:eastAsia="Microsoft JhengHei" w:cs="Microsoft JhengHei"/>
-          <w:sz w:val="22"/>
-        </w:rPr>
-        <w:t>。所以我哋跟 PI 滴定，同埋監測 LFT 同情緒——唔係因為 grade ≥3 治療相關事件高過 HU（兩邊大約 16%）。」</w:t>
-      </w:r>
-      <w:r>
-        <w:rPr>
-          <w:rFonts w:ascii="Calibri" w:hAnsi="Calibri" w:eastAsia="Microsoft JhengHei" w:cs="Microsoft JhengHei"/>
-          <w:sz w:val="22"/>
-        </w:rPr>
-      </w:r>
-    </w:p>
-    <w:p>
-      <w:pPr>
-        <w:spacing w:after="120" w:line="276" w:lineRule="auto"/>
-      </w:pPr>
-      <w:r>
-        <w:rPr>
-          <w:rFonts w:ascii="Calibri" w:hAnsi="Calibri" w:eastAsia="Microsoft JhengHei" w:cs="Microsoft JhengHei"/>
-          <w:sz w:val="22"/>
-        </w:rPr>
-      </w:r>
-      <w:r>
-        <w:rPr>
-          <w:rFonts w:ascii="Calibri" w:hAnsi="Calibri" w:eastAsia="Microsoft JhengHei" w:cs="Microsoft JhengHei"/>
-          <w:sz w:val="22"/>
-        </w:rPr>
-        <w:t>除非佢問亞洲脫髮，</w:t>
-      </w:r>
-      <w:r>
-        <w:rPr>
-          <w:rFonts w:ascii="Calibri" w:hAnsi="Calibri" w:eastAsia="Microsoft JhengHei" w:cs="Microsoft JhengHei"/>
-          <w:b/>
-          <w:sz w:val="22"/>
-        </w:rPr>
-        <w:t>唔好</w:t>
-      </w:r>
-      <w:r>
-        <w:rPr>
-          <w:rFonts w:ascii="Calibri" w:hAnsi="Calibri" w:eastAsia="Microsoft JhengHei" w:cs="Microsoft JhengHei"/>
-          <w:sz w:val="22"/>
-        </w:rPr>
-        <w:t xml:space="preserve"> 引日本 Ph2 脫髮 55.2%；PI 脫髮大約 6–7%。</w:t>
-      </w:r>
-      <w:r>
-        <w:rPr>
-          <w:rFonts w:ascii="Calibri" w:hAnsi="Calibri" w:eastAsia="Microsoft JhengHei" w:cs="Microsoft JhengHei"/>
-          <w:sz w:val="22"/>
-        </w:rPr>
-      </w:r>
-    </w:p>
-    <w:p>
-      <w:pPr>
-        <w:pStyle w:val="Heading3"/>
-        <w:spacing w:after="120" w:line="276" w:lineRule="auto"/>
-      </w:pPr>
-      <w:r>
-        <w:rPr>
-          <w:rFonts w:ascii="Calibri" w:hAnsi="Calibri" w:eastAsia="Microsoft JhengHei" w:cs="Microsoft JhengHei"/>
-          <w:sz w:val="24"/>
-        </w:rPr>
-        <w:t>PI 頁</w:t>
-      </w:r>
-      <w:r>
-        <w:rPr>
-          <w:rFonts w:ascii="Calibri" w:hAnsi="Calibri" w:eastAsia="Microsoft JhengHei" w:cs="Microsoft JhengHei"/>
-          <w:sz w:val="24"/>
-        </w:rPr>
-      </w:r>
-    </w:p>
-    <w:p>
-      <w:pPr>
-        <w:spacing w:after="120" w:line="276" w:lineRule="auto"/>
-      </w:pPr>
-      <w:r>
-        <w:rPr>
-          <w:rFonts w:ascii="Calibri" w:hAnsi="Calibri" w:eastAsia="Microsoft JhengHei" w:cs="Microsoft JhengHei"/>
-          <w:sz w:val="22"/>
-        </w:rPr>
-      </w:r>
-      <w:r>
-        <w:rPr>
-          <w:rFonts w:ascii="Calibri" w:hAnsi="Calibri" w:eastAsia="Microsoft JhengHei" w:cs="Microsoft JhengHei"/>
-          <w:sz w:val="22"/>
-        </w:rPr>
-        <w:t xml:space="preserve">「起始 </w:t>
-      </w:r>
-      <w:r>
-        <w:rPr>
-          <w:rFonts w:ascii="Calibri" w:hAnsi="Calibri" w:eastAsia="Microsoft JhengHei" w:cs="Microsoft JhengHei"/>
-          <w:b/>
-          <w:sz w:val="22"/>
-        </w:rPr>
-        <w:t>每兩星期 100 微克</w:t>
-      </w:r>
-      <w:r>
-        <w:rPr>
-          <w:rFonts w:ascii="Calibri" w:hAnsi="Calibri" w:eastAsia="Microsoft JhengHei" w:cs="Microsoft JhengHei"/>
-          <w:sz w:val="22"/>
-        </w:rPr>
-        <w:t xml:space="preserve">；如果已經用緊第二種細胞減少藥，或者 GFR 15–29，就用 </w:t>
-      </w:r>
-      <w:r>
-        <w:rPr>
-          <w:rFonts w:ascii="Calibri" w:hAnsi="Calibri" w:eastAsia="Microsoft JhengHei" w:cs="Microsoft JhengHei"/>
-          <w:b/>
-          <w:sz w:val="22"/>
-        </w:rPr>
-        <w:t>50</w:t>
-      </w:r>
-      <w:r>
-        <w:rPr>
-          <w:rFonts w:ascii="Calibri" w:hAnsi="Calibri" w:eastAsia="Microsoft JhengHei" w:cs="Microsoft JhengHei"/>
-          <w:sz w:val="22"/>
-        </w:rPr>
-        <w:t xml:space="preserve">。每兩星期加 50，直至 Hct &lt;45%、血小板 &lt;400、WBC &lt;10。最高每兩星期 500。穩定至少 1.5 年之後，間隔 </w:t>
-      </w:r>
-      <w:r>
-        <w:rPr>
-          <w:rFonts w:ascii="Calibri" w:hAnsi="Calibri" w:eastAsia="Microsoft JhengHei" w:cs="Microsoft JhengHei"/>
-          <w:b/>
-          <w:sz w:val="22"/>
-        </w:rPr>
-        <w:t>可以</w:t>
-      </w:r>
-      <w:r>
-        <w:rPr>
-          <w:rFonts w:ascii="Calibri" w:hAnsi="Calibri" w:eastAsia="Microsoft JhengHei" w:cs="Microsoft JhengHei"/>
-          <w:sz w:val="22"/>
-        </w:rPr>
-        <w:t xml:space="preserve"> 去到每四星期。</w:t>
-      </w:r>
-      <w:r>
-        <w:rPr>
-          <w:rFonts w:ascii="Calibri" w:hAnsi="Calibri" w:eastAsia="Microsoft JhengHei" w:cs="Microsoft JhengHei"/>
-          <w:sz w:val="22"/>
-        </w:rPr>
-      </w:r>
-    </w:p>
-    <w:p>
-      <w:pPr>
-        <w:spacing w:after="120" w:line="276" w:lineRule="auto"/>
-      </w:pPr>
-      <w:r>
-        <w:rPr>
-          <w:rFonts w:ascii="Calibri" w:hAnsi="Calibri" w:eastAsia="Microsoft JhengHei" w:cs="Microsoft JhengHei"/>
-          <w:sz w:val="22"/>
-        </w:rPr>
-      </w:r>
-      <w:r>
-        <w:rPr>
-          <w:rFonts w:ascii="Calibri" w:hAnsi="Calibri" w:eastAsia="Microsoft JhengHei" w:cs="Microsoft JhengHei"/>
-          <w:b/>
-          <w:sz w:val="22"/>
-        </w:rPr>
-        <w:t>唔係</w:t>
-      </w:r>
-      <w:r>
-        <w:rPr>
-          <w:rFonts w:ascii="Calibri" w:hAnsi="Calibri" w:eastAsia="Microsoft JhengHei" w:cs="Microsoft JhengHei"/>
-          <w:sz w:val="22"/>
-        </w:rPr>
-        <w:t xml:space="preserve"> 250–350–500 嘅 HIDAT 方案——嗰個唔係香港標籤。</w:t>
-      </w:r>
-      <w:r>
-        <w:rPr>
-          <w:rFonts w:ascii="Calibri" w:hAnsi="Calibri" w:eastAsia="Microsoft JhengHei" w:cs="Microsoft JhengHei"/>
-          <w:sz w:val="22"/>
-        </w:rPr>
-      </w:r>
-    </w:p>
-    <w:p>
-      <w:pPr>
-        <w:spacing w:after="120" w:line="276" w:lineRule="auto"/>
-      </w:pPr>
-      <w:r>
-        <w:rPr>
-          <w:rFonts w:ascii="Calibri" w:hAnsi="Calibri" w:eastAsia="Microsoft JhengHei" w:cs="Microsoft JhengHei"/>
-          <w:sz w:val="22"/>
-        </w:rPr>
-      </w:r>
-      <w:r>
-        <w:rPr>
-          <w:rFonts w:ascii="Calibri" w:hAnsi="Calibri" w:eastAsia="Microsoft JhengHei" w:cs="Microsoft JhengHei"/>
-          <w:sz w:val="22"/>
-        </w:rPr>
-        <w:t>呢頁禁忌包括：</w:t>
-      </w:r>
-      <w:r>
-        <w:rPr>
-          <w:rFonts w:ascii="Calibri" w:hAnsi="Calibri" w:eastAsia="Microsoft JhengHei" w:cs="Microsoft JhengHei"/>
-          <w:b/>
-          <w:sz w:val="22"/>
-        </w:rPr>
-        <w:t>甲狀腺疾病除非已經控制</w:t>
-      </w:r>
-      <w:r>
-        <w:rPr>
-          <w:rFonts w:ascii="Calibri" w:hAnsi="Calibri" w:eastAsia="Microsoft JhengHei" w:cs="Microsoft JhengHei"/>
-          <w:sz w:val="22"/>
-        </w:rPr>
-        <w:t>、失代償肝硬化、末期腎病、嚴重精神科疾病、嚴重未控制心血管疾病、自身免疫病、移植後免疫抑制、telbivudine。」</w:t>
-      </w:r>
-      <w:r>
-        <w:rPr>
-          <w:rFonts w:ascii="Calibri" w:hAnsi="Calibri" w:eastAsia="Microsoft JhengHei" w:cs="Microsoft JhengHei"/>
+          <w:rFonts w:ascii="Calibri" w:hAnsi="Calibri" w:eastAsia="Microsoft JhengHei"/>
+          <w:sz w:val="22"/>
+        </w:rPr>
+      </w:r>
+      <w:r>
+        <w:rPr>
+          <w:rFonts w:ascii="Calibri" w:hAnsi="Calibri" w:eastAsia="Microsoft JhengHei"/>
+          <w:sz w:val="22"/>
+        </w:rPr>
+        <w:t>咩情況會試 ropeg（年輕、HU 毒性、放血負擔、JAK2 VAF、每 2／4 星期）</w:t>
+      </w:r>
+      <w:r>
+        <w:rPr>
+          <w:rFonts w:ascii="Calibri" w:hAnsi="Calibri" w:eastAsia="Microsoft JhengHei"/>
+          <w:sz w:val="22"/>
+        </w:rPr>
+      </w:r>
+      <w:r>
+        <w:rPr>
+          <w:rFonts w:ascii="Calibri" w:hAnsi="Calibri" w:eastAsia="Microsoft JhengHei"/>
           <w:sz w:val="22"/>
         </w:rPr>
       </w:r>
@@ -2915,7 +2705,7 @@
       </w:pPr>
       <w:r>
         <w:rPr>
-          <w:rFonts w:ascii="Calibri" w:hAnsi="Calibri" w:eastAsia="Microsoft JhengHei" w:cs="Microsoft JhengHei"/>
+          <w:rFonts w:ascii="Calibri" w:hAnsi="Calibri" w:eastAsia="Microsoft JhengHei"/>
           <w:sz w:val="22"/>
         </w:rPr>
       </w:r>
@@ -2927,14 +2717,1254 @@
       </w:pPr>
       <w:r>
         <w:rPr>
-          <w:rFonts w:ascii="Calibri" w:hAnsi="Calibri" w:eastAsia="Microsoft JhengHei" w:cs="Microsoft JhengHei"/>
+          <w:rFonts w:ascii="Calibri" w:hAnsi="Calibri" w:eastAsia="Microsoft JhengHei"/>
           <w:sz w:val="28"/>
         </w:rPr>
+        <w:t>逐頁講稿（照讀）</w:t>
+      </w:r>
+      <w:r>
+        <w:rPr>
+          <w:rFonts w:ascii="Calibri" w:hAnsi="Calibri" w:eastAsia="Microsoft JhengHei"/>
+          <w:sz w:val="28"/>
+        </w:rPr>
+      </w:r>
+    </w:p>
+    <w:p>
+      <w:pPr>
+        <w:pStyle w:val="Heading3"/>
+        <w:spacing w:after="120" w:line="276" w:lineRule="auto"/>
+      </w:pPr>
+      <w:r>
+        <w:rPr>
+          <w:rFonts w:ascii="Calibri" w:hAnsi="Calibri" w:eastAsia="Microsoft JhengHei"/>
+          <w:sz w:val="24"/>
+        </w:rPr>
+        <w:t>CHR — 「顯著而持續嘅血液學控制」</w:t>
+      </w:r>
+      <w:r>
+        <w:rPr>
+          <w:rFonts w:ascii="Calibri" w:hAnsi="Calibri" w:eastAsia="Microsoft JhengHei"/>
+          <w:sz w:val="24"/>
+        </w:rPr>
+      </w:r>
+    </w:p>
+    <w:p>
+      <w:pPr>
+        <w:spacing w:after="120" w:line="276" w:lineRule="auto"/>
+      </w:pPr>
+      <w:r>
+        <w:rPr>
+          <w:rFonts w:ascii="Calibri" w:hAnsi="Calibri" w:eastAsia="Microsoft JhengHei"/>
+          <w:sz w:val="22"/>
+        </w:rPr>
+      </w:r>
+      <w:r>
+        <w:rPr>
+          <w:rFonts w:ascii="Calibri" w:hAnsi="Calibri" w:eastAsia="Microsoft JhengHei"/>
+          <w:b/>
+          <w:sz w:val="22"/>
+        </w:rPr>
+        <w:t>呢頁 CHR：</w:t>
+      </w:r>
+      <w:r>
+        <w:rPr>
+          <w:rFonts w:ascii="Calibri" w:hAnsi="Calibri" w:eastAsia="Microsoft JhengHei"/>
+          <w:sz w:val="22"/>
+        </w:rPr>
+        <w:t xml:space="preserve"> 過去 3 個月冇放血；Hct &lt;45%；WBC &lt;10；Plt &lt;400。</w:t>
+      </w:r>
+      <w:r>
+        <w:rPr>
+          <w:rFonts w:ascii="Calibri" w:hAnsi="Calibri" w:eastAsia="Microsoft JhengHei"/>
+          <w:sz w:val="22"/>
+        </w:rPr>
+      </w:r>
+    </w:p>
+    <w:p>
+      <w:pPr>
+        <w:spacing w:after="120" w:line="276" w:lineRule="auto"/>
+      </w:pPr>
+      <w:r>
+        <w:rPr>
+          <w:rFonts w:ascii="Calibri" w:hAnsi="Calibri" w:eastAsia="Microsoft JhengHei"/>
+          <w:sz w:val="22"/>
+        </w:rPr>
+      </w:r>
+      <w:r>
+        <w:rPr>
+          <w:rFonts w:ascii="Calibri" w:hAnsi="Calibri" w:eastAsia="Microsoft JhengHei"/>
+          <w:b/>
+          <w:sz w:val="22"/>
+        </w:rPr>
+        <w:t>指住圖，12 個月唔好跳過：</w:t>
+      </w:r>
+      <w:r>
+        <w:rPr>
+          <w:rFonts w:ascii="Calibri" w:hAnsi="Calibri" w:eastAsia="Microsoft JhengHei"/>
+          <w:sz w:val="22"/>
+        </w:rPr>
+      </w:r>
+    </w:p>
+    <w:p>
+      <w:pPr>
+        <w:spacing w:after="120" w:line="276" w:lineRule="auto"/>
+      </w:pPr>
+      <w:r>
+        <w:rPr>
+          <w:rFonts w:ascii="Calibri" w:hAnsi="Calibri" w:eastAsia="Microsoft JhengHei"/>
+          <w:sz w:val="22"/>
+        </w:rPr>
+      </w:r>
+      <w:r>
+        <w:rPr>
+          <w:rFonts w:ascii="Calibri" w:hAnsi="Calibri" w:eastAsia="Microsoft JhengHei"/>
+          <w:sz w:val="22"/>
+        </w:rPr>
+        <w:t xml:space="preserve">「睇 </w:t>
+      </w:r>
+      <w:r>
+        <w:rPr>
+          <w:rFonts w:ascii="Calibri" w:hAnsi="Calibri" w:eastAsia="Microsoft JhengHei"/>
+          <w:b/>
+          <w:sz w:val="22"/>
+        </w:rPr>
+        <w:t>呢條曲線</w:t>
+      </w:r>
+      <w:r>
+        <w:rPr>
+          <w:rFonts w:ascii="Calibri" w:hAnsi="Calibri" w:eastAsia="Microsoft JhengHei"/>
+          <w:sz w:val="22"/>
+        </w:rPr>
+        <w:t xml:space="preserve">，12 個月 hydroxyurea 領前——大約 </w:t>
+      </w:r>
+      <w:r>
+        <w:rPr>
+          <w:rFonts w:ascii="Calibri" w:hAnsi="Calibri" w:eastAsia="Microsoft JhengHei"/>
+          <w:b/>
+          <w:sz w:val="22"/>
+        </w:rPr>
+        <w:t>75% vs 62%</w:t>
+      </w:r>
+      <w:r>
+        <w:rPr>
+          <w:rFonts w:ascii="Calibri" w:hAnsi="Calibri" w:eastAsia="Microsoft JhengHei"/>
+          <w:sz w:val="22"/>
+        </w:rPr>
+        <w:t xml:space="preserve">。呢個係藥理：HU 快啲。PI 裏面平均滴定大約 </w:t>
+      </w:r>
+      <w:r>
+        <w:rPr>
+          <w:rFonts w:ascii="Calibri" w:hAnsi="Calibri" w:eastAsia="Microsoft JhengHei"/>
+          <w:b/>
+          <w:sz w:val="22"/>
+        </w:rPr>
+        <w:t>2.6 vs 3.7 個月</w:t>
+      </w:r>
+      <w:r>
+        <w:rPr>
+          <w:rFonts w:ascii="Calibri" w:hAnsi="Calibri" w:eastAsia="Microsoft JhengHei"/>
+          <w:sz w:val="22"/>
+        </w:rPr>
+        <w:t>。如果呢個月就要將 count 壓低，防止血栓或者出血，HU 可能仲係第一件工具。</w:t>
+      </w:r>
+      <w:r>
+        <w:rPr>
+          <w:rFonts w:ascii="Calibri" w:hAnsi="Calibri" w:eastAsia="Microsoft JhengHei"/>
+          <w:sz w:val="22"/>
+        </w:rPr>
+      </w:r>
+    </w:p>
+    <w:p>
+      <w:pPr>
+        <w:spacing w:after="120" w:line="276" w:lineRule="auto"/>
+      </w:pPr>
+      <w:r>
+        <w:rPr>
+          <w:rFonts w:ascii="Calibri" w:hAnsi="Calibri" w:eastAsia="Microsoft JhengHei"/>
+          <w:sz w:val="22"/>
+        </w:rPr>
+      </w:r>
+      <w:r>
+        <w:rPr>
+          <w:rFonts w:ascii="Calibri" w:hAnsi="Calibri" w:eastAsia="Microsoft JhengHei"/>
+          <w:sz w:val="22"/>
+        </w:rPr>
+        <w:t xml:space="preserve">兩條線 </w:t>
+      </w:r>
+      <w:r>
+        <w:rPr>
+          <w:rFonts w:ascii="Calibri" w:hAnsi="Calibri" w:eastAsia="Microsoft JhengHei"/>
+          <w:b/>
+          <w:sz w:val="22"/>
+        </w:rPr>
+        <w:t>喺 24 個月交叉</w:t>
+      </w:r>
+      <w:r>
+        <w:rPr>
+          <w:rFonts w:ascii="Calibri" w:hAnsi="Calibri" w:eastAsia="Microsoft JhengHei"/>
+          <w:sz w:val="22"/>
+        </w:rPr>
+        <w:t xml:space="preserve">。到 60 個月，ropeg 大約 </w:t>
+      </w:r>
+      <w:r>
+        <w:rPr>
+          <w:rFonts w:ascii="Calibri" w:hAnsi="Calibri" w:eastAsia="Microsoft JhengHei"/>
+          <w:b/>
+          <w:sz w:val="22"/>
+        </w:rPr>
+        <w:t>73%</w:t>
+      </w:r>
+      <w:r>
+        <w:rPr>
+          <w:rFonts w:ascii="Calibri" w:hAnsi="Calibri" w:eastAsia="Microsoft JhengHei"/>
+          <w:sz w:val="22"/>
+        </w:rPr>
+        <w:t xml:space="preserve">，HU／BAT 大約 </w:t>
+      </w:r>
+      <w:r>
+        <w:rPr>
+          <w:rFonts w:ascii="Calibri" w:hAnsi="Calibri" w:eastAsia="Microsoft JhengHei"/>
+          <w:b/>
+          <w:sz w:val="22"/>
+        </w:rPr>
+        <w:t>53%</w:t>
+      </w:r>
+      <w:r>
+        <w:rPr>
+          <w:rFonts w:ascii="Calibri" w:hAnsi="Calibri" w:eastAsia="Microsoft JhengHei"/>
+          <w:sz w:val="22"/>
+        </w:rPr>
+        <w:t>。呢頁上嘅長期 CHR 故事就係呢條。」</w:t>
+      </w:r>
+      <w:r>
+        <w:rPr>
+          <w:rFonts w:ascii="Calibri" w:hAnsi="Calibri" w:eastAsia="Microsoft JhengHei"/>
+          <w:sz w:val="22"/>
+        </w:rPr>
+      </w:r>
+    </w:p>
+    <w:p>
+      <w:pPr>
+        <w:spacing w:after="120" w:line="276" w:lineRule="auto"/>
+      </w:pPr>
+      <w:r>
+        <w:rPr>
+          <w:rFonts w:ascii="Calibri" w:hAnsi="Calibri" w:eastAsia="Microsoft JhengHei"/>
+          <w:sz w:val="22"/>
+        </w:rPr>
+      </w:r>
+      <w:r>
+        <w:rPr>
+          <w:rFonts w:ascii="Calibri" w:hAnsi="Calibri" w:eastAsia="Microsoft JhengHei"/>
+          <w:b/>
+          <w:sz w:val="22"/>
+        </w:rPr>
+        <w:t>指住 84.3%（107/127）：</w:t>
+      </w:r>
+      <w:r>
+        <w:rPr>
+          <w:rFonts w:ascii="Calibri" w:hAnsi="Calibri" w:eastAsia="Microsoft JhengHei"/>
+          <w:sz w:val="22"/>
+        </w:rPr>
+      </w:r>
+    </w:p>
+    <w:p>
+      <w:pPr>
+        <w:spacing w:after="120" w:line="276" w:lineRule="auto"/>
+      </w:pPr>
+      <w:r>
+        <w:rPr>
+          <w:rFonts w:ascii="Calibri" w:hAnsi="Calibri" w:eastAsia="Microsoft JhengHei"/>
+          <w:sz w:val="22"/>
+        </w:rPr>
+      </w:r>
+      <w:r>
+        <w:rPr>
+          <w:rFonts w:ascii="Calibri" w:hAnsi="Calibri" w:eastAsia="Microsoft JhengHei"/>
+          <w:sz w:val="22"/>
+        </w:rPr>
+        <w:t xml:space="preserve">「呢個 </w:t>
+      </w:r>
+      <w:r>
+        <w:rPr>
+          <w:rFonts w:ascii="Calibri" w:hAnsi="Calibri" w:eastAsia="Microsoft JhengHei"/>
+          <w:b/>
+          <w:sz w:val="22"/>
+        </w:rPr>
+        <w:t>84.3% 唔係</w:t>
+      </w:r>
+      <w:r>
+        <w:rPr>
+          <w:rFonts w:ascii="Calibri" w:hAnsi="Calibri" w:eastAsia="Microsoft JhengHei"/>
+          <w:sz w:val="22"/>
+        </w:rPr>
+        <w:t xml:space="preserve"> 呢幅圖。註腳寫『36 個月內 </w:t>
+      </w:r>
+      <w:r>
+        <w:rPr>
+          <w:rFonts w:ascii="Calibri" w:hAnsi="Calibri" w:eastAsia="Microsoft JhengHei"/>
+          <w:b/>
+          <w:sz w:val="22"/>
+        </w:rPr>
+        <w:t>任何時間</w:t>
+      </w:r>
+      <w:r>
+        <w:rPr>
+          <w:rFonts w:ascii="Calibri" w:hAnsi="Calibri" w:eastAsia="Microsoft JhengHei"/>
+          <w:sz w:val="22"/>
+        </w:rPr>
+        <w:t xml:space="preserve"> 達標』——即係 </w:t>
+      </w:r>
+      <w:r>
+        <w:rPr>
+          <w:rFonts w:ascii="Calibri" w:hAnsi="Calibri" w:eastAsia="Microsoft JhengHei"/>
+          <w:b/>
+          <w:sz w:val="22"/>
+        </w:rPr>
+        <w:t>ever-response</w:t>
+      </w:r>
+      <w:r>
+        <w:rPr>
+          <w:rFonts w:ascii="Calibri" w:hAnsi="Calibri" w:eastAsia="Microsoft JhengHei"/>
+          <w:sz w:val="22"/>
+        </w:rPr>
+        <w:t>，127 個入面 107 個。我唔會同您講，三年之後仲有 84% 維持 CHR。」</w:t>
+      </w:r>
+      <w:r>
+        <w:rPr>
+          <w:rFonts w:ascii="Calibri" w:hAnsi="Calibri" w:eastAsia="Microsoft JhengHei"/>
+          <w:sz w:val="22"/>
+        </w:rPr>
+      </w:r>
+    </w:p>
+    <w:p>
+      <w:pPr>
+        <w:spacing w:after="120" w:line="276" w:lineRule="auto"/>
+      </w:pPr>
+      <w:r>
+        <w:rPr>
+          <w:rFonts w:ascii="Calibri" w:hAnsi="Calibri" w:eastAsia="Microsoft JhengHei"/>
+          <w:sz w:val="22"/>
+        </w:rPr>
+      </w:r>
+      <w:r>
+        <w:rPr>
+          <w:rFonts w:ascii="Calibri" w:hAnsi="Calibri" w:eastAsia="Microsoft JhengHei"/>
+          <w:b/>
+          <w:sz w:val="22"/>
+        </w:rPr>
+        <w:t>跟住 PI，因為佢識 PROUD-PV：</w:t>
+      </w:r>
+      <w:r>
+        <w:rPr>
+          <w:rFonts w:ascii="Calibri" w:hAnsi="Calibri" w:eastAsia="Microsoft JhengHei"/>
+          <w:sz w:val="22"/>
+        </w:rPr>
+      </w:r>
+    </w:p>
+    <w:p>
+      <w:pPr>
+        <w:spacing w:after="120" w:line="276" w:lineRule="auto"/>
+      </w:pPr>
+      <w:r>
+        <w:rPr>
+          <w:rFonts w:ascii="Calibri" w:hAnsi="Calibri" w:eastAsia="Microsoft JhengHei"/>
+          <w:sz w:val="22"/>
+        </w:rPr>
+      </w:r>
+      <w:r>
+        <w:rPr>
+          <w:rFonts w:ascii="Calibri" w:hAnsi="Calibri" w:eastAsia="Microsoft JhengHei"/>
+          <w:sz w:val="22"/>
+        </w:rPr>
+        <w:t xml:space="preserve">「香港 PI </w:t>
+      </w:r>
+      <w:r>
+        <w:rPr>
+          <w:rFonts w:ascii="Calibri" w:hAnsi="Calibri" w:eastAsia="Microsoft JhengHei"/>
+          <w:b/>
+          <w:sz w:val="22"/>
+        </w:rPr>
+        <w:t>註冊嘅 12 個月 primary</w:t>
+      </w:r>
+      <w:r>
+        <w:rPr>
+          <w:rFonts w:ascii="Calibri" w:hAnsi="Calibri" w:eastAsia="Microsoft JhengHei"/>
+          <w:sz w:val="22"/>
+        </w:rPr>
+        <w:t xml:space="preserve"> 係 </w:t>
+      </w:r>
+      <w:r>
+        <w:rPr>
+          <w:rFonts w:ascii="Calibri" w:hAnsi="Calibri" w:eastAsia="Microsoft JhengHei"/>
+          <w:b/>
+          <w:sz w:val="22"/>
+        </w:rPr>
+        <w:t>43.1% vs 46.0%，p=0.63</w:t>
+      </w:r>
+      <w:r>
+        <w:rPr>
+          <w:rFonts w:ascii="Calibri" w:hAnsi="Calibri" w:eastAsia="Microsoft JhengHei"/>
+          <w:sz w:val="22"/>
+        </w:rPr>
+        <w:t xml:space="preserve">。Non-inferiority </w:t>
+      </w:r>
+      <w:r>
+        <w:rPr>
+          <w:rFonts w:ascii="Calibri" w:hAnsi="Calibri" w:eastAsia="Microsoft JhengHei"/>
+          <w:b/>
+          <w:sz w:val="22"/>
+        </w:rPr>
+        <w:t>未達標</w:t>
+      </w:r>
+      <w:r>
+        <w:rPr>
+          <w:rFonts w:ascii="Calibri" w:hAnsi="Calibri" w:eastAsia="Microsoft JhengHei"/>
+          <w:sz w:val="22"/>
+        </w:rPr>
+        <w:t>。呢個分析將停藥當失敗。兩個數可以同時成立：圖係 leave-behind 曲線；43% 係 ITT primary。</w:t>
+      </w:r>
+      <w:r>
+        <w:rPr>
+          <w:rFonts w:ascii="Calibri" w:hAnsi="Calibri" w:eastAsia="Microsoft JhengHei"/>
+          <w:sz w:val="22"/>
+        </w:rPr>
+      </w:r>
+    </w:p>
+    <w:p>
+      <w:pPr>
+        <w:spacing w:after="120" w:line="276" w:lineRule="auto"/>
+      </w:pPr>
+      <w:r>
+        <w:rPr>
+          <w:rFonts w:ascii="Calibri" w:hAnsi="Calibri" w:eastAsia="Microsoft JhengHei"/>
+          <w:sz w:val="22"/>
+        </w:rPr>
+      </w:r>
+      <w:r>
+        <w:rPr>
+          <w:rFonts w:ascii="Calibri" w:hAnsi="Calibri" w:eastAsia="Microsoft JhengHei"/>
+          <w:sz w:val="22"/>
+        </w:rPr>
+        <w:t>對齊 PI 嘅後期 primary，Gisslinger 2023，</w:t>
+      </w:r>
+      <w:r>
+        <w:rPr>
+          <w:rFonts w:ascii="Calibri" w:hAnsi="Calibri" w:eastAsia="Microsoft JhengHei"/>
+          <w:b/>
+          <w:sz w:val="22"/>
+        </w:rPr>
+        <w:t>72 個月 54.5% vs 34.9%，p=0.02</w:t>
+      </w:r>
+      <w:r>
+        <w:rPr>
+          <w:rFonts w:ascii="Calibri" w:hAnsi="Calibri" w:eastAsia="Microsoft JhengHei"/>
+          <w:sz w:val="22"/>
+        </w:rPr>
+        <w:t>。LOCF 72.6% vs 47.3% 就係呢幅約 70% 視覺嘅已發表對應。」</w:t>
+      </w:r>
+      <w:r>
+        <w:rPr>
+          <w:rFonts w:ascii="Calibri" w:hAnsi="Calibri" w:eastAsia="Microsoft JhengHei"/>
+          <w:sz w:val="22"/>
+        </w:rPr>
+      </w:r>
+    </w:p>
+    <w:p>
+      <w:pPr>
+        <w:spacing w:after="120" w:line="276" w:lineRule="auto"/>
+      </w:pPr>
+      <w:r>
+        <w:rPr>
+          <w:rFonts w:ascii="Calibri" w:hAnsi="Calibri" w:eastAsia="Microsoft JhengHei"/>
+          <w:sz w:val="22"/>
+        </w:rPr>
+      </w:r>
+      <w:r>
+        <w:rPr>
+          <w:rFonts w:ascii="Calibri" w:hAnsi="Calibri" w:eastAsia="Microsoft JhengHei"/>
+          <w:b/>
+          <w:sz w:val="22"/>
+        </w:rPr>
+        <w:t>4/127 框：</w:t>
+      </w:r>
+      <w:r>
+        <w:rPr>
+          <w:rFonts w:ascii="Calibri" w:hAnsi="Calibri" w:eastAsia="Microsoft JhengHei"/>
+          <w:sz w:val="22"/>
+        </w:rPr>
+      </w:r>
+    </w:p>
+    <w:p>
+      <w:pPr>
+        <w:spacing w:after="120" w:line="276" w:lineRule="auto"/>
+      </w:pPr>
+      <w:r>
+        <w:rPr>
+          <w:rFonts w:ascii="Calibri" w:hAnsi="Calibri" w:eastAsia="Microsoft JhengHei"/>
+          <w:sz w:val="22"/>
+        </w:rPr>
+      </w:r>
+      <w:r>
+        <w:rPr>
+          <w:rFonts w:ascii="Calibri" w:hAnsi="Calibri" w:eastAsia="Microsoft JhengHei"/>
+          <w:sz w:val="22"/>
+        </w:rPr>
+        <w:t xml:space="preserve">「呢頁 36 個月主要血栓事件 </w:t>
+      </w:r>
+      <w:r>
+        <w:rPr>
+          <w:rFonts w:ascii="Calibri" w:hAnsi="Calibri" w:eastAsia="Microsoft JhengHei"/>
+          <w:b/>
+          <w:sz w:val="22"/>
+        </w:rPr>
+        <w:t>3%（4/127）</w:t>
+      </w:r>
+      <w:r>
+        <w:rPr>
+          <w:rFonts w:ascii="Calibri" w:hAnsi="Calibri" w:eastAsia="Microsoft JhengHei"/>
+          <w:sz w:val="22"/>
+        </w:rPr>
+        <w:t xml:space="preserve">。呢個 </w:t>
+      </w:r>
+      <w:r>
+        <w:rPr>
+          <w:rFonts w:ascii="Calibri" w:hAnsi="Calibri" w:eastAsia="Microsoft JhengHei"/>
+          <w:b/>
+          <w:sz w:val="22"/>
+        </w:rPr>
+        <w:t>唔係</w:t>
+      </w:r>
+      <w:r>
+        <w:rPr>
+          <w:rFonts w:ascii="Calibri" w:hAnsi="Calibri" w:eastAsia="Microsoft JhengHei"/>
+          <w:sz w:val="22"/>
+        </w:rPr>
+        <w:t xml:space="preserve"> 六年 EFS 嘅 5/95——唔同組、唔同時、唔同複合終點。」</w:t>
+      </w:r>
+      <w:r>
+        <w:rPr>
+          <w:rFonts w:ascii="Calibri" w:hAnsi="Calibri" w:eastAsia="Microsoft JhengHei"/>
+          <w:sz w:val="22"/>
+        </w:rPr>
+      </w:r>
+    </w:p>
+    <w:p>
+      <w:pPr>
+        <w:pStyle w:val="Heading3"/>
+        <w:spacing w:after="120" w:line="276" w:lineRule="auto"/>
+      </w:pPr>
+      <w:r>
+        <w:rPr>
+          <w:rFonts w:ascii="Calibri" w:hAnsi="Calibri" w:eastAsia="Microsoft JhengHei"/>
+          <w:sz w:val="24"/>
+        </w:rPr>
+        <w:t>JAK2 — allele burden</w:t>
+      </w:r>
+      <w:r>
+        <w:rPr>
+          <w:rFonts w:ascii="Calibri" w:hAnsi="Calibri" w:eastAsia="Microsoft JhengHei"/>
+          <w:sz w:val="24"/>
+        </w:rPr>
+      </w:r>
+    </w:p>
+    <w:p>
+      <w:pPr>
+        <w:spacing w:after="120" w:line="276" w:lineRule="auto"/>
+      </w:pPr>
+      <w:r>
+        <w:rPr>
+          <w:rFonts w:ascii="Calibri" w:hAnsi="Calibri" w:eastAsia="Microsoft JhengHei"/>
+          <w:sz w:val="22"/>
+        </w:rPr>
+      </w:r>
+      <w:r>
+        <w:rPr>
+          <w:rFonts w:ascii="Calibri" w:hAnsi="Calibri" w:eastAsia="Microsoft JhengHei"/>
+          <w:sz w:val="22"/>
+        </w:rPr>
+        <w:t xml:space="preserve">「60 個月，ropeg 中位 VAF 由 </w:t>
+      </w:r>
+      <w:r>
+        <w:rPr>
+          <w:rFonts w:ascii="Calibri" w:hAnsi="Calibri" w:eastAsia="Microsoft JhengHei"/>
+          <w:b/>
+          <w:sz w:val="22"/>
+        </w:rPr>
+        <w:t>37% 降至 8%</w:t>
+      </w:r>
+      <w:r>
+        <w:rPr>
+          <w:rFonts w:ascii="Calibri" w:hAnsi="Calibri" w:eastAsia="Microsoft JhengHei"/>
+          <w:sz w:val="22"/>
+        </w:rPr>
+        <w:t xml:space="preserve">。HU／BAT 由 </w:t>
+      </w:r>
+      <w:r>
+        <w:rPr>
+          <w:rFonts w:ascii="Calibri" w:hAnsi="Calibri" w:eastAsia="Microsoft JhengHei"/>
+          <w:b/>
+          <w:sz w:val="22"/>
+        </w:rPr>
+        <w:t>38% 升到 44%</w:t>
+      </w:r>
+      <w:r>
+        <w:rPr>
+          <w:rFonts w:ascii="Calibri" w:hAnsi="Calibri" w:eastAsia="Microsoft JhengHei"/>
+          <w:sz w:val="22"/>
+        </w:rPr>
+        <w:t xml:space="preserve">——有 rebound。較高突變負荷同血栓、出血、纖維化進展有關。我 </w:t>
+      </w:r>
+      <w:r>
+        <w:rPr>
+          <w:rFonts w:ascii="Calibri" w:hAnsi="Calibri" w:eastAsia="Microsoft JhengHei"/>
+          <w:b/>
+          <w:sz w:val="22"/>
+        </w:rPr>
+        <w:t>唔係</w:t>
+      </w:r>
+      <w:r>
+        <w:rPr>
+          <w:rFonts w:ascii="Calibri" w:hAnsi="Calibri" w:eastAsia="Microsoft JhengHei"/>
+          <w:sz w:val="22"/>
+        </w:rPr>
+        <w:t xml:space="preserve"> 講 VAF 8% 就可以停藥，亦都 </w:t>
+      </w:r>
+      <w:r>
+        <w:rPr>
+          <w:rFonts w:ascii="Calibri" w:hAnsi="Calibri" w:eastAsia="Microsoft JhengHei"/>
+          <w:b/>
+          <w:sz w:val="22"/>
+        </w:rPr>
+        <w:t>唔係</w:t>
+      </w:r>
+      <w:r>
+        <w:rPr>
+          <w:rFonts w:ascii="Calibri" w:hAnsi="Calibri" w:eastAsia="Microsoft JhengHei"/>
+          <w:sz w:val="22"/>
+        </w:rPr>
+        <w:t xml:space="preserve"> 講 treatment-free remission。」</w:t>
+      </w:r>
+      <w:r>
+        <w:rPr>
+          <w:rFonts w:ascii="Calibri" w:hAnsi="Calibri" w:eastAsia="Microsoft JhengHei"/>
+          <w:sz w:val="22"/>
+        </w:rPr>
+      </w:r>
+    </w:p>
+    <w:p>
+      <w:pPr>
+        <w:spacing w:after="120" w:line="276" w:lineRule="auto"/>
+      </w:pPr>
+      <w:r>
+        <w:rPr>
+          <w:rFonts w:ascii="Calibri" w:hAnsi="Calibri" w:eastAsia="Microsoft JhengHei"/>
+          <w:sz w:val="22"/>
+        </w:rPr>
+      </w:r>
+      <w:r>
+        <w:rPr>
+          <w:rFonts w:ascii="Calibri" w:hAnsi="Calibri" w:eastAsia="Microsoft JhengHei"/>
+          <w:sz w:val="22"/>
+        </w:rPr>
+        <w:t>如果佢講 “selectively depletes HSCs”：留喺呢頁；唔好擴成「消滅 clone」。</w:t>
+      </w:r>
+      <w:r>
+        <w:rPr>
+          <w:rFonts w:ascii="Calibri" w:hAnsi="Calibri" w:eastAsia="Microsoft JhengHei"/>
+          <w:sz w:val="22"/>
+        </w:rPr>
+      </w:r>
+    </w:p>
+    <w:p>
+      <w:pPr>
+        <w:pStyle w:val="Heading3"/>
+        <w:spacing w:after="120" w:line="276" w:lineRule="auto"/>
+      </w:pPr>
+      <w:r>
+        <w:rPr>
+          <w:rFonts w:ascii="Calibri" w:hAnsi="Calibri" w:eastAsia="Microsoft JhengHei"/>
+          <w:sz w:val="24"/>
+        </w:rPr>
+        <w:t>EFS KM</w:t>
+      </w:r>
+      <w:r>
+        <w:rPr>
+          <w:rFonts w:ascii="Calibri" w:hAnsi="Calibri" w:eastAsia="Microsoft JhengHei"/>
+          <w:sz w:val="24"/>
+        </w:rPr>
+      </w:r>
+    </w:p>
+    <w:p>
+      <w:pPr>
+        <w:spacing w:after="120" w:line="276" w:lineRule="auto"/>
+      </w:pPr>
+      <w:r>
+        <w:rPr>
+          <w:rFonts w:ascii="Calibri" w:hAnsi="Calibri" w:eastAsia="Microsoft JhengHei"/>
+          <w:sz w:val="22"/>
+        </w:rPr>
+      </w:r>
+      <w:r>
+        <w:rPr>
+          <w:rFonts w:ascii="Calibri" w:hAnsi="Calibri" w:eastAsia="Microsoft JhengHei"/>
+          <w:sz w:val="22"/>
+        </w:rPr>
+        <w:t xml:space="preserve">「至少六年嘅 event-free survival：第一次風險事件 </w:t>
+      </w:r>
+      <w:r>
+        <w:rPr>
+          <w:rFonts w:ascii="Calibri" w:hAnsi="Calibri" w:eastAsia="Microsoft JhengHei"/>
+          <w:b/>
+          <w:sz w:val="22"/>
+        </w:rPr>
+        <w:t>95 個入面 5 個 vs 74 個入面 12 個，p=0.04</w:t>
+      </w:r>
+      <w:r>
+        <w:rPr>
+          <w:rFonts w:ascii="Calibri" w:hAnsi="Calibri" w:eastAsia="Microsoft JhengHei"/>
+          <w:sz w:val="22"/>
+        </w:rPr>
+        <w:t xml:space="preserve">。呢頁事件係 </w:t>
+      </w:r>
+      <w:r>
+        <w:rPr>
+          <w:rFonts w:ascii="Calibri" w:hAnsi="Calibri" w:eastAsia="Microsoft JhengHei"/>
+          <w:b/>
+          <w:sz w:val="22"/>
+        </w:rPr>
+        <w:t>進展、死亡、同血栓事件</w:t>
+      </w:r>
+      <w:r>
+        <w:rPr>
+          <w:rFonts w:ascii="Calibri" w:hAnsi="Calibri" w:eastAsia="Microsoft JhengHei"/>
+          <w:sz w:val="22"/>
+        </w:rPr>
+        <w:t xml:space="preserve">。呢個 </w:t>
+      </w:r>
+      <w:r>
+        <w:rPr>
+          <w:rFonts w:ascii="Calibri" w:hAnsi="Calibri" w:eastAsia="Microsoft JhengHei"/>
+          <w:b/>
+          <w:sz w:val="22"/>
+        </w:rPr>
+        <w:t>唔係</w:t>
+      </w:r>
+      <w:r>
+        <w:rPr>
+          <w:rFonts w:ascii="Calibri" w:hAnsi="Calibri" w:eastAsia="Microsoft JhengHei"/>
+          <w:sz w:val="22"/>
+        </w:rPr>
+        <w:t xml:space="preserve"> overall survival。我唔會講預防白血病——呢個分析入面 AML 喺對照組，而且數目好細。」</w:t>
+      </w:r>
+      <w:r>
+        <w:rPr>
+          <w:rFonts w:ascii="Calibri" w:hAnsi="Calibri" w:eastAsia="Microsoft JhengHei"/>
+          <w:sz w:val="22"/>
+        </w:rPr>
+      </w:r>
+    </w:p>
+    <w:p>
+      <w:pPr>
+        <w:spacing w:after="120" w:line="276" w:lineRule="auto"/>
+      </w:pPr>
+      <w:r>
+        <w:rPr>
+          <w:rFonts w:ascii="Calibri" w:hAnsi="Calibri" w:eastAsia="Microsoft JhengHei"/>
+          <w:sz w:val="22"/>
+        </w:rPr>
+      </w:r>
+      <w:r>
+        <w:rPr>
+          <w:rFonts w:ascii="Calibri" w:hAnsi="Calibri" w:eastAsia="Microsoft JhengHei"/>
+          <w:sz w:val="22"/>
+        </w:rPr>
+        <w:t xml:space="preserve">如果佢要 KM 數字：概率 </w:t>
+      </w:r>
+      <w:r>
+        <w:rPr>
+          <w:rFonts w:ascii="Calibri" w:hAnsi="Calibri" w:eastAsia="Microsoft JhengHei"/>
+          <w:b/>
+          <w:sz w:val="22"/>
+        </w:rPr>
+        <w:t>0.94 vs 0.82</w:t>
+      </w:r>
+      <w:r>
+        <w:rPr>
+          <w:rFonts w:ascii="Calibri" w:hAnsi="Calibri" w:eastAsia="Microsoft JhengHei"/>
+          <w:sz w:val="22"/>
+        </w:rPr>
+        <w:t xml:space="preserve">，HR </w:t>
+      </w:r>
+      <w:r>
+        <w:rPr>
+          <w:rFonts w:ascii="Calibri" w:hAnsi="Calibri" w:eastAsia="Microsoft JhengHei"/>
+          <w:b/>
+          <w:sz w:val="22"/>
+        </w:rPr>
+        <w:t>0.34</w:t>
+      </w:r>
+      <w:r>
+        <w:rPr>
+          <w:rFonts w:ascii="Calibri" w:hAnsi="Calibri" w:eastAsia="Microsoft JhengHei"/>
+          <w:sz w:val="22"/>
+        </w:rPr>
+        <w:t>。</w:t>
+      </w:r>
+      <w:r>
+        <w:rPr>
+          <w:rFonts w:ascii="Calibri" w:hAnsi="Calibri" w:eastAsia="Microsoft JhengHei"/>
+          <w:sz w:val="22"/>
+        </w:rPr>
+      </w:r>
+    </w:p>
+    <w:p>
+      <w:pPr>
+        <w:pStyle w:val="Heading3"/>
+        <w:spacing w:after="120" w:line="276" w:lineRule="auto"/>
+      </w:pPr>
+      <w:r>
+        <w:rPr>
+          <w:rFonts w:ascii="Calibri" w:hAnsi="Calibri" w:eastAsia="Microsoft JhengHei"/>
+          <w:sz w:val="24"/>
+        </w:rPr>
+        <w:t>Safety 第 9 頁</w:t>
+      </w:r>
+      <w:r>
+        <w:rPr>
+          <w:rFonts w:ascii="Calibri" w:hAnsi="Calibri" w:eastAsia="Microsoft JhengHei"/>
+          <w:sz w:val="24"/>
+        </w:rPr>
+      </w:r>
+    </w:p>
+    <w:p>
+      <w:pPr>
+        <w:spacing w:after="120" w:line="276" w:lineRule="auto"/>
+      </w:pPr>
+      <w:r>
+        <w:rPr>
+          <w:rFonts w:ascii="Calibri" w:hAnsi="Calibri" w:eastAsia="Microsoft JhengHei"/>
+          <w:sz w:val="22"/>
+        </w:rPr>
+      </w:r>
+      <w:r>
+        <w:rPr>
+          <w:rFonts w:ascii="Calibri" w:hAnsi="Calibri" w:eastAsia="Microsoft JhengHei"/>
+          <w:sz w:val="22"/>
+        </w:rPr>
+        <w:t xml:space="preserve">「呢張表係 </w:t>
+      </w:r>
+      <w:r>
+        <w:rPr>
+          <w:rFonts w:ascii="Calibri" w:hAnsi="Calibri" w:eastAsia="Microsoft JhengHei"/>
+          <w:b/>
+          <w:sz w:val="22"/>
+        </w:rPr>
+        <w:t>不論因果</w:t>
+      </w:r>
+      <w:r>
+        <w:rPr>
+          <w:rFonts w:ascii="Calibri" w:hAnsi="Calibri" w:eastAsia="Microsoft JhengHei"/>
+          <w:sz w:val="22"/>
+        </w:rPr>
+        <w:t>，36 個月，127 vs 127。</w:t>
+      </w:r>
+      <w:r>
+        <w:rPr>
+          <w:rFonts w:ascii="Calibri" w:hAnsi="Calibri" w:eastAsia="Microsoft JhengHei"/>
+          <w:sz w:val="22"/>
+        </w:rPr>
+      </w:r>
+    </w:p>
+    <w:p>
+      <w:pPr>
+        <w:spacing w:after="120" w:line="276" w:lineRule="auto"/>
+      </w:pPr>
+      <w:r>
+        <w:rPr>
+          <w:rFonts w:ascii="Calibri" w:hAnsi="Calibri" w:eastAsia="Microsoft JhengHei"/>
+          <w:sz w:val="22"/>
+        </w:rPr>
+      </w:r>
+      <w:r>
+        <w:rPr>
+          <w:rFonts w:ascii="Calibri" w:hAnsi="Calibri" w:eastAsia="Microsoft JhengHei"/>
+          <w:sz w:val="22"/>
+        </w:rPr>
+        <w:t xml:space="preserve">血球減少 </w:t>
+      </w:r>
+      <w:r>
+        <w:rPr>
+          <w:rFonts w:ascii="Calibri" w:hAnsi="Calibri" w:eastAsia="Microsoft JhengHei"/>
+          <w:b/>
+          <w:sz w:val="22"/>
+        </w:rPr>
+        <w:t>唔差過</w:t>
+      </w:r>
+      <w:r>
+        <w:rPr>
+          <w:rFonts w:ascii="Calibri" w:hAnsi="Calibri" w:eastAsia="Microsoft JhengHei"/>
+          <w:sz w:val="22"/>
+        </w:rPr>
+        <w:t xml:space="preserve"> 對照——血小板減少 21% vs 28%，白血球減少 18% vs 22%，貧血 13% vs 24%。疲勞兩邊都 13%。</w:t>
+      </w:r>
+      <w:r>
+        <w:rPr>
+          <w:rFonts w:ascii="Calibri" w:hAnsi="Calibri" w:eastAsia="Microsoft JhengHei"/>
+          <w:sz w:val="22"/>
+        </w:rPr>
+      </w:r>
+    </w:p>
+    <w:p>
+      <w:pPr>
+        <w:spacing w:after="120" w:line="276" w:lineRule="auto"/>
+      </w:pPr>
+      <w:r>
+        <w:rPr>
+          <w:rFonts w:ascii="Calibri" w:hAnsi="Calibri" w:eastAsia="Microsoft JhengHei"/>
+          <w:sz w:val="22"/>
+        </w:rPr>
+      </w:r>
+      <w:r>
+        <w:rPr>
+          <w:rFonts w:ascii="Calibri" w:hAnsi="Calibri" w:eastAsia="Microsoft JhengHei"/>
+          <w:sz w:val="22"/>
+        </w:rPr>
+        <w:t xml:space="preserve">IFN 特徵係 </w:t>
+      </w:r>
+      <w:r>
+        <w:rPr>
+          <w:rFonts w:ascii="Calibri" w:hAnsi="Calibri" w:eastAsia="Microsoft JhengHei"/>
+          <w:b/>
+          <w:sz w:val="22"/>
+        </w:rPr>
+        <w:t>肝酶</w:t>
+      </w:r>
+      <w:r>
+        <w:rPr>
+          <w:rFonts w:ascii="Calibri" w:hAnsi="Calibri" w:eastAsia="Microsoft JhengHei"/>
+          <w:sz w:val="22"/>
+        </w:rPr>
+        <w:t xml:space="preserve">：GGT </w:t>
+      </w:r>
+      <w:r>
+        <w:rPr>
+          <w:rFonts w:ascii="Calibri" w:hAnsi="Calibri" w:eastAsia="Microsoft JhengHei"/>
+          <w:b/>
+          <w:sz w:val="22"/>
+        </w:rPr>
+        <w:t>16% vs 2%</w:t>
+      </w:r>
+      <w:r>
+        <w:rPr>
+          <w:rFonts w:ascii="Calibri" w:hAnsi="Calibri" w:eastAsia="Microsoft JhengHei"/>
+          <w:sz w:val="22"/>
+        </w:rPr>
+        <w:t xml:space="preserve">，grade ≥3 </w:t>
+      </w:r>
+      <w:r>
+        <w:rPr>
+          <w:rFonts w:ascii="Calibri" w:hAnsi="Calibri" w:eastAsia="Microsoft JhengHei"/>
+          <w:b/>
+          <w:sz w:val="22"/>
+        </w:rPr>
+        <w:t>8% vs 2%</w:t>
+      </w:r>
+      <w:r>
+        <w:rPr>
+          <w:rFonts w:ascii="Calibri" w:hAnsi="Calibri" w:eastAsia="Microsoft JhengHei"/>
+          <w:sz w:val="22"/>
+        </w:rPr>
+        <w:t>；ALT 13% vs 2%；AST 10% vs 2%；關節痛 12% vs 4%。</w:t>
+      </w:r>
+      <w:r>
+        <w:rPr>
+          <w:rFonts w:ascii="Calibri" w:hAnsi="Calibri" w:eastAsia="Microsoft JhengHei"/>
+          <w:sz w:val="22"/>
+        </w:rPr>
+      </w:r>
+    </w:p>
+    <w:p>
+      <w:pPr>
+        <w:spacing w:after="120" w:line="276" w:lineRule="auto"/>
+      </w:pPr>
+      <w:r>
+        <w:rPr>
+          <w:rFonts w:ascii="Calibri" w:hAnsi="Calibri" w:eastAsia="Microsoft JhengHei"/>
+          <w:sz w:val="22"/>
+        </w:rPr>
+      </w:r>
+      <w:r>
+        <w:rPr>
+          <w:rFonts w:ascii="Calibri" w:hAnsi="Calibri" w:eastAsia="Microsoft JhengHei"/>
+          <w:sz w:val="22"/>
+        </w:rPr>
+        <w:t>另外，</w:t>
+      </w:r>
+      <w:r>
+        <w:rPr>
+          <w:rFonts w:ascii="Calibri" w:hAnsi="Calibri" w:eastAsia="Microsoft JhengHei"/>
+          <w:b/>
+          <w:sz w:val="22"/>
+        </w:rPr>
+        <w:t>同藥物有關嘅停藥</w:t>
+      </w:r>
+      <w:r>
+        <w:rPr>
+          <w:rFonts w:ascii="Calibri" w:hAnsi="Calibri" w:eastAsia="Microsoft JhengHei"/>
+          <w:sz w:val="22"/>
+        </w:rPr>
+        <w:t xml:space="preserve"> 大約 </w:t>
+      </w:r>
+      <w:r>
+        <w:rPr>
+          <w:rFonts w:ascii="Calibri" w:hAnsi="Calibri" w:eastAsia="Microsoft JhengHei"/>
+          <w:b/>
+          <w:sz w:val="22"/>
+        </w:rPr>
+        <w:t>11% vs 2–3%</w:t>
+      </w:r>
+      <w:r>
+        <w:rPr>
+          <w:rFonts w:ascii="Calibri" w:hAnsi="Calibri" w:eastAsia="Microsoft JhengHei"/>
+          <w:sz w:val="22"/>
+        </w:rPr>
+        <w:t>。所以我哋跟 PI 滴定，同埋監測 LFT 同情緒——唔係因為 grade ≥3 治療相關事件高過 HU（兩邊大約 16%）。」</w:t>
+      </w:r>
+      <w:r>
+        <w:rPr>
+          <w:rFonts w:ascii="Calibri" w:hAnsi="Calibri" w:eastAsia="Microsoft JhengHei"/>
+          <w:sz w:val="22"/>
+        </w:rPr>
+      </w:r>
+    </w:p>
+    <w:p>
+      <w:pPr>
+        <w:spacing w:after="120" w:line="276" w:lineRule="auto"/>
+      </w:pPr>
+      <w:r>
+        <w:rPr>
+          <w:rFonts w:ascii="Calibri" w:hAnsi="Calibri" w:eastAsia="Microsoft JhengHei"/>
+          <w:sz w:val="22"/>
+        </w:rPr>
+      </w:r>
+      <w:r>
+        <w:rPr>
+          <w:rFonts w:ascii="Calibri" w:hAnsi="Calibri" w:eastAsia="Microsoft JhengHei"/>
+          <w:sz w:val="22"/>
+        </w:rPr>
+        <w:t>除非佢問亞洲脫髮，</w:t>
+      </w:r>
+      <w:r>
+        <w:rPr>
+          <w:rFonts w:ascii="Calibri" w:hAnsi="Calibri" w:eastAsia="Microsoft JhengHei"/>
+          <w:b/>
+          <w:sz w:val="22"/>
+        </w:rPr>
+        <w:t>唔好</w:t>
+      </w:r>
+      <w:r>
+        <w:rPr>
+          <w:rFonts w:ascii="Calibri" w:hAnsi="Calibri" w:eastAsia="Microsoft JhengHei"/>
+          <w:sz w:val="22"/>
+        </w:rPr>
+        <w:t xml:space="preserve"> 引日本 Ph2 脫髮 55.2%；PI 脫髮大約 6–7%。</w:t>
+      </w:r>
+      <w:r>
+        <w:rPr>
+          <w:rFonts w:ascii="Calibri" w:hAnsi="Calibri" w:eastAsia="Microsoft JhengHei"/>
+          <w:sz w:val="22"/>
+        </w:rPr>
+      </w:r>
+    </w:p>
+    <w:p>
+      <w:pPr>
+        <w:pStyle w:val="Heading3"/>
+        <w:spacing w:after="120" w:line="276" w:lineRule="auto"/>
+      </w:pPr>
+      <w:r>
+        <w:rPr>
+          <w:rFonts w:ascii="Calibri" w:hAnsi="Calibri" w:eastAsia="Microsoft JhengHei"/>
+          <w:sz w:val="24"/>
+        </w:rPr>
+        <w:t>PI 頁</w:t>
+      </w:r>
+      <w:r>
+        <w:rPr>
+          <w:rFonts w:ascii="Calibri" w:hAnsi="Calibri" w:eastAsia="Microsoft JhengHei"/>
+          <w:sz w:val="24"/>
+        </w:rPr>
+      </w:r>
+    </w:p>
+    <w:p>
+      <w:pPr>
+        <w:spacing w:after="120" w:line="276" w:lineRule="auto"/>
+      </w:pPr>
+      <w:r>
+        <w:rPr>
+          <w:rFonts w:ascii="Calibri" w:hAnsi="Calibri" w:eastAsia="Microsoft JhengHei"/>
+          <w:sz w:val="22"/>
+        </w:rPr>
+      </w:r>
+      <w:r>
+        <w:rPr>
+          <w:rFonts w:ascii="Calibri" w:hAnsi="Calibri" w:eastAsia="Microsoft JhengHei"/>
+          <w:sz w:val="22"/>
+        </w:rPr>
+        <w:t xml:space="preserve">「起始 </w:t>
+      </w:r>
+      <w:r>
+        <w:rPr>
+          <w:rFonts w:ascii="Calibri" w:hAnsi="Calibri" w:eastAsia="Microsoft JhengHei"/>
+          <w:b/>
+          <w:sz w:val="22"/>
+        </w:rPr>
+        <w:t>每兩星期 100 微克</w:t>
+      </w:r>
+      <w:r>
+        <w:rPr>
+          <w:rFonts w:ascii="Calibri" w:hAnsi="Calibri" w:eastAsia="Microsoft JhengHei"/>
+          <w:sz w:val="22"/>
+        </w:rPr>
+        <w:t xml:space="preserve">；如果已經用緊第二種細胞減少藥，或者 GFR 15–29，就用 </w:t>
+      </w:r>
+      <w:r>
+        <w:rPr>
+          <w:rFonts w:ascii="Calibri" w:hAnsi="Calibri" w:eastAsia="Microsoft JhengHei"/>
+          <w:b/>
+          <w:sz w:val="22"/>
+        </w:rPr>
+        <w:t>50</w:t>
+      </w:r>
+      <w:r>
+        <w:rPr>
+          <w:rFonts w:ascii="Calibri" w:hAnsi="Calibri" w:eastAsia="Microsoft JhengHei"/>
+          <w:sz w:val="22"/>
+        </w:rPr>
+        <w:t xml:space="preserve">。每兩星期加 50，直至 Hct &lt;45%、血小板 &lt;400、WBC &lt;10。最高每兩星期 500。穩定至少 1.5 年之後，間隔 </w:t>
+      </w:r>
+      <w:r>
+        <w:rPr>
+          <w:rFonts w:ascii="Calibri" w:hAnsi="Calibri" w:eastAsia="Microsoft JhengHei"/>
+          <w:b/>
+          <w:sz w:val="22"/>
+        </w:rPr>
+        <w:t>可以</w:t>
+      </w:r>
+      <w:r>
+        <w:rPr>
+          <w:rFonts w:ascii="Calibri" w:hAnsi="Calibri" w:eastAsia="Microsoft JhengHei"/>
+          <w:sz w:val="22"/>
+        </w:rPr>
+        <w:t xml:space="preserve"> 去到每四星期。</w:t>
+      </w:r>
+      <w:r>
+        <w:rPr>
+          <w:rFonts w:ascii="Calibri" w:hAnsi="Calibri" w:eastAsia="Microsoft JhengHei"/>
+          <w:sz w:val="22"/>
+        </w:rPr>
+      </w:r>
+    </w:p>
+    <w:p>
+      <w:pPr>
+        <w:spacing w:after="120" w:line="276" w:lineRule="auto"/>
+      </w:pPr>
+      <w:r>
+        <w:rPr>
+          <w:rFonts w:ascii="Calibri" w:hAnsi="Calibri" w:eastAsia="Microsoft JhengHei"/>
+          <w:sz w:val="22"/>
+        </w:rPr>
+      </w:r>
+      <w:r>
+        <w:rPr>
+          <w:rFonts w:ascii="Calibri" w:hAnsi="Calibri" w:eastAsia="Microsoft JhengHei"/>
+          <w:b/>
+          <w:sz w:val="22"/>
+        </w:rPr>
+        <w:t>唔係</w:t>
+      </w:r>
+      <w:r>
+        <w:rPr>
+          <w:rFonts w:ascii="Calibri" w:hAnsi="Calibri" w:eastAsia="Microsoft JhengHei"/>
+          <w:sz w:val="22"/>
+        </w:rPr>
+        <w:t xml:space="preserve"> 250–350–500 嘅 HIDAT 方案——嗰個唔係香港標籤。</w:t>
+      </w:r>
+      <w:r>
+        <w:rPr>
+          <w:rFonts w:ascii="Calibri" w:hAnsi="Calibri" w:eastAsia="Microsoft JhengHei"/>
+          <w:sz w:val="22"/>
+        </w:rPr>
+      </w:r>
+    </w:p>
+    <w:p>
+      <w:pPr>
+        <w:spacing w:after="120" w:line="276" w:lineRule="auto"/>
+      </w:pPr>
+      <w:r>
+        <w:rPr>
+          <w:rFonts w:ascii="Calibri" w:hAnsi="Calibri" w:eastAsia="Microsoft JhengHei"/>
+          <w:sz w:val="22"/>
+        </w:rPr>
+      </w:r>
+      <w:r>
+        <w:rPr>
+          <w:rFonts w:ascii="Calibri" w:hAnsi="Calibri" w:eastAsia="Microsoft JhengHei"/>
+          <w:sz w:val="22"/>
+        </w:rPr>
+        <w:t>呢頁禁忌包括：</w:t>
+      </w:r>
+      <w:r>
+        <w:rPr>
+          <w:rFonts w:ascii="Calibri" w:hAnsi="Calibri" w:eastAsia="Microsoft JhengHei"/>
+          <w:b/>
+          <w:sz w:val="22"/>
+        </w:rPr>
+        <w:t>甲狀腺疾病除非已經控制</w:t>
+      </w:r>
+      <w:r>
+        <w:rPr>
+          <w:rFonts w:ascii="Calibri" w:hAnsi="Calibri" w:eastAsia="Microsoft JhengHei"/>
+          <w:sz w:val="22"/>
+        </w:rPr>
+        <w:t>、失代償肝硬化、末期腎病、嚴重精神科疾病、嚴重未控制心血管疾病、自身免疫病、移植後免疫抑制、telbivudine。」</w:t>
+      </w:r>
+      <w:r>
+        <w:rPr>
+          <w:rFonts w:ascii="Calibri" w:hAnsi="Calibri" w:eastAsia="Microsoft JhengHei"/>
+          <w:sz w:val="22"/>
+        </w:rPr>
+      </w:r>
+    </w:p>
+    <w:p>
+      <w:pPr>
+        <w:pBdr>
+          <w:bottom w:val="single" w:sz="6" w:space="1" w:color="auto"/>
+        </w:pBdr>
+        <w:spacing w:after="120" w:line="276" w:lineRule="auto"/>
+      </w:pPr>
+      <w:r>
+        <w:rPr>
+          <w:rFonts w:ascii="Calibri" w:hAnsi="Calibri" w:eastAsia="Microsoft JhengHei"/>
+          <w:sz w:val="22"/>
+        </w:rPr>
+      </w:r>
+    </w:p>
+    <w:p>
+      <w:pPr>
+        <w:pStyle w:val="Heading2"/>
+        <w:spacing w:after="120" w:line="276" w:lineRule="auto"/>
+      </w:pPr>
+      <w:r>
+        <w:rPr>
+          <w:rFonts w:ascii="Calibri" w:hAnsi="Calibri" w:eastAsia="Microsoft JhengHei"/>
+          <w:sz w:val="28"/>
+        </w:rPr>
         <w:t>預計反駁（每題兩句）</w:t>
       </w:r>
       <w:r>
         <w:rPr>
-          <w:rFonts w:ascii="Calibri" w:hAnsi="Calibri" w:eastAsia="Microsoft JhengHei" w:cs="Microsoft JhengHei"/>
+          <w:rFonts w:ascii="Calibri" w:hAnsi="Calibri" w:eastAsia="Microsoft JhengHei"/>
           <w:sz w:val="28"/>
         </w:rPr>
       </w:r>
@@ -2957,7 +3987,7 @@
           <w:p>
             <w:r>
               <w:rPr>
-                <w:rFonts w:ascii="Calibri" w:hAnsi="Calibri" w:eastAsia="Microsoft JhengHei" w:cs="Microsoft JhengHei"/>
+                <w:rFonts w:ascii="Calibri" w:hAnsi="Calibri" w:eastAsia="Microsoft JhengHei"/>
                 <w:b/>
                 <w:sz w:val="20"/>
               </w:rPr>
@@ -2972,7 +4002,7 @@
           <w:p>
             <w:r>
               <w:rPr>
-                <w:rFonts w:ascii="Calibri" w:hAnsi="Calibri" w:eastAsia="Microsoft JhengHei" w:cs="Microsoft JhengHei"/>
+                <w:rFonts w:ascii="Calibri" w:hAnsi="Calibri" w:eastAsia="Microsoft JhengHei"/>
                 <w:b/>
                 <w:sz w:val="20"/>
               </w:rPr>
@@ -2989,7 +4019,7 @@
           <w:p>
             <w:r>
               <w:rPr>
-                <w:rFonts w:ascii="Calibri" w:hAnsi="Calibri" w:eastAsia="Microsoft JhengHei" w:cs="Microsoft JhengHei"/>
+                <w:rFonts w:ascii="Calibri" w:hAnsi="Calibri" w:eastAsia="Microsoft JhengHei"/>
                 <w:sz w:val="20"/>
               </w:rPr>
               <w:t>「一年就 fail 咗。」</w:t>
@@ -3003,14 +4033,14 @@
           <w:p>
             <w:r>
               <w:rPr>
-                <w:rFonts w:ascii="Calibri" w:hAnsi="Calibri" w:eastAsia="Microsoft JhengHei" w:cs="Microsoft JhengHei"/>
+                <w:rFonts w:ascii="Calibri" w:hAnsi="Calibri" w:eastAsia="Microsoft JhengHei"/>
                 <w:sz w:val="20"/>
               </w:rPr>
               <w:t xml:space="preserve">同意： </w:t>
             </w:r>
             <w:r>
               <w:rPr>
-                <w:rFonts w:ascii="Calibri" w:hAnsi="Calibri" w:eastAsia="Microsoft JhengHei" w:cs="Microsoft JhengHei"/>
+                <w:rFonts w:ascii="Calibri" w:hAnsi="Calibri" w:eastAsia="Microsoft JhengHei"/>
                 <w:b/>
                 <w:sz w:val="20"/>
               </w:rPr>
@@ -3018,14 +4048,14 @@
             </w:r>
             <w:r>
               <w:rPr>
-                <w:rFonts w:ascii="Calibri" w:hAnsi="Calibri" w:eastAsia="Microsoft JhengHei" w:cs="Microsoft JhengHei"/>
+                <w:rFonts w:ascii="Calibri" w:hAnsi="Calibri" w:eastAsia="Microsoft JhengHei"/>
                 <w:sz w:val="20"/>
               </w:rPr>
               <w:t xml:space="preserve"> 。HU 快啲。考慮 ropeg 係因為 </w:t>
             </w:r>
             <w:r>
               <w:rPr>
-                <w:rFonts w:ascii="Calibri" w:hAnsi="Calibri" w:eastAsia="Microsoft JhengHei" w:cs="Microsoft JhengHei"/>
+                <w:rFonts w:ascii="Calibri" w:hAnsi="Calibri" w:eastAsia="Microsoft JhengHei"/>
                 <w:b/>
                 <w:sz w:val="20"/>
               </w:rPr>
@@ -3033,14 +4063,14 @@
             </w:r>
             <w:r>
               <w:rPr>
-                <w:rFonts w:ascii="Calibri" w:hAnsi="Calibri" w:eastAsia="Microsoft JhengHei" w:cs="Microsoft JhengHei"/>
+                <w:rFonts w:ascii="Calibri" w:hAnsi="Calibri" w:eastAsia="Microsoft JhengHei"/>
                 <w:sz w:val="20"/>
               </w:rPr>
               <w:t xml:space="preserve"> 、 </w:t>
             </w:r>
             <w:r>
               <w:rPr>
-                <w:rFonts w:ascii="Calibri" w:hAnsi="Calibri" w:eastAsia="Microsoft JhengHei" w:cs="Microsoft JhengHei"/>
+                <w:rFonts w:ascii="Calibri" w:hAnsi="Calibri" w:eastAsia="Microsoft JhengHei"/>
                 <w:b/>
                 <w:sz w:val="20"/>
               </w:rPr>
@@ -3048,14 +4078,14 @@
             </w:r>
             <w:r>
               <w:rPr>
-                <w:rFonts w:ascii="Calibri" w:hAnsi="Calibri" w:eastAsia="Microsoft JhengHei" w:cs="Microsoft JhengHei"/>
+                <w:rFonts w:ascii="Calibri" w:hAnsi="Calibri" w:eastAsia="Microsoft JhengHei"/>
                 <w:sz w:val="20"/>
               </w:rPr>
               <w:t xml:space="preserve"> 、同 </w:t>
             </w:r>
             <w:r>
               <w:rPr>
-                <w:rFonts w:ascii="Calibri" w:hAnsi="Calibri" w:eastAsia="Microsoft JhengHei" w:cs="Microsoft JhengHei"/>
+                <w:rFonts w:ascii="Calibri" w:hAnsi="Calibri" w:eastAsia="Microsoft JhengHei"/>
                 <w:b/>
                 <w:sz w:val="20"/>
               </w:rPr>
@@ -3063,7 +4093,7 @@
             </w:r>
             <w:r>
               <w:rPr>
-                <w:rFonts w:ascii="Calibri" w:hAnsi="Calibri" w:eastAsia="Microsoft JhengHei" w:cs="Microsoft JhengHei"/>
+                <w:rFonts w:ascii="Calibri" w:hAnsi="Calibri" w:eastAsia="Microsoft JhengHei"/>
                 <w:sz w:val="20"/>
               </w:rPr>
               <w:t xml:space="preserve"> ——唔係 12 個月 snapshot。</w:t>
@@ -3079,7 +4109,7 @@
           <w:p>
             <w:r>
               <w:rPr>
-                <w:rFonts w:ascii="Calibri" w:hAnsi="Calibri" w:eastAsia="Microsoft JhengHei" w:cs="Microsoft JhengHei"/>
+                <w:rFonts w:ascii="Calibri" w:hAnsi="Calibri" w:eastAsia="Microsoft JhengHei"/>
                 <w:sz w:val="20"/>
               </w:rPr>
               <w:t>「呢個 84% 好 promotional。」</w:t>
@@ -3093,14 +4123,14 @@
           <w:p>
             <w:r>
               <w:rPr>
-                <w:rFonts w:ascii="Calibri" w:hAnsi="Calibri" w:eastAsia="Microsoft JhengHei" w:cs="Microsoft JhengHei"/>
+                <w:rFonts w:ascii="Calibri" w:hAnsi="Calibri" w:eastAsia="Microsoft JhengHei"/>
                 <w:sz w:val="20"/>
               </w:rPr>
               <w:t xml:space="preserve">佢係有註腳嘅 </w:t>
             </w:r>
             <w:r>
               <w:rPr>
-                <w:rFonts w:ascii="Calibri" w:hAnsi="Calibri" w:eastAsia="Microsoft JhengHei" w:cs="Microsoft JhengHei"/>
+                <w:rFonts w:ascii="Calibri" w:hAnsi="Calibri" w:eastAsia="Microsoft JhengHei"/>
                 <w:b/>
                 <w:sz w:val="20"/>
               </w:rPr>
@@ -3108,14 +4138,14 @@
             </w:r>
             <w:r>
               <w:rPr>
-                <w:rFonts w:ascii="Calibri" w:hAnsi="Calibri" w:eastAsia="Microsoft JhengHei" w:cs="Microsoft JhengHei"/>
+                <w:rFonts w:ascii="Calibri" w:hAnsi="Calibri" w:eastAsia="Microsoft JhengHei"/>
                 <w:sz w:val="20"/>
               </w:rPr>
               <w:t xml:space="preserve"> 。Snapshot／LOCF 曲線五年大約 73%。保守後期 primary 係 </w:t>
             </w:r>
             <w:r>
               <w:rPr>
-                <w:rFonts w:ascii="Calibri" w:hAnsi="Calibri" w:eastAsia="Microsoft JhengHei" w:cs="Microsoft JhengHei"/>
+                <w:rFonts w:ascii="Calibri" w:hAnsi="Calibri" w:eastAsia="Microsoft JhengHei"/>
                 <w:b/>
                 <w:sz w:val="20"/>
               </w:rPr>
@@ -3123,7 +4153,7 @@
             </w:r>
             <w:r>
               <w:rPr>
-                <w:rFonts w:ascii="Calibri" w:hAnsi="Calibri" w:eastAsia="Microsoft JhengHei" w:cs="Microsoft JhengHei"/>
+                <w:rFonts w:ascii="Calibri" w:hAnsi="Calibri" w:eastAsia="Microsoft JhengHei"/>
                 <w:sz w:val="20"/>
               </w:rPr>
               <w:t xml:space="preserve"> 。我哋指住邊個 analysis，就用邊個數。</w:t>
@@ -3139,7 +4169,7 @@
           <w:p>
             <w:r>
               <w:rPr>
-                <w:rFonts w:ascii="Calibri" w:hAnsi="Calibri" w:eastAsia="Microsoft JhengHei" w:cs="Microsoft JhengHei"/>
+                <w:rFonts w:ascii="Calibri" w:hAnsi="Calibri" w:eastAsia="Microsoft JhengHei"/>
                 <w:sz w:val="20"/>
               </w:rPr>
               <w:t>「我已經用緊 Pegasys／內地 ropeg。」</w:t>
@@ -3153,14 +4183,14 @@
           <w:p>
             <w:r>
               <w:rPr>
-                <w:rFonts w:ascii="Calibri" w:hAnsi="Calibri" w:eastAsia="Microsoft JhengHei" w:cs="Microsoft JhengHei"/>
+                <w:rFonts w:ascii="Calibri" w:hAnsi="Calibri" w:eastAsia="Microsoft JhengHei"/>
                 <w:sz w:val="20"/>
               </w:rPr>
               <w:t xml:space="preserve">冇 head-to-head。PI 禁止同一類 IFN 比效力。我可以留喺 </w:t>
             </w:r>
             <w:r>
               <w:rPr>
-                <w:rFonts w:ascii="Calibri" w:hAnsi="Calibri" w:eastAsia="Microsoft JhengHei" w:cs="Microsoft JhengHei"/>
+                <w:rFonts w:ascii="Calibri" w:hAnsi="Calibri" w:eastAsia="Microsoft JhengHei"/>
                 <w:b/>
                 <w:sz w:val="20"/>
               </w:rPr>
@@ -3168,14 +4198,14 @@
             </w:r>
             <w:r>
               <w:rPr>
-                <w:rFonts w:ascii="Calibri" w:hAnsi="Calibri" w:eastAsia="Microsoft JhengHei" w:cs="Microsoft JhengHei"/>
+                <w:rFonts w:ascii="Calibri" w:hAnsi="Calibri" w:eastAsia="Microsoft JhengHei"/>
                 <w:sz w:val="20"/>
               </w:rPr>
               <w:t xml:space="preserve"> 、 </w:t>
             </w:r>
             <w:r>
               <w:rPr>
-                <w:rFonts w:ascii="Calibri" w:hAnsi="Calibri" w:eastAsia="Microsoft JhengHei" w:cs="Microsoft JhengHei"/>
+                <w:rFonts w:ascii="Calibri" w:hAnsi="Calibri" w:eastAsia="Microsoft JhengHei"/>
                 <w:b/>
                 <w:sz w:val="20"/>
               </w:rPr>
@@ -3183,14 +4213,14 @@
             </w:r>
             <w:r>
               <w:rPr>
-                <w:rFonts w:ascii="Calibri" w:hAnsi="Calibri" w:eastAsia="Microsoft JhengHei" w:cs="Microsoft JhengHei"/>
+                <w:rFonts w:ascii="Calibri" w:hAnsi="Calibri" w:eastAsia="Microsoft JhengHei"/>
                 <w:sz w:val="20"/>
               </w:rPr>
               <w:t xml:space="preserve"> 、同 </w:t>
             </w:r>
             <w:r>
               <w:rPr>
-                <w:rFonts w:ascii="Calibri" w:hAnsi="Calibri" w:eastAsia="Microsoft JhengHei" w:cs="Microsoft JhengHei"/>
+                <w:rFonts w:ascii="Calibri" w:hAnsi="Calibri" w:eastAsia="Microsoft JhengHei"/>
                 <w:b/>
                 <w:sz w:val="20"/>
               </w:rPr>
@@ -3198,7 +4228,7 @@
             </w:r>
             <w:r>
               <w:rPr>
-                <w:rFonts w:ascii="Calibri" w:hAnsi="Calibri" w:eastAsia="Microsoft JhengHei" w:cs="Microsoft JhengHei"/>
+                <w:rFonts w:ascii="Calibri" w:hAnsi="Calibri" w:eastAsia="Microsoft JhengHei"/>
                 <w:sz w:val="20"/>
               </w:rPr>
               <w:t xml:space="preserve"> 。記錄呢次交流。</w:t>
@@ -3214,7 +4244,7 @@
           <w:p>
             <w:r>
               <w:rPr>
-                <w:rFonts w:ascii="Calibri" w:hAnsi="Calibri" w:eastAsia="Microsoft JhengHei" w:cs="Microsoft JhengHei"/>
+                <w:rFonts w:ascii="Calibri" w:hAnsi="Calibri" w:eastAsia="Microsoft JhengHei"/>
                 <w:sz w:val="20"/>
               </w:rPr>
               <w:t>「HU 平又夠。」</w:t>
@@ -3228,7 +4258,7 @@
           <w:p>
             <w:r>
               <w:rPr>
-                <w:rFonts w:ascii="Calibri" w:hAnsi="Calibri" w:eastAsia="Microsoft JhengHei" w:cs="Microsoft JhengHei"/>
+                <w:rFonts w:ascii="Calibri" w:hAnsi="Calibri" w:eastAsia="Microsoft JhengHei"/>
                 <w:sz w:val="20"/>
               </w:rPr>
               <w:t>要快快細胞減少，好多時係。如果病人會用藥幾年，72 個月 CHR 同 EFS 就係有名有姓嘅長期數據。藥物要配時間視野。</w:t>
@@ -3244,7 +4274,7 @@
           <w:p>
             <w:r>
               <w:rPr>
-                <w:rFonts w:ascii="Calibri" w:hAnsi="Calibri" w:eastAsia="Microsoft JhengHei" w:cs="Microsoft JhengHei"/>
+                <w:rFonts w:ascii="Calibri" w:hAnsi="Calibri" w:eastAsia="Microsoft JhengHei"/>
                 <w:sz w:val="20"/>
               </w:rPr>
               <w:t>「醫管局會唔會納入？」</w:t>
@@ -3258,7 +4288,7 @@
           <w:p>
             <w:r>
               <w:rPr>
-                <w:rFonts w:ascii="Calibri" w:hAnsi="Calibri" w:eastAsia="Microsoft JhengHei" w:cs="Microsoft JhengHei"/>
+                <w:rFonts w:ascii="Calibri" w:hAnsi="Calibri" w:eastAsia="Microsoft JhengHei"/>
                 <w:b/>
                 <w:sz w:val="20"/>
               </w:rPr>
@@ -3266,7 +4296,7 @@
             </w:r>
             <w:r>
               <w:rPr>
-                <w:rFonts w:ascii="Calibri" w:hAnsi="Calibri" w:eastAsia="Microsoft JhengHei" w:cs="Microsoft JhengHei"/>
+                <w:rFonts w:ascii="Calibri" w:hAnsi="Calibri" w:eastAsia="Microsoft JhengHei"/>
                 <w:sz w:val="20"/>
               </w:rPr>
               <w:t xml:space="preserve"> 私家 + PSP 係而家嘅橋。我唔會講上市日期。</w:t>
@@ -3282,7 +4312,7 @@
           <w:p>
             <w:r>
               <w:rPr>
-                <w:rFonts w:ascii="Calibri" w:hAnsi="Calibri" w:eastAsia="Microsoft JhengHei" w:cs="Microsoft JhengHei"/>
+                <w:rFonts w:ascii="Calibri" w:hAnsi="Calibri" w:eastAsia="Microsoft JhengHei"/>
                 <w:sz w:val="20"/>
               </w:rPr>
               <w:t>「由 250–350–500 開始。」</w:t>
@@ -3296,14 +4326,14 @@
           <w:p>
             <w:r>
               <w:rPr>
-                <w:rFonts w:ascii="Calibri" w:hAnsi="Calibri" w:eastAsia="Microsoft JhengHei" w:cs="Microsoft JhengHei"/>
+                <w:rFonts w:ascii="Calibri" w:hAnsi="Calibri" w:eastAsia="Microsoft JhengHei"/>
                 <w:sz w:val="20"/>
               </w:rPr>
               <w:t xml:space="preserve">香港 PI 起始係 </w:t>
             </w:r>
             <w:r>
               <w:rPr>
-                <w:rFonts w:ascii="Calibri" w:hAnsi="Calibri" w:eastAsia="Microsoft JhengHei" w:cs="Microsoft JhengHei"/>
+                <w:rFonts w:ascii="Calibri" w:hAnsi="Calibri" w:eastAsia="Microsoft JhengHei"/>
                 <w:b/>
                 <w:sz w:val="20"/>
               </w:rPr>
@@ -3311,7 +4341,7 @@
             </w:r>
             <w:r>
               <w:rPr>
-                <w:rFonts w:ascii="Calibri" w:hAnsi="Calibri" w:eastAsia="Microsoft JhengHei" w:cs="Microsoft JhengHei"/>
+                <w:rFonts w:ascii="Calibri" w:hAnsi="Calibri" w:eastAsia="Microsoft JhengHei"/>
                 <w:sz w:val="20"/>
               </w:rPr>
               <w:t xml:space="preserve"> 。</w:t>
@@ -3327,7 +4357,7 @@
           <w:p>
             <w:r>
               <w:rPr>
-                <w:rFonts w:ascii="Calibri" w:hAnsi="Calibri" w:eastAsia="Microsoft JhengHei" w:cs="Microsoft JhengHei"/>
+                <w:rFonts w:ascii="Calibri" w:hAnsi="Calibri" w:eastAsia="Microsoft JhengHei"/>
                 <w:sz w:val="20"/>
               </w:rPr>
               <w:t>「ET／MF／脾。」</w:t>
@@ -3341,14 +4371,14 @@
           <w:p>
             <w:r>
               <w:rPr>
-                <w:rFonts w:ascii="Calibri" w:hAnsi="Calibri" w:eastAsia="Microsoft JhengHei" w:cs="Microsoft JhengHei"/>
+                <w:rFonts w:ascii="Calibri" w:hAnsi="Calibri" w:eastAsia="Microsoft JhengHei"/>
                 <w:sz w:val="20"/>
               </w:rPr>
               <w:t xml:space="preserve">唔喺香港適應證。如果佢問： </w:t>
             </w:r>
             <w:r>
               <w:rPr>
-                <w:rFonts w:ascii="Calibri" w:hAnsi="Calibri" w:eastAsia="Microsoft JhengHei" w:cs="Microsoft JhengHei"/>
+                <w:rFonts w:ascii="Calibri" w:hAnsi="Calibri" w:eastAsia="Microsoft JhengHei"/>
                 <w:b/>
                 <w:sz w:val="20"/>
               </w:rPr>
@@ -3356,14 +4386,14 @@
             </w:r>
             <w:r>
               <w:rPr>
-                <w:rFonts w:ascii="Calibri" w:hAnsi="Calibri" w:eastAsia="Microsoft JhengHei" w:cs="Microsoft JhengHei"/>
+                <w:rFonts w:ascii="Calibri" w:hAnsi="Calibri" w:eastAsia="Microsoft JhengHei"/>
                 <w:sz w:val="20"/>
               </w:rPr>
               <w:t xml:space="preserve"> ：引 PI、唔好留 ET／MF 物料、Veeva 記錄。有症狀性脾腫大 = </w:t>
             </w:r>
             <w:r>
               <w:rPr>
-                <w:rFonts w:ascii="Calibri" w:hAnsi="Calibri" w:eastAsia="Microsoft JhengHei" w:cs="Microsoft JhengHei"/>
+                <w:rFonts w:ascii="Calibri" w:hAnsi="Calibri" w:eastAsia="Microsoft JhengHei"/>
                 <w:b/>
                 <w:sz w:val="20"/>
               </w:rPr>
@@ -3371,7 +4401,7 @@
             </w:r>
             <w:r>
               <w:rPr>
-                <w:rFonts w:ascii="Calibri" w:hAnsi="Calibri" w:eastAsia="Microsoft JhengHei" w:cs="Microsoft JhengHei"/>
+                <w:rFonts w:ascii="Calibri" w:hAnsi="Calibri" w:eastAsia="Microsoft JhengHei"/>
                 <w:sz w:val="20"/>
               </w:rPr>
               <w:t xml:space="preserve"> 推 BESREMi。</w:t>
@@ -3387,7 +4417,7 @@
           <w:p>
             <w:r>
               <w:rPr>
-                <w:rFonts w:ascii="Calibri" w:hAnsi="Calibri" w:eastAsia="Microsoft JhengHei" w:cs="Microsoft JhengHei"/>
+                <w:rFonts w:ascii="Calibri" w:hAnsi="Calibri" w:eastAsia="Microsoft JhengHei"/>
                 <w:sz w:val="20"/>
               </w:rPr>
               <w:t>「VAF 8% 可唔可以停？」</w:t>
@@ -3401,7 +4431,7 @@
           <w:p>
             <w:r>
               <w:rPr>
-                <w:rFonts w:ascii="Calibri" w:hAnsi="Calibri" w:eastAsia="Microsoft JhengHei" w:cs="Microsoft JhengHei"/>
+                <w:rFonts w:ascii="Calibri" w:hAnsi="Calibri" w:eastAsia="Microsoft JhengHei"/>
                 <w:sz w:val="20"/>
               </w:rPr>
               <w:t>唔可以。唔係停藥規則；唔好講 TFR。</w:t>
@@ -3417,10 +4447,10 @@
           <w:p>
             <w:r>
               <w:rPr>
-                <w:rFonts w:ascii="Calibri" w:hAnsi="Calibri" w:eastAsia="Microsoft JhengHei" w:cs="Microsoft JhengHei"/>
+                <w:rFonts w:ascii="Calibri" w:hAnsi="Calibri" w:eastAsia="Microsoft JhengHei"/>
                 <w:sz w:val="20"/>
               </w:rPr>
-              <w:t>「我病人負擔唔起。」</w:t>
+              <w:t>「我病人負擔唔起。」／一開波就話貴</w:t>
             </w:r>
           </w:p>
         </w:tc>
@@ -3431,55 +4461,25 @@
           <w:p>
             <w:r>
               <w:rPr>
-                <w:rFonts w:ascii="Calibri" w:hAnsi="Calibri" w:eastAsia="Microsoft JhengHei" w:cs="Microsoft JhengHei"/>
+                <w:rFonts w:ascii="Calibri" w:hAnsi="Calibri" w:eastAsia="Microsoft JhengHei"/>
                 <w:sz w:val="20"/>
               </w:rPr>
-              <w:t xml:space="preserve">如果 </w:t>
+              <w:t xml:space="preserve">認同 </w:t>
             </w:r>
             <w:r>
               <w:rPr>
-                <w:rFonts w:ascii="Calibri" w:hAnsi="Calibri" w:eastAsia="Microsoft JhengHei" w:cs="Microsoft JhengHei"/>
+                <w:rFonts w:ascii="Calibri" w:hAnsi="Calibri" w:eastAsia="Microsoft JhengHei"/>
                 <w:b/>
                 <w:sz w:val="20"/>
               </w:rPr>
-              <w:t>私家</w:t>
+              <w:t>係貴</w:t>
             </w:r>
             <w:r>
               <w:rPr>
-                <w:rFonts w:ascii="Calibri" w:hAnsi="Calibri" w:eastAsia="Microsoft JhengHei" w:cs="Microsoft JhengHei"/>
+                <w:rFonts w:ascii="Calibri" w:hAnsi="Calibri" w:eastAsia="Microsoft JhengHei"/>
                 <w:sz w:val="20"/>
               </w:rPr>
-              <w:t xml:space="preserve"> 又合資格：Private Sector PSP </w:t>
-            </w:r>
-            <w:r>
-              <w:rPr>
-                <w:rFonts w:ascii="Calibri" w:hAnsi="Calibri" w:eastAsia="Microsoft JhengHei" w:cs="Microsoft JhengHei"/>
-                <w:b/>
-                <w:sz w:val="20"/>
-              </w:rPr>
-              <w:t>買 2 送 1</w:t>
-            </w:r>
-            <w:r>
-              <w:rPr>
-                <w:rFonts w:ascii="Calibri" w:hAnsi="Calibri" w:eastAsia="Microsoft JhengHei" w:cs="Microsoft JhengHei"/>
-                <w:sz w:val="20"/>
-              </w:rPr>
-              <w:t xml:space="preserve"> ，第一年， </w:t>
-            </w:r>
-            <w:r>
-              <w:rPr>
-                <w:rFonts w:ascii="Calibri" w:hAnsi="Calibri" w:eastAsia="Microsoft JhengHei" w:cs="Microsoft JhengHei"/>
-                <w:b/>
-                <w:sz w:val="20"/>
-              </w:rPr>
-              <w:t>2026 年完</w:t>
-            </w:r>
-            <w:r>
-              <w:rPr>
-                <w:rFonts w:ascii="Calibri" w:hAnsi="Calibri" w:eastAsia="Microsoft JhengHei" w:cs="Microsoft JhengHei"/>
-                <w:sz w:val="20"/>
-              </w:rPr>
-              <w:t xml:space="preserve"> ——要核對而家條款。唔好自己發明折扣。如果呢個場合係用 Base Case，就係買 5 送 1。</w:t>
+              <w:t xml:space="preserve"> 。唔好比 Pegasys。價值留喺 vs HU 嘅 RCT + 呢個產品 q2w／q4w。合資格先講 Private Sector PSP。</w:t>
             </w:r>
           </w:p>
         </w:tc>
@@ -3491,7 +4491,7 @@
       </w:pPr>
       <w:r>
         <w:rPr>
-          <w:rFonts w:ascii="Calibri" w:hAnsi="Calibri" w:eastAsia="Microsoft JhengHei" w:cs="Microsoft JhengHei"/>
+          <w:rFonts w:ascii="Calibri" w:hAnsi="Calibri" w:eastAsia="Microsoft JhengHei"/>
           <w:sz w:val="22"/>
         </w:rPr>
       </w:r>
@@ -3505,7 +4505,7 @@
       </w:pPr>
       <w:r>
         <w:rPr>
-          <w:rFonts w:ascii="Calibri" w:hAnsi="Calibri" w:eastAsia="Microsoft JhengHei" w:cs="Microsoft JhengHei"/>
+          <w:rFonts w:ascii="Calibri" w:hAnsi="Calibri" w:eastAsia="Microsoft JhengHei"/>
           <w:sz w:val="22"/>
         </w:rPr>
       </w:r>
@@ -3517,14 +4517,14 @@
       </w:pPr>
       <w:r>
         <w:rPr>
-          <w:rFonts w:ascii="Calibri" w:hAnsi="Calibri" w:eastAsia="Microsoft JhengHei" w:cs="Microsoft JhengHei"/>
+          <w:rFonts w:ascii="Calibri" w:hAnsi="Calibri" w:eastAsia="Microsoft JhengHei"/>
           <w:sz w:val="28"/>
         </w:rPr>
         <w:t>收結（2 分鐘）</w:t>
       </w:r>
       <w:r>
         <w:rPr>
-          <w:rFonts w:ascii="Calibri" w:hAnsi="Calibri" w:eastAsia="Microsoft JhengHei" w:cs="Microsoft JhengHei"/>
+          <w:rFonts w:ascii="Calibri" w:hAnsi="Calibri" w:eastAsia="Microsoft JhengHei"/>
           <w:sz w:val="28"/>
         </w:rPr>
       </w:r>
@@ -3535,20 +4535,20 @@
       </w:pPr>
       <w:r>
         <w:rPr>
-          <w:rFonts w:ascii="Calibri" w:hAnsi="Calibri" w:eastAsia="Microsoft JhengHei" w:cs="Microsoft JhengHei"/>
-          <w:sz w:val="22"/>
-        </w:rPr>
-      </w:r>
-      <w:r>
-        <w:rPr>
-          <w:rFonts w:ascii="Calibri" w:hAnsi="Calibri" w:eastAsia="Microsoft JhengHei" w:cs="Microsoft JhengHei"/>
+          <w:rFonts w:ascii="Calibri" w:hAnsi="Calibri" w:eastAsia="Microsoft JhengHei"/>
+          <w:sz w:val="22"/>
+        </w:rPr>
+      </w:r>
+      <w:r>
+        <w:rPr>
+          <w:rFonts w:ascii="Calibri" w:hAnsi="Calibri" w:eastAsia="Microsoft JhengHei"/>
           <w:sz w:val="22"/>
         </w:rPr>
         <w:t xml:space="preserve">「如果您試一位病人，標籤合適嘅係 </w:t>
       </w:r>
       <w:r>
         <w:rPr>
-          <w:rFonts w:ascii="Calibri" w:hAnsi="Calibri" w:eastAsia="Microsoft JhengHei" w:cs="Microsoft JhengHei"/>
+          <w:rFonts w:ascii="Calibri" w:hAnsi="Calibri" w:eastAsia="Microsoft JhengHei"/>
           <w:b/>
           <w:sz w:val="22"/>
         </w:rPr>
@@ -3556,14 +4556,14 @@
       </w:r>
       <w:r>
         <w:rPr>
-          <w:rFonts w:ascii="Calibri" w:hAnsi="Calibri" w:eastAsia="Microsoft JhengHei" w:cs="Microsoft JhengHei"/>
+          <w:rFonts w:ascii="Calibri" w:hAnsi="Calibri" w:eastAsia="Microsoft JhengHei"/>
           <w:sz w:val="22"/>
         </w:rPr>
         <w:t xml:space="preserve">，而且您想要疾病導向嘅細胞減少，而唔係得一年 hematocrit 快照——好多時係 </w:t>
       </w:r>
       <w:r>
         <w:rPr>
-          <w:rFonts w:ascii="Calibri" w:hAnsi="Calibri" w:eastAsia="Microsoft JhengHei" w:cs="Microsoft JhengHei"/>
+          <w:rFonts w:ascii="Calibri" w:hAnsi="Calibri" w:eastAsia="Microsoft JhengHei"/>
           <w:b/>
           <w:sz w:val="22"/>
         </w:rPr>
@@ -3571,14 +4571,14 @@
       </w:r>
       <w:r>
         <w:rPr>
-          <w:rFonts w:ascii="Calibri" w:hAnsi="Calibri" w:eastAsia="Microsoft JhengHei" w:cs="Microsoft JhengHei"/>
+          <w:rFonts w:ascii="Calibri" w:hAnsi="Calibri" w:eastAsia="Microsoft JhengHei"/>
           <w:sz w:val="22"/>
         </w:rPr>
         <w:t>。</w:t>
       </w:r>
       <w:r>
         <w:rPr>
-          <w:rFonts w:ascii="Calibri" w:hAnsi="Calibri" w:eastAsia="Microsoft JhengHei" w:cs="Microsoft JhengHei"/>
+          <w:rFonts w:ascii="Calibri" w:hAnsi="Calibri" w:eastAsia="Microsoft JhengHei"/>
           <w:sz w:val="22"/>
         </w:rPr>
       </w:r>
@@ -3589,20 +4589,20 @@
       </w:pPr>
       <w:r>
         <w:rPr>
-          <w:rFonts w:ascii="Calibri" w:hAnsi="Calibri" w:eastAsia="Microsoft JhengHei" w:cs="Microsoft JhengHei"/>
-          <w:sz w:val="22"/>
-        </w:rPr>
-      </w:r>
-      <w:r>
-        <w:rPr>
-          <w:rFonts w:ascii="Calibri" w:hAnsi="Calibri" w:eastAsia="Microsoft JhengHei" w:cs="Microsoft JhengHei"/>
+          <w:rFonts w:ascii="Calibri" w:hAnsi="Calibri" w:eastAsia="Microsoft JhengHei"/>
+          <w:sz w:val="22"/>
+        </w:rPr>
+      </w:r>
+      <w:r>
+        <w:rPr>
+          <w:rFonts w:ascii="Calibri" w:hAnsi="Calibri" w:eastAsia="Microsoft JhengHei"/>
           <w:sz w:val="22"/>
         </w:rPr>
         <w:t>您需要我哋邊樣：護士注射培訓、PSP 文件，定係 Medical 跟進某個 protocol 問題？</w:t>
       </w:r>
       <w:r>
         <w:rPr>
-          <w:rFonts w:ascii="Calibri" w:hAnsi="Calibri" w:eastAsia="Microsoft JhengHei" w:cs="Microsoft JhengHei"/>
+          <w:rFonts w:ascii="Calibri" w:hAnsi="Calibri" w:eastAsia="Microsoft JhengHei"/>
           <w:sz w:val="22"/>
         </w:rPr>
       </w:r>
@@ -3613,20 +4613,20 @@
       </w:pPr>
       <w:r>
         <w:rPr>
-          <w:rFonts w:ascii="Calibri" w:hAnsi="Calibri" w:eastAsia="Microsoft JhengHei" w:cs="Microsoft JhengHei"/>
-          <w:sz w:val="22"/>
-        </w:rPr>
-      </w:r>
-      <w:r>
-        <w:rPr>
-          <w:rFonts w:ascii="Calibri" w:hAnsi="Calibri" w:eastAsia="Microsoft JhengHei" w:cs="Microsoft JhengHei"/>
+          <w:rFonts w:ascii="Calibri" w:hAnsi="Calibri" w:eastAsia="Microsoft JhengHei"/>
+          <w:sz w:val="22"/>
+        </w:rPr>
+      </w:r>
+      <w:r>
+        <w:rPr>
+          <w:rFonts w:ascii="Calibri" w:hAnsi="Calibri" w:eastAsia="Microsoft JhengHei"/>
           <w:sz w:val="22"/>
         </w:rPr>
         <w:t>任何 off-label 科學問題我會經 Medical 記錄，亦都唔會留下 ET／MF 物料。」</w:t>
       </w:r>
       <w:r>
         <w:rPr>
-          <w:rFonts w:ascii="Calibri" w:hAnsi="Calibri" w:eastAsia="Microsoft JhengHei" w:cs="Microsoft JhengHei"/>
+          <w:rFonts w:ascii="Calibri" w:hAnsi="Calibri" w:eastAsia="Microsoft JhengHei"/>
           <w:sz w:val="22"/>
         </w:rPr>
       </w:r>
@@ -3637,13 +4637,13 @@
       </w:pPr>
       <w:r>
         <w:rPr>
-          <w:rFonts w:ascii="Calibri" w:hAnsi="Calibri" w:eastAsia="Microsoft JhengHei" w:cs="Microsoft JhengHei"/>
-          <w:sz w:val="22"/>
-        </w:rPr>
-      </w:r>
-      <w:r>
-        <w:rPr>
-          <w:rFonts w:ascii="Calibri" w:hAnsi="Calibri" w:eastAsia="Microsoft JhengHei" w:cs="Microsoft JhengHei"/>
+          <w:rFonts w:ascii="Calibri" w:hAnsi="Calibri" w:eastAsia="Microsoft JhengHei"/>
+          <w:sz w:val="22"/>
+        </w:rPr>
+      </w:r>
+      <w:r>
+        <w:rPr>
+          <w:rFonts w:ascii="Calibri" w:hAnsi="Calibri" w:eastAsia="Microsoft JhengHei"/>
           <w:b/>
           <w:sz w:val="22"/>
         </w:rPr>
@@ -3651,13 +4651,13 @@
       </w:r>
       <w:r>
         <w:rPr>
-          <w:rFonts w:ascii="Calibri" w:hAnsi="Calibri" w:eastAsia="Microsoft JhengHei" w:cs="Microsoft JhengHei"/>
-          <w:sz w:val="22"/>
-        </w:rPr>
-      </w:r>
-      <w:r>
-        <w:rPr>
-          <w:rFonts w:ascii="Calibri" w:hAnsi="Calibri" w:eastAsia="Microsoft JhengHei" w:cs="Microsoft JhengHei"/>
+          <w:rFonts w:ascii="Calibri" w:hAnsi="Calibri" w:eastAsia="Microsoft JhengHei"/>
+          <w:sz w:val="22"/>
+        </w:rPr>
+      </w:r>
+      <w:r>
+        <w:rPr>
+          <w:rFonts w:ascii="Calibri" w:hAnsi="Calibri" w:eastAsia="Microsoft JhengHei"/>
           <w:sz w:val="22"/>
         </w:rPr>
       </w:r>
@@ -3670,20 +4670,20 @@
       </w:pPr>
       <w:r>
         <w:rPr>
-          <w:rFonts w:ascii="Calibri" w:hAnsi="Calibri" w:eastAsia="Microsoft JhengHei" w:cs="Microsoft JhengHei"/>
-          <w:sz w:val="22"/>
-        </w:rPr>
-      </w:r>
-      <w:r>
-        <w:rPr>
-          <w:rFonts w:ascii="Calibri" w:hAnsi="Calibri" w:eastAsia="Microsoft JhengHei" w:cs="Microsoft JhengHei"/>
+          <w:rFonts w:ascii="Calibri" w:hAnsi="Calibri" w:eastAsia="Microsoft JhengHei"/>
+          <w:sz w:val="22"/>
+        </w:rPr>
+      </w:r>
+      <w:r>
+        <w:rPr>
+          <w:rFonts w:ascii="Calibri" w:hAnsi="Calibri" w:eastAsia="Microsoft JhengHei"/>
           <w:sz w:val="22"/>
         </w:rPr>
         <w:t xml:space="preserve">會唔會指出第一位病人？會／唔會／之後 </w:t>
       </w:r>
       <w:r>
         <w:rPr>
-          <w:rFonts w:ascii="Calibri" w:hAnsi="Calibri" w:eastAsia="Microsoft JhengHei" w:cs="Microsoft JhengHei"/>
+          <w:rFonts w:ascii="Calibri" w:hAnsi="Calibri" w:eastAsia="Microsoft JhengHei"/>
           <w:sz w:val="22"/>
         </w:rPr>
       </w:r>
@@ -3696,20 +4696,20 @@
       </w:pPr>
       <w:r>
         <w:rPr>
-          <w:rFonts w:ascii="Calibri" w:hAnsi="Calibri" w:eastAsia="Microsoft JhengHei" w:cs="Microsoft JhengHei"/>
-          <w:sz w:val="22"/>
-        </w:rPr>
-      </w:r>
-      <w:r>
-        <w:rPr>
-          <w:rFonts w:ascii="Calibri" w:hAnsi="Calibri" w:eastAsia="Microsoft JhengHei" w:cs="Microsoft JhengHei"/>
+          <w:rFonts w:ascii="Calibri" w:hAnsi="Calibri" w:eastAsia="Microsoft JhengHei"/>
+          <w:sz w:val="22"/>
+        </w:rPr>
+      </w:r>
+      <w:r>
+        <w:rPr>
+          <w:rFonts w:ascii="Calibri" w:hAnsi="Calibri" w:eastAsia="Microsoft JhengHei"/>
           <w:sz w:val="22"/>
         </w:rPr>
         <w:t xml:space="preserve">障礙：療效／安全／價錢／脾／習慣／其他 </w:t>
       </w:r>
       <w:r>
         <w:rPr>
-          <w:rFonts w:ascii="Calibri" w:hAnsi="Calibri" w:eastAsia="Microsoft JhengHei" w:cs="Microsoft JhengHei"/>
+          <w:rFonts w:ascii="Calibri" w:hAnsi="Calibri" w:eastAsia="Microsoft JhengHei"/>
           <w:sz w:val="22"/>
         </w:rPr>
       </w:r>
@@ -3722,20 +4722,20 @@
       </w:pPr>
       <w:r>
         <w:rPr>
-          <w:rFonts w:ascii="Calibri" w:hAnsi="Calibri" w:eastAsia="Microsoft JhengHei" w:cs="Microsoft JhengHei"/>
-          <w:sz w:val="22"/>
-        </w:rPr>
-      </w:r>
-      <w:r>
-        <w:rPr>
-          <w:rFonts w:ascii="Calibri" w:hAnsi="Calibri" w:eastAsia="Microsoft JhengHei" w:cs="Microsoft JhengHei"/>
+          <w:rFonts w:ascii="Calibri" w:hAnsi="Calibri" w:eastAsia="Microsoft JhengHei"/>
+          <w:sz w:val="22"/>
+        </w:rPr>
+      </w:r>
+      <w:r>
+        <w:rPr>
+          <w:rFonts w:ascii="Calibri" w:hAnsi="Calibri" w:eastAsia="Microsoft JhengHei"/>
           <w:sz w:val="22"/>
         </w:rPr>
         <w:t xml:space="preserve">有興趣嘅 PSP：Private Sector／Base Case／都唔要 </w:t>
       </w:r>
       <w:r>
         <w:rPr>
-          <w:rFonts w:ascii="Calibri" w:hAnsi="Calibri" w:eastAsia="Microsoft JhengHei" w:cs="Microsoft JhengHei"/>
+          <w:rFonts w:ascii="Calibri" w:hAnsi="Calibri" w:eastAsia="Microsoft JhengHei"/>
           <w:sz w:val="22"/>
         </w:rPr>
       </w:r>
@@ -3748,20 +4748,20 @@
       </w:pPr>
       <w:r>
         <w:rPr>
-          <w:rFonts w:ascii="Calibri" w:hAnsi="Calibri" w:eastAsia="Microsoft JhengHei" w:cs="Microsoft JhengHei"/>
-          <w:sz w:val="22"/>
-        </w:rPr>
-      </w:r>
-      <w:r>
-        <w:rPr>
-          <w:rFonts w:ascii="Calibri" w:hAnsi="Calibri" w:eastAsia="Microsoft JhengHei" w:cs="Microsoft JhengHei"/>
+          <w:rFonts w:ascii="Calibri" w:hAnsi="Calibri" w:eastAsia="Microsoft JhengHei"/>
+          <w:sz w:val="22"/>
+        </w:rPr>
+      </w:r>
+      <w:r>
+        <w:rPr>
+          <w:rFonts w:ascii="Calibri" w:hAnsi="Calibri" w:eastAsia="Microsoft JhengHei"/>
           <w:sz w:val="22"/>
         </w:rPr>
         <w:t xml:space="preserve">有冇問 off-label？有／冇 — Veeva </w:t>
       </w:r>
       <w:r>
         <w:rPr>
-          <w:rFonts w:ascii="Calibri" w:hAnsi="Calibri" w:eastAsia="Microsoft JhengHei" w:cs="Microsoft JhengHei"/>
+          <w:rFonts w:ascii="Calibri" w:hAnsi="Calibri" w:eastAsia="Microsoft JhengHei"/>
           <w:sz w:val="22"/>
         </w:rPr>
       </w:r>
@@ -3774,26 +4774,26 @@
       </w:pPr>
       <w:r>
         <w:rPr>
-          <w:rFonts w:ascii="Calibri" w:hAnsi="Calibri" w:eastAsia="Microsoft JhengHei" w:cs="Microsoft JhengHei"/>
-          <w:sz w:val="22"/>
-        </w:rPr>
-      </w:r>
-      <w:r>
-        <w:rPr>
-          <w:rFonts w:ascii="Calibri" w:hAnsi="Calibri" w:eastAsia="Microsoft JhengHei" w:cs="Microsoft JhengHei"/>
+          <w:rFonts w:ascii="Calibri" w:hAnsi="Calibri" w:eastAsia="Microsoft JhengHei"/>
+          <w:sz w:val="22"/>
+        </w:rPr>
+      </w:r>
+      <w:r>
+        <w:rPr>
+          <w:rFonts w:ascii="Calibri" w:hAnsi="Calibri" w:eastAsia="Microsoft JhengHei"/>
           <w:sz w:val="22"/>
         </w:rPr>
         <w:t xml:space="preserve">跟進負責人 + 日期 </w:t>
       </w:r>
       <w:r>
         <w:rPr>
-          <w:rFonts w:ascii="Calibri" w:hAnsi="Calibri" w:eastAsia="Microsoft JhengHei" w:cs="Microsoft JhengHei"/>
-          <w:sz w:val="22"/>
-        </w:rPr>
-      </w:r>
-      <w:r>
-        <w:rPr>
-          <w:rFonts w:ascii="Calibri" w:hAnsi="Calibri" w:eastAsia="Microsoft JhengHei" w:cs="Microsoft JhengHei"/>
+          <w:rFonts w:ascii="Calibri" w:hAnsi="Calibri" w:eastAsia="Microsoft JhengHei"/>
+          <w:sz w:val="22"/>
+        </w:rPr>
+      </w:r>
+      <w:r>
+        <w:rPr>
+          <w:rFonts w:ascii="Calibri" w:hAnsi="Calibri" w:eastAsia="Microsoft JhengHei"/>
           <w:sz w:val="22"/>
         </w:rPr>
       </w:r>
@@ -3807,7 +4807,7 @@
       </w:pPr>
       <w:r>
         <w:rPr>
-          <w:rFonts w:ascii="Calibri" w:hAnsi="Calibri" w:eastAsia="Microsoft JhengHei" w:cs="Microsoft JhengHei"/>
+          <w:rFonts w:ascii="Calibri" w:hAnsi="Calibri" w:eastAsia="Microsoft JhengHei"/>
           <w:sz w:val="22"/>
         </w:rPr>
       </w:r>
@@ -3819,20 +4819,20 @@
       </w:pPr>
       <w:r>
         <w:rPr>
-          <w:rFonts w:ascii="Calibri" w:hAnsi="Calibri" w:eastAsia="Microsoft JhengHei" w:cs="Microsoft JhengHei"/>
+          <w:rFonts w:ascii="Calibri" w:hAnsi="Calibri" w:eastAsia="Microsoft JhengHei"/>
           <w:sz w:val="28"/>
         </w:rPr>
         <w:t>今日明確唔講</w:t>
       </w:r>
       <w:r>
         <w:rPr>
-          <w:rFonts w:ascii="Calibri" w:hAnsi="Calibri" w:eastAsia="Microsoft JhengHei" w:cs="Microsoft JhengHei"/>
+          <w:rFonts w:ascii="Calibri" w:hAnsi="Calibri" w:eastAsia="Microsoft JhengHei"/>
           <w:sz w:val="28"/>
         </w:rPr>
       </w:r>
       <w:r>
         <w:rPr>
-          <w:rFonts w:ascii="Calibri" w:hAnsi="Calibri" w:eastAsia="Microsoft JhengHei" w:cs="Microsoft JhengHei"/>
+          <w:rFonts w:ascii="Calibri" w:hAnsi="Calibri" w:eastAsia="Microsoft JhengHei"/>
           <w:sz w:val="28"/>
         </w:rPr>
       </w:r>
@@ -3845,20 +4845,20 @@
       </w:pPr>
       <w:r>
         <w:rPr>
-          <w:rFonts w:ascii="Calibri" w:hAnsi="Calibri" w:eastAsia="Microsoft JhengHei" w:cs="Microsoft JhengHei"/>
-          <w:sz w:val="22"/>
-        </w:rPr>
-      </w:r>
-      <w:r>
-        <w:rPr>
-          <w:rFonts w:ascii="Calibri" w:hAnsi="Calibri" w:eastAsia="Microsoft JhengHei" w:cs="Microsoft JhengHei"/>
+          <w:rFonts w:ascii="Calibri" w:hAnsi="Calibri" w:eastAsia="Microsoft JhengHei"/>
+          <w:sz w:val="22"/>
+        </w:rPr>
+      </w:r>
+      <w:r>
+        <w:rPr>
+          <w:rFonts w:ascii="Calibri" w:hAnsi="Calibri" w:eastAsia="Microsoft JhengHei"/>
           <w:sz w:val="22"/>
         </w:rPr>
         <w:t xml:space="preserve">醫管局 dossier 數字、unpublished lexicon、advisory board 引述 </w:t>
       </w:r>
       <w:r>
         <w:rPr>
-          <w:rFonts w:ascii="Calibri" w:hAnsi="Calibri" w:eastAsia="Microsoft JhengHei" w:cs="Microsoft JhengHei"/>
+          <w:rFonts w:ascii="Calibri" w:hAnsi="Calibri" w:eastAsia="Microsoft JhengHei"/>
           <w:sz w:val="22"/>
         </w:rPr>
       </w:r>
@@ -3871,20 +4871,20 @@
       </w:pPr>
       <w:r>
         <w:rPr>
-          <w:rFonts w:ascii="Calibri" w:hAnsi="Calibri" w:eastAsia="Microsoft JhengHei" w:cs="Microsoft JhengHei"/>
-          <w:sz w:val="22"/>
-        </w:rPr>
-      </w:r>
-      <w:r>
-        <w:rPr>
-          <w:rFonts w:ascii="Calibri" w:hAnsi="Calibri" w:eastAsia="Microsoft JhengHei" w:cs="Microsoft JhengHei"/>
+          <w:rFonts w:ascii="Calibri" w:hAnsi="Calibri" w:eastAsia="Microsoft JhengHei"/>
+          <w:sz w:val="22"/>
+        </w:rPr>
+      </w:r>
+      <w:r>
+        <w:rPr>
+          <w:rFonts w:ascii="Calibri" w:hAnsi="Calibri" w:eastAsia="Microsoft JhengHei"/>
           <w:sz w:val="22"/>
         </w:rPr>
         <w:t xml:space="preserve">懷孕個案報告 </w:t>
       </w:r>
       <w:r>
         <w:rPr>
-          <w:rFonts w:ascii="Calibri" w:hAnsi="Calibri" w:eastAsia="Microsoft JhengHei" w:cs="Microsoft JhengHei"/>
+          <w:rFonts w:ascii="Calibri" w:hAnsi="Calibri" w:eastAsia="Microsoft JhengHei"/>
           <w:sz w:val="22"/>
         </w:rPr>
       </w:r>
@@ -3897,20 +4897,20 @@
       </w:pPr>
       <w:r>
         <w:rPr>
-          <w:rFonts w:ascii="Calibri" w:hAnsi="Calibri" w:eastAsia="Microsoft JhengHei" w:cs="Microsoft JhengHei"/>
-          <w:sz w:val="22"/>
-        </w:rPr>
-      </w:r>
-      <w:r>
-        <w:rPr>
-          <w:rFonts w:ascii="Calibri" w:hAnsi="Calibri" w:eastAsia="Microsoft JhengHei" w:cs="Microsoft JhengHei"/>
+          <w:rFonts w:ascii="Calibri" w:hAnsi="Calibri" w:eastAsia="Microsoft JhengHei"/>
+          <w:sz w:val="22"/>
+        </w:rPr>
+      </w:r>
+      <w:r>
+        <w:rPr>
+          <w:rFonts w:ascii="Calibri" w:hAnsi="Calibri" w:eastAsia="Microsoft JhengHei"/>
           <w:sz w:val="22"/>
         </w:rPr>
         <w:t xml:space="preserve">SURPASS-ET、HIDAT 當香港起始、Novartis 早期 MF 教材 </w:t>
       </w:r>
       <w:r>
         <w:rPr>
-          <w:rFonts w:ascii="Calibri" w:hAnsi="Calibri" w:eastAsia="Microsoft JhengHei" w:cs="Microsoft JhengHei"/>
+          <w:rFonts w:ascii="Calibri" w:hAnsi="Calibri" w:eastAsia="Microsoft JhengHei"/>
           <w:sz w:val="22"/>
         </w:rPr>
       </w:r>
@@ -3923,20 +4923,20 @@
       </w:pPr>
       <w:r>
         <w:rPr>
-          <w:rFonts w:ascii="Calibri" w:hAnsi="Calibri" w:eastAsia="Microsoft JhengHei" w:cs="Microsoft JhengHei"/>
-          <w:sz w:val="22"/>
-        </w:rPr>
-      </w:r>
-      <w:r>
-        <w:rPr>
-          <w:rFonts w:ascii="Calibri" w:hAnsi="Calibri" w:eastAsia="Microsoft JhengHei" w:cs="Microsoft JhengHei"/>
+          <w:rFonts w:ascii="Calibri" w:hAnsi="Calibri" w:eastAsia="Microsoft JhengHei"/>
+          <w:sz w:val="22"/>
+        </w:rPr>
+      </w:r>
+      <w:r>
+        <w:rPr>
+          <w:rFonts w:ascii="Calibri" w:hAnsi="Calibri" w:eastAsia="Microsoft JhengHei"/>
           <w:sz w:val="22"/>
         </w:rPr>
         <w:t xml:space="preserve">Low-PV </w:t>
       </w:r>
       <w:r>
         <w:rPr>
-          <w:rFonts w:ascii="Calibri" w:hAnsi="Calibri" w:eastAsia="Microsoft JhengHei" w:cs="Microsoft JhengHei"/>
+          <w:rFonts w:ascii="Calibri" w:hAnsi="Calibri" w:eastAsia="Microsoft JhengHei"/>
           <w:b/>
           <w:sz w:val="22"/>
         </w:rPr>
@@ -3944,14 +4944,14 @@
       </w:r>
       <w:r>
         <w:rPr>
-          <w:rFonts w:ascii="Calibri" w:hAnsi="Calibri" w:eastAsia="Microsoft JhengHei" w:cs="Microsoft JhengHei"/>
+          <w:rFonts w:ascii="Calibri" w:hAnsi="Calibri" w:eastAsia="Microsoft JhengHei"/>
           <w:sz w:val="22"/>
         </w:rPr>
         <w:t xml:space="preserve">（除非 Medical 今日 </w:t>
       </w:r>
       <w:r>
         <w:rPr>
-          <w:rFonts w:ascii="Calibri" w:hAnsi="Calibri" w:eastAsia="Microsoft JhengHei" w:cs="Microsoft JhengHei"/>
+          <w:rFonts w:ascii="Calibri" w:hAnsi="Calibri" w:eastAsia="Microsoft JhengHei"/>
           <w:b/>
           <w:sz w:val="22"/>
         </w:rPr>
@@ -3959,14 +4959,14 @@
       </w:r>
       <w:r>
         <w:rPr>
-          <w:rFonts w:ascii="Calibri" w:hAnsi="Calibri" w:eastAsia="Microsoft JhengHei" w:cs="Microsoft JhengHei"/>
+          <w:rFonts w:ascii="Calibri" w:hAnsi="Calibri" w:eastAsia="Microsoft JhengHei"/>
           <w:sz w:val="22"/>
         </w:rPr>
         <w:t xml:space="preserve"> 呢通 call 用；兩個 regimen 唔同） </w:t>
       </w:r>
       <w:r>
         <w:rPr>
-          <w:rFonts w:ascii="Calibri" w:hAnsi="Calibri" w:eastAsia="Microsoft JhengHei" w:cs="Microsoft JhengHei"/>
+          <w:rFonts w:ascii="Calibri" w:hAnsi="Calibri" w:eastAsia="Microsoft JhengHei"/>
           <w:sz w:val="22"/>
         </w:rPr>
       </w:r>
@@ -3979,26 +4979,26 @@
       </w:pPr>
       <w:r>
         <w:rPr>
-          <w:rFonts w:ascii="Calibri" w:hAnsi="Calibri" w:eastAsia="Microsoft JhengHei" w:cs="Microsoft JhengHei"/>
-          <w:sz w:val="22"/>
-        </w:rPr>
-      </w:r>
-      <w:r>
-        <w:rPr>
-          <w:rFonts w:ascii="Calibri" w:hAnsi="Calibri" w:eastAsia="Microsoft JhengHei" w:cs="Microsoft JhengHei"/>
+          <w:rFonts w:ascii="Calibri" w:hAnsi="Calibri" w:eastAsia="Microsoft JhengHei"/>
+          <w:sz w:val="22"/>
+        </w:rPr>
+      </w:r>
+      <w:r>
+        <w:rPr>
+          <w:rFonts w:ascii="Calibri" w:hAnsi="Calibri" w:eastAsia="Microsoft JhengHei"/>
           <w:sz w:val="22"/>
         </w:rPr>
         <w:t xml:space="preserve">具名病人 </w:t>
       </w:r>
       <w:r>
         <w:rPr>
-          <w:rFonts w:ascii="Calibri" w:hAnsi="Calibri" w:eastAsia="Microsoft JhengHei" w:cs="Microsoft JhengHei"/>
-          <w:sz w:val="22"/>
-        </w:rPr>
-      </w:r>
-      <w:r>
-        <w:rPr>
-          <w:rFonts w:ascii="Calibri" w:hAnsi="Calibri" w:eastAsia="Microsoft JhengHei" w:cs="Microsoft JhengHei"/>
+          <w:rFonts w:ascii="Calibri" w:hAnsi="Calibri" w:eastAsia="Microsoft JhengHei"/>
+          <w:sz w:val="22"/>
+        </w:rPr>
+      </w:r>
+      <w:r>
+        <w:rPr>
+          <w:rFonts w:ascii="Calibri" w:hAnsi="Calibri" w:eastAsia="Microsoft JhengHei"/>
           <w:sz w:val="22"/>
         </w:rPr>
       </w:r>
@@ -4010,14 +5010,14 @@
       </w:pPr>
       <w:r>
         <w:rPr>
-          <w:rFonts w:ascii="Calibri" w:hAnsi="Calibri" w:eastAsia="Microsoft JhengHei" w:cs="Microsoft JhengHei"/>
+          <w:rFonts w:ascii="Calibri" w:hAnsi="Calibri" w:eastAsia="Microsoft JhengHei"/>
           <w:sz w:val="28"/>
         </w:rPr>
         <w:t>醫管局 formulary 一句</w:t>
       </w:r>
       <w:r>
         <w:rPr>
-          <w:rFonts w:ascii="Calibri" w:hAnsi="Calibri" w:eastAsia="Microsoft JhengHei" w:cs="Microsoft JhengHei"/>
+          <w:rFonts w:ascii="Calibri" w:hAnsi="Calibri" w:eastAsia="Microsoft JhengHei"/>
           <w:sz w:val="28"/>
         </w:rPr>
       </w:r>
@@ -4028,20 +5028,20 @@
       </w:pPr>
       <w:r>
         <w:rPr>
-          <w:rFonts w:ascii="Calibri" w:hAnsi="Calibri" w:eastAsia="Microsoft JhengHei" w:cs="Microsoft JhengHei"/>
-          <w:sz w:val="22"/>
-        </w:rPr>
-      </w:r>
-      <w:r>
-        <w:rPr>
-          <w:rFonts w:ascii="Calibri" w:hAnsi="Calibri" w:eastAsia="Microsoft JhengHei" w:cs="Microsoft JhengHei"/>
+          <w:rFonts w:ascii="Calibri" w:hAnsi="Calibri" w:eastAsia="Microsoft JhengHei"/>
+          <w:sz w:val="22"/>
+        </w:rPr>
+      </w:r>
+      <w:r>
+        <w:rPr>
+          <w:rFonts w:ascii="Calibri" w:hAnsi="Calibri" w:eastAsia="Microsoft JhengHei"/>
           <w:sz w:val="22"/>
         </w:rPr>
         <w:t xml:space="preserve">喺養和做一場 </w:t>
       </w:r>
       <w:r>
         <w:rPr>
-          <w:rFonts w:ascii="Calibri" w:hAnsi="Calibri" w:eastAsia="Microsoft JhengHei" w:cs="Microsoft JhengHei"/>
+          <w:rFonts w:ascii="Calibri" w:hAnsi="Calibri" w:eastAsia="Microsoft JhengHei"/>
           <w:b/>
           <w:sz w:val="22"/>
         </w:rPr>
@@ -4049,14 +5049,14 @@
       </w:r>
       <w:r>
         <w:rPr>
-          <w:rFonts w:ascii="Calibri" w:hAnsi="Calibri" w:eastAsia="Microsoft JhengHei" w:cs="Microsoft JhengHei"/>
+          <w:rFonts w:ascii="Calibri" w:hAnsi="Calibri" w:eastAsia="Microsoft JhengHei"/>
           <w:sz w:val="22"/>
         </w:rPr>
         <w:t xml:space="preserve"> 嘅一對一，同之後 Medical 去醫管局要講嘅老實程度一樣。私家誇大圖表，之後 formulary 會變成誠信問題。</w:t>
       </w:r>
       <w:r>
         <w:rPr>
-          <w:rFonts w:ascii="Calibri" w:hAnsi="Calibri" w:eastAsia="Microsoft JhengHei" w:cs="Microsoft JhengHei"/>
+          <w:rFonts w:ascii="Calibri" w:hAnsi="Calibri" w:eastAsia="Microsoft JhengHei"/>
           <w:sz w:val="22"/>
         </w:rPr>
       </w:r>
@@ -4068,14 +5068,14 @@
       </w:pPr>
       <w:r>
         <w:rPr>
-          <w:rFonts w:ascii="Calibri" w:hAnsi="Calibri" w:eastAsia="Microsoft JhengHei" w:cs="Microsoft JhengHei"/>
+          <w:rFonts w:ascii="Calibri" w:hAnsi="Calibri" w:eastAsia="Microsoft JhengHei"/>
           <w:sz w:val="28"/>
         </w:rPr>
         <w:t>PSP 提醒</w:t>
       </w:r>
       <w:r>
         <w:rPr>
-          <w:rFonts w:ascii="Calibri" w:hAnsi="Calibri" w:eastAsia="Microsoft JhengHei" w:cs="Microsoft JhengHei"/>
+          <w:rFonts w:ascii="Calibri" w:hAnsi="Calibri" w:eastAsia="Microsoft JhengHei"/>
           <w:sz w:val="28"/>
         </w:rPr>
       </w:r>
@@ -4086,20 +5086,20 @@
       </w:pPr>
       <w:r>
         <w:rPr>
-          <w:rFonts w:ascii="Calibri" w:hAnsi="Calibri" w:eastAsia="Microsoft JhengHei" w:cs="Microsoft JhengHei"/>
-          <w:sz w:val="22"/>
-        </w:rPr>
-      </w:r>
-      <w:r>
-        <w:rPr>
-          <w:rFonts w:ascii="Calibri" w:hAnsi="Calibri" w:eastAsia="Microsoft JhengHei" w:cs="Microsoft JhengHei"/>
+          <w:rFonts w:ascii="Calibri" w:hAnsi="Calibri" w:eastAsia="Microsoft JhengHei"/>
+          <w:sz w:val="22"/>
+        </w:rPr>
+      </w:r>
+      <w:r>
+        <w:rPr>
+          <w:rFonts w:ascii="Calibri" w:hAnsi="Calibri" w:eastAsia="Microsoft JhengHei"/>
           <w:sz w:val="22"/>
         </w:rPr>
         <w:t xml:space="preserve">Market access 確認之後先講而家條款。Private Sector </w:t>
       </w:r>
       <w:r>
         <w:rPr>
-          <w:rFonts w:ascii="Calibri" w:hAnsi="Calibri" w:eastAsia="Microsoft JhengHei" w:cs="Microsoft JhengHei"/>
+          <w:rFonts w:ascii="Calibri" w:hAnsi="Calibri" w:eastAsia="Microsoft JhengHei"/>
           <w:b/>
           <w:sz w:val="22"/>
         </w:rPr>
@@ -4107,14 +5107,14 @@
       </w:r>
       <w:r>
         <w:rPr>
-          <w:rFonts w:ascii="Calibri" w:hAnsi="Calibri" w:eastAsia="Microsoft JhengHei" w:cs="Microsoft JhengHei"/>
+          <w:rFonts w:ascii="Calibri" w:hAnsi="Calibri" w:eastAsia="Microsoft JhengHei"/>
           <w:sz w:val="22"/>
         </w:rPr>
         <w:t>。唔好為 KOL 私下加碼。</w:t>
       </w:r>
       <w:r>
         <w:rPr>
-          <w:rFonts w:ascii="Calibri" w:hAnsi="Calibri" w:eastAsia="Microsoft JhengHei" w:cs="Microsoft JhengHei"/>
+          <w:rFonts w:ascii="Calibri" w:hAnsi="Calibri" w:eastAsia="Microsoft JhengHei"/>
           <w:sz w:val="22"/>
         </w:rPr>
       </w:r>
@@ -4126,20 +5126,20 @@
       </w:pPr>
       <w:r>
         <w:rPr>
-          <w:rFonts w:ascii="Calibri" w:hAnsi="Calibri" w:eastAsia="Microsoft JhengHei" w:cs="Microsoft JhengHei"/>
+          <w:rFonts w:ascii="Calibri" w:hAnsi="Calibri" w:eastAsia="Microsoft JhengHei"/>
           <w:sz w:val="28"/>
         </w:rPr>
         <w:t>風險</w:t>
       </w:r>
       <w:r>
         <w:rPr>
-          <w:rFonts w:ascii="Calibri" w:hAnsi="Calibri" w:eastAsia="Microsoft JhengHei" w:cs="Microsoft JhengHei"/>
+          <w:rFonts w:ascii="Calibri" w:hAnsi="Calibri" w:eastAsia="Microsoft JhengHei"/>
           <w:sz w:val="28"/>
         </w:rPr>
       </w:r>
       <w:r>
         <w:rPr>
-          <w:rFonts w:ascii="Calibri" w:hAnsi="Calibri" w:eastAsia="Microsoft JhengHei" w:cs="Microsoft JhengHei"/>
+          <w:rFonts w:ascii="Calibri" w:hAnsi="Calibri" w:eastAsia="Microsoft JhengHei"/>
           <w:sz w:val="28"/>
         </w:rPr>
       </w:r>
@@ -4152,20 +5152,20 @@
       </w:pPr>
       <w:r>
         <w:rPr>
-          <w:rFonts w:ascii="Calibri" w:hAnsi="Calibri" w:eastAsia="Microsoft JhengHei" w:cs="Microsoft JhengHei"/>
-          <w:sz w:val="22"/>
-        </w:rPr>
-      </w:r>
-      <w:r>
-        <w:rPr>
-          <w:rFonts w:ascii="Calibri" w:hAnsi="Calibri" w:eastAsia="Microsoft JhengHei" w:cs="Microsoft JhengHei"/>
+          <w:rFonts w:ascii="Calibri" w:hAnsi="Calibri" w:eastAsia="Microsoft JhengHei"/>
+          <w:sz w:val="22"/>
+        </w:rPr>
+      </w:r>
+      <w:r>
+        <w:rPr>
+          <w:rFonts w:ascii="Calibri" w:hAnsi="Calibri" w:eastAsia="Microsoft JhengHei"/>
           <w:sz w:val="22"/>
         </w:rPr>
         <w:t xml:space="preserve">佢當 84.3% 係 snapshot CHR — 你好 promotional。對策：先講註腳。 </w:t>
       </w:r>
       <w:r>
         <w:rPr>
-          <w:rFonts w:ascii="Calibri" w:hAnsi="Calibri" w:eastAsia="Microsoft JhengHei" w:cs="Microsoft JhengHei"/>
+          <w:rFonts w:ascii="Calibri" w:hAnsi="Calibri" w:eastAsia="Microsoft JhengHei"/>
           <w:sz w:val="22"/>
         </w:rPr>
       </w:r>
@@ -4178,26 +5178,26 @@
       </w:pPr>
       <w:r>
         <w:rPr>
-          <w:rFonts w:ascii="Calibri" w:hAnsi="Calibri" w:eastAsia="Microsoft JhengHei" w:cs="Microsoft JhengHei"/>
-          <w:sz w:val="22"/>
-        </w:rPr>
-      </w:r>
-      <w:r>
-        <w:rPr>
-          <w:rFonts w:ascii="Calibri" w:hAnsi="Calibri" w:eastAsia="Microsoft JhengHei" w:cs="Microsoft JhengHei"/>
+          <w:rFonts w:ascii="Calibri" w:hAnsi="Calibri" w:eastAsia="Microsoft JhengHei"/>
+          <w:sz w:val="22"/>
+        </w:rPr>
+      </w:r>
+      <w:r>
+        <w:rPr>
+          <w:rFonts w:ascii="Calibri" w:hAnsi="Calibri" w:eastAsia="Microsoft JhengHei"/>
           <w:sz w:val="22"/>
         </w:rPr>
         <w:t>佢問 Pegasys 頭對頭 — 一排名就違反 PI／HKAPI。對策：類別效力句 + 記錄。</w:t>
       </w:r>
       <w:r>
         <w:rPr>
-          <w:rFonts w:ascii="Calibri" w:hAnsi="Calibri" w:eastAsia="Microsoft JhengHei" w:cs="Microsoft JhengHei"/>
-          <w:sz w:val="22"/>
-        </w:rPr>
-      </w:r>
-      <w:r>
-        <w:rPr>
-          <w:rFonts w:ascii="Calibri" w:hAnsi="Calibri" w:eastAsia="Microsoft JhengHei" w:cs="Microsoft JhengHei"/>
+          <w:rFonts w:ascii="Calibri" w:hAnsi="Calibri" w:eastAsia="Microsoft JhengHei"/>
+          <w:sz w:val="22"/>
+        </w:rPr>
+      </w:r>
+      <w:r>
+        <w:rPr>
+          <w:rFonts w:ascii="Calibri" w:hAnsi="Calibri" w:eastAsia="Microsoft JhengHei"/>
           <w:sz w:val="22"/>
         </w:rPr>
       </w:r>
@@ -4209,20 +5209,20 @@
       </w:pPr>
       <w:r>
         <w:rPr>
-          <w:rFonts w:ascii="Calibri" w:hAnsi="Calibri" w:eastAsia="Microsoft JhengHei" w:cs="Microsoft JhengHei"/>
+          <w:rFonts w:ascii="Calibri" w:hAnsi="Calibri" w:eastAsia="Microsoft JhengHei"/>
           <w:sz w:val="28"/>
         </w:rPr>
         <w:t>會面之後</w:t>
       </w:r>
       <w:r>
         <w:rPr>
-          <w:rFonts w:ascii="Calibri" w:hAnsi="Calibri" w:eastAsia="Microsoft JhengHei" w:cs="Microsoft JhengHei"/>
+          <w:rFonts w:ascii="Calibri" w:hAnsi="Calibri" w:eastAsia="Microsoft JhengHei"/>
           <w:sz w:val="28"/>
         </w:rPr>
       </w:r>
       <w:r>
         <w:rPr>
-          <w:rFonts w:ascii="Calibri" w:hAnsi="Calibri" w:eastAsia="Microsoft JhengHei" w:cs="Microsoft JhengHei"/>
+          <w:rFonts w:ascii="Calibri" w:hAnsi="Calibri" w:eastAsia="Microsoft JhengHei"/>
           <w:sz w:val="28"/>
         </w:rPr>
       </w:r>
@@ -4235,20 +5235,20 @@
       </w:pPr>
       <w:r>
         <w:rPr>
-          <w:rFonts w:ascii="Calibri" w:hAnsi="Calibri" w:eastAsia="Microsoft JhengHei" w:cs="Microsoft JhengHei"/>
-          <w:sz w:val="22"/>
-        </w:rPr>
-      </w:r>
-      <w:r>
-        <w:rPr>
-          <w:rFonts w:ascii="Calibri" w:hAnsi="Calibri" w:eastAsia="Microsoft JhengHei" w:cs="Microsoft JhengHei"/>
+          <w:rFonts w:ascii="Calibri" w:hAnsi="Calibri" w:eastAsia="Microsoft JhengHei"/>
+          <w:sz w:val="22"/>
+        </w:rPr>
+      </w:r>
+      <w:r>
+        <w:rPr>
+          <w:rFonts w:ascii="Calibri" w:hAnsi="Calibri" w:eastAsia="Microsoft JhengHei"/>
           <w:sz w:val="22"/>
         </w:rPr>
         <w:t xml:space="preserve">Veeva 記錄（包括任何 reactive ET／MF） </w:t>
       </w:r>
       <w:r>
         <w:rPr>
-          <w:rFonts w:ascii="Calibri" w:hAnsi="Calibri" w:eastAsia="Microsoft JhengHei" w:cs="Microsoft JhengHei"/>
+          <w:rFonts w:ascii="Calibri" w:hAnsi="Calibri" w:eastAsia="Microsoft JhengHei"/>
           <w:sz w:val="22"/>
         </w:rPr>
       </w:r>
@@ -4261,20 +5261,20 @@
       </w:pPr>
       <w:r>
         <w:rPr>
-          <w:rFonts w:ascii="Calibri" w:hAnsi="Calibri" w:eastAsia="Microsoft JhengHei" w:cs="Microsoft JhengHei"/>
-          <w:sz w:val="22"/>
-        </w:rPr>
-      </w:r>
-      <w:r>
-        <w:rPr>
-          <w:rFonts w:ascii="Calibri" w:hAnsi="Calibri" w:eastAsia="Microsoft JhengHei" w:cs="Microsoft JhengHei"/>
+          <w:rFonts w:ascii="Calibri" w:hAnsi="Calibri" w:eastAsia="Microsoft JhengHei"/>
+          <w:sz w:val="22"/>
+        </w:rPr>
+      </w:r>
+      <w:r>
+        <w:rPr>
+          <w:rFonts w:ascii="Calibri" w:hAnsi="Calibri" w:eastAsia="Microsoft JhengHei"/>
           <w:sz w:val="22"/>
         </w:rPr>
         <w:t xml:space="preserve">電郵 Medical 三行 debrief（冇病人識別） </w:t>
       </w:r>
       <w:r>
         <w:rPr>
-          <w:rFonts w:ascii="Calibri" w:hAnsi="Calibri" w:eastAsia="Microsoft JhengHei" w:cs="Microsoft JhengHei"/>
+          <w:rFonts w:ascii="Calibri" w:hAnsi="Calibri" w:eastAsia="Microsoft JhengHei"/>
           <w:sz w:val="22"/>
         </w:rPr>
       </w:r>
@@ -4287,20 +5287,20 @@
       </w:pPr>
       <w:r>
         <w:rPr>
-          <w:rFonts w:ascii="Calibri" w:hAnsi="Calibri" w:eastAsia="Microsoft JhengHei" w:cs="Microsoft JhengHei"/>
-          <w:sz w:val="22"/>
-        </w:rPr>
-      </w:r>
-      <w:r>
-        <w:rPr>
-          <w:rFonts w:ascii="Calibri" w:hAnsi="Calibri" w:eastAsia="Microsoft JhengHei" w:cs="Microsoft JhengHei"/>
+          <w:rFonts w:ascii="Calibri" w:hAnsi="Calibri" w:eastAsia="Microsoft JhengHei"/>
+          <w:sz w:val="22"/>
+        </w:rPr>
+      </w:r>
+      <w:r>
+        <w:rPr>
+          <w:rFonts w:ascii="Calibri" w:hAnsi="Calibri" w:eastAsia="Microsoft JhengHei"/>
           <w:sz w:val="22"/>
         </w:rPr>
         <w:t xml:space="preserve">如果要開始用藥：PSP 資格 + 注射培訓 + 而家 PI </w:t>
       </w:r>
       <w:r>
         <w:rPr>
-          <w:rFonts w:ascii="Calibri" w:hAnsi="Calibri" w:eastAsia="Microsoft JhengHei" w:cs="Microsoft JhengHei"/>
+          <w:rFonts w:ascii="Calibri" w:hAnsi="Calibri" w:eastAsia="Microsoft JhengHei"/>
           <w:sz w:val="22"/>
         </w:rPr>
       </w:r>
@@ -4325,7 +5325,7 @@
     </w:pPr>
     <w:r>
       <w:rPr>
-        <w:rFonts w:ascii="Calibri" w:hAnsi="Calibri" w:eastAsia="Microsoft JhengHei" w:cs="Microsoft JhengHei"/>
+        <w:rFonts w:ascii="Calibri" w:hAnsi="Calibri" w:eastAsia="Microsoft JhengHei"/>
         <w:color w:val="5A6577"/>
         <w:sz w:val="16"/>
       </w:rPr>
@@ -4333,21 +5333,13 @@
     </w:r>
     <w:r>
       <w:rPr>
-        <w:rFonts w:ascii="Calibri" w:hAnsi="Calibri" w:eastAsia="Microsoft JhengHei" w:cs="Microsoft JhengHei"/>
+        <w:rFonts w:ascii="Calibri" w:hAnsi="Calibri" w:eastAsia="Microsoft JhengHei"/>
         <w:color w:val="5A6577"/>
         <w:sz w:val="16"/>
       </w:rPr>
       <w:fldChar w:fldCharType="begin"/>
       <w:instrText xml:space="preserve"> PAGE </w:instrText>
       <w:fldChar w:fldCharType="end"/>
-    </w:r>
-    <w:r>
-      <w:rPr>
-        <w:rFonts w:ascii="Calibri" w:hAnsi="Calibri" w:eastAsia="Microsoft JhengHei" w:cs="Microsoft JhengHei"/>
-        <w:color w:val="5A6577"/>
-        <w:sz w:val="16"/>
-      </w:rPr>
-      <w:t xml:space="preserve"> 頁</w:t>
     </w:r>
   </w:p>
 </w:ftr>
@@ -4361,12 +5353,12 @@
     </w:pPr>
     <w:r>
       <w:rPr>
-        <w:rFonts w:ascii="Calibri" w:hAnsi="Calibri" w:eastAsia="Microsoft JhengHei" w:cs="Microsoft JhengHei"/>
+        <w:rFonts w:ascii="Calibri" w:hAnsi="Calibri" w:eastAsia="Microsoft JhengHei"/>
         <w:b/>
         <w:color w:val="E07A2F"/>
         <w:sz w:val="18"/>
       </w:rPr>
-      <w:t>DRAFT  |  梁教授一對一講稿（香港粵語）  |  2026-08-26  |  請教，唔好上課</w:t>
+      <w:t>DRAFT  |  梁教授一對一講稿（香港粵語）  |  含「一開波就話貴」  |  2026-08-26</w:t>
     </w:r>
   </w:p>
 </w:hdr>

--- a/industry/pm-reference/hcp-meeting-script-liang-20260826-yue.docx
+++ b/industry/pm-reference/hcp-meeting-script-liang-20260826-yue.docx
@@ -5,7 +5,6 @@
     <w:p>
       <w:pPr>
         <w:pStyle w:val="Heading1"/>
-        <w:spacing w:after="120" w:line="276" w:lineRule="auto"/>
       </w:pPr>
       <w:r>
         <w:rPr>
@@ -28,9 +27,6 @@
       </w:r>
     </w:p>
     <w:p>
-      <w:pPr>
-        <w:spacing w:after="120" w:line="276" w:lineRule="auto"/>
-      </w:pPr>
       <w:r>
         <w:rPr>
           <w:rFonts w:ascii="Calibri" w:hAnsi="Calibri" w:eastAsia="Microsoft JhengHei"/>
@@ -237,7 +233,6 @@
     <w:p>
       <w:pPr>
         <w:pStyle w:val="Heading2"/>
-        <w:spacing w:after="120" w:line="276" w:lineRule="auto"/>
       </w:pPr>
       <w:r>
         <w:rPr>
@@ -254,9 +249,6 @@
       </w:r>
     </w:p>
     <w:p>
-      <w:pPr>
-        <w:spacing w:after="120" w:line="276" w:lineRule="auto"/>
-      </w:pPr>
       <w:r>
         <w:rPr>
           <w:rFonts w:ascii="Calibri" w:hAnsi="Calibri" w:eastAsia="Microsoft JhengHei"/>
@@ -338,9 +330,6 @@
       </w:r>
     </w:p>
     <w:p>
-      <w:pPr>
-        <w:spacing w:after="120" w:line="276" w:lineRule="auto"/>
-      </w:pPr>
       <w:r>
         <w:rPr>
           <w:rFonts w:ascii="Calibri" w:hAnsi="Calibri" w:eastAsia="Microsoft JhengHei"/>
@@ -451,7 +440,6 @@
         <w:pBdr>
           <w:bottom w:val="single" w:sz="6" w:space="1" w:color="auto"/>
         </w:pBdr>
-        <w:spacing w:after="120" w:line="276" w:lineRule="auto"/>
       </w:pPr>
       <w:r>
         <w:rPr>
@@ -463,7 +451,6 @@
     <w:p>
       <w:pPr>
         <w:pStyle w:val="Heading2"/>
-        <w:spacing w:after="120" w:line="276" w:lineRule="auto"/>
       </w:pPr>
       <w:r>
         <w:rPr>
@@ -1050,9 +1037,6 @@
       </w:tr>
     </w:tbl>
     <w:p>
-      <w:pPr>
-        <w:spacing w:after="120" w:line="276" w:lineRule="auto"/>
-      </w:pPr>
       <w:r>
         <w:rPr>
           <w:rFonts w:ascii="Calibri" w:hAnsi="Calibri" w:eastAsia="Microsoft JhengHei"/>
@@ -1061,9 +1045,6 @@
       </w:r>
     </w:p>
     <w:p>
-      <w:pPr>
-        <w:spacing w:after="120" w:line="276" w:lineRule="auto"/>
-      </w:pPr>
       <w:r>
         <w:rPr>
           <w:rFonts w:ascii="Calibri" w:hAnsi="Calibri" w:eastAsia="Microsoft JhengHei"/>
@@ -1112,7 +1093,6 @@
         <w:pBdr>
           <w:bottom w:val="single" w:sz="6" w:space="1" w:color="auto"/>
         </w:pBdr>
-        <w:spacing w:after="120" w:line="276" w:lineRule="auto"/>
       </w:pPr>
       <w:r>
         <w:rPr>
@@ -1124,7 +1104,6 @@
     <w:p>
       <w:pPr>
         <w:pStyle w:val="Heading2"/>
-        <w:spacing w:after="120" w:line="276" w:lineRule="auto"/>
       </w:pPr>
       <w:r>
         <w:rPr>
@@ -1149,7 +1128,7 @@
     <w:p>
       <w:pPr>
         <w:pStyle w:val="ListBullet"/>
-        <w:spacing w:line="276" w:lineRule="auto" w:after="120"/>
+        <w:spacing w:line="240" w:lineRule="auto"/>
         <w:ind w:left="720"/>
       </w:pPr>
       <w:r>
@@ -1190,7 +1169,7 @@
     <w:p>
       <w:pPr>
         <w:pStyle w:val="ListBullet"/>
-        <w:spacing w:line="276" w:lineRule="auto" w:after="120"/>
+        <w:spacing w:line="240" w:lineRule="auto"/>
         <w:ind w:left="720"/>
       </w:pPr>
       <w:r>
@@ -1216,7 +1195,7 @@
     <w:p>
       <w:pPr>
         <w:pStyle w:val="ListBullet"/>
-        <w:spacing w:line="276" w:lineRule="auto" w:after="120"/>
+        <w:spacing w:line="240" w:lineRule="auto"/>
         <w:ind w:left="720"/>
       </w:pPr>
       <w:r>
@@ -1242,7 +1221,7 @@
     <w:p>
       <w:pPr>
         <w:pStyle w:val="ListBullet"/>
-        <w:spacing w:line="276" w:lineRule="auto" w:after="120"/>
+        <w:spacing w:line="240" w:lineRule="auto"/>
         <w:ind w:left="720"/>
       </w:pPr>
       <w:r>
@@ -1268,7 +1247,7 @@
     <w:p>
       <w:pPr>
         <w:pStyle w:val="ListBullet"/>
-        <w:spacing w:line="276" w:lineRule="auto" w:after="120"/>
+        <w:spacing w:line="240" w:lineRule="auto"/>
         <w:ind w:left="720"/>
       </w:pPr>
       <w:r>
@@ -1294,7 +1273,7 @@
     <w:p>
       <w:pPr>
         <w:pStyle w:val="ListBullet"/>
-        <w:spacing w:line="276" w:lineRule="auto" w:after="120"/>
+        <w:spacing w:line="240" w:lineRule="auto"/>
         <w:ind w:left="720"/>
       </w:pPr>
       <w:r>
@@ -1328,7 +1307,6 @@
         <w:pBdr>
           <w:bottom w:val="single" w:sz="6" w:space="1" w:color="auto"/>
         </w:pBdr>
-        <w:spacing w:after="120" w:line="276" w:lineRule="auto"/>
       </w:pPr>
       <w:r>
         <w:rPr>
@@ -1340,7 +1318,6 @@
     <w:p>
       <w:pPr>
         <w:pStyle w:val="Heading2"/>
-        <w:spacing w:after="120" w:line="276" w:lineRule="auto"/>
       </w:pPr>
       <w:r>
         <w:rPr>
@@ -1357,9 +1334,6 @@
       </w:r>
     </w:p>
     <w:p>
-      <w:pPr>
-        <w:spacing w:after="120" w:line="276" w:lineRule="auto"/>
-      </w:pPr>
       <w:r>
         <w:rPr>
           <w:rFonts w:ascii="Calibri" w:hAnsi="Calibri" w:eastAsia="Microsoft JhengHei"/>
@@ -1689,9 +1663,6 @@
       </w:tr>
     </w:tbl>
     <w:p>
-      <w:pPr>
-        <w:spacing w:after="120" w:line="276" w:lineRule="auto"/>
-      </w:pPr>
       <w:r>
         <w:rPr>
           <w:rFonts w:ascii="Calibri" w:hAnsi="Calibri" w:eastAsia="Microsoft JhengHei"/>
@@ -1700,9 +1671,6 @@
       </w:r>
     </w:p>
     <w:p>
-      <w:pPr>
-        <w:spacing w:after="120" w:line="276" w:lineRule="auto"/>
-      </w:pPr>
       <w:r>
         <w:rPr>
           <w:rFonts w:ascii="Calibri" w:hAnsi="Calibri" w:eastAsia="Microsoft JhengHei"/>
@@ -1733,7 +1701,7 @@
     <w:p>
       <w:pPr>
         <w:pStyle w:val="ListNumber"/>
-        <w:spacing w:line="276" w:lineRule="auto" w:after="120"/>
+        <w:spacing w:line="240" w:lineRule="auto"/>
         <w:ind w:left="720"/>
       </w:pPr>
       <w:r>
@@ -1767,7 +1735,7 @@
     <w:p>
       <w:pPr>
         <w:pStyle w:val="ListNumber"/>
-        <w:spacing w:line="276" w:lineRule="auto" w:after="120"/>
+        <w:spacing w:line="240" w:lineRule="auto"/>
         <w:ind w:left="720"/>
       </w:pPr>
       <w:r>
@@ -1816,7 +1784,7 @@
     <w:p>
       <w:pPr>
         <w:pStyle w:val="ListNumber"/>
-        <w:spacing w:line="276" w:lineRule="auto" w:after="120"/>
+        <w:spacing w:line="240" w:lineRule="auto"/>
         <w:ind w:left="720"/>
       </w:pPr>
       <w:r>
@@ -1871,7 +1839,6 @@
     <w:p>
       <w:pPr>
         <w:pStyle w:val="Heading3"/>
-        <w:spacing w:after="120" w:line="276" w:lineRule="auto"/>
       </w:pPr>
       <w:r>
         <w:rPr>
@@ -1888,9 +1855,6 @@
       </w:r>
     </w:p>
     <w:p>
-      <w:pPr>
-        <w:spacing w:after="120" w:line="276" w:lineRule="auto"/>
-      </w:pPr>
       <w:r>
         <w:rPr>
           <w:rFonts w:ascii="Calibri" w:hAnsi="Calibri" w:eastAsia="Microsoft JhengHei"/>
@@ -1957,9 +1921,6 @@
       </w:r>
     </w:p>
     <w:p>
-      <w:pPr>
-        <w:spacing w:after="120" w:line="276" w:lineRule="auto"/>
-      </w:pPr>
       <w:r>
         <w:rPr>
           <w:rFonts w:ascii="Calibri" w:hAnsi="Calibri" w:eastAsia="Microsoft JhengHei"/>
@@ -2041,9 +2002,6 @@
       </w:r>
     </w:p>
     <w:p>
-      <w:pPr>
-        <w:spacing w:after="120" w:line="276" w:lineRule="auto"/>
-      </w:pPr>
       <w:r>
         <w:rPr>
           <w:rFonts w:ascii="Calibri" w:hAnsi="Calibri" w:eastAsia="Microsoft JhengHei"/>
@@ -2095,9 +2053,6 @@
       </w:r>
     </w:p>
     <w:p>
-      <w:pPr>
-        <w:spacing w:after="120" w:line="276" w:lineRule="auto"/>
-      </w:pPr>
       <w:r>
         <w:rPr>
           <w:rFonts w:ascii="Calibri" w:hAnsi="Calibri" w:eastAsia="Microsoft JhengHei"/>
@@ -2149,9 +2104,6 @@
       </w:r>
     </w:p>
     <w:p>
-      <w:pPr>
-        <w:spacing w:after="120" w:line="276" w:lineRule="auto"/>
-      </w:pPr>
       <w:r>
         <w:rPr>
           <w:rFonts w:ascii="Calibri" w:hAnsi="Calibri" w:eastAsia="Microsoft JhengHei"/>
@@ -2174,9 +2126,6 @@
       </w:r>
     </w:p>
     <w:p>
-      <w:pPr>
-        <w:spacing w:after="120" w:line="276" w:lineRule="auto"/>
-      </w:pPr>
       <w:r>
         <w:rPr>
           <w:rFonts w:ascii="Calibri" w:hAnsi="Calibri" w:eastAsia="Microsoft JhengHei"/>
@@ -2243,9 +2192,6 @@
       </w:r>
     </w:p>
     <w:p>
-      <w:pPr>
-        <w:spacing w:after="120" w:line="276" w:lineRule="auto"/>
-      </w:pPr>
       <w:r>
         <w:rPr>
           <w:rFonts w:ascii="Calibri" w:hAnsi="Calibri" w:eastAsia="Microsoft JhengHei"/>
@@ -2268,9 +2214,6 @@
       </w:r>
     </w:p>
     <w:p>
-      <w:pPr>
-        <w:spacing w:after="120" w:line="276" w:lineRule="auto"/>
-      </w:pPr>
       <w:r>
         <w:rPr>
           <w:rFonts w:ascii="Calibri" w:hAnsi="Calibri" w:eastAsia="Microsoft JhengHei"/>
@@ -2322,9 +2265,6 @@
       </w:r>
     </w:p>
     <w:p>
-      <w:pPr>
-        <w:spacing w:after="120" w:line="276" w:lineRule="auto"/>
-      </w:pPr>
       <w:r>
         <w:rPr>
           <w:rFonts w:ascii="Calibri" w:hAnsi="Calibri" w:eastAsia="Microsoft JhengHei"/>
@@ -2358,7 +2298,6 @@
         <w:pBdr>
           <w:bottom w:val="single" w:sz="6" w:space="1" w:color="auto"/>
         </w:pBdr>
-        <w:spacing w:after="120" w:line="276" w:lineRule="auto"/>
       </w:pPr>
       <w:r>
         <w:rPr>
@@ -2370,7 +2309,6 @@
     <w:p>
       <w:pPr>
         <w:pStyle w:val="Heading2"/>
-        <w:spacing w:after="120" w:line="276" w:lineRule="auto"/>
       </w:pPr>
       <w:r>
         <w:rPr>
@@ -2387,9 +2325,6 @@
       </w:r>
     </w:p>
     <w:p>
-      <w:pPr>
-        <w:spacing w:after="120" w:line="276" w:lineRule="auto"/>
-      </w:pPr>
       <w:r>
         <w:rPr>
           <w:rFonts w:ascii="Calibri" w:hAnsi="Calibri" w:eastAsia="Microsoft JhengHei"/>
@@ -2411,9 +2346,6 @@
       </w:r>
     </w:p>
     <w:p>
-      <w:pPr>
-        <w:spacing w:after="120" w:line="276" w:lineRule="auto"/>
-      </w:pPr>
       <w:r>
         <w:rPr>
           <w:rFonts w:ascii="Calibri" w:hAnsi="Calibri" w:eastAsia="Microsoft JhengHei"/>
@@ -2495,9 +2427,6 @@
       </w:r>
     </w:p>
     <w:p>
-      <w:pPr>
-        <w:spacing w:after="120" w:line="276" w:lineRule="auto"/>
-      </w:pPr>
       <w:r>
         <w:rPr>
           <w:rFonts w:ascii="Calibri" w:hAnsi="Calibri" w:eastAsia="Microsoft JhengHei"/>
@@ -2534,9 +2463,6 @@
       </w:r>
     </w:p>
     <w:p>
-      <w:pPr>
-        <w:spacing w:after="120" w:line="276" w:lineRule="auto"/>
-      </w:pPr>
       <w:r>
         <w:rPr>
           <w:rFonts w:ascii="Calibri" w:hAnsi="Calibri" w:eastAsia="Microsoft JhengHei"/>
@@ -2574,7 +2500,7 @@
     <w:p>
       <w:pPr>
         <w:pStyle w:val="ListBullet"/>
-        <w:spacing w:line="276" w:lineRule="auto" w:after="120"/>
+        <w:spacing w:line="240" w:lineRule="auto"/>
         <w:ind w:left="720"/>
       </w:pPr>
       <w:r>
@@ -2600,7 +2526,7 @@
     <w:p>
       <w:pPr>
         <w:pStyle w:val="ListBullet"/>
-        <w:spacing w:line="276" w:lineRule="auto" w:after="120"/>
+        <w:spacing w:line="240" w:lineRule="auto"/>
         <w:ind w:left="720"/>
       </w:pPr>
       <w:r>
@@ -2641,7 +2567,7 @@
     <w:p>
       <w:pPr>
         <w:pStyle w:val="ListBullet"/>
-        <w:spacing w:line="276" w:lineRule="auto" w:after="120"/>
+        <w:spacing w:line="240" w:lineRule="auto"/>
         <w:ind w:left="720"/>
       </w:pPr>
       <w:r>
@@ -2667,7 +2593,7 @@
     <w:p>
       <w:pPr>
         <w:pStyle w:val="ListBullet"/>
-        <w:spacing w:line="276" w:lineRule="auto" w:after="120"/>
+        <w:spacing w:line="240" w:lineRule="auto"/>
         <w:ind w:left="720"/>
       </w:pPr>
       <w:r>
@@ -2701,7 +2627,6 @@
         <w:pBdr>
           <w:bottom w:val="single" w:sz="6" w:space="1" w:color="auto"/>
         </w:pBdr>
-        <w:spacing w:after="120" w:line="276" w:lineRule="auto"/>
       </w:pPr>
       <w:r>
         <w:rPr>
@@ -2713,7 +2638,6 @@
     <w:p>
       <w:pPr>
         <w:pStyle w:val="Heading2"/>
-        <w:spacing w:after="120" w:line="276" w:lineRule="auto"/>
       </w:pPr>
       <w:r>
         <w:rPr>
@@ -2732,7 +2656,6 @@
     <w:p>
       <w:pPr>
         <w:pStyle w:val="Heading3"/>
-        <w:spacing w:after="120" w:line="276" w:lineRule="auto"/>
       </w:pPr>
       <w:r>
         <w:rPr>
@@ -2749,9 +2672,6 @@
       </w:r>
     </w:p>
     <w:p>
-      <w:pPr>
-        <w:spacing w:after="120" w:line="276" w:lineRule="auto"/>
-      </w:pPr>
       <w:r>
         <w:rPr>
           <w:rFonts w:ascii="Calibri" w:hAnsi="Calibri" w:eastAsia="Microsoft JhengHei"/>
@@ -2781,9 +2701,6 @@
       </w:r>
     </w:p>
     <w:p>
-      <w:pPr>
-        <w:spacing w:after="120" w:line="276" w:lineRule="auto"/>
-      </w:pPr>
       <w:r>
         <w:rPr>
           <w:rFonts w:ascii="Calibri" w:hAnsi="Calibri" w:eastAsia="Microsoft JhengHei"/>
@@ -2806,9 +2723,6 @@
       </w:r>
     </w:p>
     <w:p>
-      <w:pPr>
-        <w:spacing w:after="120" w:line="276" w:lineRule="auto"/>
-      </w:pPr>
       <w:r>
         <w:rPr>
           <w:rFonts w:ascii="Calibri" w:hAnsi="Calibri" w:eastAsia="Microsoft JhengHei"/>
@@ -2875,9 +2789,6 @@
       </w:r>
     </w:p>
     <w:p>
-      <w:pPr>
-        <w:spacing w:after="120" w:line="276" w:lineRule="auto"/>
-      </w:pPr>
       <w:r>
         <w:rPr>
           <w:rFonts w:ascii="Calibri" w:hAnsi="Calibri" w:eastAsia="Microsoft JhengHei"/>
@@ -2944,9 +2855,6 @@
       </w:r>
     </w:p>
     <w:p>
-      <w:pPr>
-        <w:spacing w:after="120" w:line="276" w:lineRule="auto"/>
-      </w:pPr>
       <w:r>
         <w:rPr>
           <w:rFonts w:ascii="Calibri" w:hAnsi="Calibri" w:eastAsia="Microsoft JhengHei"/>
@@ -2969,9 +2877,6 @@
       </w:r>
     </w:p>
     <w:p>
-      <w:pPr>
-        <w:spacing w:after="120" w:line="276" w:lineRule="auto"/>
-      </w:pPr>
       <w:r>
         <w:rPr>
           <w:rFonts w:ascii="Calibri" w:hAnsi="Calibri" w:eastAsia="Microsoft JhengHei"/>
@@ -3038,9 +2943,6 @@
       </w:r>
     </w:p>
     <w:p>
-      <w:pPr>
-        <w:spacing w:after="120" w:line="276" w:lineRule="auto"/>
-      </w:pPr>
       <w:r>
         <w:rPr>
           <w:rFonts w:ascii="Calibri" w:hAnsi="Calibri" w:eastAsia="Microsoft JhengHei"/>
@@ -3063,9 +2965,6 @@
       </w:r>
     </w:p>
     <w:p>
-      <w:pPr>
-        <w:spacing w:after="120" w:line="276" w:lineRule="auto"/>
-      </w:pPr>
       <w:r>
         <w:rPr>
           <w:rFonts w:ascii="Calibri" w:hAnsi="Calibri" w:eastAsia="Microsoft JhengHei"/>
@@ -3132,9 +3031,6 @@
       </w:r>
     </w:p>
     <w:p>
-      <w:pPr>
-        <w:spacing w:after="120" w:line="276" w:lineRule="auto"/>
-      </w:pPr>
       <w:r>
         <w:rPr>
           <w:rFonts w:ascii="Calibri" w:hAnsi="Calibri" w:eastAsia="Microsoft JhengHei"/>
@@ -3171,9 +3067,6 @@
       </w:r>
     </w:p>
     <w:p>
-      <w:pPr>
-        <w:spacing w:after="120" w:line="276" w:lineRule="auto"/>
-      </w:pPr>
       <w:r>
         <w:rPr>
           <w:rFonts w:ascii="Calibri" w:hAnsi="Calibri" w:eastAsia="Microsoft JhengHei"/>
@@ -3196,9 +3089,6 @@
       </w:r>
     </w:p>
     <w:p>
-      <w:pPr>
-        <w:spacing w:after="120" w:line="276" w:lineRule="auto"/>
-      </w:pPr>
       <w:r>
         <w:rPr>
           <w:rFonts w:ascii="Calibri" w:hAnsi="Calibri" w:eastAsia="Microsoft JhengHei"/>
@@ -3252,7 +3142,6 @@
     <w:p>
       <w:pPr>
         <w:pStyle w:val="Heading3"/>
-        <w:spacing w:after="120" w:line="276" w:lineRule="auto"/>
       </w:pPr>
       <w:r>
         <w:rPr>
@@ -3269,9 +3158,6 @@
       </w:r>
     </w:p>
     <w:p>
-      <w:pPr>
-        <w:spacing w:after="120" w:line="276" w:lineRule="auto"/>
-      </w:pPr>
       <w:r>
         <w:rPr>
           <w:rFonts w:ascii="Calibri" w:hAnsi="Calibri" w:eastAsia="Microsoft JhengHei"/>
@@ -3353,9 +3239,6 @@
       </w:r>
     </w:p>
     <w:p>
-      <w:pPr>
-        <w:spacing w:after="120" w:line="276" w:lineRule="auto"/>
-      </w:pPr>
       <w:r>
         <w:rPr>
           <w:rFonts w:ascii="Calibri" w:hAnsi="Calibri" w:eastAsia="Microsoft JhengHei"/>
@@ -3379,7 +3262,6 @@
     <w:p>
       <w:pPr>
         <w:pStyle w:val="Heading3"/>
-        <w:spacing w:after="120" w:line="276" w:lineRule="auto"/>
       </w:pPr>
       <w:r>
         <w:rPr>
@@ -3396,9 +3278,6 @@
       </w:r>
     </w:p>
     <w:p>
-      <w:pPr>
-        <w:spacing w:after="120" w:line="276" w:lineRule="auto"/>
-      </w:pPr>
       <w:r>
         <w:rPr>
           <w:rFonts w:ascii="Calibri" w:hAnsi="Calibri" w:eastAsia="Microsoft JhengHei"/>
@@ -3465,9 +3344,6 @@
       </w:r>
     </w:p>
     <w:p>
-      <w:pPr>
-        <w:spacing w:after="120" w:line="276" w:lineRule="auto"/>
-      </w:pPr>
       <w:r>
         <w:rPr>
           <w:rFonts w:ascii="Calibri" w:hAnsi="Calibri" w:eastAsia="Microsoft JhengHei"/>
@@ -3521,7 +3397,6 @@
     <w:p>
       <w:pPr>
         <w:pStyle w:val="Heading3"/>
-        <w:spacing w:after="120" w:line="276" w:lineRule="auto"/>
       </w:pPr>
       <w:r>
         <w:rPr>
@@ -3538,9 +3413,6 @@
       </w:r>
     </w:p>
     <w:p>
-      <w:pPr>
-        <w:spacing w:after="120" w:line="276" w:lineRule="auto"/>
-      </w:pPr>
       <w:r>
         <w:rPr>
           <w:rFonts w:ascii="Calibri" w:hAnsi="Calibri" w:eastAsia="Microsoft JhengHei"/>
@@ -3577,9 +3449,6 @@
       </w:r>
     </w:p>
     <w:p>
-      <w:pPr>
-        <w:spacing w:after="120" w:line="276" w:lineRule="auto"/>
-      </w:pPr>
       <w:r>
         <w:rPr>
           <w:rFonts w:ascii="Calibri" w:hAnsi="Calibri" w:eastAsia="Microsoft JhengHei"/>
@@ -3616,9 +3485,6 @@
       </w:r>
     </w:p>
     <w:p>
-      <w:pPr>
-        <w:spacing w:after="120" w:line="276" w:lineRule="auto"/>
-      </w:pPr>
       <w:r>
         <w:rPr>
           <w:rFonts w:ascii="Calibri" w:hAnsi="Calibri" w:eastAsia="Microsoft JhengHei"/>
@@ -3685,9 +3551,6 @@
       </w:r>
     </w:p>
     <w:p>
-      <w:pPr>
-        <w:spacing w:after="120" w:line="276" w:lineRule="auto"/>
-      </w:pPr>
       <w:r>
         <w:rPr>
           <w:rFonts w:ascii="Calibri" w:hAnsi="Calibri" w:eastAsia="Microsoft JhengHei"/>
@@ -3739,9 +3602,6 @@
       </w:r>
     </w:p>
     <w:p>
-      <w:pPr>
-        <w:spacing w:after="120" w:line="276" w:lineRule="auto"/>
-      </w:pPr>
       <w:r>
         <w:rPr>
           <w:rFonts w:ascii="Calibri" w:hAnsi="Calibri" w:eastAsia="Microsoft JhengHei"/>
@@ -3780,7 +3640,6 @@
     <w:p>
       <w:pPr>
         <w:pStyle w:val="Heading3"/>
-        <w:spacing w:after="120" w:line="276" w:lineRule="auto"/>
       </w:pPr>
       <w:r>
         <w:rPr>
@@ -3797,9 +3656,6 @@
       </w:r>
     </w:p>
     <w:p>
-      <w:pPr>
-        <w:spacing w:after="120" w:line="276" w:lineRule="auto"/>
-      </w:pPr>
       <w:r>
         <w:rPr>
           <w:rFonts w:ascii="Calibri" w:hAnsi="Calibri" w:eastAsia="Microsoft JhengHei"/>
@@ -3866,9 +3722,6 @@
       </w:r>
     </w:p>
     <w:p>
-      <w:pPr>
-        <w:spacing w:after="120" w:line="276" w:lineRule="auto"/>
-      </w:pPr>
       <w:r>
         <w:rPr>
           <w:rFonts w:ascii="Calibri" w:hAnsi="Calibri" w:eastAsia="Microsoft JhengHei"/>
@@ -3898,9 +3751,6 @@
       </w:r>
     </w:p>
     <w:p>
-      <w:pPr>
-        <w:spacing w:after="120" w:line="276" w:lineRule="auto"/>
-      </w:pPr>
       <w:r>
         <w:rPr>
           <w:rFonts w:ascii="Calibri" w:hAnsi="Calibri" w:eastAsia="Microsoft JhengHei"/>
@@ -3941,7 +3791,6 @@
         <w:pBdr>
           <w:bottom w:val="single" w:sz="6" w:space="1" w:color="auto"/>
         </w:pBdr>
-        <w:spacing w:after="120" w:line="276" w:lineRule="auto"/>
       </w:pPr>
       <w:r>
         <w:rPr>
@@ -3953,7 +3802,6 @@
     <w:p>
       <w:pPr>
         <w:pStyle w:val="Heading2"/>
-        <w:spacing w:after="120" w:line="276" w:lineRule="auto"/>
       </w:pPr>
       <w:r>
         <w:rPr>
@@ -4486,9 +4334,6 @@
       </w:tr>
     </w:tbl>
     <w:p>
-      <w:pPr>
-        <w:spacing w:after="120" w:line="276" w:lineRule="auto"/>
-      </w:pPr>
       <w:r>
         <w:rPr>
           <w:rFonts w:ascii="Calibri" w:hAnsi="Calibri" w:eastAsia="Microsoft JhengHei"/>
@@ -4501,7 +4346,6 @@
         <w:pBdr>
           <w:bottom w:val="single" w:sz="6" w:space="1" w:color="auto"/>
         </w:pBdr>
-        <w:spacing w:after="120" w:line="276" w:lineRule="auto"/>
       </w:pPr>
       <w:r>
         <w:rPr>
@@ -4513,69 +4357,336 @@
     <w:p>
       <w:pPr>
         <w:pStyle w:val="Heading2"/>
-        <w:spacing w:after="120" w:line="276" w:lineRule="auto"/>
       </w:pPr>
       <w:r>
         <w:rPr>
           <w:rFonts w:ascii="Calibri" w:hAnsi="Calibri" w:eastAsia="Microsoft JhengHei"/>
           <w:sz w:val="28"/>
         </w:rPr>
-        <w:t>收結（2 分鐘）</w:t>
+        <w:t>教授仲有機會問咩（visit report 不在本庫；用呢輪 + 養和私家 KOL 題庫）</w:t>
       </w:r>
       <w:r>
         <w:rPr>
           <w:rFonts w:ascii="Calibri" w:hAnsi="Calibri" w:eastAsia="Microsoft JhengHei"/>
           <w:sz w:val="28"/>
+        </w:rPr>
+      </w:r>
+      <w:r>
+        <w:rPr>
+          <w:rFonts w:ascii="Calibri" w:hAnsi="Calibri" w:eastAsia="Microsoft JhengHei"/>
+          <w:sz w:val="28"/>
+        </w:rPr>
+      </w:r>
+    </w:p>
+    <w:p>
+      <w:r>
+        <w:rPr>
+          <w:rFonts w:ascii="Calibri" w:hAnsi="Calibri" w:eastAsia="Microsoft JhengHei"/>
+          <w:sz w:val="22"/>
+        </w:rPr>
+      </w:r>
+      <w:r>
+        <w:rPr>
+          <w:rFonts w:ascii="Calibri" w:hAnsi="Calibri" w:eastAsia="Microsoft JhengHei"/>
+          <w:b/>
+          <w:sz w:val="22"/>
+        </w:rPr>
+        <w:t>資料缺口：</w:t>
+      </w:r>
+      <w:r>
+        <w:rPr>
+          <w:rFonts w:ascii="Calibri" w:hAnsi="Calibri" w:eastAsia="Microsoft JhengHei"/>
+          <w:sz w:val="22"/>
+        </w:rPr>
+        <w:t xml:space="preserve"> Git／work-briefs </w:t>
+      </w:r>
+      <w:r>
+        <w:rPr>
+          <w:rFonts w:ascii="Calibri" w:hAnsi="Calibri" w:eastAsia="Microsoft JhengHei"/>
+          <w:b/>
+          <w:sz w:val="22"/>
+        </w:rPr>
+        <w:t>冇</w:t>
+      </w:r>
+      <w:r>
+        <w:rPr>
+          <w:rFonts w:ascii="Calibri" w:hAnsi="Calibri" w:eastAsia="Microsoft JhengHei"/>
+          <w:sz w:val="22"/>
+        </w:rPr>
+        <w:t xml:space="preserve"> 之前 visit report 原文。以下係（1）你而家呢輪已出現嘅題（價錢、Pegasys、FDA、Hep B）；（2）養和私家、血液＋細胞治療中心、前 QMH／HA 榮譽顧問 </w:t>
+      </w:r>
+      <w:r>
+        <w:rPr>
+          <w:rFonts w:ascii="Calibri" w:hAnsi="Calibri" w:eastAsia="Microsoft JhengHei"/>
+          <w:b/>
+          <w:sz w:val="22"/>
+        </w:rPr>
+        <w:t>好大機會</w:t>
+      </w:r>
+      <w:r>
+        <w:rPr>
+          <w:rFonts w:ascii="Calibri" w:hAnsi="Calibri" w:eastAsia="Microsoft JhengHei"/>
+          <w:sz w:val="22"/>
+        </w:rPr>
+        <w:t xml:space="preserve"> 會問嘅題。如果你之後把 visit report 貼過嚟，可以再收窄。</w:t>
+      </w:r>
+      <w:r>
+        <w:rPr>
+          <w:rFonts w:ascii="Calibri" w:hAnsi="Calibri" w:eastAsia="Microsoft JhengHei"/>
+          <w:b/>
+          <w:sz w:val="22"/>
+        </w:rPr>
+        <w:t>唔好引 ad-board 逐字。</w:t>
+      </w:r>
+      <w:r>
+        <w:rPr>
+          <w:rFonts w:ascii="Calibri" w:hAnsi="Calibri" w:eastAsia="Microsoft JhengHei"/>
+          <w:sz w:val="22"/>
+        </w:rPr>
+      </w:r>
+      <w:r>
+        <w:rPr>
+          <w:rFonts w:ascii="Calibri" w:hAnsi="Calibri" w:eastAsia="Microsoft JhengHei"/>
+          <w:sz w:val="22"/>
         </w:rPr>
       </w:r>
     </w:p>
     <w:p>
       <w:pPr>
-        <w:spacing w:after="120" w:line="276" w:lineRule="auto"/>
+        <w:pStyle w:val="Heading3"/>
       </w:pPr>
       <w:r>
         <w:rPr>
           <w:rFonts w:ascii="Calibri" w:hAnsi="Calibri" w:eastAsia="Microsoft JhengHei"/>
-          <w:sz w:val="22"/>
-        </w:rPr>
-      </w:r>
-      <w:r>
-        <w:rPr>
-          <w:rFonts w:ascii="Calibri" w:hAnsi="Calibri" w:eastAsia="Microsoft JhengHei"/>
-          <w:sz w:val="22"/>
-        </w:rPr>
-        <w:t xml:space="preserve">「如果您試一位病人，標籤合適嘅係 </w:t>
-      </w:r>
-      <w:r>
-        <w:rPr>
-          <w:rFonts w:ascii="Calibri" w:hAnsi="Calibri" w:eastAsia="Microsoft JhengHei"/>
-          <w:b/>
-          <w:sz w:val="22"/>
-        </w:rPr>
-        <w:t>成年 PV、無症狀性脾腫大</w:t>
-      </w:r>
-      <w:r>
-        <w:rPr>
-          <w:rFonts w:ascii="Calibri" w:hAnsi="Calibri" w:eastAsia="Microsoft JhengHei"/>
-          <w:sz w:val="22"/>
-        </w:rPr>
-        <w:t xml:space="preserve">，而且您想要疾病導向嘅細胞減少，而唔係得一年 hematocrit 快照——好多時係 </w:t>
-      </w:r>
-      <w:r>
-        <w:rPr>
-          <w:rFonts w:ascii="Calibri" w:hAnsi="Calibri" w:eastAsia="Microsoft JhengHei"/>
-          <w:b/>
-          <w:sz w:val="22"/>
-        </w:rPr>
-        <w:t>HU 不耐受、放血負擔重、或者時間視野較長</w:t>
-      </w:r>
-      <w:r>
-        <w:rPr>
-          <w:rFonts w:ascii="Calibri" w:hAnsi="Calibri" w:eastAsia="Microsoft JhengHei"/>
-          <w:sz w:val="22"/>
-        </w:rPr>
-        <w:t>。</w:t>
-      </w:r>
+          <w:sz w:val="24"/>
+        </w:rPr>
+        <w:t>A. 呢輪已經出過 —— 一定要熟</w:t>
+      </w:r>
+      <w:r>
+        <w:rPr>
+          <w:rFonts w:ascii="Calibri" w:hAnsi="Calibri" w:eastAsia="Microsoft JhengHei"/>
+          <w:sz w:val="24"/>
+        </w:rPr>
+      </w:r>
+    </w:p>
+    <w:tbl>
+      <w:tblPr>
+        <w:tblStyle w:val="TableGrid"/>
+        <w:tblW w:type="auto" w:w="0"/>
+        <w:tblLook w:firstColumn="1" w:firstRow="1" w:lastColumn="0" w:lastRow="0" w:noHBand="0" w:noVBand="1" w:val="04A0"/>
+      </w:tblPr>
+      <w:tblGrid>
+        <w:gridCol w:w="4824"/>
+        <w:gridCol w:w="4824"/>
+      </w:tblGrid>
+      <w:tr>
+        <w:tc>
+          <w:tcPr>
+            <w:tcW w:type="dxa" w:w="4824"/>
+          </w:tcPr>
+          <w:p>
+            <w:r>
+              <w:rPr>
+                <w:rFonts w:ascii="Calibri" w:hAnsi="Calibri" w:eastAsia="Microsoft JhengHei"/>
+                <w:b/>
+                <w:sz w:val="20"/>
+              </w:rPr>
+              <w:t>佢問</w:t>
+            </w:r>
+          </w:p>
+        </w:tc>
+        <w:tc>
+          <w:tcPr>
+            <w:tcW w:type="dxa" w:w="4824"/>
+          </w:tcPr>
+          <w:p>
+            <w:r>
+              <w:rPr>
+                <w:rFonts w:ascii="Calibri" w:hAnsi="Calibri" w:eastAsia="Microsoft JhengHei"/>
+                <w:b/>
+                <w:sz w:val="20"/>
+              </w:rPr>
+              <w:t>你答（兩句）</w:t>
+            </w:r>
+          </w:p>
+        </w:tc>
+      </w:tr>
+      <w:tr>
+        <w:tc>
+          <w:tcPr>
+            <w:tcW w:type="dxa" w:w="4824"/>
+          </w:tcPr>
+          <w:p>
+            <w:r>
+              <w:rPr>
+                <w:rFonts w:ascii="Calibri" w:hAnsi="Calibri" w:eastAsia="Microsoft JhengHei"/>
+                <w:sz w:val="20"/>
+              </w:rPr>
+              <w:t>好貴／Pegasys 平啲</w:t>
+            </w:r>
+          </w:p>
+        </w:tc>
+        <w:tc>
+          <w:tcPr>
+            <w:tcW w:type="dxa" w:w="4824"/>
+          </w:tcPr>
+          <w:p>
+            <w:r>
+              <w:rPr>
+                <w:rFonts w:ascii="Calibri" w:hAnsi="Calibri" w:eastAsia="Microsoft JhengHei"/>
+                <w:sz w:val="20"/>
+              </w:rPr>
+              <w:t xml:space="preserve">認同貴。 </w:t>
+            </w:r>
+            <w:r>
+              <w:rPr>
+                <w:rFonts w:ascii="Calibri" w:hAnsi="Calibri" w:eastAsia="Microsoft JhengHei"/>
+                <w:b/>
+                <w:sz w:val="20"/>
+              </w:rPr>
+              <w:t>唔好比</w:t>
+            </w:r>
+            <w:r>
+              <w:rPr>
+                <w:rFonts w:ascii="Calibri" w:hAnsi="Calibri" w:eastAsia="Microsoft JhengHei"/>
+                <w:sz w:val="20"/>
+              </w:rPr>
+              <w:t xml:space="preserve"> Pegasys potency。價值 = vs HU 嘅 RCT + 自己 q2w／q4w + PSP。</w:t>
+            </w:r>
+          </w:p>
+        </w:tc>
+      </w:tr>
+      <w:tr>
+        <w:tc>
+          <w:tcPr>
+            <w:tcW w:type="dxa" w:w="4824"/>
+          </w:tcPr>
+          <w:p>
+            <w:r>
+              <w:rPr>
+                <w:rFonts w:ascii="Calibri" w:hAnsi="Calibri" w:eastAsia="Microsoft JhengHei"/>
+                <w:sz w:val="20"/>
+              </w:rPr>
+              <w:t>Dosage 多過／針少過 Pegasys</w:t>
+            </w:r>
+          </w:p>
+        </w:tc>
+        <w:tc>
+          <w:tcPr>
+            <w:tcW w:type="dxa" w:w="4824"/>
+          </w:tcPr>
+          <w:p>
+            <w:r>
+              <w:rPr>
+                <w:rFonts w:ascii="Calibri" w:hAnsi="Calibri" w:eastAsia="Microsoft JhengHei"/>
+                <w:b/>
+                <w:sz w:val="20"/>
+              </w:rPr>
+              <w:t>唔講。</w:t>
+            </w:r>
+            <w:r>
+              <w:rPr>
+                <w:rFonts w:ascii="Calibri" w:hAnsi="Calibri" w:eastAsia="Microsoft JhengHei"/>
+                <w:sz w:val="20"/>
+              </w:rPr>
+              <w:t xml:space="preserve"> 只講 BESREMi PI：q2w，穩 1.5 年可 q4w。</w:t>
+            </w:r>
+          </w:p>
+        </w:tc>
+      </w:tr>
+      <w:tr>
+        <w:tc>
+          <w:tcPr>
+            <w:tcW w:type="dxa" w:w="4824"/>
+          </w:tcPr>
+          <w:p>
+            <w:r>
+              <w:rPr>
+                <w:rFonts w:ascii="Calibri" w:hAnsi="Calibri" w:eastAsia="Microsoft JhengHei"/>
+                <w:sz w:val="20"/>
+              </w:rPr>
+              <w:t>Hep B 證明安全啲</w:t>
+            </w:r>
+          </w:p>
+        </w:tc>
+        <w:tc>
+          <w:tcPr>
+            <w:tcW w:type="dxa" w:w="4824"/>
+          </w:tcPr>
+          <w:p>
+            <w:r>
+              <w:rPr>
+                <w:rFonts w:ascii="Calibri" w:hAnsi="Calibri" w:eastAsia="Microsoft JhengHei"/>
+                <w:b/>
+                <w:sz w:val="20"/>
+              </w:rPr>
+              <w:t>唔得。</w:t>
+            </w:r>
+            <w:r>
+              <w:rPr>
+                <w:rFonts w:ascii="Calibri" w:hAnsi="Calibri" w:eastAsia="Microsoft JhengHei"/>
+                <w:sz w:val="20"/>
+              </w:rPr>
+              <w:t xml:space="preserve"> 病唔同、藥唔同；MPN 冇 H2H。</w:t>
+            </w:r>
+          </w:p>
+        </w:tc>
+      </w:tr>
+      <w:tr>
+        <w:tc>
+          <w:tcPr>
+            <w:tcW w:type="dxa" w:w="4824"/>
+          </w:tcPr>
+          <w:p>
+            <w:r>
+              <w:rPr>
+                <w:rFonts w:ascii="Calibri" w:hAnsi="Calibri" w:eastAsia="Microsoft JhengHei"/>
+                <w:sz w:val="20"/>
+              </w:rPr>
+              <w:t>第一隻 FDA PV 藥？</w:t>
+            </w:r>
+          </w:p>
+        </w:tc>
+        <w:tc>
+          <w:tcPr>
+            <w:tcW w:type="dxa" w:w="4824"/>
+          </w:tcPr>
+          <w:p>
+            <w:r>
+              <w:rPr>
+                <w:rFonts w:ascii="Calibri" w:hAnsi="Calibri" w:eastAsia="Microsoft JhengHei"/>
+                <w:b/>
+                <w:sz w:val="20"/>
+              </w:rPr>
+              <w:t>唔好咁講。</w:t>
+            </w:r>
+            <w:r>
+              <w:rPr>
+                <w:rFonts w:ascii="Calibri" w:hAnsi="Calibri" w:eastAsia="Microsoft JhengHei"/>
+                <w:sz w:val="20"/>
+              </w:rPr>
+              <w:t xml:space="preserve"> 第一隻 FDA </w:t>
+            </w:r>
+            <w:r>
+              <w:rPr>
+                <w:rFonts w:ascii="Calibri" w:hAnsi="Calibri" w:eastAsia="Microsoft JhengHei"/>
+                <w:b/>
+                <w:sz w:val="20"/>
+              </w:rPr>
+              <w:t>專門批 PV 嘅干擾素</w:t>
+            </w:r>
+            <w:r>
+              <w:rPr>
+                <w:rFonts w:ascii="Calibri" w:hAnsi="Calibri" w:eastAsia="Microsoft JhengHei"/>
+                <w:sz w:val="20"/>
+              </w:rPr>
+              <w:t xml:space="preserve"> ；rux 2014 已批（HU 之後）。香港跟香港 PI。</w:t>
+            </w:r>
+          </w:p>
+        </w:tc>
+      </w:tr>
+    </w:tbl>
+    <w:p>
       <w:r>
         <w:rPr>
           <w:rFonts w:ascii="Calibri" w:hAnsi="Calibri" w:eastAsia="Microsoft JhengHei"/>
@@ -4585,21 +4696,900 @@
     </w:p>
     <w:p>
       <w:pPr>
-        <w:spacing w:after="120" w:line="276" w:lineRule="auto"/>
+        <w:pStyle w:val="Heading3"/>
       </w:pPr>
       <w:r>
         <w:rPr>
           <w:rFonts w:ascii="Calibri" w:hAnsi="Calibri" w:eastAsia="Microsoft JhengHei"/>
-          <w:sz w:val="22"/>
-        </w:rPr>
-      </w:r>
-      <w:r>
-        <w:rPr>
-          <w:rFonts w:ascii="Calibri" w:hAnsi="Calibri" w:eastAsia="Microsoft JhengHei"/>
-          <w:sz w:val="22"/>
-        </w:rPr>
-        <w:t>您需要我哋邊樣：護士注射培訓、PSP 文件，定係 Medical 跟進某個 protocol 問題？</w:t>
-      </w:r>
+          <w:sz w:val="24"/>
+        </w:rPr>
+        <w:t>B. 好大機會（私家養和 + 你哋平時 field 會撞）</w:t>
+      </w:r>
+      <w:r>
+        <w:rPr>
+          <w:rFonts w:ascii="Calibri" w:hAnsi="Calibri" w:eastAsia="Microsoft JhengHei"/>
+          <w:sz w:val="24"/>
+        </w:rPr>
+      </w:r>
+    </w:p>
+    <w:tbl>
+      <w:tblPr>
+        <w:tblStyle w:val="TableGrid"/>
+        <w:tblW w:type="auto" w:w="0"/>
+        <w:tblLook w:firstColumn="1" w:firstRow="1" w:lastColumn="0" w:lastRow="0" w:noHBand="0" w:noVBand="1" w:val="04A0"/>
+      </w:tblPr>
+      <w:tblGrid>
+        <w:gridCol w:w="4824"/>
+        <w:gridCol w:w="4824"/>
+      </w:tblGrid>
+      <w:tr>
+        <w:tc>
+          <w:tcPr>
+            <w:tcW w:type="dxa" w:w="4824"/>
+          </w:tcPr>
+          <w:p>
+            <w:r>
+              <w:rPr>
+                <w:rFonts w:ascii="Calibri" w:hAnsi="Calibri" w:eastAsia="Microsoft JhengHei"/>
+                <w:b/>
+                <w:sz w:val="20"/>
+              </w:rPr>
+              <w:t>佢問</w:t>
+            </w:r>
+          </w:p>
+        </w:tc>
+        <w:tc>
+          <w:tcPr>
+            <w:tcW w:type="dxa" w:w="4824"/>
+          </w:tcPr>
+          <w:p>
+            <w:r>
+              <w:rPr>
+                <w:rFonts w:ascii="Calibri" w:hAnsi="Calibri" w:eastAsia="Microsoft JhengHei"/>
+                <w:b/>
+                <w:sz w:val="20"/>
+              </w:rPr>
+              <w:t>你答</w:t>
+            </w:r>
+          </w:p>
+        </w:tc>
+      </w:tr>
+      <w:tr>
+        <w:tc>
+          <w:tcPr>
+            <w:tcW w:type="dxa" w:w="4824"/>
+          </w:tcPr>
+          <w:p>
+            <w:r>
+              <w:rPr>
+                <w:rFonts w:ascii="Calibri" w:hAnsi="Calibri" w:eastAsia="Microsoft JhengHei"/>
+                <w:sz w:val="20"/>
+              </w:rPr>
+              <w:t>穩定 HU 病人點解要轉？</w:t>
+            </w:r>
+          </w:p>
+        </w:tc>
+        <w:tc>
+          <w:tcPr>
+            <w:tcW w:type="dxa" w:w="4824"/>
+          </w:tcPr>
+          <w:p>
+            <w:r>
+              <w:rPr>
+                <w:rFonts w:ascii="Calibri" w:hAnsi="Calibri" w:eastAsia="Microsoft JhengHei"/>
+                <w:sz w:val="20"/>
+              </w:rPr>
+              <w:t xml:space="preserve">唔係人人要轉。適合：HU 毒性／不耐受、放血負擔重、想長期 CHR／JAK2 方向、 </w:t>
+            </w:r>
+            <w:r>
+              <w:rPr>
+                <w:rFonts w:ascii="Calibri" w:hAnsi="Calibri" w:eastAsia="Microsoft JhengHei"/>
+                <w:b/>
+                <w:sz w:val="20"/>
+              </w:rPr>
+              <w:t>無症狀性脾腫大</w:t>
+            </w:r>
+            <w:r>
+              <w:rPr>
+                <w:rFonts w:ascii="Calibri" w:hAnsi="Calibri" w:eastAsia="Microsoft JhengHei"/>
+                <w:sz w:val="20"/>
+              </w:rPr>
+              <w:t xml:space="preserve"> 。HU 第一年仍然快啲。</w:t>
+            </w:r>
+          </w:p>
+        </w:tc>
+      </w:tr>
+      <w:tr>
+        <w:tc>
+          <w:tcPr>
+            <w:tcW w:type="dxa" w:w="4824"/>
+          </w:tcPr>
+          <w:p>
+            <w:r>
+              <w:rPr>
+                <w:rFonts w:ascii="Calibri" w:hAnsi="Calibri" w:eastAsia="Microsoft JhengHei"/>
+                <w:sz w:val="20"/>
+              </w:rPr>
+              <w:t>已經用緊 Pegasys，點 switch？</w:t>
+            </w:r>
+          </w:p>
+        </w:tc>
+        <w:tc>
+          <w:tcPr>
+            <w:tcW w:type="dxa" w:w="4824"/>
+          </w:tcPr>
+          <w:p>
+            <w:r>
+              <w:rPr>
+                <w:rFonts w:ascii="Calibri" w:hAnsi="Calibri" w:eastAsia="Microsoft JhengHei"/>
+                <w:sz w:val="20"/>
+              </w:rPr>
+              <w:t xml:space="preserve">PI：已用其他細胞減少藥， </w:t>
+            </w:r>
+            <w:r>
+              <w:rPr>
+                <w:rFonts w:ascii="Calibri" w:hAnsi="Calibri" w:eastAsia="Microsoft JhengHei"/>
+                <w:b/>
+                <w:sz w:val="20"/>
+              </w:rPr>
+              <w:t>起始 50 µg</w:t>
+            </w:r>
+            <w:r>
+              <w:rPr>
+                <w:rFonts w:ascii="Calibri" w:hAnsi="Calibri" w:eastAsia="Microsoft JhengHei"/>
+                <w:sz w:val="20"/>
+              </w:rPr>
+              <w:t xml:space="preserve"> q2w，一邊加 ropeg 一邊 taper 舊藥。唔好比邊隻 IFN 勁。Veeva 記。</w:t>
+            </w:r>
+          </w:p>
+        </w:tc>
+      </w:tr>
+      <w:tr>
+        <w:tc>
+          <w:tcPr>
+            <w:tcW w:type="dxa" w:w="4824"/>
+          </w:tcPr>
+          <w:p>
+            <w:r>
+              <w:rPr>
+                <w:rFonts w:ascii="Calibri" w:hAnsi="Calibri" w:eastAsia="Microsoft JhengHei"/>
+                <w:sz w:val="20"/>
+              </w:rPr>
+              <w:t>由 250–350–500 開始（HIDAT／台灣）？</w:t>
+            </w:r>
+          </w:p>
+        </w:tc>
+        <w:tc>
+          <w:tcPr>
+            <w:tcW w:type="dxa" w:w="4824"/>
+          </w:tcPr>
+          <w:p>
+            <w:r>
+              <w:rPr>
+                <w:rFonts w:ascii="Calibri" w:hAnsi="Calibri" w:eastAsia="Microsoft JhengHei"/>
+                <w:b/>
+                <w:sz w:val="20"/>
+              </w:rPr>
+              <w:t>香港 PI 100／50 µg</w:t>
+            </w:r>
+            <w:r>
+              <w:rPr>
+                <w:rFonts w:ascii="Calibri" w:hAnsi="Calibri" w:eastAsia="Microsoft JhengHei"/>
+                <w:sz w:val="20"/>
+              </w:rPr>
+              <w:t xml:space="preserve"> ，+50 q2w，最高 500。HIDAT 唔係本地標籤。</w:t>
+            </w:r>
+          </w:p>
+        </w:tc>
+      </w:tr>
+      <w:tr>
+        <w:tc>
+          <w:tcPr>
+            <w:tcW w:type="dxa" w:w="4824"/>
+          </w:tcPr>
+          <w:p>
+            <w:r>
+              <w:rPr>
+                <w:rFonts w:ascii="Calibri" w:hAnsi="Calibri" w:eastAsia="Microsoft JhengHei"/>
+                <w:sz w:val="20"/>
+              </w:rPr>
+              <w:t>有症狀性脾腫大／中國人 PV 好多脾（歷史系列）？</w:t>
+            </w:r>
+          </w:p>
+        </w:tc>
+        <w:tc>
+          <w:tcPr>
+            <w:tcW w:type="dxa" w:w="4824"/>
+          </w:tcPr>
+          <w:p>
+            <w:r>
+              <w:rPr>
+                <w:rFonts w:ascii="Calibri" w:hAnsi="Calibri" w:eastAsia="Microsoft JhengHei"/>
+                <w:sz w:val="20"/>
+              </w:rPr>
+              <w:t xml:space="preserve">香港適應證 </w:t>
+            </w:r>
+            <w:r>
+              <w:rPr>
+                <w:rFonts w:ascii="Calibri" w:hAnsi="Calibri" w:eastAsia="Microsoft JhengHei"/>
+                <w:b/>
+                <w:sz w:val="20"/>
+              </w:rPr>
+              <w:t>無症狀性脾腫大</w:t>
+            </w:r>
+            <w:r>
+              <w:rPr>
+                <w:rFonts w:ascii="Calibri" w:hAnsi="Calibri" w:eastAsia="Microsoft JhengHei"/>
+                <w:sz w:val="20"/>
+              </w:rPr>
+              <w:t xml:space="preserve"> 。有症狀性脾 = </w:t>
+            </w:r>
+            <w:r>
+              <w:rPr>
+                <w:rFonts w:ascii="Calibri" w:hAnsi="Calibri" w:eastAsia="Microsoft JhengHei"/>
+                <w:b/>
+                <w:sz w:val="20"/>
+              </w:rPr>
+              <w:t>唔好</w:t>
+            </w:r>
+            <w:r>
+              <w:rPr>
+                <w:rFonts w:ascii="Calibri" w:hAnsi="Calibri" w:eastAsia="Microsoft JhengHei"/>
+                <w:sz w:val="20"/>
+              </w:rPr>
+              <w:t xml:space="preserve"> 主動推。歷史 HK 系列唔好當而家風險模型。</w:t>
+            </w:r>
+          </w:p>
+        </w:tc>
+      </w:tr>
+      <w:tr>
+        <w:tc>
+          <w:tcPr>
+            <w:tcW w:type="dxa" w:w="4824"/>
+          </w:tcPr>
+          <w:p>
+            <w:r>
+              <w:rPr>
+                <w:rFonts w:ascii="Calibri" w:hAnsi="Calibri" w:eastAsia="Microsoft JhengHei"/>
+                <w:sz w:val="20"/>
+              </w:rPr>
+              <w:t>醫管局幾時納入？公立病人點算？</w:t>
+            </w:r>
+          </w:p>
+        </w:tc>
+        <w:tc>
+          <w:tcPr>
+            <w:tcW w:type="dxa" w:w="4824"/>
+          </w:tcPr>
+          <w:p>
+            <w:r>
+              <w:rPr>
+                <w:rFonts w:ascii="Calibri" w:hAnsi="Calibri" w:eastAsia="Microsoft JhengHei"/>
+                <w:b/>
+                <w:sz w:val="20"/>
+              </w:rPr>
+              <w:t>未納入，冇日期。</w:t>
+            </w:r>
+            <w:r>
+              <w:rPr>
+                <w:rFonts w:ascii="Calibri" w:hAnsi="Calibri" w:eastAsia="Microsoft JhengHei"/>
+                <w:sz w:val="20"/>
+              </w:rPr>
+              <w:t xml:space="preserve"> 而家係私家 + PSP。唔好承諾。</w:t>
+            </w:r>
+          </w:p>
+        </w:tc>
+      </w:tr>
+      <w:tr>
+        <w:tc>
+          <w:tcPr>
+            <w:tcW w:type="dxa" w:w="4824"/>
+          </w:tcPr>
+          <w:p>
+            <w:r>
+              <w:rPr>
+                <w:rFonts w:ascii="Calibri" w:hAnsi="Calibri" w:eastAsia="Microsoft JhengHei"/>
+                <w:sz w:val="20"/>
+              </w:rPr>
+              <w:t>PSP 2026 完咗點算？</w:t>
+            </w:r>
+          </w:p>
+        </w:tc>
+        <w:tc>
+          <w:tcPr>
+            <w:tcW w:type="dxa" w:w="4824"/>
+          </w:tcPr>
+          <w:p>
+            <w:r>
+              <w:rPr>
+                <w:rFonts w:ascii="Calibri" w:hAnsi="Calibri" w:eastAsia="Microsoft JhengHei"/>
+                <w:sz w:val="20"/>
+              </w:rPr>
+              <w:t xml:space="preserve">Private Sector </w:t>
+            </w:r>
+            <w:r>
+              <w:rPr>
+                <w:rFonts w:ascii="Calibri" w:hAnsi="Calibri" w:eastAsia="Microsoft JhengHei"/>
+                <w:b/>
+                <w:sz w:val="20"/>
+              </w:rPr>
+              <w:t>買 2 送 1、第一年、2026 年底完</w:t>
+            </w:r>
+            <w:r>
+              <w:rPr>
+                <w:rFonts w:ascii="Calibri" w:hAnsi="Calibri" w:eastAsia="Microsoft JhengHei"/>
+                <w:sz w:val="20"/>
+              </w:rPr>
+              <w:t xml:space="preserve"> 。之後條款未批之前 </w:t>
+            </w:r>
+            <w:r>
+              <w:rPr>
+                <w:rFonts w:ascii="Calibri" w:hAnsi="Calibri" w:eastAsia="Microsoft JhengHei"/>
+                <w:b/>
+                <w:sz w:val="20"/>
+              </w:rPr>
+              <w:t>唔好發明</w:t>
+            </w:r>
+            <w:r>
+              <w:rPr>
+                <w:rFonts w:ascii="Calibri" w:hAnsi="Calibri" w:eastAsia="Microsoft JhengHei"/>
+                <w:sz w:val="20"/>
+              </w:rPr>
+              <w:t xml:space="preserve"> 。Base Case（買 5 送 1）係另一個 live programme，核過先講。</w:t>
+            </w:r>
+          </w:p>
+        </w:tc>
+      </w:tr>
+      <w:tr>
+        <w:tc>
+          <w:tcPr>
+            <w:tcW w:type="dxa" w:w="4824"/>
+          </w:tcPr>
+          <w:p>
+            <w:r>
+              <w:rPr>
+                <w:rFonts w:ascii="Calibri" w:hAnsi="Calibri" w:eastAsia="Microsoft JhengHei"/>
+                <w:sz w:val="20"/>
+              </w:rPr>
+              <w:t>保險／養和 package 包唔包？</w:t>
+            </w:r>
+          </w:p>
+        </w:tc>
+        <w:tc>
+          <w:tcPr>
+            <w:tcW w:type="dxa" w:w="4824"/>
+          </w:tcPr>
+          <w:p>
+            <w:r>
+              <w:rPr>
+                <w:rFonts w:ascii="Calibri" w:hAnsi="Calibri" w:eastAsia="Microsoft JhengHei"/>
+                <w:sz w:val="20"/>
+              </w:rPr>
+              <w:t>唔好代保險公司答。可以幫病人／院務問事前授權；臨床決定仍然係適應證。</w:t>
+            </w:r>
+          </w:p>
+        </w:tc>
+      </w:tr>
+      <w:tr>
+        <w:tc>
+          <w:tcPr>
+            <w:tcW w:type="dxa" w:w="4824"/>
+          </w:tcPr>
+          <w:p>
+            <w:r>
+              <w:rPr>
+                <w:rFonts w:ascii="Calibri" w:hAnsi="Calibri" w:eastAsia="Microsoft JhengHei"/>
+                <w:sz w:val="20"/>
+              </w:rPr>
+              <w:t>邊個打針？病人自己打得唔得？</w:t>
+            </w:r>
+          </w:p>
+        </w:tc>
+        <w:tc>
+          <w:tcPr>
+            <w:tcW w:type="dxa" w:w="4824"/>
+          </w:tcPr>
+          <w:p>
+            <w:r>
+              <w:rPr>
+                <w:rFonts w:ascii="Calibri" w:hAnsi="Calibri" w:eastAsia="Microsoft JhengHei"/>
+                <w:sz w:val="20"/>
+              </w:rPr>
+              <w:t xml:space="preserve">PI：醫生、護士、家人或病人 </w:t>
+            </w:r>
+            <w:r>
+              <w:rPr>
+                <w:rFonts w:ascii="Calibri" w:hAnsi="Calibri" w:eastAsia="Microsoft JhengHei"/>
+                <w:b/>
+                <w:sz w:val="20"/>
+              </w:rPr>
+              <w:t>受訓後</w:t>
+            </w:r>
+            <w:r>
+              <w:rPr>
+                <w:rFonts w:ascii="Calibri" w:hAnsi="Calibri" w:eastAsia="Microsoft JhengHei"/>
+                <w:sz w:val="20"/>
+              </w:rPr>
+              <w:t xml:space="preserve"> 可 SC（腹／大腿）。可以安排注射培訓。</w:t>
+            </w:r>
+          </w:p>
+        </w:tc>
+      </w:tr>
+      <w:tr>
+        <w:tc>
+          <w:tcPr>
+            <w:tcW w:type="dxa" w:w="4824"/>
+          </w:tcPr>
+          <w:p>
+            <w:r>
+              <w:rPr>
+                <w:rFonts w:ascii="Calibri" w:hAnsi="Calibri" w:eastAsia="Microsoft JhengHei"/>
+                <w:sz w:val="20"/>
+              </w:rPr>
+              <w:t>雪櫃／外出？</w:t>
+            </w:r>
+          </w:p>
+        </w:tc>
+        <w:tc>
+          <w:tcPr>
+            <w:tcW w:type="dxa" w:w="4824"/>
+          </w:tcPr>
+          <w:p>
+            <w:r>
+              <w:rPr>
+                <w:rFonts w:ascii="Calibri" w:hAnsi="Calibri" w:eastAsia="Microsoft JhengHei"/>
+                <w:b/>
+                <w:sz w:val="20"/>
+              </w:rPr>
+              <w:t>2–8°C</w:t>
+            </w:r>
+            <w:r>
+              <w:rPr>
+                <w:rFonts w:ascii="Calibri" w:hAnsi="Calibri" w:eastAsia="Microsoft JhengHei"/>
+                <w:sz w:val="20"/>
+              </w:rPr>
+              <w:t xml:space="preserve"> ，唔好結冰；用前室溫最多約 15 分鐘。冷鏈唔穩就唔好交病人自己拎去。</w:t>
+            </w:r>
+          </w:p>
+        </w:tc>
+      </w:tr>
+      <w:tr>
+        <w:tc>
+          <w:tcPr>
+            <w:tcW w:type="dxa" w:w="4824"/>
+          </w:tcPr>
+          <w:p>
+            <w:r>
+              <w:rPr>
+                <w:rFonts w:ascii="Calibri" w:hAnsi="Calibri" w:eastAsia="Microsoft JhengHei"/>
+                <w:sz w:val="20"/>
+              </w:rPr>
+              <w:t>同 HU 一齊用？</w:t>
+            </w:r>
+          </w:p>
+        </w:tc>
+        <w:tc>
+          <w:tcPr>
+            <w:tcW w:type="dxa" w:w="4824"/>
+          </w:tcPr>
+          <w:p>
+            <w:r>
+              <w:rPr>
+                <w:rFonts w:ascii="Calibri" w:hAnsi="Calibri" w:eastAsia="Microsoft JhengHei"/>
+                <w:sz w:val="20"/>
+              </w:rPr>
+              <w:t xml:space="preserve">滴定期可以 </w:t>
+            </w:r>
+            <w:r>
+              <w:rPr>
+                <w:rFonts w:ascii="Calibri" w:hAnsi="Calibri" w:eastAsia="Microsoft JhengHei"/>
+                <w:b/>
+                <w:sz w:val="20"/>
+              </w:rPr>
+              <w:t>並行 taper</w:t>
+            </w:r>
+            <w:r>
+              <w:rPr>
+                <w:rFonts w:ascii="Calibri" w:hAnsi="Calibri" w:eastAsia="Microsoft JhengHei"/>
+                <w:sz w:val="20"/>
+              </w:rPr>
+              <w:t xml:space="preserve"> 舊細胞減少藥，唔係長期雙藥當標準。跟 PI。</w:t>
+            </w:r>
+          </w:p>
+        </w:tc>
+      </w:tr>
+      <w:tr>
+        <w:tc>
+          <w:tcPr>
+            <w:tcW w:type="dxa" w:w="4824"/>
+          </w:tcPr>
+          <w:p>
+            <w:r>
+              <w:rPr>
+                <w:rFonts w:ascii="Calibri" w:hAnsi="Calibri" w:eastAsia="Microsoft JhengHei"/>
+                <w:sz w:val="20"/>
+              </w:rPr>
+              <w:t>幾時可以每四星期？</w:t>
+            </w:r>
+          </w:p>
+        </w:tc>
+        <w:tc>
+          <w:tcPr>
+            <w:tcW w:type="dxa" w:w="4824"/>
+          </w:tcPr>
+          <w:p>
+            <w:r>
+              <w:rPr>
+                <w:rFonts w:ascii="Calibri" w:hAnsi="Calibri" w:eastAsia="Microsoft JhengHei"/>
+                <w:sz w:val="20"/>
+              </w:rPr>
+              <w:t xml:space="preserve">穩定劑量維持 q2w </w:t>
+            </w:r>
+            <w:r>
+              <w:rPr>
+                <w:rFonts w:ascii="Calibri" w:hAnsi="Calibri" w:eastAsia="Microsoft JhengHei"/>
+                <w:b/>
+                <w:sz w:val="20"/>
+              </w:rPr>
+              <w:t>至少 1.5 年</w:t>
+            </w:r>
+            <w:r>
+              <w:rPr>
+                <w:rFonts w:ascii="Calibri" w:hAnsi="Calibri" w:eastAsia="Microsoft JhengHei"/>
+                <w:sz w:val="20"/>
+              </w:rPr>
+              <w:t xml:space="preserve"> ，之後先 </w:t>
+            </w:r>
+            <w:r>
+              <w:rPr>
+                <w:rFonts w:ascii="Calibri" w:hAnsi="Calibri" w:eastAsia="Microsoft JhengHei"/>
+                <w:b/>
+                <w:sz w:val="20"/>
+              </w:rPr>
+              <w:t>可以</w:t>
+            </w:r>
+            <w:r>
+              <w:rPr>
+                <w:rFonts w:ascii="Calibri" w:hAnsi="Calibri" w:eastAsia="Microsoft JhengHei"/>
+                <w:sz w:val="20"/>
+              </w:rPr>
+              <w:t xml:space="preserve"> 拉長到 q4w。</w:t>
+            </w:r>
+          </w:p>
+        </w:tc>
+      </w:tr>
+      <w:tr>
+        <w:tc>
+          <w:tcPr>
+            <w:tcW w:type="dxa" w:w="4824"/>
+          </w:tcPr>
+          <w:p>
+            <w:r>
+              <w:rPr>
+                <w:rFonts w:ascii="Calibri" w:hAnsi="Calibri" w:eastAsia="Microsoft JhengHei"/>
+                <w:sz w:val="20"/>
+              </w:rPr>
+              <w:t>JAK2 幾耐 check 一次？停唔停到？</w:t>
+            </w:r>
+          </w:p>
+        </w:tc>
+        <w:tc>
+          <w:tcPr>
+            <w:tcW w:type="dxa" w:w="4824"/>
+          </w:tcPr>
+          <w:p>
+            <w:r>
+              <w:rPr>
+                <w:rFonts w:ascii="Calibri" w:hAnsi="Calibri" w:eastAsia="Microsoft JhengHei"/>
+                <w:sz w:val="20"/>
+              </w:rPr>
+              <w:t xml:space="preserve">Brochure 係長期下降 vs HU rebound。 </w:t>
+            </w:r>
+            <w:r>
+              <w:rPr>
+                <w:rFonts w:ascii="Calibri" w:hAnsi="Calibri" w:eastAsia="Microsoft JhengHei"/>
+                <w:b/>
+                <w:sz w:val="20"/>
+              </w:rPr>
+              <w:t>8% 唔係停藥線</w:t>
+            </w:r>
+            <w:r>
+              <w:rPr>
+                <w:rFonts w:ascii="Calibri" w:hAnsi="Calibri" w:eastAsia="Microsoft JhengHei"/>
+                <w:sz w:val="20"/>
+              </w:rPr>
+              <w:t xml:space="preserve"> ，冇 TFR。監測頻率交返臨床，唔好發明 protocol。</w:t>
+            </w:r>
+          </w:p>
+        </w:tc>
+      </w:tr>
+      <w:tr>
+        <w:tc>
+          <w:tcPr>
+            <w:tcW w:type="dxa" w:w="4824"/>
+          </w:tcPr>
+          <w:p>
+            <w:r>
+              <w:rPr>
+                <w:rFonts w:ascii="Calibri" w:hAnsi="Calibri" w:eastAsia="Microsoft JhengHei"/>
+                <w:sz w:val="20"/>
+              </w:rPr>
+              <w:t>對 ruxolitinib 點排？</w:t>
+            </w:r>
+          </w:p>
+        </w:tc>
+        <w:tc>
+          <w:tcPr>
+            <w:tcW w:type="dxa" w:w="4824"/>
+          </w:tcPr>
+          <w:p>
+            <w:r>
+              <w:rPr>
+                <w:rFonts w:ascii="Calibri" w:hAnsi="Calibri" w:eastAsia="Microsoft JhengHei"/>
+                <w:sz w:val="20"/>
+              </w:rPr>
+              <w:t>唔好比邊隻贏。Rux 喺 NCCN 高危 HU 後有位置；香港 BESREMi 適應證唔係「贏 rux」。跟病人脾、先前治療、標籤。</w:t>
+            </w:r>
+          </w:p>
+        </w:tc>
+      </w:tr>
+      <w:tr>
+        <w:tc>
+          <w:tcPr>
+            <w:tcW w:type="dxa" w:w="4824"/>
+          </w:tcPr>
+          <w:p>
+            <w:r>
+              <w:rPr>
+                <w:rFonts w:ascii="Calibri" w:hAnsi="Calibri" w:eastAsia="Microsoft JhengHei"/>
+                <w:sz w:val="20"/>
+              </w:rPr>
+              <w:t>年輕／想生育／懷孕？</w:t>
+            </w:r>
+          </w:p>
+        </w:tc>
+        <w:tc>
+          <w:tcPr>
+            <w:tcW w:type="dxa" w:w="4824"/>
+          </w:tcPr>
+          <w:p>
+            <w:r>
+              <w:rPr>
+                <w:rFonts w:ascii="Calibri" w:hAnsi="Calibri" w:eastAsia="Microsoft JhengHei"/>
+                <w:sz w:val="20"/>
+              </w:rPr>
+              <w:t xml:space="preserve">PI： </w:t>
+            </w:r>
+            <w:r>
+              <w:rPr>
+                <w:rFonts w:ascii="Calibri" w:hAnsi="Calibri" w:eastAsia="Microsoft JhengHei"/>
+                <w:b/>
+                <w:sz w:val="20"/>
+              </w:rPr>
+              <w:t>懷孕唔建議</w:t>
+            </w:r>
+            <w:r>
+              <w:rPr>
+                <w:rFonts w:ascii="Calibri" w:hAnsi="Calibri" w:eastAsia="Microsoft JhengHei"/>
+                <w:sz w:val="20"/>
+              </w:rPr>
+              <w:t xml:space="preserve"> ；治療期間 + 停藥後至少 14 日避孕。 </w:t>
+            </w:r>
+            <w:r>
+              <w:rPr>
+                <w:rFonts w:ascii="Calibri" w:hAnsi="Calibri" w:eastAsia="Microsoft JhengHei"/>
+                <w:b/>
+                <w:sz w:val="20"/>
+              </w:rPr>
+              <w:t>唔好</w:t>
+            </w:r>
+            <w:r>
+              <w:rPr>
+                <w:rFonts w:ascii="Calibri" w:hAnsi="Calibri" w:eastAsia="Microsoft JhengHei"/>
+                <w:sz w:val="20"/>
+              </w:rPr>
+              <w:t xml:space="preserve"> 引 n=1 個案。生育計劃交 Medical 反應式交流。</w:t>
+            </w:r>
+          </w:p>
+        </w:tc>
+      </w:tr>
+      <w:tr>
+        <w:tc>
+          <w:tcPr>
+            <w:tcW w:type="dxa" w:w="4824"/>
+          </w:tcPr>
+          <w:p>
+            <w:r>
+              <w:rPr>
+                <w:rFonts w:ascii="Calibri" w:hAnsi="Calibri" w:eastAsia="Microsoft JhengHei"/>
+                <w:sz w:val="20"/>
+              </w:rPr>
+              <w:t>抑鬱／甲狀腺／肝？</w:t>
+            </w:r>
+          </w:p>
+        </w:tc>
+        <w:tc>
+          <w:tcPr>
+            <w:tcW w:type="dxa" w:w="4824"/>
+          </w:tcPr>
+          <w:p>
+            <w:r>
+              <w:rPr>
+                <w:rFonts w:ascii="Calibri" w:hAnsi="Calibri" w:eastAsia="Microsoft JhengHei"/>
+                <w:sz w:val="20"/>
+              </w:rPr>
+              <w:t>嚴重精神科史、未控制甲狀腺 = 禁忌。呢頁 safety：肝酶係 IFN 特徵（GGT 16% vs 2%）。要監測 LFT、情緒。</w:t>
+            </w:r>
+          </w:p>
+        </w:tc>
+      </w:tr>
+      <w:tr>
+        <w:tc>
+          <w:tcPr>
+            <w:tcW w:type="dxa" w:w="4824"/>
+          </w:tcPr>
+          <w:p>
+            <w:r>
+              <w:rPr>
+                <w:rFonts w:ascii="Calibri" w:hAnsi="Calibri" w:eastAsia="Microsoft JhengHei"/>
+                <w:sz w:val="20"/>
+              </w:rPr>
+              <w:t>亞洲人數據？脫髮？</w:t>
+            </w:r>
+          </w:p>
+        </w:tc>
+        <w:tc>
+          <w:tcPr>
+            <w:tcW w:type="dxa" w:w="4824"/>
+          </w:tcPr>
+          <w:p>
+            <w:r>
+              <w:rPr>
+                <w:rFonts w:ascii="Calibri" w:hAnsi="Calibri" w:eastAsia="Microsoft JhengHei"/>
+                <w:sz w:val="20"/>
+              </w:rPr>
+              <w:t xml:space="preserve">日本 Ph2 n=29、起始 100 µg 係 PI-like；脫髮 55.2% </w:t>
+            </w:r>
+            <w:r>
+              <w:rPr>
+                <w:rFonts w:ascii="Calibri" w:hAnsi="Calibri" w:eastAsia="Microsoft JhengHei"/>
+                <w:b/>
+                <w:sz w:val="20"/>
+              </w:rPr>
+              <w:t>唔好</w:t>
+            </w:r>
+            <w:r>
+              <w:rPr>
+                <w:rFonts w:ascii="Calibri" w:hAnsi="Calibri" w:eastAsia="Microsoft JhengHei"/>
+                <w:sz w:val="20"/>
+              </w:rPr>
+              <w:t xml:space="preserve"> 當作 brochure 第 9 頁。PI 脫髮約 6–7%。中國 Ph2（Jin）= </w:t>
+            </w:r>
+            <w:r>
+              <w:rPr>
+                <w:rFonts w:ascii="Calibri" w:hAnsi="Calibri" w:eastAsia="Microsoft JhengHei"/>
+                <w:b/>
+                <w:sz w:val="20"/>
+              </w:rPr>
+              <w:t>protocol，冇結果</w:t>
+            </w:r>
+            <w:r>
+              <w:rPr>
+                <w:rFonts w:ascii="Calibri" w:hAnsi="Calibri" w:eastAsia="Microsoft JhengHei"/>
+                <w:sz w:val="20"/>
+              </w:rPr>
+              <w:t xml:space="preserve"> 。</w:t>
+            </w:r>
+          </w:p>
+        </w:tc>
+      </w:tr>
+      <w:tr>
+        <w:tc>
+          <w:tcPr>
+            <w:tcW w:type="dxa" w:w="4824"/>
+          </w:tcPr>
+          <w:p>
+            <w:r>
+              <w:rPr>
+                <w:rFonts w:ascii="Calibri" w:hAnsi="Calibri" w:eastAsia="Microsoft JhengHei"/>
+                <w:sz w:val="20"/>
+              </w:rPr>
+              <w:t>低危、淨放血得唔得？</w:t>
+            </w:r>
+          </w:p>
+        </w:tc>
+        <w:tc>
+          <w:tcPr>
+            <w:tcW w:type="dxa" w:w="4824"/>
+          </w:tcPr>
+          <w:p>
+            <w:r>
+              <w:rPr>
+                <w:rFonts w:ascii="Calibri" w:hAnsi="Calibri" w:eastAsia="Microsoft JhengHei"/>
+                <w:sz w:val="20"/>
+              </w:rPr>
+              <w:t xml:space="preserve">可講疾病目標同放血負擔。Low-PV </w:t>
+            </w:r>
+            <w:r>
+              <w:rPr>
+                <w:rFonts w:ascii="Calibri" w:hAnsi="Calibri" w:eastAsia="Microsoft JhengHei"/>
+                <w:b/>
+                <w:sz w:val="20"/>
+              </w:rPr>
+              <w:t>固定 100 µg</w:t>
+            </w:r>
+            <w:r>
+              <w:rPr>
+                <w:rFonts w:ascii="Calibri" w:hAnsi="Calibri" w:eastAsia="Microsoft JhengHei"/>
+                <w:sz w:val="20"/>
+              </w:rPr>
+              <w:t xml:space="preserve"> ≠ PI 滴定—— </w:t>
+            </w:r>
+            <w:r>
+              <w:rPr>
+                <w:rFonts w:ascii="Calibri" w:hAnsi="Calibri" w:eastAsia="Microsoft JhengHei"/>
+                <w:b/>
+                <w:sz w:val="20"/>
+              </w:rPr>
+              <w:t>除非 Medical 今日批准</w:t>
+            </w:r>
+            <w:r>
+              <w:rPr>
+                <w:rFonts w:ascii="Calibri" w:hAnsi="Calibri" w:eastAsia="Microsoft JhengHei"/>
+                <w:sz w:val="20"/>
+              </w:rPr>
+              <w:t xml:space="preserve"> ，否則唔好當 core。</w:t>
+            </w:r>
+          </w:p>
+        </w:tc>
+      </w:tr>
+      <w:tr>
+        <w:tc>
+          <w:tcPr>
+            <w:tcW w:type="dxa" w:w="4824"/>
+          </w:tcPr>
+          <w:p>
+            <w:r>
+              <w:rPr>
+                <w:rFonts w:ascii="Calibri" w:hAnsi="Calibri" w:eastAsia="Microsoft JhengHei"/>
+                <w:sz w:val="20"/>
+              </w:rPr>
+              <w:t>ET／MF／移植／細胞治療？</w:t>
+            </w:r>
+          </w:p>
+        </w:tc>
+        <w:tc>
+          <w:tcPr>
+            <w:tcW w:type="dxa" w:w="4824"/>
+          </w:tcPr>
+          <w:p>
+            <w:r>
+              <w:rPr>
+                <w:rFonts w:ascii="Calibri" w:hAnsi="Calibri" w:eastAsia="Microsoft JhengHei"/>
+                <w:sz w:val="20"/>
+              </w:rPr>
+              <w:t xml:space="preserve">中心會見到呢啲病人。 </w:t>
+            </w:r>
+            <w:r>
+              <w:rPr>
+                <w:rFonts w:ascii="Calibri" w:hAnsi="Calibri" w:eastAsia="Microsoft JhengHei"/>
+                <w:b/>
+                <w:sz w:val="20"/>
+              </w:rPr>
+              <w:t>唔喺香港適應證。</w:t>
+            </w:r>
+            <w:r>
+              <w:rPr>
+                <w:rFonts w:ascii="Calibri" w:hAnsi="Calibri" w:eastAsia="Microsoft JhengHei"/>
+                <w:sz w:val="20"/>
+              </w:rPr>
+              <w:t xml:space="preserve"> Reactive、引 PI、唔留物料、Veeva。</w:t>
+            </w:r>
+          </w:p>
+        </w:tc>
+      </w:tr>
+    </w:tbl>
+    <w:p>
       <w:r>
         <w:rPr>
           <w:rFonts w:ascii="Calibri" w:hAnsi="Calibri" w:eastAsia="Microsoft JhengHei"/>
@@ -4609,21 +5599,216 @@
     </w:p>
     <w:p>
       <w:pPr>
-        <w:spacing w:after="120" w:line="276" w:lineRule="auto"/>
+        <w:pStyle w:val="Heading3"/>
       </w:pPr>
       <w:r>
         <w:rPr>
           <w:rFonts w:ascii="Calibri" w:hAnsi="Calibri" w:eastAsia="Microsoft JhengHei"/>
-          <w:sz w:val="22"/>
-        </w:rPr>
-      </w:r>
-      <w:r>
-        <w:rPr>
-          <w:rFonts w:ascii="Calibri" w:hAnsi="Calibri" w:eastAsia="Microsoft JhengHei"/>
-          <w:sz w:val="22"/>
-        </w:rPr>
-        <w:t>任何 off-label 科學問題我會經 Medical 記錄，亦都唔會留下 ET／MF 物料。」</w:t>
-      </w:r>
+          <w:sz w:val="24"/>
+        </w:rPr>
+        <w:t>C. 可能問、但唔好自己先開</w:t>
+      </w:r>
+      <w:r>
+        <w:rPr>
+          <w:rFonts w:ascii="Calibri" w:hAnsi="Calibri" w:eastAsia="Microsoft JhengHei"/>
+          <w:sz w:val="24"/>
+        </w:rPr>
+      </w:r>
+    </w:p>
+    <w:tbl>
+      <w:tblPr>
+        <w:tblStyle w:val="TableGrid"/>
+        <w:tblW w:type="auto" w:w="0"/>
+        <w:tblLook w:firstColumn="1" w:firstRow="1" w:lastColumn="0" w:lastRow="0" w:noHBand="0" w:noVBand="1" w:val="04A0"/>
+      </w:tblPr>
+      <w:tblGrid>
+        <w:gridCol w:w="4824"/>
+        <w:gridCol w:w="4824"/>
+      </w:tblGrid>
+      <w:tr>
+        <w:tc>
+          <w:tcPr>
+            <w:tcW w:type="dxa" w:w="4824"/>
+          </w:tcPr>
+          <w:p>
+            <w:r>
+              <w:rPr>
+                <w:rFonts w:ascii="Calibri" w:hAnsi="Calibri" w:eastAsia="Microsoft JhengHei"/>
+                <w:b/>
+                <w:sz w:val="20"/>
+              </w:rPr>
+              <w:t>題</w:t>
+            </w:r>
+          </w:p>
+        </w:tc>
+        <w:tc>
+          <w:tcPr>
+            <w:tcW w:type="dxa" w:w="4824"/>
+          </w:tcPr>
+          <w:p>
+            <w:r>
+              <w:rPr>
+                <w:rFonts w:ascii="Calibri" w:hAnsi="Calibri" w:eastAsia="Microsoft JhengHei"/>
+                <w:b/>
+                <w:sz w:val="20"/>
+              </w:rPr>
+              <w:t>點處理</w:t>
+            </w:r>
+          </w:p>
+        </w:tc>
+      </w:tr>
+      <w:tr>
+        <w:tc>
+          <w:tcPr>
+            <w:tcW w:type="dxa" w:w="4824"/>
+          </w:tcPr>
+          <w:p>
+            <w:r>
+              <w:rPr>
+                <w:rFonts w:ascii="Calibri" w:hAnsi="Calibri" w:eastAsia="Microsoft JhengHei"/>
+                <w:sz w:val="20"/>
+              </w:rPr>
+              <w:t>香港有幾多病人用緊／邊位 KOL 用</w:t>
+            </w:r>
+          </w:p>
+        </w:tc>
+        <w:tc>
+          <w:tcPr>
+            <w:tcW w:type="dxa" w:w="4824"/>
+          </w:tcPr>
+          <w:p>
+            <w:r>
+              <w:rPr>
+                <w:rFonts w:ascii="Calibri" w:hAnsi="Calibri" w:eastAsia="Microsoft JhengHei"/>
+                <w:sz w:val="20"/>
+              </w:rPr>
+              <w:t>唔報內部數字、唔點名。可以講適應證同 PSP 路徑。</w:t>
+            </w:r>
+          </w:p>
+        </w:tc>
+      </w:tr>
+      <w:tr>
+        <w:tc>
+          <w:tcPr>
+            <w:tcW w:type="dxa" w:w="4824"/>
+          </w:tcPr>
+          <w:p>
+            <w:r>
+              <w:rPr>
+                <w:rFonts w:ascii="Calibri" w:hAnsi="Calibri" w:eastAsia="Microsoft JhengHei"/>
+                <w:sz w:val="20"/>
+              </w:rPr>
+              <w:t>有冇香港 trial／PARADIGM</w:t>
+            </w:r>
+          </w:p>
+        </w:tc>
+        <w:tc>
+          <w:tcPr>
+            <w:tcW w:type="dxa" w:w="4824"/>
+          </w:tcPr>
+          <w:p>
+            <w:r>
+              <w:rPr>
+                <w:rFonts w:ascii="Calibri" w:hAnsi="Calibri" w:eastAsia="Microsoft JhengHei"/>
+                <w:sz w:val="20"/>
+              </w:rPr>
+              <w:t>唔好即場承諾 site。交 Medical／CPM。</w:t>
+            </w:r>
+          </w:p>
+        </w:tc>
+      </w:tr>
+      <w:tr>
+        <w:tc>
+          <w:tcPr>
+            <w:tcW w:type="dxa" w:w="4824"/>
+          </w:tcPr>
+          <w:p>
+            <w:r>
+              <w:rPr>
+                <w:rFonts w:ascii="Calibri" w:hAnsi="Calibri" w:eastAsia="Microsoft JhengHei"/>
+                <w:sz w:val="20"/>
+              </w:rPr>
+              <w:t>84.3%／圖 12 個月 62%</w:t>
+            </w:r>
+          </w:p>
+        </w:tc>
+        <w:tc>
+          <w:tcPr>
+            <w:tcW w:type="dxa" w:w="4824"/>
+          </w:tcPr>
+          <w:p>
+            <w:r>
+              <w:rPr>
+                <w:rFonts w:ascii="Calibri" w:hAnsi="Calibri" w:eastAsia="Microsoft JhengHei"/>
+                <w:sz w:val="20"/>
+              </w:rPr>
+              <w:t>見上面：ever-CHR vs ITT 43.1% vs 圖。</w:t>
+            </w:r>
+          </w:p>
+        </w:tc>
+      </w:tr>
+      <w:tr>
+        <w:tc>
+          <w:tcPr>
+            <w:tcW w:type="dxa" w:w="4824"/>
+          </w:tcPr>
+          <w:p>
+            <w:r>
+              <w:rPr>
+                <w:rFonts w:ascii="Calibri" w:hAnsi="Calibri" w:eastAsia="Microsoft JhengHei"/>
+                <w:sz w:val="20"/>
+              </w:rPr>
+              <w:t>預防白血病／長命啲</w:t>
+            </w:r>
+          </w:p>
+        </w:tc>
+        <w:tc>
+          <w:tcPr>
+            <w:tcW w:type="dxa" w:w="4824"/>
+          </w:tcPr>
+          <w:p>
+            <w:r>
+              <w:rPr>
+                <w:rFonts w:ascii="Calibri" w:hAnsi="Calibri" w:eastAsia="Microsoft JhengHei"/>
+                <w:sz w:val="20"/>
+              </w:rPr>
+              <w:t>EFS ≠ OS。唔好比。</w:t>
+            </w:r>
+          </w:p>
+        </w:tc>
+      </w:tr>
+      <w:tr>
+        <w:tc>
+          <w:tcPr>
+            <w:tcW w:type="dxa" w:w="4824"/>
+          </w:tcPr>
+          <w:p>
+            <w:r>
+              <w:rPr>
+                <w:rFonts w:ascii="Calibri" w:hAnsi="Calibri" w:eastAsia="Microsoft JhengHei"/>
+                <w:sz w:val="20"/>
+              </w:rPr>
+              <w:t>內地 ropeg 平好多</w:t>
+            </w:r>
+          </w:p>
+        </w:tc>
+        <w:tc>
+          <w:tcPr>
+            <w:tcW w:type="dxa" w:w="4824"/>
+          </w:tcPr>
+          <w:p>
+            <w:r>
+              <w:rPr>
+                <w:rFonts w:ascii="Calibri" w:hAnsi="Calibri" w:eastAsia="Microsoft JhengHei"/>
+                <w:sz w:val="20"/>
+              </w:rPr>
+              <w:t>冇 H2H；唔好比 potency；香港跟香港註冊產品。</w:t>
+            </w:r>
+          </w:p>
+        </w:tc>
+      </w:tr>
+    </w:tbl>
+    <w:p>
       <w:r>
         <w:rPr>
           <w:rFonts w:ascii="Calibri" w:hAnsi="Calibri" w:eastAsia="Microsoft JhengHei"/>
@@ -4632,9 +5817,6 @@
       </w:r>
     </w:p>
     <w:p>
-      <w:pPr>
-        <w:spacing w:after="120" w:line="276" w:lineRule="auto"/>
-      </w:pPr>
       <w:r>
         <w:rPr>
           <w:rFonts w:ascii="Calibri" w:hAnsi="Calibri" w:eastAsia="Microsoft JhengHei"/>
@@ -4647,149 +5829,14 @@
           <w:b/>
           <w:sz w:val="22"/>
         </w:rPr>
-        <w:t>臨走內部記錄：</w:t>
-      </w:r>
-      <w:r>
-        <w:rPr>
-          <w:rFonts w:ascii="Calibri" w:hAnsi="Calibri" w:eastAsia="Microsoft JhengHei"/>
-          <w:sz w:val="22"/>
-        </w:rPr>
-      </w:r>
-      <w:r>
-        <w:rPr>
-          <w:rFonts w:ascii="Calibri" w:hAnsi="Calibri" w:eastAsia="Microsoft JhengHei"/>
-          <w:sz w:val="22"/>
-        </w:rPr>
-      </w:r>
-    </w:p>
-    <w:p>
-      <w:pPr>
-        <w:pStyle w:val="ListNumber"/>
-        <w:spacing w:line="276" w:lineRule="auto" w:after="120"/>
-        <w:ind w:left="720"/>
-      </w:pPr>
-      <w:r>
-        <w:rPr>
-          <w:rFonts w:ascii="Calibri" w:hAnsi="Calibri" w:eastAsia="Microsoft JhengHei"/>
-          <w:sz w:val="22"/>
-        </w:rPr>
-      </w:r>
-      <w:r>
-        <w:rPr>
-          <w:rFonts w:ascii="Calibri" w:hAnsi="Calibri" w:eastAsia="Microsoft JhengHei"/>
-          <w:sz w:val="22"/>
-        </w:rPr>
-        <w:t xml:space="preserve">會唔會指出第一位病人？會／唔會／之後 </w:t>
-      </w:r>
-      <w:r>
-        <w:rPr>
-          <w:rFonts w:ascii="Calibri" w:hAnsi="Calibri" w:eastAsia="Microsoft JhengHei"/>
-          <w:sz w:val="22"/>
-        </w:rPr>
-      </w:r>
-    </w:p>
-    <w:p>
-      <w:pPr>
-        <w:pStyle w:val="ListNumber"/>
-        <w:spacing w:line="276" w:lineRule="auto" w:after="120"/>
-        <w:ind w:left="720"/>
-      </w:pPr>
-      <w:r>
-        <w:rPr>
-          <w:rFonts w:ascii="Calibri" w:hAnsi="Calibri" w:eastAsia="Microsoft JhengHei"/>
-          <w:sz w:val="22"/>
-        </w:rPr>
-      </w:r>
-      <w:r>
-        <w:rPr>
-          <w:rFonts w:ascii="Calibri" w:hAnsi="Calibri" w:eastAsia="Microsoft JhengHei"/>
-          <w:sz w:val="22"/>
-        </w:rPr>
-        <w:t xml:space="preserve">障礙：療效／安全／價錢／脾／習慣／其他 </w:t>
-      </w:r>
-      <w:r>
-        <w:rPr>
-          <w:rFonts w:ascii="Calibri" w:hAnsi="Calibri" w:eastAsia="Microsoft JhengHei"/>
-          <w:sz w:val="22"/>
-        </w:rPr>
-      </w:r>
-    </w:p>
-    <w:p>
-      <w:pPr>
-        <w:pStyle w:val="ListNumber"/>
-        <w:spacing w:line="276" w:lineRule="auto" w:after="120"/>
-        <w:ind w:left="720"/>
-      </w:pPr>
-      <w:r>
-        <w:rPr>
-          <w:rFonts w:ascii="Calibri" w:hAnsi="Calibri" w:eastAsia="Microsoft JhengHei"/>
-          <w:sz w:val="22"/>
-        </w:rPr>
-      </w:r>
-      <w:r>
-        <w:rPr>
-          <w:rFonts w:ascii="Calibri" w:hAnsi="Calibri" w:eastAsia="Microsoft JhengHei"/>
-          <w:sz w:val="22"/>
-        </w:rPr>
-        <w:t xml:space="preserve">有興趣嘅 PSP：Private Sector／Base Case／都唔要 </w:t>
-      </w:r>
-      <w:r>
-        <w:rPr>
-          <w:rFonts w:ascii="Calibri" w:hAnsi="Calibri" w:eastAsia="Microsoft JhengHei"/>
-          <w:sz w:val="22"/>
-        </w:rPr>
-      </w:r>
-    </w:p>
-    <w:p>
-      <w:pPr>
-        <w:pStyle w:val="ListNumber"/>
-        <w:spacing w:line="276" w:lineRule="auto" w:after="120"/>
-        <w:ind w:left="720"/>
-      </w:pPr>
-      <w:r>
-        <w:rPr>
-          <w:rFonts w:ascii="Calibri" w:hAnsi="Calibri" w:eastAsia="Microsoft JhengHei"/>
-          <w:sz w:val="22"/>
-        </w:rPr>
-      </w:r>
-      <w:r>
-        <w:rPr>
-          <w:rFonts w:ascii="Calibri" w:hAnsi="Calibri" w:eastAsia="Microsoft JhengHei"/>
-          <w:sz w:val="22"/>
-        </w:rPr>
-        <w:t xml:space="preserve">有冇問 off-label？有／冇 — Veeva </w:t>
-      </w:r>
-      <w:r>
-        <w:rPr>
-          <w:rFonts w:ascii="Calibri" w:hAnsi="Calibri" w:eastAsia="Microsoft JhengHei"/>
-          <w:sz w:val="22"/>
-        </w:rPr>
-      </w:r>
-    </w:p>
-    <w:p>
-      <w:pPr>
-        <w:pStyle w:val="ListNumber"/>
-        <w:spacing w:line="276" w:lineRule="auto" w:after="120"/>
-        <w:ind w:left="720"/>
-      </w:pPr>
-      <w:r>
-        <w:rPr>
-          <w:rFonts w:ascii="Calibri" w:hAnsi="Calibri" w:eastAsia="Microsoft JhengHei"/>
-          <w:sz w:val="22"/>
-        </w:rPr>
-      </w:r>
-      <w:r>
-        <w:rPr>
-          <w:rFonts w:ascii="Calibri" w:hAnsi="Calibri" w:eastAsia="Microsoft JhengHei"/>
-          <w:sz w:val="22"/>
-        </w:rPr>
-        <w:t xml:space="preserve">跟進負責人 + 日期 </w:t>
-      </w:r>
-      <w:r>
-        <w:rPr>
-          <w:rFonts w:ascii="Calibri" w:hAnsi="Calibri" w:eastAsia="Microsoft JhengHei"/>
-          <w:sz w:val="22"/>
-        </w:rPr>
+        <w:t>今日優先預演順序：</w:t>
+      </w:r>
+      <w:r>
+        <w:rPr>
+          <w:rFonts w:ascii="Calibri" w:hAnsi="Calibri" w:eastAsia="Microsoft JhengHei"/>
+          <w:sz w:val="22"/>
+        </w:rPr>
+        <w:t xml:space="preserve"> 貴 → Pegasys／switch 50 µg → HIDAT 100 µg → 脾／適應證 → 醫管局／PSP 2026 → 自己打／雪櫃 → 懷孕 → ET／MF（收口）。</w:t>
       </w:r>
       <w:r>
         <w:rPr>
@@ -4803,7 +5850,6 @@
         <w:pBdr>
           <w:bottom w:val="single" w:sz="6" w:space="1" w:color="auto"/>
         </w:pBdr>
-        <w:spacing w:after="120" w:line="276" w:lineRule="auto"/>
       </w:pPr>
       <w:r>
         <w:rPr>
@@ -4815,7 +5861,294 @@
     <w:p>
       <w:pPr>
         <w:pStyle w:val="Heading2"/>
-        <w:spacing w:after="120" w:line="276" w:lineRule="auto"/>
+      </w:pPr>
+      <w:r>
+        <w:rPr>
+          <w:rFonts w:ascii="Calibri" w:hAnsi="Calibri" w:eastAsia="Microsoft JhengHei"/>
+          <w:sz w:val="28"/>
+        </w:rPr>
+        <w:t>收結（2 分鐘）</w:t>
+      </w:r>
+      <w:r>
+        <w:rPr>
+          <w:rFonts w:ascii="Calibri" w:hAnsi="Calibri" w:eastAsia="Microsoft JhengHei"/>
+          <w:sz w:val="28"/>
+        </w:rPr>
+      </w:r>
+    </w:p>
+    <w:p>
+      <w:r>
+        <w:rPr>
+          <w:rFonts w:ascii="Calibri" w:hAnsi="Calibri" w:eastAsia="Microsoft JhengHei"/>
+          <w:sz w:val="22"/>
+        </w:rPr>
+      </w:r>
+      <w:r>
+        <w:rPr>
+          <w:rFonts w:ascii="Calibri" w:hAnsi="Calibri" w:eastAsia="Microsoft JhengHei"/>
+          <w:sz w:val="22"/>
+        </w:rPr>
+        <w:t xml:space="preserve">「如果您試一位病人，標籤合適嘅係 </w:t>
+      </w:r>
+      <w:r>
+        <w:rPr>
+          <w:rFonts w:ascii="Calibri" w:hAnsi="Calibri" w:eastAsia="Microsoft JhengHei"/>
+          <w:b/>
+          <w:sz w:val="22"/>
+        </w:rPr>
+        <w:t>成年 PV、無症狀性脾腫大</w:t>
+      </w:r>
+      <w:r>
+        <w:rPr>
+          <w:rFonts w:ascii="Calibri" w:hAnsi="Calibri" w:eastAsia="Microsoft JhengHei"/>
+          <w:sz w:val="22"/>
+        </w:rPr>
+        <w:t xml:space="preserve">，而且您想要疾病導向嘅細胞減少，而唔係得一年 hematocrit 快照——好多時係 </w:t>
+      </w:r>
+      <w:r>
+        <w:rPr>
+          <w:rFonts w:ascii="Calibri" w:hAnsi="Calibri" w:eastAsia="Microsoft JhengHei"/>
+          <w:b/>
+          <w:sz w:val="22"/>
+        </w:rPr>
+        <w:t>HU 不耐受、放血負擔重、或者時間視野較長</w:t>
+      </w:r>
+      <w:r>
+        <w:rPr>
+          <w:rFonts w:ascii="Calibri" w:hAnsi="Calibri" w:eastAsia="Microsoft JhengHei"/>
+          <w:sz w:val="22"/>
+        </w:rPr>
+        <w:t>。</w:t>
+      </w:r>
+      <w:r>
+        <w:rPr>
+          <w:rFonts w:ascii="Calibri" w:hAnsi="Calibri" w:eastAsia="Microsoft JhengHei"/>
+          <w:sz w:val="22"/>
+        </w:rPr>
+      </w:r>
+    </w:p>
+    <w:p>
+      <w:r>
+        <w:rPr>
+          <w:rFonts w:ascii="Calibri" w:hAnsi="Calibri" w:eastAsia="Microsoft JhengHei"/>
+          <w:sz w:val="22"/>
+        </w:rPr>
+      </w:r>
+      <w:r>
+        <w:rPr>
+          <w:rFonts w:ascii="Calibri" w:hAnsi="Calibri" w:eastAsia="Microsoft JhengHei"/>
+          <w:sz w:val="22"/>
+        </w:rPr>
+        <w:t>您需要我哋邊樣：護士注射培訓、PSP 文件，定係 Medical 跟進某個 protocol 問題？</w:t>
+      </w:r>
+      <w:r>
+        <w:rPr>
+          <w:rFonts w:ascii="Calibri" w:hAnsi="Calibri" w:eastAsia="Microsoft JhengHei"/>
+          <w:sz w:val="22"/>
+        </w:rPr>
+      </w:r>
+    </w:p>
+    <w:p>
+      <w:r>
+        <w:rPr>
+          <w:rFonts w:ascii="Calibri" w:hAnsi="Calibri" w:eastAsia="Microsoft JhengHei"/>
+          <w:sz w:val="22"/>
+        </w:rPr>
+      </w:r>
+      <w:r>
+        <w:rPr>
+          <w:rFonts w:ascii="Calibri" w:hAnsi="Calibri" w:eastAsia="Microsoft JhengHei"/>
+          <w:sz w:val="22"/>
+        </w:rPr>
+        <w:t>任何 off-label 科學問題我會經 Medical 記錄，亦都唔會留下 ET／MF 物料。」</w:t>
+      </w:r>
+      <w:r>
+        <w:rPr>
+          <w:rFonts w:ascii="Calibri" w:hAnsi="Calibri" w:eastAsia="Microsoft JhengHei"/>
+          <w:sz w:val="22"/>
+        </w:rPr>
+      </w:r>
+    </w:p>
+    <w:p>
+      <w:r>
+        <w:rPr>
+          <w:rFonts w:ascii="Calibri" w:hAnsi="Calibri" w:eastAsia="Microsoft JhengHei"/>
+          <w:sz w:val="22"/>
+        </w:rPr>
+      </w:r>
+      <w:r>
+        <w:rPr>
+          <w:rFonts w:ascii="Calibri" w:hAnsi="Calibri" w:eastAsia="Microsoft JhengHei"/>
+          <w:b/>
+          <w:sz w:val="22"/>
+        </w:rPr>
+        <w:t>臨走內部記錄：</w:t>
+      </w:r>
+      <w:r>
+        <w:rPr>
+          <w:rFonts w:ascii="Calibri" w:hAnsi="Calibri" w:eastAsia="Microsoft JhengHei"/>
+          <w:sz w:val="22"/>
+        </w:rPr>
+      </w:r>
+      <w:r>
+        <w:rPr>
+          <w:rFonts w:ascii="Calibri" w:hAnsi="Calibri" w:eastAsia="Microsoft JhengHei"/>
+          <w:sz w:val="22"/>
+        </w:rPr>
+      </w:r>
+    </w:p>
+    <w:p>
+      <w:pPr>
+        <w:pStyle w:val="ListNumber"/>
+        <w:spacing w:line="240" w:lineRule="auto"/>
+        <w:ind w:left="720"/>
+      </w:pPr>
+      <w:r>
+        <w:rPr>
+          <w:rFonts w:ascii="Calibri" w:hAnsi="Calibri" w:eastAsia="Microsoft JhengHei"/>
+          <w:sz w:val="22"/>
+        </w:rPr>
+      </w:r>
+      <w:r>
+        <w:rPr>
+          <w:rFonts w:ascii="Calibri" w:hAnsi="Calibri" w:eastAsia="Microsoft JhengHei"/>
+          <w:sz w:val="22"/>
+        </w:rPr>
+        <w:t xml:space="preserve">會唔會指出第一位病人？會／唔會／之後 </w:t>
+      </w:r>
+      <w:r>
+        <w:rPr>
+          <w:rFonts w:ascii="Calibri" w:hAnsi="Calibri" w:eastAsia="Microsoft JhengHei"/>
+          <w:sz w:val="22"/>
+        </w:rPr>
+      </w:r>
+    </w:p>
+    <w:p>
+      <w:pPr>
+        <w:pStyle w:val="ListNumber"/>
+        <w:spacing w:line="240" w:lineRule="auto"/>
+        <w:ind w:left="720"/>
+      </w:pPr>
+      <w:r>
+        <w:rPr>
+          <w:rFonts w:ascii="Calibri" w:hAnsi="Calibri" w:eastAsia="Microsoft JhengHei"/>
+          <w:sz w:val="22"/>
+        </w:rPr>
+      </w:r>
+      <w:r>
+        <w:rPr>
+          <w:rFonts w:ascii="Calibri" w:hAnsi="Calibri" w:eastAsia="Microsoft JhengHei"/>
+          <w:sz w:val="22"/>
+        </w:rPr>
+        <w:t xml:space="preserve">障礙：療效／安全／價錢／脾／習慣／其他 </w:t>
+      </w:r>
+      <w:r>
+        <w:rPr>
+          <w:rFonts w:ascii="Calibri" w:hAnsi="Calibri" w:eastAsia="Microsoft JhengHei"/>
+          <w:sz w:val="22"/>
+        </w:rPr>
+      </w:r>
+    </w:p>
+    <w:p>
+      <w:pPr>
+        <w:pStyle w:val="ListNumber"/>
+        <w:spacing w:line="240" w:lineRule="auto"/>
+        <w:ind w:left="720"/>
+      </w:pPr>
+      <w:r>
+        <w:rPr>
+          <w:rFonts w:ascii="Calibri" w:hAnsi="Calibri" w:eastAsia="Microsoft JhengHei"/>
+          <w:sz w:val="22"/>
+        </w:rPr>
+      </w:r>
+      <w:r>
+        <w:rPr>
+          <w:rFonts w:ascii="Calibri" w:hAnsi="Calibri" w:eastAsia="Microsoft JhengHei"/>
+          <w:sz w:val="22"/>
+        </w:rPr>
+        <w:t xml:space="preserve">有興趣嘅 PSP：Private Sector／Base Case／都唔要 </w:t>
+      </w:r>
+      <w:r>
+        <w:rPr>
+          <w:rFonts w:ascii="Calibri" w:hAnsi="Calibri" w:eastAsia="Microsoft JhengHei"/>
+          <w:sz w:val="22"/>
+        </w:rPr>
+      </w:r>
+    </w:p>
+    <w:p>
+      <w:pPr>
+        <w:pStyle w:val="ListNumber"/>
+        <w:spacing w:line="240" w:lineRule="auto"/>
+        <w:ind w:left="720"/>
+      </w:pPr>
+      <w:r>
+        <w:rPr>
+          <w:rFonts w:ascii="Calibri" w:hAnsi="Calibri" w:eastAsia="Microsoft JhengHei"/>
+          <w:sz w:val="22"/>
+        </w:rPr>
+      </w:r>
+      <w:r>
+        <w:rPr>
+          <w:rFonts w:ascii="Calibri" w:hAnsi="Calibri" w:eastAsia="Microsoft JhengHei"/>
+          <w:sz w:val="22"/>
+        </w:rPr>
+        <w:t xml:space="preserve">有冇問 off-label？有／冇 — Veeva </w:t>
+      </w:r>
+      <w:r>
+        <w:rPr>
+          <w:rFonts w:ascii="Calibri" w:hAnsi="Calibri" w:eastAsia="Microsoft JhengHei"/>
+          <w:sz w:val="22"/>
+        </w:rPr>
+      </w:r>
+    </w:p>
+    <w:p>
+      <w:pPr>
+        <w:pStyle w:val="ListNumber"/>
+        <w:spacing w:line="240" w:lineRule="auto"/>
+        <w:ind w:left="720"/>
+      </w:pPr>
+      <w:r>
+        <w:rPr>
+          <w:rFonts w:ascii="Calibri" w:hAnsi="Calibri" w:eastAsia="Microsoft JhengHei"/>
+          <w:sz w:val="22"/>
+        </w:rPr>
+      </w:r>
+      <w:r>
+        <w:rPr>
+          <w:rFonts w:ascii="Calibri" w:hAnsi="Calibri" w:eastAsia="Microsoft JhengHei"/>
+          <w:sz w:val="22"/>
+        </w:rPr>
+        <w:t xml:space="preserve">跟進負責人 + 日期 </w:t>
+      </w:r>
+      <w:r>
+        <w:rPr>
+          <w:rFonts w:ascii="Calibri" w:hAnsi="Calibri" w:eastAsia="Microsoft JhengHei"/>
+          <w:sz w:val="22"/>
+        </w:rPr>
+      </w:r>
+      <w:r>
+        <w:rPr>
+          <w:rFonts w:ascii="Calibri" w:hAnsi="Calibri" w:eastAsia="Microsoft JhengHei"/>
+          <w:sz w:val="22"/>
+        </w:rPr>
+      </w:r>
+    </w:p>
+    <w:p>
+      <w:pPr>
+        <w:pBdr>
+          <w:bottom w:val="single" w:sz="6" w:space="1" w:color="auto"/>
+        </w:pBdr>
+      </w:pPr>
+      <w:r>
+        <w:rPr>
+          <w:rFonts w:ascii="Calibri" w:hAnsi="Calibri" w:eastAsia="Microsoft JhengHei"/>
+          <w:sz w:val="22"/>
+        </w:rPr>
+      </w:r>
+    </w:p>
+    <w:p>
+      <w:pPr>
+        <w:pStyle w:val="Heading2"/>
       </w:pPr>
       <w:r>
         <w:rPr>
@@ -4840,7 +6173,7 @@
     <w:p>
       <w:pPr>
         <w:pStyle w:val="ListBullet"/>
-        <w:spacing w:line="276" w:lineRule="auto" w:after="120"/>
+        <w:spacing w:line="240" w:lineRule="auto"/>
         <w:ind w:left="720"/>
       </w:pPr>
       <w:r>
@@ -4866,7 +6199,7 @@
     <w:p>
       <w:pPr>
         <w:pStyle w:val="ListBullet"/>
-        <w:spacing w:line="276" w:lineRule="auto" w:after="120"/>
+        <w:spacing w:line="240" w:lineRule="auto"/>
         <w:ind w:left="720"/>
       </w:pPr>
       <w:r>
@@ -4892,7 +6225,7 @@
     <w:p>
       <w:pPr>
         <w:pStyle w:val="ListBullet"/>
-        <w:spacing w:line="276" w:lineRule="auto" w:after="120"/>
+        <w:spacing w:line="240" w:lineRule="auto"/>
         <w:ind w:left="720"/>
       </w:pPr>
       <w:r>
@@ -4918,7 +6251,7 @@
     <w:p>
       <w:pPr>
         <w:pStyle w:val="ListBullet"/>
-        <w:spacing w:line="276" w:lineRule="auto" w:after="120"/>
+        <w:spacing w:line="240" w:lineRule="auto"/>
         <w:ind w:left="720"/>
       </w:pPr>
       <w:r>
@@ -4974,7 +6307,7 @@
     <w:p>
       <w:pPr>
         <w:pStyle w:val="ListBullet"/>
-        <w:spacing w:line="276" w:lineRule="auto" w:after="120"/>
+        <w:spacing w:line="240" w:lineRule="auto"/>
         <w:ind w:left="720"/>
       </w:pPr>
       <w:r>
@@ -5006,7 +6339,6 @@
     <w:p>
       <w:pPr>
         <w:pStyle w:val="Heading2"/>
-        <w:spacing w:after="120" w:line="276" w:lineRule="auto"/>
       </w:pPr>
       <w:r>
         <w:rPr>
@@ -5023,9 +6355,6 @@
       </w:r>
     </w:p>
     <w:p>
-      <w:pPr>
-        <w:spacing w:after="120" w:line="276" w:lineRule="auto"/>
-      </w:pPr>
       <w:r>
         <w:rPr>
           <w:rFonts w:ascii="Calibri" w:hAnsi="Calibri" w:eastAsia="Microsoft JhengHei"/>
@@ -5064,7 +6393,6 @@
     <w:p>
       <w:pPr>
         <w:pStyle w:val="Heading2"/>
-        <w:spacing w:after="120" w:line="276" w:lineRule="auto"/>
       </w:pPr>
       <w:r>
         <w:rPr>
@@ -5081,9 +6409,6 @@
       </w:r>
     </w:p>
     <w:p>
-      <w:pPr>
-        <w:spacing w:after="120" w:line="276" w:lineRule="auto"/>
-      </w:pPr>
       <w:r>
         <w:rPr>
           <w:rFonts w:ascii="Calibri" w:hAnsi="Calibri" w:eastAsia="Microsoft JhengHei"/>
@@ -5122,7 +6447,6 @@
     <w:p>
       <w:pPr>
         <w:pStyle w:val="Heading2"/>
-        <w:spacing w:after="120" w:line="276" w:lineRule="auto"/>
       </w:pPr>
       <w:r>
         <w:rPr>
@@ -5147,7 +6471,7 @@
     <w:p>
       <w:pPr>
         <w:pStyle w:val="ListNumber"/>
-        <w:spacing w:line="276" w:lineRule="auto" w:after="120"/>
+        <w:spacing w:line="240" w:lineRule="auto"/>
         <w:ind w:left="720"/>
       </w:pPr>
       <w:r>
@@ -5173,7 +6497,7 @@
     <w:p>
       <w:pPr>
         <w:pStyle w:val="ListNumber"/>
-        <w:spacing w:line="276" w:lineRule="auto" w:after="120"/>
+        <w:spacing w:line="240" w:lineRule="auto"/>
         <w:ind w:left="720"/>
       </w:pPr>
       <w:r>
@@ -5205,7 +6529,6 @@
     <w:p>
       <w:pPr>
         <w:pStyle w:val="Heading2"/>
-        <w:spacing w:after="120" w:line="276" w:lineRule="auto"/>
       </w:pPr>
       <w:r>
         <w:rPr>
@@ -5230,7 +6553,7 @@
     <w:p>
       <w:pPr>
         <w:pStyle w:val="ListBullet"/>
-        <w:spacing w:line="276" w:lineRule="auto" w:after="120"/>
+        <w:spacing w:line="240" w:lineRule="auto"/>
         <w:ind w:left="720"/>
       </w:pPr>
       <w:r>
@@ -5256,7 +6579,7 @@
     <w:p>
       <w:pPr>
         <w:pStyle w:val="ListBullet"/>
-        <w:spacing w:line="276" w:lineRule="auto" w:after="120"/>
+        <w:spacing w:line="240" w:lineRule="auto"/>
         <w:ind w:left="720"/>
       </w:pPr>
       <w:r>
@@ -5282,7 +6605,7 @@
     <w:p>
       <w:pPr>
         <w:pStyle w:val="ListBullet"/>
-        <w:spacing w:line="276" w:lineRule="auto" w:after="120"/>
+        <w:spacing w:line="240" w:lineRule="auto"/>
         <w:ind w:left="720"/>
       </w:pPr>
       <w:r>
@@ -5324,19 +6647,9 @@
       <w:pStyle w:val="Footer"/>
     </w:pPr>
     <w:r>
-      <w:rPr>
-        <w:rFonts w:ascii="Calibri" w:hAnsi="Calibri" w:eastAsia="Microsoft JhengHei"/>
-        <w:color w:val="5A6577"/>
-        <w:sz w:val="16"/>
-      </w:rPr>
-      <w:t xml:space="preserve">PharmaEssentia Asia (Hong Kong) Limited  ·  粵語講稿 DRAFT  ·  第 </w:t>
+      <w:t xml:space="preserve">PharmaEssentia Asia (Hong Kong) Limited  ·  第 </w:t>
     </w:r>
     <w:r>
-      <w:rPr>
-        <w:rFonts w:ascii="Calibri" w:hAnsi="Calibri" w:eastAsia="Microsoft JhengHei"/>
-        <w:color w:val="5A6577"/>
-        <w:sz w:val="16"/>
-      </w:rPr>
       <w:fldChar w:fldCharType="begin"/>
       <w:instrText xml:space="preserve"> PAGE </w:instrText>
       <w:fldChar w:fldCharType="end"/>
@@ -5358,7 +6671,7 @@
         <w:color w:val="E07A2F"/>
         <w:sz w:val="18"/>
       </w:rPr>
-      <w:t>DRAFT  |  梁教授一對一講稿（香港粵語）  |  含「一開波就話貴」  |  2026-08-26</w:t>
+      <w:t>DRAFT  |  梁教授一對一講稿（粵語）  |  含價錢閘 + 預計提問  |  2026-08-26</w:t>
     </w:r>
   </w:p>
 </w:hdr>
@@ -5728,8 +7041,7 @@
     <w:qFormat/>
     <w:rsid w:val="00FC693F"/>
     <w:rPr>
-      <w:rFonts w:ascii="Calibri" w:hAnsi="Calibri" w:eastAsia="Microsoft JhengHei"/>
-      <w:sz w:val="22"/>
+      <w:rFonts w:eastAsia="Microsoft JhengHei"/>
     </w:rPr>
   </w:style>
   <w:style w:type="paragraph" w:styleId="Header">
